--- a/1_PCA/PCA_UQoL_Barcelona.docx
+++ b/1_PCA/PCA_UQoL_Barcelona.docx
@@ -2599,250 +2599,187 @@
         <w:rPr>
           <w:rStyle w:val="VerbatimChar"/>
         </w:rPr>
-        <w:t xml:space="preserve">##   X198_Inf_Leisure.and.cultural.activities X484_Inf_Nature.based.assets</w:t>
-      </w:r>
-      <w:r>
-        <w:br/>
-      </w:r>
-      <w:r>
-        <w:rPr>
-          <w:rStyle w:val="VerbatimChar"/>
-        </w:rPr>
-        <w:t xml:space="preserve">## 1                                     1,09                            0</w:t>
-      </w:r>
-      <w:r>
-        <w:br/>
-      </w:r>
-      <w:r>
-        <w:rPr>
-          <w:rStyle w:val="VerbatimChar"/>
-        </w:rPr>
-        <w:t xml:space="preserve">## 2                                      1,8                            0</w:t>
-      </w:r>
-      <w:r>
-        <w:br/>
-      </w:r>
-      <w:r>
-        <w:rPr>
-          <w:rStyle w:val="VerbatimChar"/>
-        </w:rPr>
-        <w:t xml:space="preserve">## 3                                     1,24                         2,98</w:t>
-      </w:r>
-      <w:r>
-        <w:br/>
-      </w:r>
-      <w:r>
-        <w:rPr>
-          <w:rStyle w:val="VerbatimChar"/>
-        </w:rPr>
-        <w:t xml:space="preserve">## 4                                     1,76                        11,52</w:t>
-      </w:r>
-      <w:r>
-        <w:br/>
-      </w:r>
-      <w:r>
-        <w:rPr>
-          <w:rStyle w:val="VerbatimChar"/>
-        </w:rPr>
-        <w:t xml:space="preserve">## 5                                     0,77                         0,14</w:t>
-      </w:r>
-      <w:r>
-        <w:br/>
-      </w:r>
-      <w:r>
-        <w:rPr>
-          <w:rStyle w:val="VerbatimChar"/>
-        </w:rPr>
-        <w:t xml:space="preserve">## 6                                     1,06                            0</w:t>
-      </w:r>
-      <w:r>
-        <w:br/>
-      </w:r>
-      <w:r>
-        <w:rPr>
-          <w:rStyle w:val="VerbatimChar"/>
-        </w:rPr>
-        <w:t xml:space="preserve">##   X633_Inf_Nature.based.assets X479_Inf_Noise X1041_Inf_Security.and.safety</w:t>
-      </w:r>
-      <w:r>
-        <w:br/>
-      </w:r>
-      <w:r>
-        <w:rPr>
-          <w:rStyle w:val="VerbatimChar"/>
-        </w:rPr>
-        <w:t xml:space="preserve">## 1                         0,98          57,25                          4,44</w:t>
-      </w:r>
-      <w:r>
-        <w:br/>
-      </w:r>
-      <w:r>
-        <w:rPr>
-          <w:rStyle w:val="VerbatimChar"/>
-        </w:rPr>
-        <w:t xml:space="preserve">## 2                            0          53,76                          5,18</w:t>
-      </w:r>
-      <w:r>
-        <w:br/>
-      </w:r>
-      <w:r>
-        <w:rPr>
-          <w:rStyle w:val="VerbatimChar"/>
-        </w:rPr>
-        <w:t xml:space="preserve">## 3                         0,46          80,06                          4,68</w:t>
-      </w:r>
-      <w:r>
-        <w:br/>
-      </w:r>
-      <w:r>
-        <w:rPr>
-          <w:rStyle w:val="VerbatimChar"/>
-        </w:rPr>
-        <w:t xml:space="preserve">## 4                         1,47           56,3                          3,99</w:t>
-      </w:r>
-      <w:r>
-        <w:br/>
-      </w:r>
-      <w:r>
-        <w:rPr>
-          <w:rStyle w:val="VerbatimChar"/>
-        </w:rPr>
-        <w:t xml:space="preserve">## 5                         0,36          76,28                          5,99</w:t>
-      </w:r>
-      <w:r>
-        <w:br/>
-      </w:r>
-      <w:r>
-        <w:rPr>
-          <w:rStyle w:val="VerbatimChar"/>
-        </w:rPr>
-        <w:t xml:space="preserve">## 6                            0          65,89                          5,85</w:t>
-      </w:r>
-      <w:r>
-        <w:br/>
-      </w:r>
-      <w:r>
-        <w:rPr>
-          <w:rStyle w:val="VerbatimChar"/>
-        </w:rPr>
-        <w:t xml:space="preserve">##   X30_Inf_Water.consumption X989_Mob_ X361_Mob_ X515_Mob_</w:t>
-      </w:r>
-      <w:r>
-        <w:br/>
-      </w:r>
-      <w:r>
-        <w:rPr>
-          <w:rStyle w:val="VerbatimChar"/>
-        </w:rPr>
-        <w:t xml:space="preserve">## 1                    101,37     21,43    262,09      1677</w:t>
-      </w:r>
-      <w:r>
-        <w:br/>
-      </w:r>
-      <w:r>
-        <w:rPr>
-          <w:rStyle w:val="VerbatimChar"/>
-        </w:rPr>
-        <w:t xml:space="preserve">## 2                    123,29     17,53    440,47       623</w:t>
-      </w:r>
-      <w:r>
-        <w:br/>
-      </w:r>
-      <w:r>
-        <w:rPr>
-          <w:rStyle w:val="VerbatimChar"/>
-        </w:rPr>
-        <w:t xml:space="preserve">## 3                     95,89     14,29    414,11      1198</w:t>
-      </w:r>
-      <w:r>
-        <w:br/>
-      </w:r>
-      <w:r>
-        <w:rPr>
-          <w:rStyle w:val="VerbatimChar"/>
-        </w:rPr>
-        <w:t xml:space="preserve">## 4                    109,59     14,94    594,26      1108</w:t>
-      </w:r>
-      <w:r>
-        <w:br/>
-      </w:r>
-      <w:r>
-        <w:rPr>
-          <w:rStyle w:val="VerbatimChar"/>
-        </w:rPr>
-        <w:t xml:space="preserve">## 5                    101,37      5,84    434,02      3665</w:t>
-      </w:r>
-      <w:r>
-        <w:br/>
-      </w:r>
-      <w:r>
-        <w:rPr>
-          <w:rStyle w:val="VerbatimChar"/>
-        </w:rPr>
-        <w:t xml:space="preserve">## 6                    106,85      5,84    411,95      2501</w:t>
-      </w:r>
-      <w:r>
-        <w:br/>
-      </w:r>
-      <w:r>
-        <w:rPr>
-          <w:rStyle w:val="VerbatimChar"/>
-        </w:rPr>
-        <w:t xml:space="preserve">##   X9_Soc_Cultural.diversity.and.identity</w:t>
-      </w:r>
-      <w:r>
-        <w:br/>
-      </w:r>
-      <w:r>
-        <w:rPr>
-          <w:rStyle w:val="VerbatimChar"/>
-        </w:rPr>
-        <w:t xml:space="preserve">## 1                                  50,96</w:t>
-      </w:r>
-      <w:r>
-        <w:br/>
-      </w:r>
-      <w:r>
-        <w:rPr>
-          <w:rStyle w:val="VerbatimChar"/>
-        </w:rPr>
-        <w:t xml:space="preserve">## 2                                  65,72</w:t>
-      </w:r>
-      <w:r>
-        <w:br/>
-      </w:r>
-      <w:r>
-        <w:rPr>
-          <w:rStyle w:val="VerbatimChar"/>
-        </w:rPr>
-        <w:t xml:space="preserve">## 3                                   42,1</w:t>
-      </w:r>
-      <w:r>
-        <w:br/>
-      </w:r>
-      <w:r>
-        <w:rPr>
-          <w:rStyle w:val="VerbatimChar"/>
-        </w:rPr>
-        <w:t xml:space="preserve">## 4                                  46,63</w:t>
-      </w:r>
-      <w:r>
-        <w:br/>
-      </w:r>
-      <w:r>
-        <w:rPr>
-          <w:rStyle w:val="VerbatimChar"/>
-        </w:rPr>
-        <w:t xml:space="preserve">## 5                                  26,11</w:t>
-      </w:r>
-      <w:r>
-        <w:br/>
-      </w:r>
-      <w:r>
-        <w:rPr>
-          <w:rStyle w:val="VerbatimChar"/>
-        </w:rPr>
-        <w:t xml:space="preserve">## 6                                  26,45</w:t>
+        <w:t xml:space="preserve">##   X198_Inf_Leisure.and.cultural.activities X479_Inf_Noise</w:t>
+      </w:r>
+      <w:r>
+        <w:br/>
+      </w:r>
+      <w:r>
+        <w:rPr>
+          <w:rStyle w:val="VerbatimChar"/>
+        </w:rPr>
+        <w:t xml:space="preserve">## 1                                     1,09          57,25</w:t>
+      </w:r>
+      <w:r>
+        <w:br/>
+      </w:r>
+      <w:r>
+        <w:rPr>
+          <w:rStyle w:val="VerbatimChar"/>
+        </w:rPr>
+        <w:t xml:space="preserve">## 2                                      1,8          53,76</w:t>
+      </w:r>
+      <w:r>
+        <w:br/>
+      </w:r>
+      <w:r>
+        <w:rPr>
+          <w:rStyle w:val="VerbatimChar"/>
+        </w:rPr>
+        <w:t xml:space="preserve">## 3                                     1,24          80,06</w:t>
+      </w:r>
+      <w:r>
+        <w:br/>
+      </w:r>
+      <w:r>
+        <w:rPr>
+          <w:rStyle w:val="VerbatimChar"/>
+        </w:rPr>
+        <w:t xml:space="preserve">## 4                                     1,76           56,3</w:t>
+      </w:r>
+      <w:r>
+        <w:br/>
+      </w:r>
+      <w:r>
+        <w:rPr>
+          <w:rStyle w:val="VerbatimChar"/>
+        </w:rPr>
+        <w:t xml:space="preserve">## 5                                     0,77          76,28</w:t>
+      </w:r>
+      <w:r>
+        <w:br/>
+      </w:r>
+      <w:r>
+        <w:rPr>
+          <w:rStyle w:val="VerbatimChar"/>
+        </w:rPr>
+        <w:t xml:space="preserve">## 6                                     1,06          65,89</w:t>
+      </w:r>
+      <w:r>
+        <w:br/>
+      </w:r>
+      <w:r>
+        <w:rPr>
+          <w:rStyle w:val="VerbatimChar"/>
+        </w:rPr>
+        <w:t xml:space="preserve">##   X1041_Inf_Security.and.safety X30_Inf_Water.consumption X989_Mob_ X361_Mob_</w:t>
+      </w:r>
+      <w:r>
+        <w:br/>
+      </w:r>
+      <w:r>
+        <w:rPr>
+          <w:rStyle w:val="VerbatimChar"/>
+        </w:rPr>
+        <w:t xml:space="preserve">## 1                          4,44                    101,37     21,43    262,09</w:t>
+      </w:r>
+      <w:r>
+        <w:br/>
+      </w:r>
+      <w:r>
+        <w:rPr>
+          <w:rStyle w:val="VerbatimChar"/>
+        </w:rPr>
+        <w:t xml:space="preserve">## 2                          5,18                    123,29     17,53    440,47</w:t>
+      </w:r>
+      <w:r>
+        <w:br/>
+      </w:r>
+      <w:r>
+        <w:rPr>
+          <w:rStyle w:val="VerbatimChar"/>
+        </w:rPr>
+        <w:t xml:space="preserve">## 3                          4,68                     95,89     14,29    414,11</w:t>
+      </w:r>
+      <w:r>
+        <w:br/>
+      </w:r>
+      <w:r>
+        <w:rPr>
+          <w:rStyle w:val="VerbatimChar"/>
+        </w:rPr>
+        <w:t xml:space="preserve">## 4                          3,99                    109,59     14,94    594,26</w:t>
+      </w:r>
+      <w:r>
+        <w:br/>
+      </w:r>
+      <w:r>
+        <w:rPr>
+          <w:rStyle w:val="VerbatimChar"/>
+        </w:rPr>
+        <w:t xml:space="preserve">## 5                          5,99                    101,37      5,84    434,02</w:t>
+      </w:r>
+      <w:r>
+        <w:br/>
+      </w:r>
+      <w:r>
+        <w:rPr>
+          <w:rStyle w:val="VerbatimChar"/>
+        </w:rPr>
+        <w:t xml:space="preserve">## 6                          5,85                    106,85      5,84    411,95</w:t>
+      </w:r>
+      <w:r>
+        <w:br/>
+      </w:r>
+      <w:r>
+        <w:rPr>
+          <w:rStyle w:val="VerbatimChar"/>
+        </w:rPr>
+        <w:t xml:space="preserve">##   X515_Mob_ X9_Soc_Cultural.diversity.and.identity</w:t>
+      </w:r>
+      <w:r>
+        <w:br/>
+      </w:r>
+      <w:r>
+        <w:rPr>
+          <w:rStyle w:val="VerbatimChar"/>
+        </w:rPr>
+        <w:t xml:space="preserve">## 1      1677                                  50,96</w:t>
+      </w:r>
+      <w:r>
+        <w:br/>
+      </w:r>
+      <w:r>
+        <w:rPr>
+          <w:rStyle w:val="VerbatimChar"/>
+        </w:rPr>
+        <w:t xml:space="preserve">## 2       623                                  65,72</w:t>
+      </w:r>
+      <w:r>
+        <w:br/>
+      </w:r>
+      <w:r>
+        <w:rPr>
+          <w:rStyle w:val="VerbatimChar"/>
+        </w:rPr>
+        <w:t xml:space="preserve">## 3      1198                                   42,1</w:t>
+      </w:r>
+      <w:r>
+        <w:br/>
+      </w:r>
+      <w:r>
+        <w:rPr>
+          <w:rStyle w:val="VerbatimChar"/>
+        </w:rPr>
+        <w:t xml:space="preserve">## 4      1108                                  46,63</w:t>
+      </w:r>
+      <w:r>
+        <w:br/>
+      </w:r>
+      <w:r>
+        <w:rPr>
+          <w:rStyle w:val="VerbatimChar"/>
+        </w:rPr>
+        <w:t xml:space="preserve">## 5      3665                                  26,11</w:t>
+      </w:r>
+      <w:r>
+        <w:br/>
+      </w:r>
+      <w:r>
+        <w:rPr>
+          <w:rStyle w:val="VerbatimChar"/>
+        </w:rPr>
+        <w:t xml:space="preserve">## 6      2501                                  26,45</w:t>
       </w:r>
       <w:r>
         <w:br/>
@@ -3166,61 +3103,124 @@
         <w:rPr>
           <w:rStyle w:val="VerbatimChar"/>
         </w:rPr>
-        <w:t xml:space="preserve">##   X877_Urb_Air.quality Satisfacción_Barrio</w:t>
-      </w:r>
-      <w:r>
-        <w:br/>
-      </w:r>
-      <w:r>
-        <w:rPr>
-          <w:rStyle w:val="VerbatimChar"/>
-        </w:rPr>
-        <w:t xml:space="preserve">## 1                 5926                5,88</w:t>
-      </w:r>
-      <w:r>
-        <w:br/>
-      </w:r>
-      <w:r>
-        <w:rPr>
-          <w:rStyle w:val="VerbatimChar"/>
-        </w:rPr>
-        <w:t xml:space="preserve">## 2                 5479                6,71</w:t>
-      </w:r>
-      <w:r>
-        <w:br/>
-      </w:r>
-      <w:r>
-        <w:rPr>
-          <w:rStyle w:val="VerbatimChar"/>
-        </w:rPr>
-        <w:t xml:space="preserve">## 3                 3274                 7,4</w:t>
-      </w:r>
-      <w:r>
-        <w:br/>
-      </w:r>
-      <w:r>
-        <w:rPr>
-          <w:rStyle w:val="VerbatimChar"/>
-        </w:rPr>
-        <w:t xml:space="preserve">## 4                 9410                6,53</w:t>
-      </w:r>
-      <w:r>
-        <w:br/>
-      </w:r>
-      <w:r>
-        <w:rPr>
-          <w:rStyle w:val="VerbatimChar"/>
-        </w:rPr>
-        <w:t xml:space="preserve">## 5                13528                 7,6</w:t>
-      </w:r>
-      <w:r>
-        <w:br/>
-      </w:r>
-      <w:r>
-        <w:rPr>
-          <w:rStyle w:val="VerbatimChar"/>
-        </w:rPr>
-        <w:t xml:space="preserve">## 6                 9106                7,77</w:t>
+        <w:t xml:space="preserve">##   X877_Urb_Air.quality X484_Urb_Nature.based.assets</w:t>
+      </w:r>
+      <w:r>
+        <w:br/>
+      </w:r>
+      <w:r>
+        <w:rPr>
+          <w:rStyle w:val="VerbatimChar"/>
+        </w:rPr>
+        <w:t xml:space="preserve">## 1                 5926                            0</w:t>
+      </w:r>
+      <w:r>
+        <w:br/>
+      </w:r>
+      <w:r>
+        <w:rPr>
+          <w:rStyle w:val="VerbatimChar"/>
+        </w:rPr>
+        <w:t xml:space="preserve">## 2                 5479                            0</w:t>
+      </w:r>
+      <w:r>
+        <w:br/>
+      </w:r>
+      <w:r>
+        <w:rPr>
+          <w:rStyle w:val="VerbatimChar"/>
+        </w:rPr>
+        <w:t xml:space="preserve">## 3                 3274                         2,98</w:t>
+      </w:r>
+      <w:r>
+        <w:br/>
+      </w:r>
+      <w:r>
+        <w:rPr>
+          <w:rStyle w:val="VerbatimChar"/>
+        </w:rPr>
+        <w:t xml:space="preserve">## 4                 9410                        11,52</w:t>
+      </w:r>
+      <w:r>
+        <w:br/>
+      </w:r>
+      <w:r>
+        <w:rPr>
+          <w:rStyle w:val="VerbatimChar"/>
+        </w:rPr>
+        <w:t xml:space="preserve">## 5                13528                         0,14</w:t>
+      </w:r>
+      <w:r>
+        <w:br/>
+      </w:r>
+      <w:r>
+        <w:rPr>
+          <w:rStyle w:val="VerbatimChar"/>
+        </w:rPr>
+        <w:t xml:space="preserve">## 6                 9106                            0</w:t>
+      </w:r>
+      <w:r>
+        <w:br/>
+      </w:r>
+      <w:r>
+        <w:rPr>
+          <w:rStyle w:val="VerbatimChar"/>
+        </w:rPr>
+        <w:t xml:space="preserve">##   X633_Urb_Nature.based.assets Satisfacción_Barrio</w:t>
+      </w:r>
+      <w:r>
+        <w:br/>
+      </w:r>
+      <w:r>
+        <w:rPr>
+          <w:rStyle w:val="VerbatimChar"/>
+        </w:rPr>
+        <w:t xml:space="preserve">## 1                         0,98                5,88</w:t>
+      </w:r>
+      <w:r>
+        <w:br/>
+      </w:r>
+      <w:r>
+        <w:rPr>
+          <w:rStyle w:val="VerbatimChar"/>
+        </w:rPr>
+        <w:t xml:space="preserve">## 2                            0                6,71</w:t>
+      </w:r>
+      <w:r>
+        <w:br/>
+      </w:r>
+      <w:r>
+        <w:rPr>
+          <w:rStyle w:val="VerbatimChar"/>
+        </w:rPr>
+        <w:t xml:space="preserve">## 3                         0,46                 7,4</w:t>
+      </w:r>
+      <w:r>
+        <w:br/>
+      </w:r>
+      <w:r>
+        <w:rPr>
+          <w:rStyle w:val="VerbatimChar"/>
+        </w:rPr>
+        <w:t xml:space="preserve">## 4                         1,47                6,53</w:t>
+      </w:r>
+      <w:r>
+        <w:br/>
+      </w:r>
+      <w:r>
+        <w:rPr>
+          <w:rStyle w:val="VerbatimChar"/>
+        </w:rPr>
+        <w:t xml:space="preserve">## 5                         0,36                 7,6</w:t>
+      </w:r>
+      <w:r>
+        <w:br/>
+      </w:r>
+      <w:r>
+        <w:rPr>
+          <w:rStyle w:val="VerbatimChar"/>
+        </w:rPr>
+        <w:t xml:space="preserve">## 6                            0                7,77</w:t>
       </w:r>
     </w:p>
     <w:p>
@@ -3669,178 +3669,178 @@
         <w:rPr>
           <w:rStyle w:val="VerbatimChar"/>
         </w:rPr>
-        <w:t xml:space="preserve">## [32] "X484_Inf_Nature.based.assets"                           </w:t>
-      </w:r>
-      <w:r>
-        <w:br/>
-      </w:r>
-      <w:r>
-        <w:rPr>
-          <w:rStyle w:val="VerbatimChar"/>
-        </w:rPr>
-        <w:t xml:space="preserve">## [33] "X633_Inf_Nature.based.assets"                           </w:t>
-      </w:r>
-      <w:r>
-        <w:br/>
-      </w:r>
-      <w:r>
-        <w:rPr>
-          <w:rStyle w:val="VerbatimChar"/>
-        </w:rPr>
-        <w:t xml:space="preserve">## [34] "X479_Inf_Noise"                                         </w:t>
-      </w:r>
-      <w:r>
-        <w:br/>
-      </w:r>
-      <w:r>
-        <w:rPr>
-          <w:rStyle w:val="VerbatimChar"/>
-        </w:rPr>
-        <w:t xml:space="preserve">## [35] "X1041_Inf_Security.and.safety"                          </w:t>
-      </w:r>
-      <w:r>
-        <w:br/>
-      </w:r>
-      <w:r>
-        <w:rPr>
-          <w:rStyle w:val="VerbatimChar"/>
-        </w:rPr>
-        <w:t xml:space="preserve">## [36] "X30_Inf_Water.consumption"                              </w:t>
-      </w:r>
-      <w:r>
-        <w:br/>
-      </w:r>
-      <w:r>
-        <w:rPr>
-          <w:rStyle w:val="VerbatimChar"/>
-        </w:rPr>
-        <w:t xml:space="preserve">## [37] "X989_Mob_"                                              </w:t>
-      </w:r>
-      <w:r>
-        <w:br/>
-      </w:r>
-      <w:r>
-        <w:rPr>
-          <w:rStyle w:val="VerbatimChar"/>
-        </w:rPr>
-        <w:t xml:space="preserve">## [38] "X361_Mob_"                                              </w:t>
-      </w:r>
-      <w:r>
-        <w:br/>
-      </w:r>
-      <w:r>
-        <w:rPr>
-          <w:rStyle w:val="VerbatimChar"/>
-        </w:rPr>
-        <w:t xml:space="preserve">## [39] "X515_Mob_"                                              </w:t>
-      </w:r>
-      <w:r>
-        <w:br/>
-      </w:r>
-      <w:r>
-        <w:rPr>
-          <w:rStyle w:val="VerbatimChar"/>
-        </w:rPr>
-        <w:t xml:space="preserve">## [40] "X9_Soc_Cultural.diversity.and.identity"                 </w:t>
-      </w:r>
-      <w:r>
-        <w:br/>
-      </w:r>
-      <w:r>
-        <w:rPr>
-          <w:rStyle w:val="VerbatimChar"/>
-        </w:rPr>
-        <w:t xml:space="preserve">## [41] "X329_Soc_Cultural.diversity.and.identity"               </w:t>
-      </w:r>
-      <w:r>
-        <w:br/>
-      </w:r>
-      <w:r>
-        <w:rPr>
-          <w:rStyle w:val="VerbatimChar"/>
-        </w:rPr>
-        <w:t xml:space="preserve">## [42] "X670_Soc_Cultural.diversity.and.identity"               </w:t>
-      </w:r>
-      <w:r>
-        <w:br/>
-      </w:r>
-      <w:r>
-        <w:rPr>
-          <w:rStyle w:val="VerbatimChar"/>
-        </w:rPr>
-        <w:t xml:space="preserve">## [43] "X123_Soc_Demographics"                                  </w:t>
-      </w:r>
-      <w:r>
-        <w:br/>
-      </w:r>
-      <w:r>
-        <w:rPr>
-          <w:rStyle w:val="VerbatimChar"/>
-        </w:rPr>
-        <w:t xml:space="preserve">## [44] "X589_Soc_Density.of.social.relations"                   </w:t>
-      </w:r>
-      <w:r>
-        <w:br/>
-      </w:r>
-      <w:r>
-        <w:rPr>
-          <w:rStyle w:val="VerbatimChar"/>
-        </w:rPr>
-        <w:t xml:space="preserve">## [45] "X331_Soc_Equality.and.diversity"                        </w:t>
-      </w:r>
-      <w:r>
-        <w:br/>
-      </w:r>
-      <w:r>
-        <w:rPr>
-          <w:rStyle w:val="VerbatimChar"/>
-        </w:rPr>
-        <w:t xml:space="preserve">## [46] "X799_Soc_Public.participation.and.trust.in.institutions"</w:t>
-      </w:r>
-      <w:r>
-        <w:br/>
-      </w:r>
-      <w:r>
-        <w:rPr>
-          <w:rStyle w:val="VerbatimChar"/>
-        </w:rPr>
-        <w:t xml:space="preserve">## [47] "X565_Soc_Social.participation"                          </w:t>
-      </w:r>
-      <w:r>
-        <w:br/>
-      </w:r>
-      <w:r>
-        <w:rPr>
-          <w:rStyle w:val="VerbatimChar"/>
-        </w:rPr>
-        <w:t xml:space="preserve">## [48] "X348_Urb_Population.density"                            </w:t>
-      </w:r>
-      <w:r>
-        <w:br/>
-      </w:r>
-      <w:r>
-        <w:rPr>
-          <w:rStyle w:val="VerbatimChar"/>
-        </w:rPr>
-        <w:t xml:space="preserve">## [49] "X265_Urb_"                                              </w:t>
-      </w:r>
-      <w:r>
-        <w:br/>
-      </w:r>
-      <w:r>
-        <w:rPr>
-          <w:rStyle w:val="VerbatimChar"/>
-        </w:rPr>
-        <w:t xml:space="preserve">## [50] "X534_Urb_"                                              </w:t>
-      </w:r>
-      <w:r>
-        <w:br/>
-      </w:r>
-      <w:r>
-        <w:rPr>
-          <w:rStyle w:val="VerbatimChar"/>
-        </w:rPr>
-        <w:t xml:space="preserve">## [51] "X877_Urb_Air.quality"                                   </w:t>
+        <w:t xml:space="preserve">## [32] "X479_Inf_Noise"                                         </w:t>
+      </w:r>
+      <w:r>
+        <w:br/>
+      </w:r>
+      <w:r>
+        <w:rPr>
+          <w:rStyle w:val="VerbatimChar"/>
+        </w:rPr>
+        <w:t xml:space="preserve">## [33] "X1041_Inf_Security.and.safety"                          </w:t>
+      </w:r>
+      <w:r>
+        <w:br/>
+      </w:r>
+      <w:r>
+        <w:rPr>
+          <w:rStyle w:val="VerbatimChar"/>
+        </w:rPr>
+        <w:t xml:space="preserve">## [34] "X30_Inf_Water.consumption"                              </w:t>
+      </w:r>
+      <w:r>
+        <w:br/>
+      </w:r>
+      <w:r>
+        <w:rPr>
+          <w:rStyle w:val="VerbatimChar"/>
+        </w:rPr>
+        <w:t xml:space="preserve">## [35] "X989_Mob_"                                              </w:t>
+      </w:r>
+      <w:r>
+        <w:br/>
+      </w:r>
+      <w:r>
+        <w:rPr>
+          <w:rStyle w:val="VerbatimChar"/>
+        </w:rPr>
+        <w:t xml:space="preserve">## [36] "X361_Mob_"                                              </w:t>
+      </w:r>
+      <w:r>
+        <w:br/>
+      </w:r>
+      <w:r>
+        <w:rPr>
+          <w:rStyle w:val="VerbatimChar"/>
+        </w:rPr>
+        <w:t xml:space="preserve">## [37] "X515_Mob_"                                              </w:t>
+      </w:r>
+      <w:r>
+        <w:br/>
+      </w:r>
+      <w:r>
+        <w:rPr>
+          <w:rStyle w:val="VerbatimChar"/>
+        </w:rPr>
+        <w:t xml:space="preserve">## [38] "X9_Soc_Cultural.diversity.and.identity"                 </w:t>
+      </w:r>
+      <w:r>
+        <w:br/>
+      </w:r>
+      <w:r>
+        <w:rPr>
+          <w:rStyle w:val="VerbatimChar"/>
+        </w:rPr>
+        <w:t xml:space="preserve">## [39] "X329_Soc_Cultural.diversity.and.identity"               </w:t>
+      </w:r>
+      <w:r>
+        <w:br/>
+      </w:r>
+      <w:r>
+        <w:rPr>
+          <w:rStyle w:val="VerbatimChar"/>
+        </w:rPr>
+        <w:t xml:space="preserve">## [40] "X670_Soc_Cultural.diversity.and.identity"               </w:t>
+      </w:r>
+      <w:r>
+        <w:br/>
+      </w:r>
+      <w:r>
+        <w:rPr>
+          <w:rStyle w:val="VerbatimChar"/>
+        </w:rPr>
+        <w:t xml:space="preserve">## [41] "X123_Soc_Demographics"                                  </w:t>
+      </w:r>
+      <w:r>
+        <w:br/>
+      </w:r>
+      <w:r>
+        <w:rPr>
+          <w:rStyle w:val="VerbatimChar"/>
+        </w:rPr>
+        <w:t xml:space="preserve">## [42] "X589_Soc_Density.of.social.relations"                   </w:t>
+      </w:r>
+      <w:r>
+        <w:br/>
+      </w:r>
+      <w:r>
+        <w:rPr>
+          <w:rStyle w:val="VerbatimChar"/>
+        </w:rPr>
+        <w:t xml:space="preserve">## [43] "X331_Soc_Equality.and.diversity"                        </w:t>
+      </w:r>
+      <w:r>
+        <w:br/>
+      </w:r>
+      <w:r>
+        <w:rPr>
+          <w:rStyle w:val="VerbatimChar"/>
+        </w:rPr>
+        <w:t xml:space="preserve">## [44] "X799_Soc_Public.participation.and.trust.in.institutions"</w:t>
+      </w:r>
+      <w:r>
+        <w:br/>
+      </w:r>
+      <w:r>
+        <w:rPr>
+          <w:rStyle w:val="VerbatimChar"/>
+        </w:rPr>
+        <w:t xml:space="preserve">## [45] "X565_Soc_Social.participation"                          </w:t>
+      </w:r>
+      <w:r>
+        <w:br/>
+      </w:r>
+      <w:r>
+        <w:rPr>
+          <w:rStyle w:val="VerbatimChar"/>
+        </w:rPr>
+        <w:t xml:space="preserve">## [46] "X348_Urb_Population.density"                            </w:t>
+      </w:r>
+      <w:r>
+        <w:br/>
+      </w:r>
+      <w:r>
+        <w:rPr>
+          <w:rStyle w:val="VerbatimChar"/>
+        </w:rPr>
+        <w:t xml:space="preserve">## [47] "X265_Urb_"                                              </w:t>
+      </w:r>
+      <w:r>
+        <w:br/>
+      </w:r>
+      <w:r>
+        <w:rPr>
+          <w:rStyle w:val="VerbatimChar"/>
+        </w:rPr>
+        <w:t xml:space="preserve">## [48] "X534_Urb_"                                              </w:t>
+      </w:r>
+      <w:r>
+        <w:br/>
+      </w:r>
+      <w:r>
+        <w:rPr>
+          <w:rStyle w:val="VerbatimChar"/>
+        </w:rPr>
+        <w:t xml:space="preserve">## [49] "X877_Urb_Air.quality"                                   </w:t>
+      </w:r>
+      <w:r>
+        <w:br/>
+      </w:r>
+      <w:r>
+        <w:rPr>
+          <w:rStyle w:val="VerbatimChar"/>
+        </w:rPr>
+        <w:t xml:space="preserve">## [50] "X484_Urb_Nature.based.assets"                           </w:t>
+      </w:r>
+      <w:r>
+        <w:br/>
+      </w:r>
+      <w:r>
+        <w:rPr>
+          <w:rStyle w:val="VerbatimChar"/>
+        </w:rPr>
+        <w:t xml:space="preserve">## [51] "X633_Urb_Nature.based.assets"                           </w:t>
       </w:r>
       <w:r>
         <w:br/>
@@ -4231,7 +4231,7 @@
         <w:rPr>
           <w:rStyle w:val="StringTok"/>
         </w:rPr>
-        <w:t xml:space="preserve">"X484_Inf_Nature.based.assets"</w:t>
+        <w:t xml:space="preserve">"X479_Inf_Noise"</w:t>
       </w:r>
       <w:r>
         <w:rPr>
@@ -4240,13 +4240,25 @@
         <w:t xml:space="preserve">, </w:t>
       </w:r>
       <w:r>
-        <w:br/>
-      </w:r>
-      <w:r>
-        <w:rPr>
-          <w:rStyle w:val="StringTok"/>
-        </w:rPr>
-        <w:t xml:space="preserve">"X633_Inf_Nature.based.assets"</w:t>
+        <w:rPr>
+          <w:rStyle w:val="StringTok"/>
+        </w:rPr>
+        <w:t xml:space="preserve">"X1041_Inf_Security.and.safety"</w:t>
+      </w:r>
+      <w:r>
+        <w:rPr>
+          <w:rStyle w:val="NormalTok"/>
+        </w:rPr>
+        <w:t xml:space="preserve">,</w:t>
+      </w:r>
+      <w:r>
+        <w:br/>
+      </w:r>
+      <w:r>
+        <w:rPr>
+          <w:rStyle w:val="StringTok"/>
+        </w:rPr>
+        <w:t xml:space="preserve">"X30_Inf_Water.consumption"</w:t>
       </w:r>
       <w:r>
         <w:rPr>
@@ -4258,7 +4270,7 @@
         <w:rPr>
           <w:rStyle w:val="StringTok"/>
         </w:rPr>
-        <w:t xml:space="preserve">"X479_Inf_Noise"</w:t>
+        <w:t xml:space="preserve">"X989_Mob_"</w:t>
       </w:r>
       <w:r>
         <w:rPr>
@@ -4270,7 +4282,19 @@
         <w:rPr>
           <w:rStyle w:val="StringTok"/>
         </w:rPr>
-        <w:t xml:space="preserve">"X1041_Inf_Security.and.safety"</w:t>
+        <w:t xml:space="preserve">"X361_Mob_"</w:t>
+      </w:r>
+      <w:r>
+        <w:rPr>
+          <w:rStyle w:val="NormalTok"/>
+        </w:rPr>
+        <w:t xml:space="preserve">, </w:t>
+      </w:r>
+      <w:r>
+        <w:rPr>
+          <w:rStyle w:val="StringTok"/>
+        </w:rPr>
+        <w:t xml:space="preserve">"X515_Mob_"</w:t>
       </w:r>
       <w:r>
         <w:rPr>
@@ -4285,7 +4309,7 @@
         <w:rPr>
           <w:rStyle w:val="StringTok"/>
         </w:rPr>
-        <w:t xml:space="preserve">"X30_Inf_Water.consumption"</w:t>
+        <w:t xml:space="preserve">"X9_Soc_Cultural.diversity.and.identity"</w:t>
       </w:r>
       <w:r>
         <w:rPr>
@@ -4297,7 +4321,7 @@
         <w:rPr>
           <w:rStyle w:val="StringTok"/>
         </w:rPr>
-        <w:t xml:space="preserve">"X989_Mob_"</w:t>
+        <w:t xml:space="preserve">"X329_Soc_Cultural.diversity.and.identity"</w:t>
       </w:r>
       <w:r>
         <w:rPr>
@@ -4306,10 +4330,13 @@
         <w:t xml:space="preserve">, </w:t>
       </w:r>
       <w:r>
-        <w:rPr>
-          <w:rStyle w:val="StringTok"/>
-        </w:rPr>
-        <w:t xml:space="preserve">"X361_Mob_"</w:t>
+        <w:br/>
+      </w:r>
+      <w:r>
+        <w:rPr>
+          <w:rStyle w:val="StringTok"/>
+        </w:rPr>
+        <w:t xml:space="preserve">"X670_Soc_Cultural.diversity.and.identity"</w:t>
       </w:r>
       <w:r>
         <w:rPr>
@@ -4321,7 +4348,31 @@
         <w:rPr>
           <w:rStyle w:val="StringTok"/>
         </w:rPr>
-        <w:t xml:space="preserve">"X515_Mob_"</w:t>
+        <w:t xml:space="preserve">"X123_Soc_Demographics"</w:t>
+      </w:r>
+      <w:r>
+        <w:rPr>
+          <w:rStyle w:val="NormalTok"/>
+        </w:rPr>
+        <w:t xml:space="preserve">, </w:t>
+      </w:r>
+      <w:r>
+        <w:rPr>
+          <w:rStyle w:val="StringTok"/>
+        </w:rPr>
+        <w:t xml:space="preserve">"X589_Soc_Density.of.social.relations"</w:t>
+      </w:r>
+      <w:r>
+        <w:rPr>
+          <w:rStyle w:val="NormalTok"/>
+        </w:rPr>
+        <w:t xml:space="preserve">, </w:t>
+      </w:r>
+      <w:r>
+        <w:rPr>
+          <w:rStyle w:val="StringTok"/>
+        </w:rPr>
+        <w:t xml:space="preserve">"X331_Soc_Equality.and.diversity"</w:t>
       </w:r>
       <w:r>
         <w:rPr>
@@ -4336,7 +4387,7 @@
         <w:rPr>
           <w:rStyle w:val="StringTok"/>
         </w:rPr>
-        <w:t xml:space="preserve">"X9_Soc_Cultural.diversity.and.identity"</w:t>
+        <w:t xml:space="preserve">"X799_Soc_Public.participation.and.trust.in.institutions"</w:t>
       </w:r>
       <w:r>
         <w:rPr>
@@ -4348,7 +4399,22 @@
         <w:rPr>
           <w:rStyle w:val="StringTok"/>
         </w:rPr>
-        <w:t xml:space="preserve">"X329_Soc_Cultural.diversity.and.identity"</w:t>
+        <w:t xml:space="preserve">"X565_Soc_Social.participation"</w:t>
+      </w:r>
+      <w:r>
+        <w:rPr>
+          <w:rStyle w:val="NormalTok"/>
+        </w:rPr>
+        <w:t xml:space="preserve">,</w:t>
+      </w:r>
+      <w:r>
+        <w:br/>
+      </w:r>
+      <w:r>
+        <w:rPr>
+          <w:rStyle w:val="StringTok"/>
+        </w:rPr>
+        <w:t xml:space="preserve">"X348_Urb_Population.density"</w:t>
       </w:r>
       <w:r>
         <w:rPr>
@@ -4357,13 +4423,10 @@
         <w:t xml:space="preserve">, </w:t>
       </w:r>
       <w:r>
-        <w:br/>
-      </w:r>
-      <w:r>
-        <w:rPr>
-          <w:rStyle w:val="StringTok"/>
-        </w:rPr>
-        <w:t xml:space="preserve">"X670_Soc_Cultural.diversity.and.identity"</w:t>
+        <w:rPr>
+          <w:rStyle w:val="StringTok"/>
+        </w:rPr>
+        <w:t xml:space="preserve">"X265_Urb_"</w:t>
       </w:r>
       <w:r>
         <w:rPr>
@@ -4375,7 +4438,7 @@
         <w:rPr>
           <w:rStyle w:val="StringTok"/>
         </w:rPr>
-        <w:t xml:space="preserve">"X123_Soc_Demographics"</w:t>
+        <w:t xml:space="preserve">"X534_Urb_"</w:t>
       </w:r>
       <w:r>
         <w:rPr>
@@ -4387,7 +4450,7 @@
         <w:rPr>
           <w:rStyle w:val="StringTok"/>
         </w:rPr>
-        <w:t xml:space="preserve">"X589_Soc_Density.of.social.relations"</w:t>
+        <w:t xml:space="preserve">"X877_Urb_Air.quality"</w:t>
       </w:r>
       <w:r>
         <w:rPr>
@@ -4396,25 +4459,13 @@
         <w:t xml:space="preserve">, </w:t>
       </w:r>
       <w:r>
-        <w:rPr>
-          <w:rStyle w:val="StringTok"/>
-        </w:rPr>
-        <w:t xml:space="preserve">"X331_Soc_Equality.and.diversity"</w:t>
-      </w:r>
-      <w:r>
-        <w:rPr>
-          <w:rStyle w:val="NormalTok"/>
-        </w:rPr>
-        <w:t xml:space="preserve">,</w:t>
-      </w:r>
-      <w:r>
-        <w:br/>
-      </w:r>
-      <w:r>
-        <w:rPr>
-          <w:rStyle w:val="StringTok"/>
-        </w:rPr>
-        <w:t xml:space="preserve">"X799_Soc_Public.participation.and.trust.in.institutions"</w:t>
+        <w:br/>
+      </w:r>
+      <w:r>
+        <w:rPr>
+          <w:rStyle w:val="StringTok"/>
+        </w:rPr>
+        <w:t xml:space="preserve">"X484_Urb_Nature.based.assets"</w:t>
       </w:r>
       <w:r>
         <w:rPr>
@@ -4426,58 +4477,7 @@
         <w:rPr>
           <w:rStyle w:val="StringTok"/>
         </w:rPr>
-        <w:t xml:space="preserve">"X565_Soc_Social.participation"</w:t>
-      </w:r>
-      <w:r>
-        <w:rPr>
-          <w:rStyle w:val="NormalTok"/>
-        </w:rPr>
-        <w:t xml:space="preserve">,</w:t>
-      </w:r>
-      <w:r>
-        <w:br/>
-      </w:r>
-      <w:r>
-        <w:rPr>
-          <w:rStyle w:val="StringTok"/>
-        </w:rPr>
-        <w:t xml:space="preserve">"X348_Urb_Population.density"</w:t>
-      </w:r>
-      <w:r>
-        <w:rPr>
-          <w:rStyle w:val="NormalTok"/>
-        </w:rPr>
-        <w:t xml:space="preserve">, </w:t>
-      </w:r>
-      <w:r>
-        <w:rPr>
-          <w:rStyle w:val="StringTok"/>
-        </w:rPr>
-        <w:t xml:space="preserve">"X265_Urb_"</w:t>
-      </w:r>
-      <w:r>
-        <w:rPr>
-          <w:rStyle w:val="NormalTok"/>
-        </w:rPr>
-        <w:t xml:space="preserve">, </w:t>
-      </w:r>
-      <w:r>
-        <w:rPr>
-          <w:rStyle w:val="StringTok"/>
-        </w:rPr>
-        <w:t xml:space="preserve">"X534_Urb_"</w:t>
-      </w:r>
-      <w:r>
-        <w:rPr>
-          <w:rStyle w:val="NormalTok"/>
-        </w:rPr>
-        <w:t xml:space="preserve">, </w:t>
-      </w:r>
-      <w:r>
-        <w:rPr>
-          <w:rStyle w:val="StringTok"/>
-        </w:rPr>
-        <w:t xml:space="preserve">"X877_Urb_Air.quality"</w:t>
+        <w:t xml:space="preserve">"X633_Urb_Nature.based.assets"</w:t>
       </w:r>
       <w:r>
         <w:rPr>
@@ -5211,250 +5211,187 @@
         <w:rPr>
           <w:rStyle w:val="VerbatimChar"/>
         </w:rPr>
-        <w:t xml:space="preserve">##  X198_Inf_Leisure.and.cultural.activities X484_Inf_Nature.based.assets</w:t>
-      </w:r>
-      <w:r>
-        <w:br/>
-      </w:r>
-      <w:r>
-        <w:rPr>
-          <w:rStyle w:val="VerbatimChar"/>
-        </w:rPr>
-        <w:t xml:space="preserve">##  Min.   :0.0500                           Min.   : 0.000              </w:t>
-      </w:r>
-      <w:r>
-        <w:br/>
-      </w:r>
-      <w:r>
-        <w:rPr>
-          <w:rStyle w:val="VerbatimChar"/>
-        </w:rPr>
-        <w:t xml:space="preserve">##  1st Qu.:0.2900                           1st Qu.: 0.000              </w:t>
-      </w:r>
-      <w:r>
-        <w:br/>
-      </w:r>
-      <w:r>
-        <w:rPr>
-          <w:rStyle w:val="VerbatimChar"/>
-        </w:rPr>
-        <w:t xml:space="preserve">##  Median :0.3800                           Median : 0.540              </w:t>
-      </w:r>
-      <w:r>
-        <w:br/>
-      </w:r>
-      <w:r>
-        <w:rPr>
-          <w:rStyle w:val="VerbatimChar"/>
-        </w:rPr>
-        <w:t xml:space="preserve">##  Mean   :0.5332                           Mean   : 2.739              </w:t>
-      </w:r>
-      <w:r>
-        <w:br/>
-      </w:r>
-      <w:r>
-        <w:rPr>
-          <w:rStyle w:val="VerbatimChar"/>
-        </w:rPr>
-        <w:t xml:space="preserve">##  3rd Qu.:0.7100                           3rd Qu.: 2.980              </w:t>
-      </w:r>
-      <w:r>
-        <w:br/>
-      </w:r>
-      <w:r>
-        <w:rPr>
-          <w:rStyle w:val="VerbatimChar"/>
-        </w:rPr>
-        <w:t xml:space="preserve">##  Max.   :2.0700                           Max.   :28.920              </w:t>
-      </w:r>
-      <w:r>
-        <w:br/>
-      </w:r>
-      <w:r>
-        <w:rPr>
-          <w:rStyle w:val="VerbatimChar"/>
-        </w:rPr>
-        <w:t xml:space="preserve">##  X633_Inf_Nature.based.assets X479_Inf_Noise  X1041_Inf_Security.and.safety</w:t>
-      </w:r>
-      <w:r>
-        <w:br/>
-      </w:r>
-      <w:r>
-        <w:rPr>
-          <w:rStyle w:val="VerbatimChar"/>
-        </w:rPr>
-        <w:t xml:space="preserve">##  Min.   : 0.0000              Min.   :45.30   Min.   :3.990                </w:t>
-      </w:r>
-      <w:r>
-        <w:br/>
-      </w:r>
-      <w:r>
-        <w:rPr>
-          <w:rStyle w:val="VerbatimChar"/>
-        </w:rPr>
-        <w:t xml:space="preserve">##  1st Qu.: 0.1500              1st Qu.:64.47   1st Qu.:5.280                </w:t>
-      </w:r>
-      <w:r>
-        <w:br/>
-      </w:r>
-      <w:r>
-        <w:rPr>
-          <w:rStyle w:val="VerbatimChar"/>
-        </w:rPr>
-        <w:t xml:space="preserve">##  Median : 0.4600              Median :71.10   Median :5.600                </w:t>
-      </w:r>
-      <w:r>
-        <w:br/>
-      </w:r>
-      <w:r>
-        <w:rPr>
-          <w:rStyle w:val="VerbatimChar"/>
-        </w:rPr>
-        <w:t xml:space="preserve">##  Mean   : 0.9248              Mean   :71.74   Mean   :5.602                </w:t>
-      </w:r>
-      <w:r>
-        <w:br/>
-      </w:r>
-      <w:r>
-        <w:rPr>
-          <w:rStyle w:val="VerbatimChar"/>
-        </w:rPr>
-        <w:t xml:space="preserve">##  3rd Qu.: 0.9400              3rd Qu.:77.48   3rd Qu.:5.920                </w:t>
-      </w:r>
-      <w:r>
-        <w:br/>
-      </w:r>
-      <w:r>
-        <w:rPr>
-          <w:rStyle w:val="VerbatimChar"/>
-        </w:rPr>
-        <w:t xml:space="preserve">##  Max.   :14.5400              Max.   :92.51   Max.   :8.000                </w:t>
-      </w:r>
-      <w:r>
-        <w:br/>
-      </w:r>
-      <w:r>
-        <w:rPr>
-          <w:rStyle w:val="VerbatimChar"/>
-        </w:rPr>
-        <w:t xml:space="preserve">##  X30_Inf_Water.consumption   X989_Mob_       X361_Mob_        X515_Mob_   </w:t>
-      </w:r>
-      <w:r>
-        <w:br/>
-      </w:r>
-      <w:r>
-        <w:rPr>
-          <w:rStyle w:val="VerbatimChar"/>
-        </w:rPr>
-        <w:t xml:space="preserve">##  Min.   : 93.15            Min.   : 3.70   Min.   : 262.1   Min.   :  30  </w:t>
-      </w:r>
-      <w:r>
-        <w:br/>
-      </w:r>
-      <w:r>
-        <w:rPr>
-          <w:rStyle w:val="VerbatimChar"/>
-        </w:rPr>
-        <w:t xml:space="preserve">##  1st Qu.: 95.89            1st Qu.: 9.77   1st Qu.: 421.3   1st Qu.: 623  </w:t>
-      </w:r>
-      <w:r>
-        <w:br/>
-      </w:r>
-      <w:r>
-        <w:rPr>
-          <w:rStyle w:val="VerbatimChar"/>
-        </w:rPr>
-        <w:t xml:space="preserve">##  Median : 98.63            Median :14.67   Median : 463.1   Median :1289  </w:t>
-      </w:r>
-      <w:r>
-        <w:br/>
-      </w:r>
-      <w:r>
-        <w:rPr>
-          <w:rStyle w:val="VerbatimChar"/>
-        </w:rPr>
-        <w:t xml:space="preserve">##  Mean   :103.62            Mean   :18.58   Mean   : 605.9   Mean   :1461  </w:t>
-      </w:r>
-      <w:r>
-        <w:br/>
-      </w:r>
-      <w:r>
-        <w:rPr>
-          <w:rStyle w:val="VerbatimChar"/>
-        </w:rPr>
-        <w:t xml:space="preserve">##  3rd Qu.:106.85            3rd Qu.:22.22   3rd Qu.: 548.2   3rd Qu.:2020  </w:t>
-      </w:r>
-      <w:r>
-        <w:br/>
-      </w:r>
-      <w:r>
-        <w:rPr>
-          <w:rStyle w:val="VerbatimChar"/>
-        </w:rPr>
-        <w:t xml:space="preserve">##  Max.   :145.21            Max.   :66.67   Max.   :8891.5   Max.   :5249  </w:t>
-      </w:r>
-      <w:r>
-        <w:br/>
-      </w:r>
-      <w:r>
-        <w:rPr>
-          <w:rStyle w:val="VerbatimChar"/>
-        </w:rPr>
-        <w:t xml:space="preserve">##  X9_Soc_Cultural.diversity.and.identity</w:t>
-      </w:r>
-      <w:r>
-        <w:br/>
-      </w:r>
-      <w:r>
-        <w:rPr>
-          <w:rStyle w:val="VerbatimChar"/>
-        </w:rPr>
-        <w:t xml:space="preserve">##  Min.   : 7.87                         </w:t>
-      </w:r>
-      <w:r>
-        <w:br/>
-      </w:r>
-      <w:r>
-        <w:rPr>
-          <w:rStyle w:val="VerbatimChar"/>
-        </w:rPr>
-        <w:t xml:space="preserve">##  1st Qu.:17.29                         </w:t>
-      </w:r>
-      <w:r>
-        <w:br/>
-      </w:r>
-      <w:r>
-        <w:rPr>
-          <w:rStyle w:val="VerbatimChar"/>
-        </w:rPr>
-        <w:t xml:space="preserve">##  Median :19.84                         </w:t>
-      </w:r>
-      <w:r>
-        <w:br/>
-      </w:r>
-      <w:r>
-        <w:rPr>
-          <w:rStyle w:val="VerbatimChar"/>
-        </w:rPr>
-        <w:t xml:space="preserve">##  Mean   :22.30                         </w:t>
-      </w:r>
-      <w:r>
-        <w:br/>
-      </w:r>
-      <w:r>
-        <w:rPr>
-          <w:rStyle w:val="VerbatimChar"/>
-        </w:rPr>
-        <w:t xml:space="preserve">##  3rd Qu.:26.11                         </w:t>
-      </w:r>
-      <w:r>
-        <w:br/>
-      </w:r>
-      <w:r>
-        <w:rPr>
-          <w:rStyle w:val="VerbatimChar"/>
-        </w:rPr>
-        <w:t xml:space="preserve">##  Max.   :65.72                         </w:t>
+        <w:t xml:space="preserve">##  X198_Inf_Leisure.and.cultural.activities X479_Inf_Noise </w:t>
+      </w:r>
+      <w:r>
+        <w:br/>
+      </w:r>
+      <w:r>
+        <w:rPr>
+          <w:rStyle w:val="VerbatimChar"/>
+        </w:rPr>
+        <w:t xml:space="preserve">##  Min.   :0.0500                           Min.   :45.30  </w:t>
+      </w:r>
+      <w:r>
+        <w:br/>
+      </w:r>
+      <w:r>
+        <w:rPr>
+          <w:rStyle w:val="VerbatimChar"/>
+        </w:rPr>
+        <w:t xml:space="preserve">##  1st Qu.:0.2900                           1st Qu.:64.47  </w:t>
+      </w:r>
+      <w:r>
+        <w:br/>
+      </w:r>
+      <w:r>
+        <w:rPr>
+          <w:rStyle w:val="VerbatimChar"/>
+        </w:rPr>
+        <w:t xml:space="preserve">##  Median :0.3800                           Median :71.10  </w:t>
+      </w:r>
+      <w:r>
+        <w:br/>
+      </w:r>
+      <w:r>
+        <w:rPr>
+          <w:rStyle w:val="VerbatimChar"/>
+        </w:rPr>
+        <w:t xml:space="preserve">##  Mean   :0.5332                           Mean   :71.74  </w:t>
+      </w:r>
+      <w:r>
+        <w:br/>
+      </w:r>
+      <w:r>
+        <w:rPr>
+          <w:rStyle w:val="VerbatimChar"/>
+        </w:rPr>
+        <w:t xml:space="preserve">##  3rd Qu.:0.7100                           3rd Qu.:77.48  </w:t>
+      </w:r>
+      <w:r>
+        <w:br/>
+      </w:r>
+      <w:r>
+        <w:rPr>
+          <w:rStyle w:val="VerbatimChar"/>
+        </w:rPr>
+        <w:t xml:space="preserve">##  Max.   :2.0700                           Max.   :92.51  </w:t>
+      </w:r>
+      <w:r>
+        <w:br/>
+      </w:r>
+      <w:r>
+        <w:rPr>
+          <w:rStyle w:val="VerbatimChar"/>
+        </w:rPr>
+        <w:t xml:space="preserve">##  X1041_Inf_Security.and.safety X30_Inf_Water.consumption   X989_Mob_    </w:t>
+      </w:r>
+      <w:r>
+        <w:br/>
+      </w:r>
+      <w:r>
+        <w:rPr>
+          <w:rStyle w:val="VerbatimChar"/>
+        </w:rPr>
+        <w:t xml:space="preserve">##  Min.   :3.990                 Min.   : 93.15            Min.   : 3.70  </w:t>
+      </w:r>
+      <w:r>
+        <w:br/>
+      </w:r>
+      <w:r>
+        <w:rPr>
+          <w:rStyle w:val="VerbatimChar"/>
+        </w:rPr>
+        <w:t xml:space="preserve">##  1st Qu.:5.280                 1st Qu.: 95.89            1st Qu.: 9.77  </w:t>
+      </w:r>
+      <w:r>
+        <w:br/>
+      </w:r>
+      <w:r>
+        <w:rPr>
+          <w:rStyle w:val="VerbatimChar"/>
+        </w:rPr>
+        <w:t xml:space="preserve">##  Median :5.600                 Median : 98.63            Median :14.67  </w:t>
+      </w:r>
+      <w:r>
+        <w:br/>
+      </w:r>
+      <w:r>
+        <w:rPr>
+          <w:rStyle w:val="VerbatimChar"/>
+        </w:rPr>
+        <w:t xml:space="preserve">##  Mean   :5.602                 Mean   :103.62            Mean   :18.58  </w:t>
+      </w:r>
+      <w:r>
+        <w:br/>
+      </w:r>
+      <w:r>
+        <w:rPr>
+          <w:rStyle w:val="VerbatimChar"/>
+        </w:rPr>
+        <w:t xml:space="preserve">##  3rd Qu.:5.920                 3rd Qu.:106.85            3rd Qu.:22.22  </w:t>
+      </w:r>
+      <w:r>
+        <w:br/>
+      </w:r>
+      <w:r>
+        <w:rPr>
+          <w:rStyle w:val="VerbatimChar"/>
+        </w:rPr>
+        <w:t xml:space="preserve">##  Max.   :8.000                 Max.   :145.21            Max.   :66.67  </w:t>
+      </w:r>
+      <w:r>
+        <w:br/>
+      </w:r>
+      <w:r>
+        <w:rPr>
+          <w:rStyle w:val="VerbatimChar"/>
+        </w:rPr>
+        <w:t xml:space="preserve">##    X361_Mob_        X515_Mob_    X9_Soc_Cultural.diversity.and.identity</w:t>
+      </w:r>
+      <w:r>
+        <w:br/>
+      </w:r>
+      <w:r>
+        <w:rPr>
+          <w:rStyle w:val="VerbatimChar"/>
+        </w:rPr>
+        <w:t xml:space="preserve">##  Min.   : 262.1   Min.   :  30   Min.   : 7.87                         </w:t>
+      </w:r>
+      <w:r>
+        <w:br/>
+      </w:r>
+      <w:r>
+        <w:rPr>
+          <w:rStyle w:val="VerbatimChar"/>
+        </w:rPr>
+        <w:t xml:space="preserve">##  1st Qu.: 421.3   1st Qu.: 623   1st Qu.:17.29                         </w:t>
+      </w:r>
+      <w:r>
+        <w:br/>
+      </w:r>
+      <w:r>
+        <w:rPr>
+          <w:rStyle w:val="VerbatimChar"/>
+        </w:rPr>
+        <w:t xml:space="preserve">##  Median : 463.1   Median :1289   Median :19.84                         </w:t>
+      </w:r>
+      <w:r>
+        <w:br/>
+      </w:r>
+      <w:r>
+        <w:rPr>
+          <w:rStyle w:val="VerbatimChar"/>
+        </w:rPr>
+        <w:t xml:space="preserve">##  Mean   : 605.9   Mean   :1461   Mean   :22.30                         </w:t>
+      </w:r>
+      <w:r>
+        <w:br/>
+      </w:r>
+      <w:r>
+        <w:rPr>
+          <w:rStyle w:val="VerbatimChar"/>
+        </w:rPr>
+        <w:t xml:space="preserve">##  3rd Qu.: 548.2   3rd Qu.:2020   3rd Qu.:26.11                         </w:t>
+      </w:r>
+      <w:r>
+        <w:br/>
+      </w:r>
+      <w:r>
+        <w:rPr>
+          <w:rStyle w:val="VerbatimChar"/>
+        </w:rPr>
+        <w:t xml:space="preserve">##  Max.   :8891.5   Max.   :5249   Max.   :65.72                         </w:t>
       </w:r>
       <w:r>
         <w:br/>
@@ -5778,61 +5715,124 @@
         <w:rPr>
           <w:rStyle w:val="VerbatimChar"/>
         </w:rPr>
-        <w:t xml:space="preserve">##    X534_Urb_     X877_Urb_Air.quality  satisfaction  </w:t>
-      </w:r>
-      <w:r>
-        <w:br/>
-      </w:r>
-      <w:r>
-        <w:rPr>
-          <w:rStyle w:val="VerbatimChar"/>
-        </w:rPr>
-        <w:t xml:space="preserve">##  Min.   :17.15   Min.   :  258        Min.   :5.830  </w:t>
-      </w:r>
-      <w:r>
-        <w:br/>
-      </w:r>
-      <w:r>
-        <w:rPr>
-          <w:rStyle w:val="VerbatimChar"/>
-        </w:rPr>
-        <w:t xml:space="preserve">##  1st Qu.:44.75   1st Qu.: 3298        1st Qu.:7.290  </w:t>
-      </w:r>
-      <w:r>
-        <w:br/>
-      </w:r>
-      <w:r>
-        <w:rPr>
-          <w:rStyle w:val="VerbatimChar"/>
-        </w:rPr>
-        <w:t xml:space="preserve">##  Median :51.67   Median : 5811        Median :7.720  </w:t>
-      </w:r>
-      <w:r>
-        <w:br/>
-      </w:r>
-      <w:r>
-        <w:rPr>
-          <w:rStyle w:val="VerbatimChar"/>
-        </w:rPr>
-        <w:t xml:space="preserve">##  Mean   :51.23   Mean   : 6648        Mean   :7.599  </w:t>
-      </w:r>
-      <w:r>
-        <w:br/>
-      </w:r>
-      <w:r>
-        <w:rPr>
-          <w:rStyle w:val="VerbatimChar"/>
-        </w:rPr>
-        <w:t xml:space="preserve">##  3rd Qu.:58.99   3rd Qu.: 9106        3rd Qu.:7.910  </w:t>
-      </w:r>
-      <w:r>
-        <w:br/>
-      </w:r>
-      <w:r>
-        <w:rPr>
-          <w:rStyle w:val="VerbatimChar"/>
-        </w:rPr>
-        <w:t xml:space="preserve">##  Max.   :83.92   Max.   :22013        Max.   :8.670</w:t>
+        <w:t xml:space="preserve">##    X534_Urb_     X877_Urb_Air.quality X484_Urb_Nature.based.assets</w:t>
+      </w:r>
+      <w:r>
+        <w:br/>
+      </w:r>
+      <w:r>
+        <w:rPr>
+          <w:rStyle w:val="VerbatimChar"/>
+        </w:rPr>
+        <w:t xml:space="preserve">##  Min.   :17.15   Min.   :  258        Min.   : 0.000              </w:t>
+      </w:r>
+      <w:r>
+        <w:br/>
+      </w:r>
+      <w:r>
+        <w:rPr>
+          <w:rStyle w:val="VerbatimChar"/>
+        </w:rPr>
+        <w:t xml:space="preserve">##  1st Qu.:44.75   1st Qu.: 3298        1st Qu.: 0.000              </w:t>
+      </w:r>
+      <w:r>
+        <w:br/>
+      </w:r>
+      <w:r>
+        <w:rPr>
+          <w:rStyle w:val="VerbatimChar"/>
+        </w:rPr>
+        <w:t xml:space="preserve">##  Median :51.67   Median : 5811        Median : 0.540              </w:t>
+      </w:r>
+      <w:r>
+        <w:br/>
+      </w:r>
+      <w:r>
+        <w:rPr>
+          <w:rStyle w:val="VerbatimChar"/>
+        </w:rPr>
+        <w:t xml:space="preserve">##  Mean   :51.23   Mean   : 6648        Mean   : 2.739              </w:t>
+      </w:r>
+      <w:r>
+        <w:br/>
+      </w:r>
+      <w:r>
+        <w:rPr>
+          <w:rStyle w:val="VerbatimChar"/>
+        </w:rPr>
+        <w:t xml:space="preserve">##  3rd Qu.:58.99   3rd Qu.: 9106        3rd Qu.: 2.980              </w:t>
+      </w:r>
+      <w:r>
+        <w:br/>
+      </w:r>
+      <w:r>
+        <w:rPr>
+          <w:rStyle w:val="VerbatimChar"/>
+        </w:rPr>
+        <w:t xml:space="preserve">##  Max.   :83.92   Max.   :22013        Max.   :28.920              </w:t>
+      </w:r>
+      <w:r>
+        <w:br/>
+      </w:r>
+      <w:r>
+        <w:rPr>
+          <w:rStyle w:val="VerbatimChar"/>
+        </w:rPr>
+        <w:t xml:space="preserve">##  X633_Urb_Nature.based.assets  satisfaction  </w:t>
+      </w:r>
+      <w:r>
+        <w:br/>
+      </w:r>
+      <w:r>
+        <w:rPr>
+          <w:rStyle w:val="VerbatimChar"/>
+        </w:rPr>
+        <w:t xml:space="preserve">##  Min.   : 0.0000              Min.   :5.830  </w:t>
+      </w:r>
+      <w:r>
+        <w:br/>
+      </w:r>
+      <w:r>
+        <w:rPr>
+          <w:rStyle w:val="VerbatimChar"/>
+        </w:rPr>
+        <w:t xml:space="preserve">##  1st Qu.: 0.1500              1st Qu.:7.290  </w:t>
+      </w:r>
+      <w:r>
+        <w:br/>
+      </w:r>
+      <w:r>
+        <w:rPr>
+          <w:rStyle w:val="VerbatimChar"/>
+        </w:rPr>
+        <w:t xml:space="preserve">##  Median : 0.4600              Median :7.720  </w:t>
+      </w:r>
+      <w:r>
+        <w:br/>
+      </w:r>
+      <w:r>
+        <w:rPr>
+          <w:rStyle w:val="VerbatimChar"/>
+        </w:rPr>
+        <w:t xml:space="preserve">##  Mean   : 0.9248              Mean   :7.599  </w:t>
+      </w:r>
+      <w:r>
+        <w:br/>
+      </w:r>
+      <w:r>
+        <w:rPr>
+          <w:rStyle w:val="VerbatimChar"/>
+        </w:rPr>
+        <w:t xml:space="preserve">##  3rd Qu.: 0.9400              3rd Qu.:7.910  </w:t>
+      </w:r>
+      <w:r>
+        <w:br/>
+      </w:r>
+      <w:r>
+        <w:rPr>
+          <w:rStyle w:val="VerbatimChar"/>
+        </w:rPr>
+        <w:t xml:space="preserve">##  Max.   :14.5400              Max.   :8.670</w:t>
       </w:r>
     </w:p>
     <w:bookmarkEnd w:id="21"/>
@@ -5942,27 +5942,6 @@
         <w:rPr>
           <w:rStyle w:val="StringTok"/>
         </w:rPr>
-        <w:t xml:space="preserve">"X852_Eco_Individual.income"</w:t>
-      </w:r>
-      <w:r>
-        <w:rPr>
-          <w:rStyle w:val="NormalTok"/>
-        </w:rPr>
-        <w:t xml:space="preserve">,</w:t>
-      </w:r>
-      <w:r>
-        <w:br/>
-      </w:r>
-      <w:r>
-        <w:rPr>
-          <w:rStyle w:val="NormalTok"/>
-        </w:rPr>
-        <w:t xml:space="preserve">    </w:t>
-      </w:r>
-      <w:r>
-        <w:rPr>
-          <w:rStyle w:val="StringTok"/>
-        </w:rPr>
         <w:t xml:space="preserve">"X822_Eco_Occupation"</w:t>
       </w:r>
       <w:r>
@@ -6527,6 +6506,27 @@
           <w:rStyle w:val="NormalTok"/>
         </w:rPr>
         <w:t xml:space="preserve">(</w:t>
+      </w:r>
+      <w:r>
+        <w:br/>
+      </w:r>
+      <w:r>
+        <w:rPr>
+          <w:rStyle w:val="NormalTok"/>
+        </w:rPr>
+        <w:t xml:space="preserve">  </w:t>
+      </w:r>
+      <w:r>
+        <w:rPr>
+          <w:rStyle w:val="StringTok"/>
+        </w:rPr>
+        <w:t xml:space="preserve">"X852_Eco_Individual.income"</w:t>
+      </w:r>
+      <w:r>
+        <w:rPr>
+          <w:rStyle w:val="NormalTok"/>
+        </w:rPr>
+        <w:t xml:space="preserve">,</w:t>
       </w:r>
       <w:r>
         <w:br/>
@@ -7090,6 +7090,36 @@
         <w:t xml:space="preserve">"X877_Urb_Air.quality"</w:t>
       </w:r>
       <w:r>
+        <w:rPr>
+          <w:rStyle w:val="NormalTok"/>
+        </w:rPr>
+        <w:t xml:space="preserve">,</w:t>
+      </w:r>
+      <w:r>
+        <w:br/>
+      </w:r>
+      <w:r>
+        <w:rPr>
+          <w:rStyle w:val="StringTok"/>
+        </w:rPr>
+        <w:t xml:space="preserve">"X484_Urb_Nature.based.assets"</w:t>
+      </w:r>
+      <w:r>
+        <w:rPr>
+          <w:rStyle w:val="NormalTok"/>
+        </w:rPr>
+        <w:t xml:space="preserve">, </w:t>
+      </w:r>
+      <w:r>
+        <w:br/>
+      </w:r>
+      <w:r>
+        <w:rPr>
+          <w:rStyle w:val="StringTok"/>
+        </w:rPr>
+        <w:t xml:space="preserve">"X633_Urb_Nature.based.assets"</w:t>
+      </w:r>
+      <w:r>
         <w:br/>
       </w:r>
       <w:r>
@@ -7188,61 +7218,61 @@
         <w:rPr>
           <w:rStyle w:val="VerbatimChar"/>
         </w:rPr>
-        <w:t xml:space="preserve">##  X877_Urb_Air.quality</w:t>
-      </w:r>
-      <w:r>
-        <w:br/>
-      </w:r>
-      <w:r>
-        <w:rPr>
-          <w:rStyle w:val="VerbatimChar"/>
-        </w:rPr>
-        <w:t xml:space="preserve">##  Min.   :  258       </w:t>
-      </w:r>
-      <w:r>
-        <w:br/>
-      </w:r>
-      <w:r>
-        <w:rPr>
-          <w:rStyle w:val="VerbatimChar"/>
-        </w:rPr>
-        <w:t xml:space="preserve">##  1st Qu.: 3298       </w:t>
-      </w:r>
-      <w:r>
-        <w:br/>
-      </w:r>
-      <w:r>
-        <w:rPr>
-          <w:rStyle w:val="VerbatimChar"/>
-        </w:rPr>
-        <w:t xml:space="preserve">##  Median : 5811       </w:t>
-      </w:r>
-      <w:r>
-        <w:br/>
-      </w:r>
-      <w:r>
-        <w:rPr>
-          <w:rStyle w:val="VerbatimChar"/>
-        </w:rPr>
-        <w:t xml:space="preserve">##  Mean   : 6648       </w:t>
-      </w:r>
-      <w:r>
-        <w:br/>
-      </w:r>
-      <w:r>
-        <w:rPr>
-          <w:rStyle w:val="VerbatimChar"/>
-        </w:rPr>
-        <w:t xml:space="preserve">##  3rd Qu.: 9106       </w:t>
-      </w:r>
-      <w:r>
-        <w:br/>
-      </w:r>
-      <w:r>
-        <w:rPr>
-          <w:rStyle w:val="VerbatimChar"/>
-        </w:rPr>
-        <w:t xml:space="preserve">##  Max.   :22013</w:t>
+        <w:t xml:space="preserve">##  X877_Urb_Air.quality X484_Urb_Nature.based.assets X633_Urb_Nature.based.assets</w:t>
+      </w:r>
+      <w:r>
+        <w:br/>
+      </w:r>
+      <w:r>
+        <w:rPr>
+          <w:rStyle w:val="VerbatimChar"/>
+        </w:rPr>
+        <w:t xml:space="preserve">##  Min.   :  258        Min.   : 0.000               Min.   : 0.0000             </w:t>
+      </w:r>
+      <w:r>
+        <w:br/>
+      </w:r>
+      <w:r>
+        <w:rPr>
+          <w:rStyle w:val="VerbatimChar"/>
+        </w:rPr>
+        <w:t xml:space="preserve">##  1st Qu.: 3298        1st Qu.: 0.000               1st Qu.: 0.1500             </w:t>
+      </w:r>
+      <w:r>
+        <w:br/>
+      </w:r>
+      <w:r>
+        <w:rPr>
+          <w:rStyle w:val="VerbatimChar"/>
+        </w:rPr>
+        <w:t xml:space="preserve">##  Median : 5811        Median : 0.540               Median : 0.4600             </w:t>
+      </w:r>
+      <w:r>
+        <w:br/>
+      </w:r>
+      <w:r>
+        <w:rPr>
+          <w:rStyle w:val="VerbatimChar"/>
+        </w:rPr>
+        <w:t xml:space="preserve">##  Mean   : 6648        Mean   : 2.739               Mean   : 0.9248             </w:t>
+      </w:r>
+      <w:r>
+        <w:br/>
+      </w:r>
+      <w:r>
+        <w:rPr>
+          <w:rStyle w:val="VerbatimChar"/>
+        </w:rPr>
+        <w:t xml:space="preserve">##  3rd Qu.: 9106        3rd Qu.: 2.980               3rd Qu.: 0.9400             </w:t>
+      </w:r>
+      <w:r>
+        <w:br/>
+      </w:r>
+      <w:r>
+        <w:rPr>
+          <w:rStyle w:val="VerbatimChar"/>
+        </w:rPr>
+        <w:t xml:space="preserve">##  Max.   :22013        Max.   :28.920               Max.   :14.5400</w:t>
       </w:r>
     </w:p>
     <w:p>
@@ -7303,106 +7333,286 @@
         <w:rPr>
           <w:rStyle w:val="VerbatimChar"/>
         </w:rPr>
-        <w:t xml:space="preserve">##                             X348_Urb_Population.density    X265_Urb_</w:t>
-      </w:r>
-      <w:r>
-        <w:br/>
-      </w:r>
-      <w:r>
-        <w:rPr>
-          <w:rStyle w:val="VerbatimChar"/>
-        </w:rPr>
-        <w:t xml:space="preserve">## X348_Urb_Population.density                 1.000000000 -0.008067398</w:t>
-      </w:r>
-      <w:r>
-        <w:br/>
-      </w:r>
-      <w:r>
-        <w:rPr>
-          <w:rStyle w:val="VerbatimChar"/>
-        </w:rPr>
-        <w:t xml:space="preserve">## X265_Urb_                                  -0.008067398  1.000000000</w:t>
-      </w:r>
-      <w:r>
-        <w:br/>
-      </w:r>
-      <w:r>
-        <w:rPr>
-          <w:rStyle w:val="VerbatimChar"/>
-        </w:rPr>
-        <w:t xml:space="preserve">## X534_Urb_                                  -0.103835093  0.331063916</w:t>
-      </w:r>
-      <w:r>
-        <w:br/>
-      </w:r>
-      <w:r>
-        <w:rPr>
-          <w:rStyle w:val="VerbatimChar"/>
-        </w:rPr>
-        <w:t xml:space="preserve">## X479_Inf_Noise                             -0.095785689  0.360430319</w:t>
-      </w:r>
-      <w:r>
-        <w:br/>
-      </w:r>
-      <w:r>
-        <w:rPr>
-          <w:rStyle w:val="VerbatimChar"/>
-        </w:rPr>
-        <w:t xml:space="preserve">## X877_Urb_Air.quality                       -0.094673549  0.753508304</w:t>
-      </w:r>
-      <w:r>
-        <w:br/>
-      </w:r>
-      <w:r>
-        <w:rPr>
-          <w:rStyle w:val="VerbatimChar"/>
-        </w:rPr>
-        <w:t xml:space="preserve">##                               X534_Urb_ X479_Inf_Noise X877_Urb_Air.quality</w:t>
-      </w:r>
-      <w:r>
-        <w:br/>
-      </w:r>
-      <w:r>
-        <w:rPr>
-          <w:rStyle w:val="VerbatimChar"/>
-        </w:rPr>
-        <w:t xml:space="preserve">## X348_Urb_Population.density -0.10383509    -0.09578569          -0.09467355</w:t>
-      </w:r>
-      <w:r>
-        <w:br/>
-      </w:r>
-      <w:r>
-        <w:rPr>
-          <w:rStyle w:val="VerbatimChar"/>
-        </w:rPr>
-        <w:t xml:space="preserve">## X265_Urb_                    0.33106392     0.36043032           0.75350830</w:t>
-      </w:r>
-      <w:r>
-        <w:br/>
-      </w:r>
-      <w:r>
-        <w:rPr>
-          <w:rStyle w:val="VerbatimChar"/>
-        </w:rPr>
-        <w:t xml:space="preserve">## X534_Urb_                    1.00000000     0.08237983           0.43573149</w:t>
-      </w:r>
-      <w:r>
-        <w:br/>
-      </w:r>
-      <w:r>
-        <w:rPr>
-          <w:rStyle w:val="VerbatimChar"/>
-        </w:rPr>
-        <w:t xml:space="preserve">## X479_Inf_Noise               0.08237983     1.00000000           0.06424952</w:t>
-      </w:r>
-      <w:r>
-        <w:br/>
-      </w:r>
-      <w:r>
-        <w:rPr>
-          <w:rStyle w:val="VerbatimChar"/>
-        </w:rPr>
-        <w:t xml:space="preserve">## X877_Urb_Air.quality         0.43573149     0.06424952           1.00000000</w:t>
+        <w:t xml:space="preserve">##                              X348_Urb_Population.density    X265_Urb_</w:t>
+      </w:r>
+      <w:r>
+        <w:br/>
+      </w:r>
+      <w:r>
+        <w:rPr>
+          <w:rStyle w:val="VerbatimChar"/>
+        </w:rPr>
+        <w:t xml:space="preserve">## X348_Urb_Population.density                  1.000000000 -0.008067398</w:t>
+      </w:r>
+      <w:r>
+        <w:br/>
+      </w:r>
+      <w:r>
+        <w:rPr>
+          <w:rStyle w:val="VerbatimChar"/>
+        </w:rPr>
+        <w:t xml:space="preserve">## X265_Urb_                                   -0.008067398  1.000000000</w:t>
+      </w:r>
+      <w:r>
+        <w:br/>
+      </w:r>
+      <w:r>
+        <w:rPr>
+          <w:rStyle w:val="VerbatimChar"/>
+        </w:rPr>
+        <w:t xml:space="preserve">## X534_Urb_                                   -0.103835093  0.331063916</w:t>
+      </w:r>
+      <w:r>
+        <w:br/>
+      </w:r>
+      <w:r>
+        <w:rPr>
+          <w:rStyle w:val="VerbatimChar"/>
+        </w:rPr>
+        <w:t xml:space="preserve">## X479_Inf_Noise                              -0.095785689  0.360430319</w:t>
+      </w:r>
+      <w:r>
+        <w:br/>
+      </w:r>
+      <w:r>
+        <w:rPr>
+          <w:rStyle w:val="VerbatimChar"/>
+        </w:rPr>
+        <w:t xml:space="preserve">## X877_Urb_Air.quality                        -0.094673549  0.753508304</w:t>
+      </w:r>
+      <w:r>
+        <w:br/>
+      </w:r>
+      <w:r>
+        <w:rPr>
+          <w:rStyle w:val="VerbatimChar"/>
+        </w:rPr>
+        <w:t xml:space="preserve">## X484_Urb_Nature.based.assets                -0.030176198 -0.129497976</w:t>
+      </w:r>
+      <w:r>
+        <w:br/>
+      </w:r>
+      <w:r>
+        <w:rPr>
+          <w:rStyle w:val="VerbatimChar"/>
+        </w:rPr>
+        <w:t xml:space="preserve">## X633_Urb_Nature.based.assets                -0.092690788  0.014601264</w:t>
+      </w:r>
+      <w:r>
+        <w:br/>
+      </w:r>
+      <w:r>
+        <w:rPr>
+          <w:rStyle w:val="VerbatimChar"/>
+        </w:rPr>
+        <w:t xml:space="preserve">##                                X534_Urb_ X479_Inf_Noise X877_Urb_Air.quality</w:t>
+      </w:r>
+      <w:r>
+        <w:br/>
+      </w:r>
+      <w:r>
+        <w:rPr>
+          <w:rStyle w:val="VerbatimChar"/>
+        </w:rPr>
+        <w:t xml:space="preserve">## X348_Urb_Population.density  -0.10383509    -0.09578569         -0.094673549</w:t>
+      </w:r>
+      <w:r>
+        <w:br/>
+      </w:r>
+      <w:r>
+        <w:rPr>
+          <w:rStyle w:val="VerbatimChar"/>
+        </w:rPr>
+        <w:t xml:space="preserve">## X265_Urb_                     0.33106392     0.36043032          0.753508304</w:t>
+      </w:r>
+      <w:r>
+        <w:br/>
+      </w:r>
+      <w:r>
+        <w:rPr>
+          <w:rStyle w:val="VerbatimChar"/>
+        </w:rPr>
+        <w:t xml:space="preserve">## X534_Urb_                     1.00000000     0.08237983          0.435731491</w:t>
+      </w:r>
+      <w:r>
+        <w:br/>
+      </w:r>
+      <w:r>
+        <w:rPr>
+          <w:rStyle w:val="VerbatimChar"/>
+        </w:rPr>
+        <w:t xml:space="preserve">## X479_Inf_Noise                0.08237983     1.00000000          0.064249521</w:t>
+      </w:r>
+      <w:r>
+        <w:br/>
+      </w:r>
+      <w:r>
+        <w:rPr>
+          <w:rStyle w:val="VerbatimChar"/>
+        </w:rPr>
+        <w:t xml:space="preserve">## X877_Urb_Air.quality          0.43573149     0.06424952          1.000000000</w:t>
+      </w:r>
+      <w:r>
+        <w:br/>
+      </w:r>
+      <w:r>
+        <w:rPr>
+          <w:rStyle w:val="VerbatimChar"/>
+        </w:rPr>
+        <w:t xml:space="preserve">## X484_Urb_Nature.based.assets -0.27678944     0.02803560         -0.059317528</w:t>
+      </w:r>
+      <w:r>
+        <w:br/>
+      </w:r>
+      <w:r>
+        <w:rPr>
+          <w:rStyle w:val="VerbatimChar"/>
+        </w:rPr>
+        <w:t xml:space="preserve">## X633_Urb_Nature.based.assets -0.16425104     0.09019981          0.009809078</w:t>
+      </w:r>
+      <w:r>
+        <w:br/>
+      </w:r>
+      <w:r>
+        <w:rPr>
+          <w:rStyle w:val="VerbatimChar"/>
+        </w:rPr>
+        <w:t xml:space="preserve">##                              X484_Urb_Nature.based.assets</w:t>
+      </w:r>
+      <w:r>
+        <w:br/>
+      </w:r>
+      <w:r>
+        <w:rPr>
+          <w:rStyle w:val="VerbatimChar"/>
+        </w:rPr>
+        <w:t xml:space="preserve">## X348_Urb_Population.density                   -0.03017620</w:t>
+      </w:r>
+      <w:r>
+        <w:br/>
+      </w:r>
+      <w:r>
+        <w:rPr>
+          <w:rStyle w:val="VerbatimChar"/>
+        </w:rPr>
+        <w:t xml:space="preserve">## X265_Urb_                                     -0.12949798</w:t>
+      </w:r>
+      <w:r>
+        <w:br/>
+      </w:r>
+      <w:r>
+        <w:rPr>
+          <w:rStyle w:val="VerbatimChar"/>
+        </w:rPr>
+        <w:t xml:space="preserve">## X534_Urb_                                     -0.27678944</w:t>
+      </w:r>
+      <w:r>
+        <w:br/>
+      </w:r>
+      <w:r>
+        <w:rPr>
+          <w:rStyle w:val="VerbatimChar"/>
+        </w:rPr>
+        <w:t xml:space="preserve">## X479_Inf_Noise                                 0.02803560</w:t>
+      </w:r>
+      <w:r>
+        <w:br/>
+      </w:r>
+      <w:r>
+        <w:rPr>
+          <w:rStyle w:val="VerbatimChar"/>
+        </w:rPr>
+        <w:t xml:space="preserve">## X877_Urb_Air.quality                          -0.05931753</w:t>
+      </w:r>
+      <w:r>
+        <w:br/>
+      </w:r>
+      <w:r>
+        <w:rPr>
+          <w:rStyle w:val="VerbatimChar"/>
+        </w:rPr>
+        <w:t xml:space="preserve">## X484_Urb_Nature.based.assets                   1.00000000</w:t>
+      </w:r>
+      <w:r>
+        <w:br/>
+      </w:r>
+      <w:r>
+        <w:rPr>
+          <w:rStyle w:val="VerbatimChar"/>
+        </w:rPr>
+        <w:t xml:space="preserve">## X633_Urb_Nature.based.assets                   0.13737878</w:t>
+      </w:r>
+      <w:r>
+        <w:br/>
+      </w:r>
+      <w:r>
+        <w:rPr>
+          <w:rStyle w:val="VerbatimChar"/>
+        </w:rPr>
+        <w:t xml:space="preserve">##                              X633_Urb_Nature.based.assets</w:t>
+      </w:r>
+      <w:r>
+        <w:br/>
+      </w:r>
+      <w:r>
+        <w:rPr>
+          <w:rStyle w:val="VerbatimChar"/>
+        </w:rPr>
+        <w:t xml:space="preserve">## X348_Urb_Population.density                  -0.092690788</w:t>
+      </w:r>
+      <w:r>
+        <w:br/>
+      </w:r>
+      <w:r>
+        <w:rPr>
+          <w:rStyle w:val="VerbatimChar"/>
+        </w:rPr>
+        <w:t xml:space="preserve">## X265_Urb_                                     0.014601264</w:t>
+      </w:r>
+      <w:r>
+        <w:br/>
+      </w:r>
+      <w:r>
+        <w:rPr>
+          <w:rStyle w:val="VerbatimChar"/>
+        </w:rPr>
+        <w:t xml:space="preserve">## X534_Urb_                                    -0.164251038</w:t>
+      </w:r>
+      <w:r>
+        <w:br/>
+      </w:r>
+      <w:r>
+        <w:rPr>
+          <w:rStyle w:val="VerbatimChar"/>
+        </w:rPr>
+        <w:t xml:space="preserve">## X479_Inf_Noise                                0.090199807</w:t>
+      </w:r>
+      <w:r>
+        <w:br/>
+      </w:r>
+      <w:r>
+        <w:rPr>
+          <w:rStyle w:val="VerbatimChar"/>
+        </w:rPr>
+        <w:t xml:space="preserve">## X877_Urb_Air.quality                          0.009809078</w:t>
+      </w:r>
+      <w:r>
+        <w:br/>
+      </w:r>
+      <w:r>
+        <w:rPr>
+          <w:rStyle w:val="VerbatimChar"/>
+        </w:rPr>
+        <w:t xml:space="preserve">## X484_Urb_Nature.based.assets                  0.137378776</w:t>
+      </w:r>
+      <w:r>
+        <w:br/>
+      </w:r>
+      <w:r>
+        <w:rPr>
+          <w:rStyle w:val="VerbatimChar"/>
+        </w:rPr>
+        <w:t xml:space="preserve">## X633_Urb_Nature.based.assets                  1.000000000</w:t>
       </w:r>
     </w:p>
     <w:p>
@@ -8564,106 +8774,142 @@
         <w:rPr>
           <w:rStyle w:val="VerbatimChar"/>
         </w:rPr>
-        <w:t xml:space="preserve">##                                    PC1        PC2        PC3        PC4</w:t>
-      </w:r>
-      <w:r>
-        <w:br/>
-      </w:r>
-      <w:r>
-        <w:rPr>
-          <w:rStyle w:val="VerbatimChar"/>
-        </w:rPr>
-        <w:t xml:space="preserve">## X348_Urb_Population.density  0.1164344  0.7411046 -0.6126071  0.2323229</w:t>
-      </w:r>
-      <w:r>
-        <w:br/>
-      </w:r>
-      <w:r>
-        <w:rPr>
-          <w:rStyle w:val="VerbatimChar"/>
-        </w:rPr>
-        <w:t xml:space="preserve">## X265_Urb_                   -0.6081389  0.0761727 -0.2405218 -0.3091244</w:t>
-      </w:r>
-      <w:r>
-        <w:br/>
-      </w:r>
-      <w:r>
-        <w:rPr>
-          <w:rStyle w:val="VerbatimChar"/>
-        </w:rPr>
-        <w:t xml:space="preserve">## X534_Urb_                   -0.4358775  0.1342744  0.3711573  0.8037111</w:t>
-      </w:r>
-      <w:r>
-        <w:br/>
-      </w:r>
-      <w:r>
-        <w:rPr>
-          <w:rStyle w:val="VerbatimChar"/>
-        </w:rPr>
-        <w:t xml:space="preserve">## X479_Inf_Noise              -0.2681314 -0.6069081 -0.6394655  0.2815620</w:t>
-      </w:r>
-      <w:r>
-        <w:br/>
-      </w:r>
-      <w:r>
-        <w:rPr>
-          <w:rStyle w:val="VerbatimChar"/>
-        </w:rPr>
-        <w:t xml:space="preserve">## X877_Urb_Air.quality        -0.5955892  0.2420635  0.1420843 -0.3538920</w:t>
-      </w:r>
-      <w:r>
-        <w:br/>
-      </w:r>
-      <w:r>
-        <w:rPr>
-          <w:rStyle w:val="VerbatimChar"/>
-        </w:rPr>
-        <w:t xml:space="preserve">##                                     PC5</w:t>
-      </w:r>
-      <w:r>
-        <w:br/>
-      </w:r>
-      <w:r>
-        <w:rPr>
-          <w:rStyle w:val="VerbatimChar"/>
-        </w:rPr>
-        <w:t xml:space="preserve">## X348_Urb_Population.density  0.08913842</w:t>
-      </w:r>
-      <w:r>
-        <w:br/>
-      </w:r>
-      <w:r>
-        <w:rPr>
-          <w:rStyle w:val="VerbatimChar"/>
-        </w:rPr>
-        <w:t xml:space="preserve">## X265_Urb_                   -0.68626243</w:t>
-      </w:r>
-      <w:r>
-        <w:br/>
-      </w:r>
-      <w:r>
-        <w:rPr>
-          <w:rStyle w:val="VerbatimChar"/>
-        </w:rPr>
-        <w:t xml:space="preserve">## X534_Urb_                   -0.09095064</w:t>
-      </w:r>
-      <w:r>
-        <w:br/>
-      </w:r>
-      <w:r>
-        <w:rPr>
-          <w:rStyle w:val="VerbatimChar"/>
-        </w:rPr>
-        <w:t xml:space="preserve">## X479_Inf_Noise               0.26753474</w:t>
-      </w:r>
-      <w:r>
-        <w:br/>
-      </w:r>
-      <w:r>
-        <w:rPr>
-          <w:rStyle w:val="VerbatimChar"/>
-        </w:rPr>
-        <w:t xml:space="preserve">## X877_Urb_Air.quality         0.66426754</w:t>
+        <w:t xml:space="preserve">##                                      PC1         PC2         PC3         PC4</w:t>
+      </w:r>
+      <w:r>
+        <w:br/>
+      </w:r>
+      <w:r>
+        <w:rPr>
+          <w:rStyle w:val="VerbatimChar"/>
+        </w:rPr>
+        <w:t xml:space="preserve">## X348_Urb_Population.density   0.10116885  0.28278557  0.89511333  0.04991505</w:t>
+      </w:r>
+      <w:r>
+        <w:br/>
+      </w:r>
+      <w:r>
+        <w:rPr>
+          <w:rStyle w:val="VerbatimChar"/>
+        </w:rPr>
+        <w:t xml:space="preserve">## X265_Urb_                    -0.59089706 -0.16072626  0.26689205 -0.02148401</w:t>
+      </w:r>
+      <w:r>
+        <w:br/>
+      </w:r>
+      <w:r>
+        <w:rPr>
+          <w:rStyle w:val="VerbatimChar"/>
+        </w:rPr>
+        <w:t xml:space="preserve">## X534_Urb_                    -0.45658327  0.29762986 -0.25190331 -0.03237581</w:t>
+      </w:r>
+      <w:r>
+        <w:br/>
+      </w:r>
+      <w:r>
+        <w:rPr>
+          <w:rStyle w:val="VerbatimChar"/>
+        </w:rPr>
+        <w:t xml:space="preserve">## X479_Inf_Noise               -0.24316236 -0.42574678  0.09288351  0.79741811</w:t>
+      </w:r>
+      <w:r>
+        <w:br/>
+      </w:r>
+      <w:r>
+        <w:rPr>
+          <w:rStyle w:val="VerbatimChar"/>
+        </w:rPr>
+        <w:t xml:space="preserve">## X877_Urb_Air.quality         -0.57585253 -0.06724112  0.11201688 -0.42644781</w:t>
+      </w:r>
+      <w:r>
+        <w:br/>
+      </w:r>
+      <w:r>
+        <w:rPr>
+          <w:rStyle w:val="VerbatimChar"/>
+        </w:rPr>
+        <w:t xml:space="preserve">## X484_Urb_Nature.based.assets  0.19776785 -0.51232939  0.20519805 -0.38242491</w:t>
+      </w:r>
+      <w:r>
+        <w:br/>
+      </w:r>
+      <w:r>
+        <w:rPr>
+          <w:rStyle w:val="VerbatimChar"/>
+        </w:rPr>
+        <w:t xml:space="preserve">## X633_Urb_Nature.based.assets  0.04786503 -0.59778991 -0.02835673 -0.17893167</w:t>
+      </w:r>
+      <w:r>
+        <w:br/>
+      </w:r>
+      <w:r>
+        <w:rPr>
+          <w:rStyle w:val="VerbatimChar"/>
+        </w:rPr>
+        <w:t xml:space="preserve">##                                       PC5        PC6         PC7</w:t>
+      </w:r>
+      <w:r>
+        <w:br/>
+      </w:r>
+      <w:r>
+        <w:rPr>
+          <w:rStyle w:val="VerbatimChar"/>
+        </w:rPr>
+        <w:t xml:space="preserve">## X348_Urb_Population.density   0.185696016  0.2565386 -0.07604438</w:t>
+      </w:r>
+      <w:r>
+        <w:br/>
+      </w:r>
+      <w:r>
+        <w:rPr>
+          <w:rStyle w:val="VerbatimChar"/>
+        </w:rPr>
+        <w:t xml:space="preserve">## X265_Urb_                    -0.006056895 -0.3123735  0.67505625</w:t>
+      </w:r>
+      <w:r>
+        <w:br/>
+      </w:r>
+      <w:r>
+        <w:rPr>
+          <w:rStyle w:val="VerbatimChar"/>
+        </w:rPr>
+        <w:t xml:space="preserve">## X534_Urb_                    -0.014650507  0.7875632  0.13406846</w:t>
+      </w:r>
+      <w:r>
+        <w:br/>
+      </w:r>
+      <w:r>
+        <w:rPr>
+          <w:rStyle w:val="VerbatimChar"/>
+        </w:rPr>
+        <w:t xml:space="preserve">## X479_Inf_Noise               -0.164375524  0.1251676 -0.26911434</w:t>
+      </w:r>
+      <w:r>
+        <w:br/>
+      </w:r>
+      <w:r>
+        <w:rPr>
+          <w:rStyle w:val="VerbatimChar"/>
+        </w:rPr>
+        <w:t xml:space="preserve">## X877_Urb_Air.quality         -0.033478759 -0.1782822 -0.66072808</w:t>
+      </w:r>
+      <w:r>
+        <w:br/>
+      </w:r>
+      <w:r>
+        <w:rPr>
+          <w:rStyle w:val="VerbatimChar"/>
+        </w:rPr>
+        <w:t xml:space="preserve">## X484_Urb_Nature.based.assets -0.625349346  0.3287833  0.10436079</w:t>
+      </w:r>
+      <w:r>
+        <w:br/>
+      </w:r>
+      <w:r>
+        <w:rPr>
+          <w:rStyle w:val="VerbatimChar"/>
+        </w:rPr>
+        <w:t xml:space="preserve">## X633_Urb_Nature.based.assets  0.738961245  0.2465870  0.02581981</w:t>
       </w:r>
     </w:p>
     <w:p>
@@ -8954,7 +9200,7 @@
         <w:rPr>
           <w:rStyle w:val="VerbatimChar"/>
         </w:rPr>
-        <w:t xml:space="preserve">## [1] 42.714109 20.557524 19.634309 13.592970  3.501089</w:t>
+        <w:t xml:space="preserve">## [1] 31.171392 18.751915 14.300679 13.041486 12.043974  8.319189  2.371366</w:t>
       </w:r>
     </w:p>
     <w:p>
@@ -10028,52 +10274,70 @@
         <w:rPr>
           <w:rStyle w:val="VerbatimChar"/>
         </w:rPr>
-        <w:t xml:space="preserve">## X348_Urb_Population.density                   X265_Urb_ </w:t>
-      </w:r>
-      <w:r>
-        <w:br/>
-      </w:r>
-      <w:r>
-        <w:rPr>
-          <w:rStyle w:val="VerbatimChar"/>
-        </w:rPr>
-        <w:t xml:space="preserve">##                   0.1636661                   0.2230576 </w:t>
-      </w:r>
-      <w:r>
-        <w:br/>
-      </w:r>
-      <w:r>
-        <w:rPr>
-          <w:rStyle w:val="VerbatimChar"/>
-        </w:rPr>
-        <w:t xml:space="preserve">##                   X534_Urb_              X479_Inf_Noise </w:t>
-      </w:r>
-      <w:r>
-        <w:br/>
-      </w:r>
-      <w:r>
-        <w:rPr>
-          <w:rStyle w:val="VerbatimChar"/>
-        </w:rPr>
-        <w:t xml:space="preserve">##                   0.1731401                   0.1938006 </w:t>
-      </w:r>
-      <w:r>
-        <w:br/>
-      </w:r>
-      <w:r>
-        <w:rPr>
-          <w:rStyle w:val="VerbatimChar"/>
-        </w:rPr>
-        <w:t xml:space="preserve">##        X877_Urb_Air.quality </w:t>
-      </w:r>
-      <w:r>
-        <w:br/>
-      </w:r>
-      <w:r>
-        <w:rPr>
-          <w:rStyle w:val="VerbatimChar"/>
-        </w:rPr>
-        <w:t xml:space="preserve">##                   0.2463356</w:t>
+        <w:t xml:space="preserve">##  X348_Urb_Population.density                    X265_Urb_ </w:t>
+      </w:r>
+      <w:r>
+        <w:br/>
+      </w:r>
+      <w:r>
+        <w:rPr>
+          <w:rStyle w:val="VerbatimChar"/>
+        </w:rPr>
+        <w:t xml:space="preserve">##                   0.07486757                   0.18975543 </w:t>
+      </w:r>
+      <w:r>
+        <w:br/>
+      </w:r>
+      <w:r>
+        <w:rPr>
+          <w:rStyle w:val="VerbatimChar"/>
+        </w:rPr>
+        <w:t xml:space="preserve">##                    X534_Urb_               X479_Inf_Noise </w:t>
+      </w:r>
+      <w:r>
+        <w:br/>
+      </w:r>
+      <w:r>
+        <w:rPr>
+          <w:rStyle w:val="VerbatimChar"/>
+        </w:rPr>
+        <w:t xml:space="preserve">##                   0.17541693                   0.13778822 </w:t>
+      </w:r>
+      <w:r>
+        <w:br/>
+      </w:r>
+      <w:r>
+        <w:rPr>
+          <w:rStyle w:val="VerbatimChar"/>
+        </w:rPr>
+        <w:t xml:space="preserve">##         X877_Urb_Air.quality X484_Urb_Nature.based.assets </w:t>
+      </w:r>
+      <w:r>
+        <w:br/>
+      </w:r>
+      <w:r>
+        <w:rPr>
+          <w:rStyle w:val="VerbatimChar"/>
+        </w:rPr>
+        <w:t xml:space="preserve">##                   0.17008327                   0.13963487 </w:t>
+      </w:r>
+      <w:r>
+        <w:br/>
+      </w:r>
+      <w:r>
+        <w:rPr>
+          <w:rStyle w:val="VerbatimChar"/>
+        </w:rPr>
+        <w:t xml:space="preserve">## X633_Urb_Nature.based.assets </w:t>
+      </w:r>
+      <w:r>
+        <w:br/>
+      </w:r>
+      <w:r>
+        <w:rPr>
+          <w:rStyle w:val="VerbatimChar"/>
+        </w:rPr>
+        <w:t xml:space="preserve">##                   0.11245370</w:t>
       </w:r>
     </w:p>
     <w:p>
@@ -10279,21 +10543,6 @@
         <w:rPr>
           <w:rStyle w:val="StringTok"/>
         </w:rPr>
-        <w:t xml:space="preserve">"X852_Eco_Individual.income"</w:t>
-      </w:r>
-      <w:r>
-        <w:rPr>
-          <w:rStyle w:val="NormalTok"/>
-        </w:rPr>
-        <w:t xml:space="preserve">,</w:t>
-      </w:r>
-      <w:r>
-        <w:br/>
-      </w:r>
-      <w:r>
-        <w:rPr>
-          <w:rStyle w:val="StringTok"/>
-        </w:rPr>
         <w:t xml:space="preserve">"X582_Eco_Occupation"</w:t>
       </w:r>
       <w:r>
@@ -10413,187 +10662,187 @@
         <w:rPr>
           <w:rStyle w:val="VerbatimChar"/>
         </w:rPr>
-        <w:t xml:space="preserve">##  X805_Eco_Individual.income X852_Eco_Individual.income X582_Eco_Occupation</w:t>
-      </w:r>
-      <w:r>
-        <w:br/>
-      </w:r>
-      <w:r>
-        <w:rPr>
-          <w:rStyle w:val="VerbatimChar"/>
-        </w:rPr>
-        <w:t xml:space="preserve">##  Min.   :10929              Min.   :-39.30             Min.   :41.20      </w:t>
-      </w:r>
-      <w:r>
-        <w:br/>
-      </w:r>
-      <w:r>
-        <w:rPr>
-          <w:rStyle w:val="VerbatimChar"/>
-        </w:rPr>
-        <w:t xml:space="preserve">##  1st Qu.:16978              1st Qu.:-14.60             1st Qu.:60.80      </w:t>
-      </w:r>
-      <w:r>
-        <w:br/>
-      </w:r>
-      <w:r>
-        <w:rPr>
-          <w:rStyle w:val="VerbatimChar"/>
-        </w:rPr>
-        <w:t xml:space="preserve">##  Median :20122              Median :-12.00             Median :65.30      </w:t>
-      </w:r>
-      <w:r>
-        <w:br/>
-      </w:r>
-      <w:r>
-        <w:rPr>
-          <w:rStyle w:val="VerbatimChar"/>
-        </w:rPr>
-        <w:t xml:space="preserve">##  Mean   :20616              Mean   :-12.96             Mean   :63.14      </w:t>
-      </w:r>
-      <w:r>
-        <w:br/>
-      </w:r>
-      <w:r>
-        <w:rPr>
-          <w:rStyle w:val="VerbatimChar"/>
-        </w:rPr>
-        <w:t xml:space="preserve">##  3rd Qu.:23437              3rd Qu.: -9.00             3rd Qu.:66.90      </w:t>
-      </w:r>
-      <w:r>
-        <w:br/>
-      </w:r>
-      <w:r>
-        <w:rPr>
-          <w:rStyle w:val="VerbatimChar"/>
-        </w:rPr>
-        <w:t xml:space="preserve">##  Max.   :37800              Max.   : -3.60             Max.   :70.00      </w:t>
-      </w:r>
-      <w:r>
-        <w:br/>
-      </w:r>
-      <w:r>
-        <w:rPr>
-          <w:rStyle w:val="VerbatimChar"/>
-        </w:rPr>
-        <w:t xml:space="preserve">##  X822_Eco_Occupation X1014_Eco_Occupation X283_Eco_Occupation</w:t>
-      </w:r>
-      <w:r>
-        <w:br/>
-      </w:r>
-      <w:r>
-        <w:rPr>
-          <w:rStyle w:val="VerbatimChar"/>
-        </w:rPr>
-        <w:t xml:space="preserve">##  Min.   :-25.600     Min.   :-1159.45     Min.   :-59.49     </w:t>
-      </w:r>
-      <w:r>
-        <w:br/>
-      </w:r>
-      <w:r>
-        <w:rPr>
-          <w:rStyle w:val="VerbatimChar"/>
-        </w:rPr>
-        <w:t xml:space="preserve">##  1st Qu.:-11.900     1st Qu.: -521.51     1st Qu.:-56.74     </w:t>
-      </w:r>
-      <w:r>
-        <w:br/>
-      </w:r>
-      <w:r>
-        <w:rPr>
-          <w:rStyle w:val="VerbatimChar"/>
-        </w:rPr>
-        <w:t xml:space="preserve">##  Median : -7.500     Median : -325.31     Median :-55.56     </w:t>
-      </w:r>
-      <w:r>
-        <w:br/>
-      </w:r>
-      <w:r>
-        <w:rPr>
-          <w:rStyle w:val="VerbatimChar"/>
-        </w:rPr>
-        <w:t xml:space="preserve">##  Mean   : -9.151     Mean   : -355.26     Mean   :-55.07     </w:t>
-      </w:r>
-      <w:r>
-        <w:br/>
-      </w:r>
-      <w:r>
-        <w:rPr>
-          <w:rStyle w:val="VerbatimChar"/>
-        </w:rPr>
-        <w:t xml:space="preserve">##  3rd Qu.: -4.500     3rd Qu.: -183.44     3rd Qu.:-53.29     </w:t>
-      </w:r>
-      <w:r>
-        <w:br/>
-      </w:r>
-      <w:r>
-        <w:rPr>
-          <w:rStyle w:val="VerbatimChar"/>
-        </w:rPr>
-        <w:t xml:space="preserve">##  Max.   : -1.800     Max.   :  -11.75     Max.   :-46.77     </w:t>
-      </w:r>
-      <w:r>
-        <w:br/>
-      </w:r>
-      <w:r>
-        <w:rPr>
-          <w:rStyle w:val="VerbatimChar"/>
-        </w:rPr>
-        <w:t xml:space="preserve">##  X43_Eco_Tourism.development   X279_Eco_        X523_Eco_   </w:t>
-      </w:r>
-      <w:r>
-        <w:br/>
-      </w:r>
-      <w:r>
-        <w:rPr>
-          <w:rStyle w:val="VerbatimChar"/>
-        </w:rPr>
-        <w:t xml:space="preserve">##  Min.   :-1655.0             Min.   : 0.820   Min.   :  13  </w:t>
-      </w:r>
-      <w:r>
-        <w:br/>
-      </w:r>
-      <w:r>
-        <w:rPr>
-          <w:rStyle w:val="VerbatimChar"/>
-        </w:rPr>
-        <w:t xml:space="preserve">##  1st Qu.: -171.0             1st Qu.: 1.930   1st Qu.: 200  </w:t>
-      </w:r>
-      <w:r>
-        <w:br/>
-      </w:r>
-      <w:r>
-        <w:rPr>
-          <w:rStyle w:val="VerbatimChar"/>
-        </w:rPr>
-        <w:t xml:space="preserve">##  Median :  -32.0             Median : 2.840   Median : 624  </w:t>
-      </w:r>
-      <w:r>
-        <w:br/>
-      </w:r>
-      <w:r>
-        <w:rPr>
-          <w:rStyle w:val="VerbatimChar"/>
-        </w:rPr>
-        <w:t xml:space="preserve">##  Mean   : -134.5             Mean   : 3.167   Mean   : 807  </w:t>
-      </w:r>
-      <w:r>
-        <w:br/>
-      </w:r>
-      <w:r>
-        <w:rPr>
-          <w:rStyle w:val="VerbatimChar"/>
-        </w:rPr>
-        <w:t xml:space="preserve">##  3rd Qu.:   -3.0             3rd Qu.: 3.810   3rd Qu.:1060  </w:t>
-      </w:r>
-      <w:r>
-        <w:br/>
-      </w:r>
-      <w:r>
-        <w:rPr>
-          <w:rStyle w:val="VerbatimChar"/>
-        </w:rPr>
-        <w:t xml:space="preserve">##  Max.   :    0.0             Max.   :12.590   Max.   :3628</w:t>
+        <w:t xml:space="preserve">##  X805_Eco_Individual.income X582_Eco_Occupation X822_Eco_Occupation</w:t>
+      </w:r>
+      <w:r>
+        <w:br/>
+      </w:r>
+      <w:r>
+        <w:rPr>
+          <w:rStyle w:val="VerbatimChar"/>
+        </w:rPr>
+        <w:t xml:space="preserve">##  Min.   :10929              Min.   :41.20       Min.   :-25.600    </w:t>
+      </w:r>
+      <w:r>
+        <w:br/>
+      </w:r>
+      <w:r>
+        <w:rPr>
+          <w:rStyle w:val="VerbatimChar"/>
+        </w:rPr>
+        <w:t xml:space="preserve">##  1st Qu.:16978              1st Qu.:60.80       1st Qu.:-11.900    </w:t>
+      </w:r>
+      <w:r>
+        <w:br/>
+      </w:r>
+      <w:r>
+        <w:rPr>
+          <w:rStyle w:val="VerbatimChar"/>
+        </w:rPr>
+        <w:t xml:space="preserve">##  Median :20122              Median :65.30       Median : -7.500    </w:t>
+      </w:r>
+      <w:r>
+        <w:br/>
+      </w:r>
+      <w:r>
+        <w:rPr>
+          <w:rStyle w:val="VerbatimChar"/>
+        </w:rPr>
+        <w:t xml:space="preserve">##  Mean   :20616              Mean   :63.14       Mean   : -9.151    </w:t>
+      </w:r>
+      <w:r>
+        <w:br/>
+      </w:r>
+      <w:r>
+        <w:rPr>
+          <w:rStyle w:val="VerbatimChar"/>
+        </w:rPr>
+        <w:t xml:space="preserve">##  3rd Qu.:23437              3rd Qu.:66.90       3rd Qu.: -4.500    </w:t>
+      </w:r>
+      <w:r>
+        <w:br/>
+      </w:r>
+      <w:r>
+        <w:rPr>
+          <w:rStyle w:val="VerbatimChar"/>
+        </w:rPr>
+        <w:t xml:space="preserve">##  Max.   :37800              Max.   :70.00       Max.   : -1.800    </w:t>
+      </w:r>
+      <w:r>
+        <w:br/>
+      </w:r>
+      <w:r>
+        <w:rPr>
+          <w:rStyle w:val="VerbatimChar"/>
+        </w:rPr>
+        <w:t xml:space="preserve">##  X1014_Eco_Occupation X283_Eco_Occupation X43_Eco_Tourism.development</w:t>
+      </w:r>
+      <w:r>
+        <w:br/>
+      </w:r>
+      <w:r>
+        <w:rPr>
+          <w:rStyle w:val="VerbatimChar"/>
+        </w:rPr>
+        <w:t xml:space="preserve">##  Min.   :-1159.45     Min.   :-59.49      Min.   :-1655.0            </w:t>
+      </w:r>
+      <w:r>
+        <w:br/>
+      </w:r>
+      <w:r>
+        <w:rPr>
+          <w:rStyle w:val="VerbatimChar"/>
+        </w:rPr>
+        <w:t xml:space="preserve">##  1st Qu.: -521.51     1st Qu.:-56.74      1st Qu.: -171.0            </w:t>
+      </w:r>
+      <w:r>
+        <w:br/>
+      </w:r>
+      <w:r>
+        <w:rPr>
+          <w:rStyle w:val="VerbatimChar"/>
+        </w:rPr>
+        <w:t xml:space="preserve">##  Median : -325.31     Median :-55.56      Median :  -32.0            </w:t>
+      </w:r>
+      <w:r>
+        <w:br/>
+      </w:r>
+      <w:r>
+        <w:rPr>
+          <w:rStyle w:val="VerbatimChar"/>
+        </w:rPr>
+        <w:t xml:space="preserve">##  Mean   : -355.26     Mean   :-55.07      Mean   : -134.5            </w:t>
+      </w:r>
+      <w:r>
+        <w:br/>
+      </w:r>
+      <w:r>
+        <w:rPr>
+          <w:rStyle w:val="VerbatimChar"/>
+        </w:rPr>
+        <w:t xml:space="preserve">##  3rd Qu.: -183.44     3rd Qu.:-53.29      3rd Qu.:   -3.0            </w:t>
+      </w:r>
+      <w:r>
+        <w:br/>
+      </w:r>
+      <w:r>
+        <w:rPr>
+          <w:rStyle w:val="VerbatimChar"/>
+        </w:rPr>
+        <w:t xml:space="preserve">##  Max.   :  -11.75     Max.   :-46.77      Max.   :    0.0            </w:t>
+      </w:r>
+      <w:r>
+        <w:br/>
+      </w:r>
+      <w:r>
+        <w:rPr>
+          <w:rStyle w:val="VerbatimChar"/>
+        </w:rPr>
+        <w:t xml:space="preserve">##    X279_Eco_        X523_Eco_   </w:t>
+      </w:r>
+      <w:r>
+        <w:br/>
+      </w:r>
+      <w:r>
+        <w:rPr>
+          <w:rStyle w:val="VerbatimChar"/>
+        </w:rPr>
+        <w:t xml:space="preserve">##  Min.   : 0.820   Min.   :  13  </w:t>
+      </w:r>
+      <w:r>
+        <w:br/>
+      </w:r>
+      <w:r>
+        <w:rPr>
+          <w:rStyle w:val="VerbatimChar"/>
+        </w:rPr>
+        <w:t xml:space="preserve">##  1st Qu.: 1.930   1st Qu.: 200  </w:t>
+      </w:r>
+      <w:r>
+        <w:br/>
+      </w:r>
+      <w:r>
+        <w:rPr>
+          <w:rStyle w:val="VerbatimChar"/>
+        </w:rPr>
+        <w:t xml:space="preserve">##  Median : 2.840   Median : 624  </w:t>
+      </w:r>
+      <w:r>
+        <w:br/>
+      </w:r>
+      <w:r>
+        <w:rPr>
+          <w:rStyle w:val="VerbatimChar"/>
+        </w:rPr>
+        <w:t xml:space="preserve">##  Mean   : 3.167   Mean   : 807  </w:t>
+      </w:r>
+      <w:r>
+        <w:br/>
+      </w:r>
+      <w:r>
+        <w:rPr>
+          <w:rStyle w:val="VerbatimChar"/>
+        </w:rPr>
+        <w:t xml:space="preserve">##  3rd Qu.: 3.810   3rd Qu.:1060  </w:t>
+      </w:r>
+      <w:r>
+        <w:br/>
+      </w:r>
+      <w:r>
+        <w:rPr>
+          <w:rStyle w:val="VerbatimChar"/>
+        </w:rPr>
+        <w:t xml:space="preserve">##  Max.   :12.590   Max.   :3628</w:t>
       </w:r>
     </w:p>
     <w:p>
@@ -10662,178 +10911,79 @@
         <w:rPr>
           <w:rStyle w:val="VerbatimChar"/>
         </w:rPr>
-        <w:t xml:space="preserve">##                             X805_Eco_Individual.income</w:t>
-      </w:r>
-      <w:r>
-        <w:br/>
-      </w:r>
-      <w:r>
-        <w:rPr>
-          <w:rStyle w:val="VerbatimChar"/>
-        </w:rPr>
-        <w:t xml:space="preserve">## X805_Eco_Individual.income                   1.0000000</w:t>
-      </w:r>
-      <w:r>
-        <w:br/>
-      </w:r>
-      <w:r>
-        <w:rPr>
-          <w:rStyle w:val="VerbatimChar"/>
-        </w:rPr>
-        <w:t xml:space="preserve">## X852_Eco_Individual.income                   0.7077154</w:t>
-      </w:r>
-      <w:r>
-        <w:br/>
-      </w:r>
-      <w:r>
-        <w:rPr>
-          <w:rStyle w:val="VerbatimChar"/>
-        </w:rPr>
-        <w:t xml:space="preserve">## X582_Eco_Occupation                          0.5881327</w:t>
-      </w:r>
-      <w:r>
-        <w:br/>
-      </w:r>
-      <w:r>
-        <w:rPr>
-          <w:rStyle w:val="VerbatimChar"/>
-        </w:rPr>
-        <w:t xml:space="preserve">## X822_Eco_Occupation                          0.8566910</w:t>
-      </w:r>
-      <w:r>
-        <w:br/>
-      </w:r>
-      <w:r>
-        <w:rPr>
-          <w:rStyle w:val="VerbatimChar"/>
-        </w:rPr>
-        <w:t xml:space="preserve">## X1014_Eco_Occupation                         0.1370485</w:t>
-      </w:r>
-      <w:r>
-        <w:br/>
-      </w:r>
-      <w:r>
-        <w:rPr>
-          <w:rStyle w:val="VerbatimChar"/>
-        </w:rPr>
-        <w:t xml:space="preserve">## X283_Eco_Occupation                          0.2416702</w:t>
-      </w:r>
-      <w:r>
-        <w:br/>
-      </w:r>
-      <w:r>
-        <w:rPr>
-          <w:rStyle w:val="VerbatimChar"/>
-        </w:rPr>
-        <w:t xml:space="preserve">## X43_Eco_Tourism.development                 -0.2711167</w:t>
-      </w:r>
-      <w:r>
-        <w:br/>
-      </w:r>
-      <w:r>
-        <w:rPr>
-          <w:rStyle w:val="VerbatimChar"/>
-        </w:rPr>
-        <w:t xml:space="preserve">## X279_Eco_                                    0.1974709</w:t>
-      </w:r>
-      <w:r>
-        <w:br/>
-      </w:r>
-      <w:r>
-        <w:rPr>
-          <w:rStyle w:val="VerbatimChar"/>
-        </w:rPr>
-        <w:t xml:space="preserve">## X523_Eco_                                    0.3354267</w:t>
-      </w:r>
-      <w:r>
-        <w:br/>
-      </w:r>
-      <w:r>
-        <w:rPr>
-          <w:rStyle w:val="VerbatimChar"/>
-        </w:rPr>
-        <w:t xml:space="preserve">##                             X852_Eco_Individual.income X582_Eco_Occupation</w:t>
-      </w:r>
-      <w:r>
-        <w:br/>
-      </w:r>
-      <w:r>
-        <w:rPr>
-          <w:rStyle w:val="VerbatimChar"/>
-        </w:rPr>
-        <w:t xml:space="preserve">## X805_Eco_Individual.income                  0.70771537          0.58813267</w:t>
-      </w:r>
-      <w:r>
-        <w:br/>
-      </w:r>
-      <w:r>
-        <w:rPr>
-          <w:rStyle w:val="VerbatimChar"/>
-        </w:rPr>
-        <w:t xml:space="preserve">## X852_Eco_Individual.income                  1.00000000          0.67897759</w:t>
-      </w:r>
-      <w:r>
-        <w:br/>
-      </w:r>
-      <w:r>
-        <w:rPr>
-          <w:rStyle w:val="VerbatimChar"/>
-        </w:rPr>
-        <w:t xml:space="preserve">## X582_Eco_Occupation                         0.67897759          1.00000000</w:t>
-      </w:r>
-      <w:r>
-        <w:br/>
-      </w:r>
-      <w:r>
-        <w:rPr>
-          <w:rStyle w:val="VerbatimChar"/>
-        </w:rPr>
-        <w:t xml:space="preserve">## X822_Eco_Occupation                         0.66075866          0.70740661</w:t>
-      </w:r>
-      <w:r>
-        <w:br/>
-      </w:r>
-      <w:r>
-        <w:rPr>
-          <w:rStyle w:val="VerbatimChar"/>
-        </w:rPr>
-        <w:t xml:space="preserve">## X1014_Eco_Occupation                        0.35425251         -0.02550584</w:t>
-      </w:r>
-      <w:r>
-        <w:br/>
-      </w:r>
-      <w:r>
-        <w:rPr>
-          <w:rStyle w:val="VerbatimChar"/>
-        </w:rPr>
-        <w:t xml:space="preserve">## X283_Eco_Occupation                        -0.03390022         -0.09843467</w:t>
-      </w:r>
-      <w:r>
-        <w:br/>
-      </w:r>
-      <w:r>
-        <w:rPr>
-          <w:rStyle w:val="VerbatimChar"/>
-        </w:rPr>
-        <w:t xml:space="preserve">## X43_Eco_Tourism.development                -0.02383313         -0.07846059</w:t>
-      </w:r>
-      <w:r>
-        <w:br/>
-      </w:r>
-      <w:r>
-        <w:rPr>
-          <w:rStyle w:val="VerbatimChar"/>
-        </w:rPr>
-        <w:t xml:space="preserve">## X279_Eco_                                   0.01005414         -0.15989950</w:t>
-      </w:r>
-      <w:r>
-        <w:br/>
-      </w:r>
-      <w:r>
-        <w:rPr>
-          <w:rStyle w:val="VerbatimChar"/>
-        </w:rPr>
-        <w:t xml:space="preserve">## X523_Eco_                                   0.01148944          0.09683509</w:t>
+        <w:t xml:space="preserve">##                             X805_Eco_Individual.income X582_Eco_Occupation</w:t>
+      </w:r>
+      <w:r>
+        <w:br/>
+      </w:r>
+      <w:r>
+        <w:rPr>
+          <w:rStyle w:val="VerbatimChar"/>
+        </w:rPr>
+        <w:t xml:space="preserve">## X805_Eco_Individual.income                   1.0000000          0.58813267</w:t>
+      </w:r>
+      <w:r>
+        <w:br/>
+      </w:r>
+      <w:r>
+        <w:rPr>
+          <w:rStyle w:val="VerbatimChar"/>
+        </w:rPr>
+        <w:t xml:space="preserve">## X582_Eco_Occupation                          0.5881327          1.00000000</w:t>
+      </w:r>
+      <w:r>
+        <w:br/>
+      </w:r>
+      <w:r>
+        <w:rPr>
+          <w:rStyle w:val="VerbatimChar"/>
+        </w:rPr>
+        <w:t xml:space="preserve">## X822_Eco_Occupation                          0.8566910          0.70740661</w:t>
+      </w:r>
+      <w:r>
+        <w:br/>
+      </w:r>
+      <w:r>
+        <w:rPr>
+          <w:rStyle w:val="VerbatimChar"/>
+        </w:rPr>
+        <w:t xml:space="preserve">## X1014_Eco_Occupation                         0.1370485         -0.02550584</w:t>
+      </w:r>
+      <w:r>
+        <w:br/>
+      </w:r>
+      <w:r>
+        <w:rPr>
+          <w:rStyle w:val="VerbatimChar"/>
+        </w:rPr>
+        <w:t xml:space="preserve">## X283_Eco_Occupation                          0.2416702         -0.09843467</w:t>
+      </w:r>
+      <w:r>
+        <w:br/>
+      </w:r>
+      <w:r>
+        <w:rPr>
+          <w:rStyle w:val="VerbatimChar"/>
+        </w:rPr>
+        <w:t xml:space="preserve">## X43_Eco_Tourism.development                 -0.2711167         -0.07846059</w:t>
+      </w:r>
+      <w:r>
+        <w:br/>
+      </w:r>
+      <w:r>
+        <w:rPr>
+          <w:rStyle w:val="VerbatimChar"/>
+        </w:rPr>
+        <w:t xml:space="preserve">## X279_Eco_                                    0.1974709         -0.15989950</w:t>
+      </w:r>
+      <w:r>
+        <w:br/>
+      </w:r>
+      <w:r>
+        <w:rPr>
+          <w:rStyle w:val="VerbatimChar"/>
+        </w:rPr>
+        <w:t xml:space="preserve">## X523_Eco_                                    0.3354267          0.09683509</w:t>
       </w:r>
       <w:r>
         <w:br/>
@@ -10860,15 +11010,6 @@
         <w:rPr>
           <w:rStyle w:val="VerbatimChar"/>
         </w:rPr>
-        <w:t xml:space="preserve">## X852_Eco_Individual.income           0.66075866           0.35425251</w:t>
-      </w:r>
-      <w:r>
-        <w:br/>
-      </w:r>
-      <w:r>
-        <w:rPr>
-          <w:rStyle w:val="VerbatimChar"/>
-        </w:rPr>
         <w:t xml:space="preserve">## X582_Eco_Occupation                  0.70740661          -0.02550584</w:t>
       </w:r>
       <w:r>
@@ -10950,15 +11091,6 @@
         <w:rPr>
           <w:rStyle w:val="VerbatimChar"/>
         </w:rPr>
-        <w:t xml:space="preserve">## X852_Eco_Individual.income          -0.03390022                 -0.02383313</w:t>
-      </w:r>
-      <w:r>
-        <w:br/>
-      </w:r>
-      <w:r>
-        <w:rPr>
-          <w:rStyle w:val="VerbatimChar"/>
-        </w:rPr>
         <w:t xml:space="preserve">## X582_Eco_Occupation                 -0.09843467                 -0.07846059</w:t>
       </w:r>
       <w:r>
@@ -11022,88 +11154,79 @@
         <w:rPr>
           <w:rStyle w:val="VerbatimChar"/>
         </w:rPr>
-        <w:t xml:space="preserve">##                               X279_Eco_   X523_Eco_</w:t>
-      </w:r>
-      <w:r>
-        <w:br/>
-      </w:r>
-      <w:r>
-        <w:rPr>
-          <w:rStyle w:val="VerbatimChar"/>
-        </w:rPr>
-        <w:t xml:space="preserve">## X805_Eco_Individual.income   0.19747093  0.33542670</w:t>
-      </w:r>
-      <w:r>
-        <w:br/>
-      </w:r>
-      <w:r>
-        <w:rPr>
-          <w:rStyle w:val="VerbatimChar"/>
-        </w:rPr>
-        <w:t xml:space="preserve">## X852_Eco_Individual.income   0.01005414  0.01148944</w:t>
-      </w:r>
-      <w:r>
-        <w:br/>
-      </w:r>
-      <w:r>
-        <w:rPr>
-          <w:rStyle w:val="VerbatimChar"/>
-        </w:rPr>
-        <w:t xml:space="preserve">## X582_Eco_Occupation         -0.15989950  0.09683509</w:t>
-      </w:r>
-      <w:r>
-        <w:br/>
-      </w:r>
-      <w:r>
-        <w:rPr>
-          <w:rStyle w:val="VerbatimChar"/>
-        </w:rPr>
-        <w:t xml:space="preserve">## X822_Eco_Occupation          0.25395450  0.41204898</w:t>
-      </w:r>
-      <w:r>
-        <w:br/>
-      </w:r>
-      <w:r>
-        <w:rPr>
-          <w:rStyle w:val="VerbatimChar"/>
-        </w:rPr>
-        <w:t xml:space="preserve">## X1014_Eco_Occupation        -0.17542619 -0.60826869</w:t>
-      </w:r>
-      <w:r>
-        <w:br/>
-      </w:r>
-      <w:r>
-        <w:rPr>
-          <w:rStyle w:val="VerbatimChar"/>
-        </w:rPr>
-        <w:t xml:space="preserve">## X283_Eco_Occupation          0.42353833  0.10996088</w:t>
-      </w:r>
-      <w:r>
-        <w:br/>
-      </w:r>
-      <w:r>
-        <w:rPr>
-          <w:rStyle w:val="VerbatimChar"/>
-        </w:rPr>
-        <w:t xml:space="preserve">## X43_Eco_Tourism.development -0.50861097 -0.82170861</w:t>
-      </w:r>
-      <w:r>
-        <w:br/>
-      </w:r>
-      <w:r>
-        <w:rPr>
-          <w:rStyle w:val="VerbatimChar"/>
-        </w:rPr>
-        <w:t xml:space="preserve">## X279_Eco_                    1.00000000  0.61407061</w:t>
-      </w:r>
-      <w:r>
-        <w:br/>
-      </w:r>
-      <w:r>
-        <w:rPr>
-          <w:rStyle w:val="VerbatimChar"/>
-        </w:rPr>
-        <w:t xml:space="preserve">## X523_Eco_                    0.61407061  1.00000000</w:t>
+        <w:t xml:space="preserve">##                              X279_Eco_   X523_Eco_</w:t>
+      </w:r>
+      <w:r>
+        <w:br/>
+      </w:r>
+      <w:r>
+        <w:rPr>
+          <w:rStyle w:val="VerbatimChar"/>
+        </w:rPr>
+        <w:t xml:space="preserve">## X805_Eco_Individual.income   0.1974709  0.33542670</w:t>
+      </w:r>
+      <w:r>
+        <w:br/>
+      </w:r>
+      <w:r>
+        <w:rPr>
+          <w:rStyle w:val="VerbatimChar"/>
+        </w:rPr>
+        <w:t xml:space="preserve">## X582_Eco_Occupation         -0.1598995  0.09683509</w:t>
+      </w:r>
+      <w:r>
+        <w:br/>
+      </w:r>
+      <w:r>
+        <w:rPr>
+          <w:rStyle w:val="VerbatimChar"/>
+        </w:rPr>
+        <w:t xml:space="preserve">## X822_Eco_Occupation          0.2539545  0.41204898</w:t>
+      </w:r>
+      <w:r>
+        <w:br/>
+      </w:r>
+      <w:r>
+        <w:rPr>
+          <w:rStyle w:val="VerbatimChar"/>
+        </w:rPr>
+        <w:t xml:space="preserve">## X1014_Eco_Occupation        -0.1754262 -0.60826869</w:t>
+      </w:r>
+      <w:r>
+        <w:br/>
+      </w:r>
+      <w:r>
+        <w:rPr>
+          <w:rStyle w:val="VerbatimChar"/>
+        </w:rPr>
+        <w:t xml:space="preserve">## X283_Eco_Occupation          0.4235383  0.10996088</w:t>
+      </w:r>
+      <w:r>
+        <w:br/>
+      </w:r>
+      <w:r>
+        <w:rPr>
+          <w:rStyle w:val="VerbatimChar"/>
+        </w:rPr>
+        <w:t xml:space="preserve">## X43_Eco_Tourism.development -0.5086110 -0.82170861</w:t>
+      </w:r>
+      <w:r>
+        <w:br/>
+      </w:r>
+      <w:r>
+        <w:rPr>
+          <w:rStyle w:val="VerbatimChar"/>
+        </w:rPr>
+        <w:t xml:space="preserve">## X279_Eco_                    1.0000000  0.61407061</w:t>
+      </w:r>
+      <w:r>
+        <w:br/>
+      </w:r>
+      <w:r>
+        <w:rPr>
+          <w:rStyle w:val="VerbatimChar"/>
+        </w:rPr>
+        <w:t xml:space="preserve">## X523_Eco_                    0.6140706  1.00000000</w:t>
       </w:r>
     </w:p>
     <w:p>
@@ -12310,268 +12433,160 @@
         <w:rPr>
           <w:rStyle w:val="VerbatimChar"/>
         </w:rPr>
-        <w:t xml:space="preserve">##                                     PC1        PC2         PC3         PC4</w:t>
-      </w:r>
-      <w:r>
-        <w:br/>
-      </w:r>
-      <w:r>
-        <w:rPr>
-          <w:rStyle w:val="VerbatimChar"/>
-        </w:rPr>
-        <w:t xml:space="preserve">## X805_Eco_Individual.income   0.45695985  0.2074900 -0.07558085 -0.01654801</w:t>
-      </w:r>
-      <w:r>
-        <w:br/>
-      </w:r>
-      <w:r>
-        <w:rPr>
-          <w:rStyle w:val="VerbatimChar"/>
-        </w:rPr>
-        <w:t xml:space="preserve">## X852_Eco_Individual.income   0.34352752  0.4054179  0.02048091 -0.31233981</w:t>
-      </w:r>
-      <w:r>
-        <w:br/>
-      </w:r>
-      <w:r>
-        <w:rPr>
-          <w:rStyle w:val="VerbatimChar"/>
-        </w:rPr>
-        <w:t xml:space="preserve">## X582_Eco_Occupation          0.34054831  0.3313402  0.33531671  0.23004113</w:t>
-      </w:r>
-      <w:r>
-        <w:br/>
-      </w:r>
-      <w:r>
-        <w:rPr>
-          <w:rStyle w:val="VerbatimChar"/>
-        </w:rPr>
-        <w:t xml:space="preserve">## X822_Eco_Occupation          0.49243964  0.1420912 -0.02276854  0.26026293</w:t>
-      </w:r>
-      <w:r>
-        <w:br/>
-      </w:r>
-      <w:r>
-        <w:rPr>
-          <w:rStyle w:val="VerbatimChar"/>
-        </w:rPr>
-        <w:t xml:space="preserve">## X1014_Eco_Occupation        -0.07483474  0.4075360 -0.49604804 -0.52168193</w:t>
-      </w:r>
-      <w:r>
-        <w:br/>
-      </w:r>
-      <w:r>
-        <w:rPr>
-          <w:rStyle w:val="VerbatimChar"/>
-        </w:rPr>
-        <w:t xml:space="preserve">## X283_Eco_Occupation          0.16865507 -0.1182357 -0.68337344  0.54323989</w:t>
-      </w:r>
-      <w:r>
-        <w:br/>
-      </w:r>
-      <w:r>
-        <w:rPr>
-          <w:rStyle w:val="VerbatimChar"/>
-        </w:rPr>
-        <w:t xml:space="preserve">## X43_Eco_Tourism.development -0.31525168  0.3834841 -0.07147435  0.35209127</w:t>
-      </w:r>
-      <w:r>
-        <w:br/>
-      </w:r>
-      <w:r>
-        <w:rPr>
-          <w:rStyle w:val="VerbatimChar"/>
-        </w:rPr>
-        <w:t xml:space="preserve">## X279_Eco_                    0.24786103 -0.3790824 -0.35298060 -0.27262499</w:t>
-      </w:r>
-      <w:r>
-        <w:br/>
-      </w:r>
-      <w:r>
-        <w:rPr>
-          <w:rStyle w:val="VerbatimChar"/>
-        </w:rPr>
-        <w:t xml:space="preserve">## X523_Eco_                    0.34618362 -0.4379260  0.19530889 -0.12633304</w:t>
-      </w:r>
-      <w:r>
-        <w:br/>
-      </w:r>
-      <w:r>
-        <w:rPr>
-          <w:rStyle w:val="VerbatimChar"/>
-        </w:rPr>
-        <w:t xml:space="preserve">##                                     PC5         PC6         PC7          PC8</w:t>
-      </w:r>
-      <w:r>
-        <w:br/>
-      </w:r>
-      <w:r>
-        <w:rPr>
-          <w:rStyle w:val="VerbatimChar"/>
-        </w:rPr>
-        <w:t xml:space="preserve">## X805_Eco_Individual.income  -0.03851813  0.65424442  0.28386169 -0.385778876</w:t>
-      </w:r>
-      <w:r>
-        <w:br/>
-      </w:r>
-      <w:r>
-        <w:rPr>
-          <w:rStyle w:val="VerbatimChar"/>
-        </w:rPr>
-        <w:t xml:space="preserve">## X852_Eco_Individual.income   0.23959332 -0.09514990 -0.73968302 -0.070468452</w:t>
-      </w:r>
-      <w:r>
-        <w:br/>
-      </w:r>
-      <w:r>
-        <w:rPr>
-          <w:rStyle w:val="VerbatimChar"/>
-        </w:rPr>
-        <w:t xml:space="preserve">## X582_Eco_Occupation         -0.01099525 -0.60816891  0.35394082 -0.326494317</w:t>
-      </w:r>
-      <w:r>
-        <w:br/>
-      </w:r>
-      <w:r>
-        <w:rPr>
-          <w:rStyle w:val="VerbatimChar"/>
-        </w:rPr>
-        <w:t xml:space="preserve">## X822_Eco_Occupation         -0.00751954  0.07909725  0.10328184  0.803456979</w:t>
-      </w:r>
-      <w:r>
-        <w:br/>
-      </w:r>
-      <w:r>
-        <w:rPr>
-          <w:rStyle w:val="VerbatimChar"/>
-        </w:rPr>
-        <w:t xml:space="preserve">## X1014_Eco_Occupation        -0.27209769 -0.09463263  0.29700923  0.060311826</w:t>
-      </w:r>
-      <w:r>
-        <w:br/>
-      </w:r>
-      <w:r>
-        <w:rPr>
-          <w:rStyle w:val="VerbatimChar"/>
-        </w:rPr>
-        <w:t xml:space="preserve">## X283_Eco_Occupation         -0.20330606 -0.15141350 -0.26179286 -0.238724312</w:t>
-      </w:r>
-      <w:r>
-        <w:br/>
-      </w:r>
-      <w:r>
-        <w:rPr>
-          <w:rStyle w:val="VerbatimChar"/>
-        </w:rPr>
-        <w:t xml:space="preserve">## X43_Eco_Tourism.development  0.63306760  0.24367301  0.07473379 -0.058009533</w:t>
-      </w:r>
-      <w:r>
-        <w:br/>
-      </w:r>
-      <w:r>
-        <w:rPr>
-          <w:rStyle w:val="VerbatimChar"/>
-        </w:rPr>
-        <w:t xml:space="preserve">## X279_Eco_                    0.65158128 -0.25513161  0.26415158  0.009894136</w:t>
-      </w:r>
-      <w:r>
-        <w:br/>
-      </w:r>
-      <w:r>
-        <w:rPr>
-          <w:rStyle w:val="VerbatimChar"/>
-        </w:rPr>
-        <w:t xml:space="preserve">## X523_Eco_                   -0.01518865  0.17445597 -0.06510872 -0.173139788</w:t>
-      </w:r>
-      <w:r>
-        <w:br/>
-      </w:r>
-      <w:r>
-        <w:rPr>
-          <w:rStyle w:val="VerbatimChar"/>
-        </w:rPr>
-        <w:t xml:space="preserve">##                                     PC9</w:t>
-      </w:r>
-      <w:r>
-        <w:br/>
-      </w:r>
-      <w:r>
-        <w:rPr>
-          <w:rStyle w:val="VerbatimChar"/>
-        </w:rPr>
-        <w:t xml:space="preserve">## X805_Eco_Individual.income  -0.28849105</w:t>
-      </w:r>
-      <w:r>
-        <w:br/>
-      </w:r>
-      <w:r>
-        <w:rPr>
-          <w:rStyle w:val="VerbatimChar"/>
-        </w:rPr>
-        <w:t xml:space="preserve">## X852_Eco_Individual.income  -0.03308018</w:t>
-      </w:r>
-      <w:r>
-        <w:br/>
-      </w:r>
-      <w:r>
-        <w:rPr>
-          <w:rStyle w:val="VerbatimChar"/>
-        </w:rPr>
-        <w:t xml:space="preserve">## X582_Eco_Occupation          0.08379354</w:t>
-      </w:r>
-      <w:r>
-        <w:br/>
-      </w:r>
-      <w:r>
-        <w:rPr>
-          <w:rStyle w:val="VerbatimChar"/>
-        </w:rPr>
-        <w:t xml:space="preserve">## X822_Eco_Occupation          0.08083883</w:t>
-      </w:r>
-      <w:r>
-        <w:br/>
-      </w:r>
-      <w:r>
-        <w:rPr>
-          <w:rStyle w:val="VerbatimChar"/>
-        </w:rPr>
-        <w:t xml:space="preserve">## X1014_Eco_Occupation         0.36776891</w:t>
-      </w:r>
-      <w:r>
-        <w:br/>
-      </w:r>
-      <w:r>
-        <w:rPr>
-          <w:rStyle w:val="VerbatimChar"/>
-        </w:rPr>
-        <w:t xml:space="preserve">## X283_Eco_Occupation          0.07538416</w:t>
-      </w:r>
-      <w:r>
-        <w:br/>
-      </w:r>
-      <w:r>
-        <w:rPr>
-          <w:rStyle w:val="VerbatimChar"/>
-        </w:rPr>
-        <w:t xml:space="preserve">## X43_Eco_Tourism.development  0.39418026</w:t>
-      </w:r>
-      <w:r>
-        <w:br/>
-      </w:r>
-      <w:r>
-        <w:rPr>
-          <w:rStyle w:val="VerbatimChar"/>
-        </w:rPr>
-        <w:t xml:space="preserve">## X279_Eco_                   -0.19083380</w:t>
-      </w:r>
-      <w:r>
-        <w:br/>
-      </w:r>
-      <w:r>
-        <w:rPr>
-          <w:rStyle w:val="VerbatimChar"/>
-        </w:rPr>
-        <w:t xml:space="preserve">## X523_Eco_                    0.75457934</w:t>
+        <w:t xml:space="preserve">##                                    PC1           PC2          PC3        PC4</w:t>
+      </w:r>
+      <w:r>
+        <w:br/>
+      </w:r>
+      <w:r>
+        <w:rPr>
+          <w:rStyle w:val="VerbatimChar"/>
+        </w:rPr>
+        <w:t xml:space="preserve">## X805_Eco_Individual.income   0.3965416  0.4126022710  0.060500786 -0.1611915</w:t>
+      </w:r>
+      <w:r>
+        <w:br/>
+      </w:r>
+      <w:r>
+        <w:rPr>
+          <w:rStyle w:val="VerbatimChar"/>
+        </w:rPr>
+        <w:t xml:space="preserve">## X582_Eco_Occupation          0.2488569  0.4978798723 -0.353348059  0.1103866</w:t>
+      </w:r>
+      <w:r>
+        <w:br/>
+      </w:r>
+      <w:r>
+        <w:rPr>
+          <w:rStyle w:val="VerbatimChar"/>
+        </w:rPr>
+        <w:t xml:space="preserve">## X822_Eco_Occupation          0.4517984  0.3702925650  0.007078389  0.1564172</w:t>
+      </w:r>
+      <w:r>
+        <w:br/>
+      </w:r>
+      <w:r>
+        <w:rPr>
+          <w:rStyle w:val="VerbatimChar"/>
+        </w:rPr>
+        <w:t xml:space="preserve">## X1014_Eco_Occupation        -0.1889950  0.3806868076  0.489387895 -0.6525972</w:t>
+      </w:r>
+      <w:r>
+        <w:br/>
+      </w:r>
+      <w:r>
+        <w:rPr>
+          <w:rStyle w:val="VerbatimChar"/>
+        </w:rPr>
+        <w:t xml:space="preserve">## X283_Eco_Occupation          0.2092938 -0.0009288178  0.678438110  0.5445091</w:t>
+      </w:r>
+      <w:r>
+        <w:br/>
+      </w:r>
+      <w:r>
+        <w:rPr>
+          <w:rStyle w:val="VerbatimChar"/>
+        </w:rPr>
+        <w:t xml:space="preserve">## X43_Eco_Tourism.development -0.4131577  0.2879160043  0.064528568  0.4312852</w:t>
+      </w:r>
+      <w:r>
+        <w:br/>
+      </w:r>
+      <w:r>
+        <w:rPr>
+          <w:rStyle w:val="VerbatimChar"/>
+        </w:rPr>
+        <w:t xml:space="preserve">## X279_Eco_                    0.3411216 -0.3257886830  0.363582595 -0.1360296</w:t>
+      </w:r>
+      <w:r>
+        <w:br/>
+      </w:r>
+      <w:r>
+        <w:rPr>
+          <w:rStyle w:val="VerbatimChar"/>
+        </w:rPr>
+        <w:t xml:space="preserve">## X523_Eco_                    0.4583852 -0.3328681650 -0.187882093 -0.1023788</w:t>
+      </w:r>
+      <w:r>
+        <w:br/>
+      </w:r>
+      <w:r>
+        <w:rPr>
+          <w:rStyle w:val="VerbatimChar"/>
+        </w:rPr>
+        <w:t xml:space="preserve">##                                     PC5         PC6         PC7         PC8</w:t>
+      </w:r>
+      <w:r>
+        <w:br/>
+      </w:r>
+      <w:r>
+        <w:rPr>
+          <w:rStyle w:val="VerbatimChar"/>
+        </w:rPr>
+        <w:t xml:space="preserve">## X805_Eco_Individual.income  -0.13135643  0.60532821 -0.41637002 -0.29296810</w:t>
+      </w:r>
+      <w:r>
+        <w:br/>
+      </w:r>
+      <w:r>
+        <w:rPr>
+          <w:rStyle w:val="VerbatimChar"/>
+        </w:rPr>
+        <w:t xml:space="preserve">## X582_Eco_Occupation         -0.02869908 -0.64936323 -0.35309251  0.07729969</w:t>
+      </w:r>
+      <w:r>
+        <w:br/>
+      </w:r>
+      <w:r>
+        <w:rPr>
+          <w:rStyle w:val="VerbatimChar"/>
+        </w:rPr>
+        <w:t xml:space="preserve">## X822_Eco_Occupation         -0.03535130  0.05835284  0.79116249  0.06043468</w:t>
+      </w:r>
+      <w:r>
+        <w:br/>
+      </w:r>
+      <w:r>
+        <w:rPr>
+          <w:rStyle w:val="VerbatimChar"/>
+        </w:rPr>
+        <w:t xml:space="preserve">## X1014_Eco_Occupation         0.07742270 -0.14125415  0.04112209  0.35543880</w:t>
+      </w:r>
+      <w:r>
+        <w:br/>
+      </w:r>
+      <w:r>
+        <w:rPr>
+          <w:rStyle w:val="VerbatimChar"/>
+        </w:rPr>
+        <w:t xml:space="preserve">## X283_Eco_Occupation          0.37067141 -0.08512795 -0.21671811  0.08840809</w:t>
+      </w:r>
+      <w:r>
+        <w:br/>
+      </w:r>
+      <w:r>
+        <w:rPr>
+          <w:rStyle w:val="VerbatimChar"/>
+        </w:rPr>
+        <w:t xml:space="preserve">## X43_Eco_Tourism.development -0.59739796  0.20448213 -0.05644925  0.39287461</w:t>
+      </w:r>
+      <w:r>
+        <w:br/>
+      </w:r>
+      <w:r>
+        <w:rPr>
+          <w:rStyle w:val="VerbatimChar"/>
+        </w:rPr>
+        <w:t xml:space="preserve">## X279_Eco_                   -0.69309429 -0.32730982 -0.01038580 -0.19794483</w:t>
+      </w:r>
+      <w:r>
+        <w:br/>
+      </w:r>
+      <w:r>
+        <w:rPr>
+          <w:rStyle w:val="VerbatimChar"/>
+        </w:rPr>
+        <w:t xml:space="preserve">## X523_Eco_                    0.00406881  0.17987759 -0.15514976  0.75951086</w:t>
       </w:r>
     </w:p>
     <w:p>
@@ -12906,16 +12921,16 @@
         <w:rPr>
           <w:rStyle w:val="VerbatimChar"/>
         </w:rPr>
-        <w:t xml:space="preserve">## [1] 38.9840528 27.4481838 14.8962477  7.5307708  4.7158031  3.2182024  1.7426349</w:t>
-      </w:r>
-      <w:r>
-        <w:br/>
-      </w:r>
-      <w:r>
-        <w:rPr>
-          <w:rStyle w:val="VerbatimChar"/>
-        </w:rPr>
-        <w:t xml:space="preserve">## [8]  0.8404219  0.6236827</w:t>
+        <w:t xml:space="preserve">## [1] 40.5935582 24.8590063 16.7474940  7.6186752  4.9356333  3.5876887  0.9540785</w:t>
+      </w:r>
+      <w:r>
+        <w:br/>
+      </w:r>
+      <w:r>
+        <w:rPr>
+          <w:rStyle w:val="VerbatimChar"/>
+        </w:rPr>
+        <w:t xml:space="preserve">## [8]  0.7038658</w:t>
       </w:r>
     </w:p>
     <w:p>
@@ -13844,88 +13859,70 @@
         <w:rPr>
           <w:rStyle w:val="VerbatimChar"/>
         </w:rPr>
-        <w:t xml:space="preserve">##  X805_Eco_Individual.income  X852_Eco_Individual.income </w:t>
-      </w:r>
-      <w:r>
-        <w:br/>
-      </w:r>
-      <w:r>
-        <w:rPr>
-          <w:rStyle w:val="VerbatimChar"/>
-        </w:rPr>
-        <w:t xml:space="preserve">##                  0.16400466                  0.12329335 </w:t>
-      </w:r>
-      <w:r>
-        <w:br/>
-      </w:r>
-      <w:r>
-        <w:rPr>
-          <w:rStyle w:val="VerbatimChar"/>
-        </w:rPr>
-        <w:t xml:space="preserve">##         X582_Eco_Occupation         X822_Eco_Occupation </w:t>
-      </w:r>
-      <w:r>
-        <w:br/>
-      </w:r>
-      <w:r>
-        <w:rPr>
-          <w:rStyle w:val="VerbatimChar"/>
-        </w:rPr>
-        <w:t xml:space="preserve">##                  0.12222410                  0.17673849 </w:t>
-      </w:r>
-      <w:r>
-        <w:br/>
-      </w:r>
-      <w:r>
-        <w:rPr>
-          <w:rStyle w:val="VerbatimChar"/>
-        </w:rPr>
-        <w:t xml:space="preserve">##        X1014_Eco_Occupation         X283_Eco_Occupation </w:t>
-      </w:r>
-      <w:r>
-        <w:br/>
-      </w:r>
-      <w:r>
-        <w:rPr>
-          <w:rStyle w:val="VerbatimChar"/>
-        </w:rPr>
-        <w:t xml:space="preserve">##                  0.02685848                  0.06053096 </w:t>
-      </w:r>
-      <w:r>
-        <w:br/>
-      </w:r>
-      <w:r>
-        <w:rPr>
-          <w:rStyle w:val="VerbatimChar"/>
-        </w:rPr>
-        <w:t xml:space="preserve">## X43_Eco_Tourism.development                   X279_Eco_ </w:t>
-      </w:r>
-      <w:r>
-        <w:br/>
-      </w:r>
-      <w:r>
-        <w:rPr>
-          <w:rStyle w:val="VerbatimChar"/>
-        </w:rPr>
-        <w:t xml:space="preserve">##                  0.11314505                  0.08895828 </w:t>
-      </w:r>
-      <w:r>
-        <w:br/>
-      </w:r>
-      <w:r>
-        <w:rPr>
-          <w:rStyle w:val="VerbatimChar"/>
-        </w:rPr>
-        <w:t xml:space="preserve">##                   X523_Eco_ </w:t>
-      </w:r>
-      <w:r>
-        <w:br/>
-      </w:r>
-      <w:r>
-        <w:rPr>
-          <w:rStyle w:val="VerbatimChar"/>
-        </w:rPr>
-        <w:t xml:space="preserve">##                  0.12424664</w:t>
+        <w:t xml:space="preserve">##  X805_Eco_Individual.income         X582_Eco_Occupation </w:t>
+      </w:r>
+      <w:r>
+        <w:br/>
+      </w:r>
+      <w:r>
+        <w:rPr>
+          <w:rStyle w:val="VerbatimChar"/>
+        </w:rPr>
+        <w:t xml:space="preserve">##                  0.14642527                  0.09189185 </w:t>
+      </w:r>
+      <w:r>
+        <w:br/>
+      </w:r>
+      <w:r>
+        <w:rPr>
+          <w:rStyle w:val="VerbatimChar"/>
+        </w:rPr>
+        <w:t xml:space="preserve">##         X822_Eco_Occupation        X1014_Eco_Occupation </w:t>
+      </w:r>
+      <w:r>
+        <w:br/>
+      </w:r>
+      <w:r>
+        <w:rPr>
+          <w:rStyle w:val="VerbatimChar"/>
+        </w:rPr>
+        <w:t xml:space="preserve">##                  0.16682914                  0.06978750 </w:t>
+      </w:r>
+      <w:r>
+        <w:br/>
+      </w:r>
+      <w:r>
+        <w:rPr>
+          <w:rStyle w:val="VerbatimChar"/>
+        </w:rPr>
+        <w:t xml:space="preserve">##         X283_Eco_Occupation X43_Eco_Tourism.development </w:t>
+      </w:r>
+      <w:r>
+        <w:br/>
+      </w:r>
+      <w:r>
+        <w:rPr>
+          <w:rStyle w:val="VerbatimChar"/>
+        </w:rPr>
+        <w:t xml:space="preserve">##                  0.07728292                  0.15256085 </w:t>
+      </w:r>
+      <w:r>
+        <w:br/>
+      </w:r>
+      <w:r>
+        <w:rPr>
+          <w:rStyle w:val="VerbatimChar"/>
+        </w:rPr>
+        <w:t xml:space="preserve">##                   X279_Eco_                   X523_Eco_ </w:t>
+      </w:r>
+      <w:r>
+        <w:br/>
+      </w:r>
+      <w:r>
+        <w:rPr>
+          <w:rStyle w:val="VerbatimChar"/>
+        </w:rPr>
+        <w:t xml:space="preserve">##                  0.12596111                  0.16926136</w:t>
       </w:r>
     </w:p>
     <w:p>
@@ -14316,88 +14313,70 @@
         <w:rPr>
           <w:rStyle w:val="VerbatimChar"/>
         </w:rPr>
-        <w:t xml:space="preserve">##  X805_Eco_Individual.income  X852_Eco_Individual.income </w:t>
-      </w:r>
-      <w:r>
-        <w:br/>
-      </w:r>
-      <w:r>
-        <w:rPr>
-          <w:rStyle w:val="VerbatimChar"/>
-        </w:rPr>
-        <w:t xml:space="preserve">##                  0.12651648                  0.13195565 </w:t>
-      </w:r>
-      <w:r>
-        <w:br/>
-      </w:r>
-      <w:r>
-        <w:rPr>
-          <w:rStyle w:val="VerbatimChar"/>
-        </w:rPr>
-        <w:t xml:space="preserve">##         X582_Eco_Occupation         X822_Eco_Occupation </w:t>
-      </w:r>
-      <w:r>
-        <w:br/>
-      </w:r>
-      <w:r>
-        <w:rPr>
-          <w:rStyle w:val="VerbatimChar"/>
-        </w:rPr>
-        <w:t xml:space="preserve">##                  0.12038836                  0.12429965 </w:t>
-      </w:r>
-      <w:r>
-        <w:br/>
-      </w:r>
-      <w:r>
-        <w:rPr>
-          <w:rStyle w:val="VerbatimChar"/>
-        </w:rPr>
-        <w:t xml:space="preserve">##        X1014_Eco_Occupation         X283_Eco_Occupation </w:t>
-      </w:r>
-      <w:r>
-        <w:br/>
-      </w:r>
-      <w:r>
-        <w:rPr>
-          <w:rStyle w:val="VerbatimChar"/>
-        </w:rPr>
-        <w:t xml:space="preserve">##                  0.07589839                  0.05284781 </w:t>
-      </w:r>
-      <w:r>
-        <w:br/>
-      </w:r>
-      <w:r>
-        <w:rPr>
-          <w:rStyle w:val="VerbatimChar"/>
-        </w:rPr>
-        <w:t xml:space="preserve">## X43_Eco_Tourism.development                   X279_Eco_ </w:t>
-      </w:r>
-      <w:r>
-        <w:br/>
-      </w:r>
-      <w:r>
-        <w:rPr>
-          <w:rStyle w:val="VerbatimChar"/>
-        </w:rPr>
-        <w:t xml:space="preserve">##                  0.12278363                  0.10799528 </w:t>
-      </w:r>
-      <w:r>
-        <w:br/>
-      </w:r>
-      <w:r>
-        <w:rPr>
-          <w:rStyle w:val="VerbatimChar"/>
-        </w:rPr>
-        <w:t xml:space="preserve">##                   X523_Eco_ </w:t>
-      </w:r>
-      <w:r>
-        <w:br/>
-      </w:r>
-      <w:r>
-        <w:rPr>
-          <w:rStyle w:val="VerbatimChar"/>
-        </w:rPr>
-        <w:t xml:space="preserve">##                  0.13731477</w:t>
+        <w:t xml:space="preserve">##  X805_Eco_Individual.income         X582_Eco_Occupation </w:t>
+      </w:r>
+      <w:r>
+        <w:br/>
+      </w:r>
+      <w:r>
+        <w:rPr>
+          <w:rStyle w:val="VerbatimChar"/>
+        </w:rPr>
+        <w:t xml:space="preserve">##                  0.15077502                  0.12860477 </w:t>
+      </w:r>
+      <w:r>
+        <w:br/>
+      </w:r>
+      <w:r>
+        <w:rPr>
+          <w:rStyle w:val="VerbatimChar"/>
+        </w:rPr>
+        <w:t xml:space="preserve">##         X822_Eco_Occupation        X1014_Eco_Occupation </w:t>
+      </w:r>
+      <w:r>
+        <w:br/>
+      </w:r>
+      <w:r>
+        <w:rPr>
+          <w:rStyle w:val="VerbatimChar"/>
+        </w:rPr>
+        <w:t xml:space="preserve">##                  0.15759058                  0.09803482 </w:t>
+      </w:r>
+      <w:r>
+        <w:br/>
+      </w:r>
+      <w:r>
+        <w:rPr>
+          <w:rStyle w:val="VerbatimChar"/>
+        </w:rPr>
+        <w:t xml:space="preserve">##         X283_Eco_Occupation X43_Eco_Tourism.development </w:t>
+      </w:r>
+      <w:r>
+        <w:br/>
+      </w:r>
+      <w:r>
+        <w:rPr>
+          <w:rStyle w:val="VerbatimChar"/>
+        </w:rPr>
+        <w:t xml:space="preserve">##                  0.04873896                  0.13690079 </w:t>
+      </w:r>
+      <w:r>
+        <w:br/>
+      </w:r>
+      <w:r>
+        <w:rPr>
+          <w:rStyle w:val="VerbatimChar"/>
+        </w:rPr>
+        <w:t xml:space="preserve">##                   X279_Eco_                   X523_Eco_ </w:t>
+      </w:r>
+      <w:r>
+        <w:br/>
+      </w:r>
+      <w:r>
+        <w:rPr>
+          <w:rStyle w:val="VerbatimChar"/>
+        </w:rPr>
+        <w:t xml:space="preserve">##                  0.12555731                  0.15379773</w:t>
       </w:r>
     </w:p>
     <w:p>
@@ -14690,36 +14669,6 @@
         <w:rPr>
           <w:rStyle w:val="StringTok"/>
         </w:rPr>
-        <w:t xml:space="preserve">"X484_Inf_Nature.based.assets"</w:t>
-      </w:r>
-      <w:r>
-        <w:rPr>
-          <w:rStyle w:val="NormalTok"/>
-        </w:rPr>
-        <w:t xml:space="preserve">, </w:t>
-      </w:r>
-      <w:r>
-        <w:br/>
-      </w:r>
-      <w:r>
-        <w:rPr>
-          <w:rStyle w:val="StringTok"/>
-        </w:rPr>
-        <w:t xml:space="preserve">"X633_Inf_Nature.based.assets"</w:t>
-      </w:r>
-      <w:r>
-        <w:rPr>
-          <w:rStyle w:val="NormalTok"/>
-        </w:rPr>
-        <w:t xml:space="preserve">,</w:t>
-      </w:r>
-      <w:r>
-        <w:br/>
-      </w:r>
-      <w:r>
-        <w:rPr>
-          <w:rStyle w:val="StringTok"/>
-        </w:rPr>
         <w:t xml:space="preserve">"X1041_Inf_Security.and.safety"</w:t>
       </w:r>
       <w:r>
@@ -14884,124 +14833,61 @@
         <w:rPr>
           <w:rStyle w:val="VerbatimChar"/>
         </w:rPr>
-        <w:t xml:space="preserve">##  X198_Inf_Leisure.and.cultural.activities X484_Inf_Nature.based.assets</w:t>
-      </w:r>
-      <w:r>
-        <w:br/>
-      </w:r>
-      <w:r>
-        <w:rPr>
-          <w:rStyle w:val="VerbatimChar"/>
-        </w:rPr>
-        <w:t xml:space="preserve">##  Min.   :0.0500                           Min.   : 0.000              </w:t>
-      </w:r>
-      <w:r>
-        <w:br/>
-      </w:r>
-      <w:r>
-        <w:rPr>
-          <w:rStyle w:val="VerbatimChar"/>
-        </w:rPr>
-        <w:t xml:space="preserve">##  1st Qu.:0.2900                           1st Qu.: 0.000              </w:t>
-      </w:r>
-      <w:r>
-        <w:br/>
-      </w:r>
-      <w:r>
-        <w:rPr>
-          <w:rStyle w:val="VerbatimChar"/>
-        </w:rPr>
-        <w:t xml:space="preserve">##  Median :0.3800                           Median : 0.540              </w:t>
-      </w:r>
-      <w:r>
-        <w:br/>
-      </w:r>
-      <w:r>
-        <w:rPr>
-          <w:rStyle w:val="VerbatimChar"/>
-        </w:rPr>
-        <w:t xml:space="preserve">##  Mean   :0.5332                           Mean   : 2.739              </w:t>
-      </w:r>
-      <w:r>
-        <w:br/>
-      </w:r>
-      <w:r>
-        <w:rPr>
-          <w:rStyle w:val="VerbatimChar"/>
-        </w:rPr>
-        <w:t xml:space="preserve">##  3rd Qu.:0.7100                           3rd Qu.: 2.980              </w:t>
-      </w:r>
-      <w:r>
-        <w:br/>
-      </w:r>
-      <w:r>
-        <w:rPr>
-          <w:rStyle w:val="VerbatimChar"/>
-        </w:rPr>
-        <w:t xml:space="preserve">##  Max.   :2.0700                           Max.   :28.920              </w:t>
-      </w:r>
-      <w:r>
-        <w:br/>
-      </w:r>
-      <w:r>
-        <w:rPr>
-          <w:rStyle w:val="VerbatimChar"/>
-        </w:rPr>
-        <w:t xml:space="preserve">##  X633_Inf_Nature.based.assets X1041_Inf_Security.and.safety</w:t>
-      </w:r>
-      <w:r>
-        <w:br/>
-      </w:r>
-      <w:r>
-        <w:rPr>
-          <w:rStyle w:val="VerbatimChar"/>
-        </w:rPr>
-        <w:t xml:space="preserve">##  Min.   : 0.0000              Min.   :3.990                </w:t>
-      </w:r>
-      <w:r>
-        <w:br/>
-      </w:r>
-      <w:r>
-        <w:rPr>
-          <w:rStyle w:val="VerbatimChar"/>
-        </w:rPr>
-        <w:t xml:space="preserve">##  1st Qu.: 0.1500              1st Qu.:5.280                </w:t>
-      </w:r>
-      <w:r>
-        <w:br/>
-      </w:r>
-      <w:r>
-        <w:rPr>
-          <w:rStyle w:val="VerbatimChar"/>
-        </w:rPr>
-        <w:t xml:space="preserve">##  Median : 0.4600              Median :5.600                </w:t>
-      </w:r>
-      <w:r>
-        <w:br/>
-      </w:r>
-      <w:r>
-        <w:rPr>
-          <w:rStyle w:val="VerbatimChar"/>
-        </w:rPr>
-        <w:t xml:space="preserve">##  Mean   : 0.9248              Mean   :5.602                </w:t>
-      </w:r>
-      <w:r>
-        <w:br/>
-      </w:r>
-      <w:r>
-        <w:rPr>
-          <w:rStyle w:val="VerbatimChar"/>
-        </w:rPr>
-        <w:t xml:space="preserve">##  3rd Qu.: 0.9400              3rd Qu.:5.920                </w:t>
-      </w:r>
-      <w:r>
-        <w:br/>
-      </w:r>
-      <w:r>
-        <w:rPr>
-          <w:rStyle w:val="VerbatimChar"/>
-        </w:rPr>
-        <w:t xml:space="preserve">##  Max.   :14.5400              Max.   :8.000</w:t>
+        <w:t xml:space="preserve">##  X198_Inf_Leisure.and.cultural.activities X1041_Inf_Security.and.safety</w:t>
+      </w:r>
+      <w:r>
+        <w:br/>
+      </w:r>
+      <w:r>
+        <w:rPr>
+          <w:rStyle w:val="VerbatimChar"/>
+        </w:rPr>
+        <w:t xml:space="preserve">##  Min.   :0.0500                           Min.   :3.990                </w:t>
+      </w:r>
+      <w:r>
+        <w:br/>
+      </w:r>
+      <w:r>
+        <w:rPr>
+          <w:rStyle w:val="VerbatimChar"/>
+        </w:rPr>
+        <w:t xml:space="preserve">##  1st Qu.:0.2900                           1st Qu.:5.280                </w:t>
+      </w:r>
+      <w:r>
+        <w:br/>
+      </w:r>
+      <w:r>
+        <w:rPr>
+          <w:rStyle w:val="VerbatimChar"/>
+        </w:rPr>
+        <w:t xml:space="preserve">##  Median :0.3800                           Median :5.600                </w:t>
+      </w:r>
+      <w:r>
+        <w:br/>
+      </w:r>
+      <w:r>
+        <w:rPr>
+          <w:rStyle w:val="VerbatimChar"/>
+        </w:rPr>
+        <w:t xml:space="preserve">##  Mean   :0.5332                           Mean   :5.602                </w:t>
+      </w:r>
+      <w:r>
+        <w:br/>
+      </w:r>
+      <w:r>
+        <w:rPr>
+          <w:rStyle w:val="VerbatimChar"/>
+        </w:rPr>
+        <w:t xml:space="preserve">##  3rd Qu.:0.7100                           3rd Qu.:5.920                </w:t>
+      </w:r>
+      <w:r>
+        <w:br/>
+      </w:r>
+      <w:r>
+        <w:rPr>
+          <w:rStyle w:val="VerbatimChar"/>
+        </w:rPr>
+        <w:t xml:space="preserve">##  Max.   :2.0700                           Max.   :8.000</w:t>
       </w:r>
     </w:p>
     <w:p>
@@ -15071,79 +14957,61 @@
         <w:rPr>
           <w:rStyle w:val="VerbatimChar"/>
         </w:rPr>
-        <w:t xml:space="preserve">## X671_Inf_Education                               1.00000000         0.86148259</w:t>
-      </w:r>
-      <w:r>
-        <w:br/>
-      </w:r>
-      <w:r>
-        <w:rPr>
-          <w:rStyle w:val="VerbatimChar"/>
-        </w:rPr>
-        <w:t xml:space="preserve">## X809_Inf_Education                               0.86148259         1.00000000</w:t>
-      </w:r>
-      <w:r>
-        <w:br/>
-      </w:r>
-      <w:r>
-        <w:rPr>
-          <w:rStyle w:val="VerbatimChar"/>
-        </w:rPr>
-        <w:t xml:space="preserve">## X744_Inf_Education                               0.28252349         0.22304667</w:t>
-      </w:r>
-      <w:r>
-        <w:br/>
-      </w:r>
-      <w:r>
-        <w:rPr>
-          <w:rStyle w:val="VerbatimChar"/>
-        </w:rPr>
-        <w:t xml:space="preserve">## X974_Inf_Education                               0.92996062         0.89538855</w:t>
-      </w:r>
-      <w:r>
-        <w:br/>
-      </w:r>
-      <w:r>
-        <w:rPr>
-          <w:rStyle w:val="VerbatimChar"/>
-        </w:rPr>
-        <w:t xml:space="preserve">## X569_Inf_Leisure.and.cultural.activities         0.26156337         0.14598797</w:t>
-      </w:r>
-      <w:r>
-        <w:br/>
-      </w:r>
-      <w:r>
-        <w:rPr>
-          <w:rStyle w:val="VerbatimChar"/>
-        </w:rPr>
-        <w:t xml:space="preserve">## X198_Inf_Leisure.and.cultural.activities         0.46215453         0.26891487</w:t>
-      </w:r>
-      <w:r>
-        <w:br/>
-      </w:r>
-      <w:r>
-        <w:rPr>
-          <w:rStyle w:val="VerbatimChar"/>
-        </w:rPr>
-        <w:t xml:space="preserve">## X484_Inf_Nature.based.assets                     0.00722131         0.07440122</w:t>
-      </w:r>
-      <w:r>
-        <w:br/>
-      </w:r>
-      <w:r>
-        <w:rPr>
-          <w:rStyle w:val="VerbatimChar"/>
-        </w:rPr>
-        <w:t xml:space="preserve">## X633_Inf_Nature.based.assets                    -0.12408036        -0.15224416</w:t>
-      </w:r>
-      <w:r>
-        <w:br/>
-      </w:r>
-      <w:r>
-        <w:rPr>
-          <w:rStyle w:val="VerbatimChar"/>
-        </w:rPr>
-        <w:t xml:space="preserve">## X1041_Inf_Security.and.safety                    0.20254424         0.22338286</w:t>
+        <w:t xml:space="preserve">## X671_Inf_Education                                1.0000000          0.8614826</w:t>
+      </w:r>
+      <w:r>
+        <w:br/>
+      </w:r>
+      <w:r>
+        <w:rPr>
+          <w:rStyle w:val="VerbatimChar"/>
+        </w:rPr>
+        <w:t xml:space="preserve">## X809_Inf_Education                                0.8614826          1.0000000</w:t>
+      </w:r>
+      <w:r>
+        <w:br/>
+      </w:r>
+      <w:r>
+        <w:rPr>
+          <w:rStyle w:val="VerbatimChar"/>
+        </w:rPr>
+        <w:t xml:space="preserve">## X744_Inf_Education                                0.2825235          0.2230467</w:t>
+      </w:r>
+      <w:r>
+        <w:br/>
+      </w:r>
+      <w:r>
+        <w:rPr>
+          <w:rStyle w:val="VerbatimChar"/>
+        </w:rPr>
+        <w:t xml:space="preserve">## X974_Inf_Education                                0.9299606          0.8953885</w:t>
+      </w:r>
+      <w:r>
+        <w:br/>
+      </w:r>
+      <w:r>
+        <w:rPr>
+          <w:rStyle w:val="VerbatimChar"/>
+        </w:rPr>
+        <w:t xml:space="preserve">## X569_Inf_Leisure.and.cultural.activities          0.2615634          0.1459880</w:t>
+      </w:r>
+      <w:r>
+        <w:br/>
+      </w:r>
+      <w:r>
+        <w:rPr>
+          <w:rStyle w:val="VerbatimChar"/>
+        </w:rPr>
+        <w:t xml:space="preserve">## X198_Inf_Leisure.and.cultural.activities          0.4621545          0.2689149</w:t>
+      </w:r>
+      <w:r>
+        <w:br/>
+      </w:r>
+      <w:r>
+        <w:rPr>
+          <w:rStyle w:val="VerbatimChar"/>
+        </w:rPr>
+        <w:t xml:space="preserve">## X1041_Inf_Security.and.safety                     0.2025442          0.2233829</w:t>
       </w:r>
       <w:r>
         <w:br/>
@@ -15161,79 +15029,61 @@
         <w:rPr>
           <w:rStyle w:val="VerbatimChar"/>
         </w:rPr>
-        <w:t xml:space="preserve">## X671_Inf_Education                               0.28252349         0.92996062</w:t>
-      </w:r>
-      <w:r>
-        <w:br/>
-      </w:r>
-      <w:r>
-        <w:rPr>
-          <w:rStyle w:val="VerbatimChar"/>
-        </w:rPr>
-        <w:t xml:space="preserve">## X809_Inf_Education                               0.22304667         0.89538855</w:t>
-      </w:r>
-      <w:r>
-        <w:br/>
-      </w:r>
-      <w:r>
-        <w:rPr>
-          <w:rStyle w:val="VerbatimChar"/>
-        </w:rPr>
-        <w:t xml:space="preserve">## X744_Inf_Education                               1.00000000         0.25933132</w:t>
-      </w:r>
-      <w:r>
-        <w:br/>
-      </w:r>
-      <w:r>
-        <w:rPr>
-          <w:rStyle w:val="VerbatimChar"/>
-        </w:rPr>
-        <w:t xml:space="preserve">## X974_Inf_Education                               0.25933132         1.00000000</w:t>
-      </w:r>
-      <w:r>
-        <w:br/>
-      </w:r>
-      <w:r>
-        <w:rPr>
-          <w:rStyle w:val="VerbatimChar"/>
-        </w:rPr>
-        <w:t xml:space="preserve">## X569_Inf_Leisure.and.cultural.activities         0.09292218         0.11695573</w:t>
-      </w:r>
-      <w:r>
-        <w:br/>
-      </w:r>
-      <w:r>
-        <w:rPr>
-          <w:rStyle w:val="VerbatimChar"/>
-        </w:rPr>
-        <w:t xml:space="preserve">## X198_Inf_Leisure.and.cultural.activities         0.11905560         0.23863195</w:t>
-      </w:r>
-      <w:r>
-        <w:br/>
-      </w:r>
-      <w:r>
-        <w:rPr>
-          <w:rStyle w:val="VerbatimChar"/>
-        </w:rPr>
-        <w:t xml:space="preserve">## X484_Inf_Nature.based.assets                    -0.06700120         0.05755551</w:t>
-      </w:r>
-      <w:r>
-        <w:br/>
-      </w:r>
-      <w:r>
-        <w:rPr>
-          <w:rStyle w:val="VerbatimChar"/>
-        </w:rPr>
-        <w:t xml:space="preserve">## X633_Inf_Nature.based.assets                     0.01921342        -0.05871517</w:t>
-      </w:r>
-      <w:r>
-        <w:br/>
-      </w:r>
-      <w:r>
-        <w:rPr>
-          <w:rStyle w:val="VerbatimChar"/>
-        </w:rPr>
-        <w:t xml:space="preserve">## X1041_Inf_Security.and.safety                    0.09630013         0.17814944</w:t>
+        <w:t xml:space="preserve">## X671_Inf_Education                               0.28252349          0.9299606</w:t>
+      </w:r>
+      <w:r>
+        <w:br/>
+      </w:r>
+      <w:r>
+        <w:rPr>
+          <w:rStyle w:val="VerbatimChar"/>
+        </w:rPr>
+        <w:t xml:space="preserve">## X809_Inf_Education                               0.22304667          0.8953885</w:t>
+      </w:r>
+      <w:r>
+        <w:br/>
+      </w:r>
+      <w:r>
+        <w:rPr>
+          <w:rStyle w:val="VerbatimChar"/>
+        </w:rPr>
+        <w:t xml:space="preserve">## X744_Inf_Education                               1.00000000          0.2593313</w:t>
+      </w:r>
+      <w:r>
+        <w:br/>
+      </w:r>
+      <w:r>
+        <w:rPr>
+          <w:rStyle w:val="VerbatimChar"/>
+        </w:rPr>
+        <w:t xml:space="preserve">## X974_Inf_Education                               0.25933132          1.0000000</w:t>
+      </w:r>
+      <w:r>
+        <w:br/>
+      </w:r>
+      <w:r>
+        <w:rPr>
+          <w:rStyle w:val="VerbatimChar"/>
+        </w:rPr>
+        <w:t xml:space="preserve">## X569_Inf_Leisure.and.cultural.activities         0.09292218          0.1169557</w:t>
+      </w:r>
+      <w:r>
+        <w:br/>
+      </w:r>
+      <w:r>
+        <w:rPr>
+          <w:rStyle w:val="VerbatimChar"/>
+        </w:rPr>
+        <w:t xml:space="preserve">## X198_Inf_Leisure.and.cultural.activities         0.11905560          0.2386320</w:t>
+      </w:r>
+      <w:r>
+        <w:br/>
+      </w:r>
+      <w:r>
+        <w:rPr>
+          <w:rStyle w:val="VerbatimChar"/>
+        </w:rPr>
+        <w:t xml:space="preserve">## X1041_Inf_Security.and.safety                    0.09630013          0.1781494</w:t>
       </w:r>
       <w:r>
         <w:br/>
@@ -15251,79 +15101,61 @@
         <w:rPr>
           <w:rStyle w:val="VerbatimChar"/>
         </w:rPr>
-        <w:t xml:space="preserve">## X671_Inf_Education                                                    0.261563371</w:t>
-      </w:r>
-      <w:r>
-        <w:br/>
-      </w:r>
-      <w:r>
-        <w:rPr>
-          <w:rStyle w:val="VerbatimChar"/>
-        </w:rPr>
-        <w:t xml:space="preserve">## X809_Inf_Education                                                    0.145987973</w:t>
-      </w:r>
-      <w:r>
-        <w:br/>
-      </w:r>
-      <w:r>
-        <w:rPr>
-          <w:rStyle w:val="VerbatimChar"/>
-        </w:rPr>
-        <w:t xml:space="preserve">## X744_Inf_Education                                                    0.092922180</w:t>
-      </w:r>
-      <w:r>
-        <w:br/>
-      </w:r>
-      <w:r>
-        <w:rPr>
-          <w:rStyle w:val="VerbatimChar"/>
-        </w:rPr>
-        <w:t xml:space="preserve">## X974_Inf_Education                                                    0.116955729</w:t>
-      </w:r>
-      <w:r>
-        <w:br/>
-      </w:r>
-      <w:r>
-        <w:rPr>
-          <w:rStyle w:val="VerbatimChar"/>
-        </w:rPr>
-        <w:t xml:space="preserve">## X569_Inf_Leisure.and.cultural.activities                              1.000000000</w:t>
-      </w:r>
-      <w:r>
-        <w:br/>
-      </w:r>
-      <w:r>
-        <w:rPr>
-          <w:rStyle w:val="VerbatimChar"/>
-        </w:rPr>
-        <w:t xml:space="preserve">## X198_Inf_Leisure.and.cultural.activities                              0.503411390</w:t>
-      </w:r>
-      <w:r>
-        <w:br/>
-      </w:r>
-      <w:r>
-        <w:rPr>
-          <w:rStyle w:val="VerbatimChar"/>
-        </w:rPr>
-        <w:t xml:space="preserve">## X484_Inf_Nature.based.assets                                          0.269360346</w:t>
-      </w:r>
-      <w:r>
-        <w:br/>
-      </w:r>
-      <w:r>
-        <w:rPr>
-          <w:rStyle w:val="VerbatimChar"/>
-        </w:rPr>
-        <w:t xml:space="preserve">## X633_Inf_Nature.based.assets                                         -0.002525593</w:t>
-      </w:r>
-      <w:r>
-        <w:br/>
-      </w:r>
-      <w:r>
-        <w:rPr>
-          <w:rStyle w:val="VerbatimChar"/>
-        </w:rPr>
-        <w:t xml:space="preserve">## X1041_Inf_Security.and.safety                                        -0.033771135</w:t>
+        <w:t xml:space="preserve">## X671_Inf_Education                                                     0.26156337</w:t>
+      </w:r>
+      <w:r>
+        <w:br/>
+      </w:r>
+      <w:r>
+        <w:rPr>
+          <w:rStyle w:val="VerbatimChar"/>
+        </w:rPr>
+        <w:t xml:space="preserve">## X809_Inf_Education                                                     0.14598797</w:t>
+      </w:r>
+      <w:r>
+        <w:br/>
+      </w:r>
+      <w:r>
+        <w:rPr>
+          <w:rStyle w:val="VerbatimChar"/>
+        </w:rPr>
+        <w:t xml:space="preserve">## X744_Inf_Education                                                     0.09292218</w:t>
+      </w:r>
+      <w:r>
+        <w:br/>
+      </w:r>
+      <w:r>
+        <w:rPr>
+          <w:rStyle w:val="VerbatimChar"/>
+        </w:rPr>
+        <w:t xml:space="preserve">## X974_Inf_Education                                                     0.11695573</w:t>
+      </w:r>
+      <w:r>
+        <w:br/>
+      </w:r>
+      <w:r>
+        <w:rPr>
+          <w:rStyle w:val="VerbatimChar"/>
+        </w:rPr>
+        <w:t xml:space="preserve">## X569_Inf_Leisure.and.cultural.activities                               1.00000000</w:t>
+      </w:r>
+      <w:r>
+        <w:br/>
+      </w:r>
+      <w:r>
+        <w:rPr>
+          <w:rStyle w:val="VerbatimChar"/>
+        </w:rPr>
+        <w:t xml:space="preserve">## X198_Inf_Leisure.and.cultural.activities                               0.50341139</w:t>
+      </w:r>
+      <w:r>
+        <w:br/>
+      </w:r>
+      <w:r>
+        <w:rPr>
+          <w:rStyle w:val="VerbatimChar"/>
+        </w:rPr>
+        <w:t xml:space="preserve">## X1041_Inf_Security.and.safety                                         -0.03377113</w:t>
       </w:r>
       <w:r>
         <w:br/>
@@ -15395,24 +15227,6 @@
         <w:rPr>
           <w:rStyle w:val="VerbatimChar"/>
         </w:rPr>
-        <w:t xml:space="preserve">## X484_Inf_Nature.based.assets                                         -0.002719761</w:t>
-      </w:r>
-      <w:r>
-        <w:br/>
-      </w:r>
-      <w:r>
-        <w:rPr>
-          <w:rStyle w:val="VerbatimChar"/>
-        </w:rPr>
-        <w:t xml:space="preserve">## X633_Inf_Nature.based.assets                                         -0.114479247</w:t>
-      </w:r>
-      <w:r>
-        <w:br/>
-      </w:r>
-      <w:r>
-        <w:rPr>
-          <w:rStyle w:val="VerbatimChar"/>
-        </w:rPr>
         <w:t xml:space="preserve">## X1041_Inf_Security.and.safety                                        -0.001503364</w:t>
       </w:r>
       <w:r>
@@ -15422,186 +15236,6 @@
         <w:rPr>
           <w:rStyle w:val="VerbatimChar"/>
         </w:rPr>
-        <w:t xml:space="preserve">##                                          X484_Inf_Nature.based.assets</w:t>
-      </w:r>
-      <w:r>
-        <w:br/>
-      </w:r>
-      <w:r>
-        <w:rPr>
-          <w:rStyle w:val="VerbatimChar"/>
-        </w:rPr>
-        <w:t xml:space="preserve">## X671_Inf_Education                                        0.007221310</w:t>
-      </w:r>
-      <w:r>
-        <w:br/>
-      </w:r>
-      <w:r>
-        <w:rPr>
-          <w:rStyle w:val="VerbatimChar"/>
-        </w:rPr>
-        <w:t xml:space="preserve">## X809_Inf_Education                                        0.074401218</w:t>
-      </w:r>
-      <w:r>
-        <w:br/>
-      </w:r>
-      <w:r>
-        <w:rPr>
-          <w:rStyle w:val="VerbatimChar"/>
-        </w:rPr>
-        <w:t xml:space="preserve">## X744_Inf_Education                                       -0.067001196</w:t>
-      </w:r>
-      <w:r>
-        <w:br/>
-      </w:r>
-      <w:r>
-        <w:rPr>
-          <w:rStyle w:val="VerbatimChar"/>
-        </w:rPr>
-        <w:t xml:space="preserve">## X974_Inf_Education                                        0.057555511</w:t>
-      </w:r>
-      <w:r>
-        <w:br/>
-      </w:r>
-      <w:r>
-        <w:rPr>
-          <w:rStyle w:val="VerbatimChar"/>
-        </w:rPr>
-        <w:t xml:space="preserve">## X569_Inf_Leisure.and.cultural.activities                  0.269360346</w:t>
-      </w:r>
-      <w:r>
-        <w:br/>
-      </w:r>
-      <w:r>
-        <w:rPr>
-          <w:rStyle w:val="VerbatimChar"/>
-        </w:rPr>
-        <w:t xml:space="preserve">## X198_Inf_Leisure.and.cultural.activities                 -0.002719761</w:t>
-      </w:r>
-      <w:r>
-        <w:br/>
-      </w:r>
-      <w:r>
-        <w:rPr>
-          <w:rStyle w:val="VerbatimChar"/>
-        </w:rPr>
-        <w:t xml:space="preserve">## X484_Inf_Nature.based.assets                              1.000000000</w:t>
-      </w:r>
-      <w:r>
-        <w:br/>
-      </w:r>
-      <w:r>
-        <w:rPr>
-          <w:rStyle w:val="VerbatimChar"/>
-        </w:rPr>
-        <w:t xml:space="preserve">## X633_Inf_Nature.based.assets                              0.137378776</w:t>
-      </w:r>
-      <w:r>
-        <w:br/>
-      </w:r>
-      <w:r>
-        <w:rPr>
-          <w:rStyle w:val="VerbatimChar"/>
-        </w:rPr>
-        <w:t xml:space="preserve">## X1041_Inf_Security.and.safety                            -0.048138854</w:t>
-      </w:r>
-      <w:r>
-        <w:br/>
-      </w:r>
-      <w:r>
-        <w:rPr>
-          <w:rStyle w:val="VerbatimChar"/>
-        </w:rPr>
-        <w:t xml:space="preserve">##                                          X633_Inf_Nature.based.assets</w:t>
-      </w:r>
-      <w:r>
-        <w:br/>
-      </w:r>
-      <w:r>
-        <w:rPr>
-          <w:rStyle w:val="VerbatimChar"/>
-        </w:rPr>
-        <w:t xml:space="preserve">## X671_Inf_Education                                       -0.124080363</w:t>
-      </w:r>
-      <w:r>
-        <w:br/>
-      </w:r>
-      <w:r>
-        <w:rPr>
-          <w:rStyle w:val="VerbatimChar"/>
-        </w:rPr>
-        <w:t xml:space="preserve">## X809_Inf_Education                                       -0.152244155</w:t>
-      </w:r>
-      <w:r>
-        <w:br/>
-      </w:r>
-      <w:r>
-        <w:rPr>
-          <w:rStyle w:val="VerbatimChar"/>
-        </w:rPr>
-        <w:t xml:space="preserve">## X744_Inf_Education                                        0.019213420</w:t>
-      </w:r>
-      <w:r>
-        <w:br/>
-      </w:r>
-      <w:r>
-        <w:rPr>
-          <w:rStyle w:val="VerbatimChar"/>
-        </w:rPr>
-        <w:t xml:space="preserve">## X974_Inf_Education                                       -0.058715172</w:t>
-      </w:r>
-      <w:r>
-        <w:br/>
-      </w:r>
-      <w:r>
-        <w:rPr>
-          <w:rStyle w:val="VerbatimChar"/>
-        </w:rPr>
-        <w:t xml:space="preserve">## X569_Inf_Leisure.and.cultural.activities                 -0.002525593</w:t>
-      </w:r>
-      <w:r>
-        <w:br/>
-      </w:r>
-      <w:r>
-        <w:rPr>
-          <w:rStyle w:val="VerbatimChar"/>
-        </w:rPr>
-        <w:t xml:space="preserve">## X198_Inf_Leisure.and.cultural.activities                 -0.114479247</w:t>
-      </w:r>
-      <w:r>
-        <w:br/>
-      </w:r>
-      <w:r>
-        <w:rPr>
-          <w:rStyle w:val="VerbatimChar"/>
-        </w:rPr>
-        <w:t xml:space="preserve">## X484_Inf_Nature.based.assets                              0.137378776</w:t>
-      </w:r>
-      <w:r>
-        <w:br/>
-      </w:r>
-      <w:r>
-        <w:rPr>
-          <w:rStyle w:val="VerbatimChar"/>
-        </w:rPr>
-        <w:t xml:space="preserve">## X633_Inf_Nature.based.assets                              1.000000000</w:t>
-      </w:r>
-      <w:r>
-        <w:br/>
-      </w:r>
-      <w:r>
-        <w:rPr>
-          <w:rStyle w:val="VerbatimChar"/>
-        </w:rPr>
-        <w:t xml:space="preserve">## X1041_Inf_Security.and.safety                            -0.109896019</w:t>
-      </w:r>
-      <w:r>
-        <w:br/>
-      </w:r>
-      <w:r>
-        <w:rPr>
-          <w:rStyle w:val="VerbatimChar"/>
-        </w:rPr>
         <w:t xml:space="preserve">##                                          X1041_Inf_Security.and.safety</w:t>
       </w:r>
       <w:r>
@@ -15657,24 +15291,6 @@
           <w:rStyle w:val="VerbatimChar"/>
         </w:rPr>
         <w:t xml:space="preserve">## X198_Inf_Leisure.and.cultural.activities                  -0.001503364</w:t>
-      </w:r>
-      <w:r>
-        <w:br/>
-      </w:r>
-      <w:r>
-        <w:rPr>
-          <w:rStyle w:val="VerbatimChar"/>
-        </w:rPr>
-        <w:t xml:space="preserve">## X484_Inf_Nature.based.assets                              -0.048138854</w:t>
-      </w:r>
-      <w:r>
-        <w:br/>
-      </w:r>
-      <w:r>
-        <w:rPr>
-          <w:rStyle w:val="VerbatimChar"/>
-        </w:rPr>
-        <w:t xml:space="preserve">## X633_Inf_Nature.based.assets                              -0.109896019</w:t>
       </w:r>
       <w:r>
         <w:br/>
@@ -16886,268 +16502,214 @@
         <w:rPr>
           <w:rStyle w:val="VerbatimChar"/>
         </w:rPr>
-        <w:t xml:space="preserve">##                                                  PC1         PC2         PC3</w:t>
-      </w:r>
-      <w:r>
-        <w:br/>
-      </w:r>
-      <w:r>
-        <w:rPr>
-          <w:rStyle w:val="VerbatimChar"/>
-        </w:rPr>
-        <w:t xml:space="preserve">## X671_Inf_Education                        0.53680729 -0.05160923  0.03552299</w:t>
-      </w:r>
-      <w:r>
-        <w:br/>
-      </w:r>
-      <w:r>
-        <w:rPr>
-          <w:rStyle w:val="VerbatimChar"/>
-        </w:rPr>
-        <w:t xml:space="preserve">## X809_Inf_Education                        0.50437254 -0.15004091  0.14696461</w:t>
-      </w:r>
-      <w:r>
-        <w:br/>
-      </w:r>
-      <w:r>
-        <w:rPr>
-          <w:rStyle w:val="VerbatimChar"/>
-        </w:rPr>
-        <w:t xml:space="preserve">## X744_Inf_Education                        0.20631745 -0.08352781  0.03909700</w:t>
-      </w:r>
-      <w:r>
-        <w:br/>
-      </w:r>
-      <w:r>
-        <w:rPr>
-          <w:rStyle w:val="VerbatimChar"/>
-        </w:rPr>
-        <w:t xml:space="preserve">## X974_Inf_Education                        0.50862984 -0.15979611  0.22340784</w:t>
-      </w:r>
-      <w:r>
-        <w:br/>
-      </w:r>
-      <w:r>
-        <w:rPr>
-          <w:rStyle w:val="VerbatimChar"/>
-        </w:rPr>
-        <w:t xml:space="preserve">## X569_Inf_Leisure.and.cultural.activities  0.19955499  0.64324702 -0.18666413</w:t>
-      </w:r>
-      <w:r>
-        <w:br/>
-      </w:r>
-      <w:r>
-        <w:rPr>
-          <w:rStyle w:val="VerbatimChar"/>
-        </w:rPr>
-        <w:t xml:space="preserve">## X198_Inf_Leisure.and.cultural.activities  0.28815074  0.42693276 -0.43904346</w:t>
-      </w:r>
-      <w:r>
-        <w:br/>
-      </w:r>
-      <w:r>
-        <w:rPr>
-          <w:rStyle w:val="VerbatimChar"/>
-        </w:rPr>
-        <w:t xml:space="preserve">## X484_Inf_Nature.based.assets              0.04020264  0.44946401  0.50523108</w:t>
-      </w:r>
-      <w:r>
-        <w:br/>
-      </w:r>
-      <w:r>
-        <w:rPr>
-          <w:rStyle w:val="VerbatimChar"/>
-        </w:rPr>
-        <w:t xml:space="preserve">## X633_Inf_Nature.based.assets             -0.09611353  0.19060178  0.66348953</w:t>
-      </w:r>
-      <w:r>
-        <w:br/>
-      </w:r>
-      <w:r>
-        <w:rPr>
-          <w:rStyle w:val="VerbatimChar"/>
-        </w:rPr>
-        <w:t xml:space="preserve">## X1041_Inf_Security.and.safety             0.14989316 -0.32852287 -0.05119009</w:t>
-      </w:r>
-      <w:r>
-        <w:br/>
-      </w:r>
-      <w:r>
-        <w:rPr>
-          <w:rStyle w:val="VerbatimChar"/>
-        </w:rPr>
-        <w:t xml:space="preserve">##                                                   PC4         PC5         PC6</w:t>
-      </w:r>
-      <w:r>
-        <w:br/>
-      </w:r>
-      <w:r>
-        <w:rPr>
-          <w:rStyle w:val="VerbatimChar"/>
-        </w:rPr>
-        <w:t xml:space="preserve">## X671_Inf_Education                       -0.002482989 -0.13541759  0.08839535</w:t>
-      </w:r>
-      <w:r>
-        <w:br/>
-      </w:r>
-      <w:r>
-        <w:rPr>
-          <w:rStyle w:val="VerbatimChar"/>
-        </w:rPr>
-        <w:t xml:space="preserve">## X809_Inf_Education                       -0.139892726 -0.14492370 -0.02347868</w:t>
-      </w:r>
-      <w:r>
-        <w:br/>
-      </w:r>
-      <w:r>
-        <w:rPr>
-          <w:rStyle w:val="VerbatimChar"/>
-        </w:rPr>
-        <w:t xml:space="preserve">## X744_Inf_Education                        0.732122266  0.35822083 -0.52694273</w:t>
-      </w:r>
-      <w:r>
-        <w:br/>
-      </w:r>
-      <w:r>
-        <w:rPr>
-          <w:rStyle w:val="VerbatimChar"/>
-        </w:rPr>
-        <w:t xml:space="preserve">## X974_Inf_Education                       -0.049315387 -0.19539544  0.01425939</w:t>
-      </w:r>
-      <w:r>
-        <w:br/>
-      </w:r>
-      <w:r>
-        <w:rPr>
-          <w:rStyle w:val="VerbatimChar"/>
-        </w:rPr>
-        <w:t xml:space="preserve">## X569_Inf_Leisure.and.cultural.activities  0.011595690  0.22440428  0.03447711</w:t>
-      </w:r>
-      <w:r>
-        <w:br/>
-      </w:r>
-      <w:r>
-        <w:rPr>
-          <w:rStyle w:val="VerbatimChar"/>
-        </w:rPr>
-        <w:t xml:space="preserve">## X198_Inf_Leisure.and.cultural.activities  0.135517034 -0.01226125  0.29237986</w:t>
-      </w:r>
-      <w:r>
-        <w:br/>
-      </w:r>
-      <w:r>
-        <w:rPr>
-          <w:rStyle w:val="VerbatimChar"/>
-        </w:rPr>
-        <w:t xml:space="preserve">## X484_Inf_Nature.based.assets             -0.435525537  0.21686228 -0.43047976</w:t>
-      </w:r>
-      <w:r>
-        <w:br/>
-      </w:r>
-      <w:r>
-        <w:rPr>
-          <w:rStyle w:val="VerbatimChar"/>
-        </w:rPr>
-        <w:t xml:space="preserve">## X633_Inf_Nature.based.assets              0.409298951  0.03824682  0.58240124</w:t>
-      </w:r>
-      <w:r>
-        <w:br/>
-      </w:r>
-      <w:r>
-        <w:rPr>
-          <w:rStyle w:val="VerbatimChar"/>
-        </w:rPr>
-        <w:t xml:space="preserve">## X1041_Inf_Security.and.safety            -0.257451721  0.83376134  0.32028794</w:t>
-      </w:r>
-      <w:r>
-        <w:br/>
-      </w:r>
-      <w:r>
-        <w:rPr>
-          <w:rStyle w:val="VerbatimChar"/>
-        </w:rPr>
-        <w:t xml:space="preserve">##                                                  PC7         PC8         PC9</w:t>
-      </w:r>
-      <w:r>
-        <w:br/>
-      </w:r>
-      <w:r>
-        <w:rPr>
-          <w:rStyle w:val="VerbatimChar"/>
-        </w:rPr>
-        <w:t xml:space="preserve">## X671_Inf_Education                       -0.00548298 -0.46429977  0.68275206</w:t>
-      </w:r>
-      <w:r>
-        <w:br/>
-      </w:r>
-      <w:r>
-        <w:rPr>
-          <w:rStyle w:val="VerbatimChar"/>
-        </w:rPr>
-        <w:t xml:space="preserve">## X809_Inf_Education                        0.07991809  0.80194789  0.10424029</w:t>
-      </w:r>
-      <w:r>
-        <w:br/>
-      </w:r>
-      <w:r>
-        <w:rPr>
-          <w:rStyle w:val="VerbatimChar"/>
-        </w:rPr>
-        <w:t xml:space="preserve">## X744_Inf_Education                       -0.07616838  0.03294688 -0.00683443</w:t>
-      </w:r>
-      <w:r>
-        <w:br/>
-      </w:r>
-      <w:r>
-        <w:rPr>
-          <w:rStyle w:val="VerbatimChar"/>
-        </w:rPr>
-        <w:t xml:space="preserve">## X974_Inf_Education                        0.08701890 -0.35155379 -0.70276081</w:t>
-      </w:r>
-      <w:r>
-        <w:br/>
-      </w:r>
-      <w:r>
-        <w:rPr>
-          <w:rStyle w:val="VerbatimChar"/>
-        </w:rPr>
-        <w:t xml:space="preserve">## X569_Inf_Leisure.and.cultural.activities  0.67653177  0.01112646 -0.04547674</w:t>
-      </w:r>
-      <w:r>
-        <w:br/>
-      </w:r>
-      <w:r>
-        <w:rPr>
-          <w:rStyle w:val="VerbatimChar"/>
-        </w:rPr>
-        <w:t xml:space="preserve">## X198_Inf_Leisure.and.cultural.activities -0.63705237  0.09252133 -0.15343176</w:t>
-      </w:r>
-      <w:r>
-        <w:br/>
-      </w:r>
-      <w:r>
-        <w:rPr>
-          <w:rStyle w:val="VerbatimChar"/>
-        </w:rPr>
-        <w:t xml:space="preserve">## X484_Inf_Nature.based.assets             -0.33917296 -0.05377925  0.03394600</w:t>
-      </w:r>
-      <w:r>
-        <w:br/>
-      </w:r>
-      <w:r>
-        <w:rPr>
-          <w:rStyle w:val="VerbatimChar"/>
-        </w:rPr>
-        <w:t xml:space="preserve">## X633_Inf_Nature.based.assets             -0.01796510  0.06716576  0.03465780</w:t>
-      </w:r>
-      <w:r>
-        <w:br/>
-      </w:r>
-      <w:r>
-        <w:rPr>
-          <w:rStyle w:val="VerbatimChar"/>
-        </w:rPr>
-        <w:t xml:space="preserve">## X1041_Inf_Security.and.safety            -0.03629219 -0.02328717 -0.03318425</w:t>
+        <w:t xml:space="preserve">##                                                PC1         PC2         PC3</w:t>
+      </w:r>
+      <w:r>
+        <w:br/>
+      </w:r>
+      <w:r>
+        <w:rPr>
+          <w:rStyle w:val="VerbatimChar"/>
+        </w:rPr>
+        <w:t xml:space="preserve">## X671_Inf_Education                       0.5402545  0.04545587  0.13431329</w:t>
+      </w:r>
+      <w:r>
+        <w:br/>
+      </w:r>
+      <w:r>
+        <w:rPr>
+          <w:rStyle w:val="VerbatimChar"/>
+        </w:rPr>
+        <w:t xml:space="preserve">## X809_Inf_Education                       0.5057087  0.19965411  0.20161497</w:t>
+      </w:r>
+      <w:r>
+        <w:br/>
+      </w:r>
+      <w:r>
+        <w:rPr>
+          <w:rStyle w:val="VerbatimChar"/>
+        </w:rPr>
+        <w:t xml:space="preserve">## X744_Inf_Education                       0.2117504  0.04658860 -0.67929874</w:t>
+      </w:r>
+      <w:r>
+        <w:br/>
+      </w:r>
+      <w:r>
+        <w:rPr>
+          <w:rStyle w:val="VerbatimChar"/>
+        </w:rPr>
+        <w:t xml:space="preserve">## X974_Inf_Education                       0.5133020  0.22072556  0.22624542</w:t>
+      </w:r>
+      <w:r>
+        <w:br/>
+      </w:r>
+      <w:r>
+        <w:rPr>
+          <w:rStyle w:val="VerbatimChar"/>
+        </w:rPr>
+        <w:t xml:space="preserve">## X569_Inf_Leisure.and.cultural.activities 0.1977354 -0.66878672 -0.16785309</w:t>
+      </w:r>
+      <w:r>
+        <w:br/>
+      </w:r>
+      <w:r>
+        <w:rPr>
+          <w:rStyle w:val="VerbatimChar"/>
+        </w:rPr>
+        <w:t xml:space="preserve">## X198_Inf_Leisure.and.cultural.activities 0.2877960 -0.58338885 -0.06958276</w:t>
+      </w:r>
+      <w:r>
+        <w:br/>
+      </w:r>
+      <w:r>
+        <w:rPr>
+          <w:rStyle w:val="VerbatimChar"/>
+        </w:rPr>
+        <w:t xml:space="preserve">## X1041_Inf_Security.and.safety            0.1487977  0.34577956 -0.62901602</w:t>
+      </w:r>
+      <w:r>
+        <w:br/>
+      </w:r>
+      <w:r>
+        <w:rPr>
+          <w:rStyle w:val="VerbatimChar"/>
+        </w:rPr>
+        <w:t xml:space="preserve">##                                                    PC4         PC5          PC6</w:t>
+      </w:r>
+      <w:r>
+        <w:br/>
+      </w:r>
+      <w:r>
+        <w:rPr>
+          <w:rStyle w:val="VerbatimChar"/>
+        </w:rPr>
+        <w:t xml:space="preserve">## X671_Inf_Education                        0.0006582244  0.05533127  0.464124758</w:t>
+      </w:r>
+      <w:r>
+        <w:br/>
+      </w:r>
+      <w:r>
+        <w:rPr>
+          <w:rStyle w:val="VerbatimChar"/>
+        </w:rPr>
+        <w:t xml:space="preserve">## X809_Inf_Education                        0.0161062704 -0.10968815 -0.800928666</w:t>
+      </w:r>
+      <w:r>
+        <w:br/>
+      </w:r>
+      <w:r>
+        <w:rPr>
+          <w:rStyle w:val="VerbatimChar"/>
+        </w:rPr>
+        <w:t xml:space="preserve">## X744_Inf_Education                       -0.6992585536  0.02391501 -0.044056875</w:t>
+      </w:r>
+      <w:r>
+        <w:br/>
+      </w:r>
+      <w:r>
+        <w:rPr>
+          <w:rStyle w:val="VerbatimChar"/>
+        </w:rPr>
+        <w:t xml:space="preserve">## X974_Inf_Education                       -0.0676871414 -0.10447841  0.361727142</w:t>
+      </w:r>
+      <w:r>
+        <w:br/>
+      </w:r>
+      <w:r>
+        <w:rPr>
+          <w:rStyle w:val="VerbatimChar"/>
+        </w:rPr>
+        <w:t xml:space="preserve">## X569_Inf_Leisure.and.cultural.activities  0.1550056752 -0.67858750  0.008247098</w:t>
+      </w:r>
+      <w:r>
+        <w:br/>
+      </w:r>
+      <w:r>
+        <w:rPr>
+          <w:rStyle w:val="VerbatimChar"/>
+        </w:rPr>
+        <w:t xml:space="preserve">## X198_Inf_Leisure.and.cultural.activities  0.1484663280  0.71603742 -0.097094133</w:t>
+      </w:r>
+      <w:r>
+        <w:br/>
+      </w:r>
+      <w:r>
+        <w:rPr>
+          <w:rStyle w:val="VerbatimChar"/>
+        </w:rPr>
+        <w:t xml:space="preserve">## X1041_Inf_Security.and.safety             0.6783266698  0.01512346  0.028612272</w:t>
+      </w:r>
+      <w:r>
+        <w:br/>
+      </w:r>
+      <w:r>
+        <w:rPr>
+          <w:rStyle w:val="VerbatimChar"/>
+        </w:rPr>
+        <w:t xml:space="preserve">##                                                   PC7</w:t>
+      </w:r>
+      <w:r>
+        <w:br/>
+      </w:r>
+      <w:r>
+        <w:rPr>
+          <w:rStyle w:val="VerbatimChar"/>
+        </w:rPr>
+        <w:t xml:space="preserve">## X671_Inf_Education                        0.685233530</w:t>
+      </w:r>
+      <w:r>
+        <w:br/>
+      </w:r>
+      <w:r>
+        <w:rPr>
+          <w:rStyle w:val="VerbatimChar"/>
+        </w:rPr>
+        <w:t xml:space="preserve">## X809_Inf_Education                        0.099853518</w:t>
+      </w:r>
+      <w:r>
+        <w:br/>
+      </w:r>
+      <w:r>
+        <w:rPr>
+          <w:rStyle w:val="VerbatimChar"/>
+        </w:rPr>
+        <w:t xml:space="preserve">## X744_Inf_Education                       -0.008308239</w:t>
+      </w:r>
+      <w:r>
+        <w:br/>
+      </w:r>
+      <w:r>
+        <w:rPr>
+          <w:rStyle w:val="VerbatimChar"/>
+        </w:rPr>
+        <w:t xml:space="preserve">## X974_Inf_Education                       -0.700193151</w:t>
+      </w:r>
+      <w:r>
+        <w:br/>
+      </w:r>
+      <w:r>
+        <w:rPr>
+          <w:rStyle w:val="VerbatimChar"/>
+        </w:rPr>
+        <w:t xml:space="preserve">## X569_Inf_Leisure.and.cultural.activities -0.029573667</w:t>
+      </w:r>
+      <w:r>
+        <w:br/>
+      </w:r>
+      <w:r>
+        <w:rPr>
+          <w:rStyle w:val="VerbatimChar"/>
+        </w:rPr>
+        <w:t xml:space="preserve">## X198_Inf_Leisure.and.cultural.activities -0.166763483</w:t>
+      </w:r>
+      <w:r>
+        <w:br/>
+      </w:r>
+      <w:r>
+        <w:rPr>
+          <w:rStyle w:val="VerbatimChar"/>
+        </w:rPr>
+        <w:t xml:space="preserve">## X1041_Inf_Security.and.safety            -0.038211880</w:t>
       </w:r>
     </w:p>
     <w:p>
@@ -17438,16 +17000,7 @@
         <w:rPr>
           <w:rStyle w:val="VerbatimChar"/>
         </w:rPr>
-        <w:t xml:space="preserve">## [1] 35.8198741 16.0297311 12.5616568 10.8799803 10.0141142  8.3209212  4.5834452</w:t>
-      </w:r>
-      <w:r>
-        <w:br/>
-      </w:r>
-      <w:r>
-        <w:rPr>
-          <w:rStyle w:val="VerbatimChar"/>
-        </w:rPr>
-        <w:t xml:space="preserve">## [8]  1.4078094  0.3824678</w:t>
+        <w:t xml:space="preserve">## [1] 45.6915217 19.2879718 13.0842040 12.5772275  6.9508769  1.8826049  0.5255932</w:t>
       </w:r>
     </w:p>
     <w:p>
@@ -18730,7 +18283,7 @@
         <w:rPr>
           <w:rStyle w:val="VerbatimChar"/>
         </w:rPr>
-        <w:t xml:space="preserve">##                               0.12876982 </w:t>
+        <w:t xml:space="preserve">##                                0.1533155 </w:t>
       </w:r>
       <w:r>
         <w:br/>
@@ -18748,7 +18301,7 @@
         <w:rPr>
           <w:rStyle w:val="VerbatimChar"/>
         </w:rPr>
-        <w:t xml:space="preserve">##                               0.14017537 </w:t>
+        <w:t xml:space="preserve">##                                0.1660902 </w:t>
       </w:r>
       <w:r>
         <w:br/>
@@ -18766,7 +18319,7 @@
         <w:rPr>
           <w:rStyle w:val="VerbatimChar"/>
         </w:rPr>
-        <w:t xml:space="preserve">##                               0.05791169 </w:t>
+        <w:t xml:space="preserve">##                                0.1092203 </w:t>
       </w:r>
       <w:r>
         <w:br/>
@@ -18784,7 +18337,7 @@
         <w:rPr>
           <w:rStyle w:val="VerbatimChar"/>
         </w:rPr>
-        <w:t xml:space="preserve">##                               0.14814658 </w:t>
+        <w:t xml:space="preserve">##                                0.1721267 </w:t>
       </w:r>
       <w:r>
         <w:br/>
@@ -18802,7 +18355,7 @@
         <w:rPr>
           <w:rStyle w:val="VerbatimChar"/>
         </w:rPr>
-        <w:t xml:space="preserve">##                               0.12438604 </w:t>
+        <w:t xml:space="preserve">##                                0.1354211 </w:t>
       </w:r>
       <w:r>
         <w:br/>
@@ -18820,43 +18373,7 @@
         <w:rPr>
           <w:rStyle w:val="VerbatimChar"/>
         </w:rPr>
-        <w:t xml:space="preserve">##                               0.14245193 </w:t>
-      </w:r>
-      <w:r>
-        <w:br/>
-      </w:r>
-      <w:r>
-        <w:rPr>
-          <w:rStyle w:val="VerbatimChar"/>
-        </w:rPr>
-        <w:t xml:space="preserve">##             X484_Inf_Nature.based.assets </w:t>
-      </w:r>
-      <w:r>
-        <w:br/>
-      </w:r>
-      <w:r>
-        <w:rPr>
-          <w:rStyle w:val="VerbatimChar"/>
-        </w:rPr>
-        <w:t xml:space="preserve">##                               0.09415905 </w:t>
-      </w:r>
-      <w:r>
-        <w:br/>
-      </w:r>
-      <w:r>
-        <w:rPr>
-          <w:rStyle w:val="VerbatimChar"/>
-        </w:rPr>
-        <w:t xml:space="preserve">##             X633_Inf_Nature.based.assets </w:t>
-      </w:r>
-      <w:r>
-        <w:br/>
-      </w:r>
-      <w:r>
-        <w:rPr>
-          <w:rStyle w:val="VerbatimChar"/>
-        </w:rPr>
-        <w:t xml:space="preserve">##                               0.09316175 </w:t>
+        <w:t xml:space="preserve">##                                0.1420549 </w:t>
       </w:r>
       <w:r>
         <w:br/>
@@ -18874,7 +18391,7 @@
         <w:rPr>
           <w:rStyle w:val="VerbatimChar"/>
         </w:rPr>
-        <w:t xml:space="preserve">##                               0.07083776</w:t>
+        <w:t xml:space="preserve">##                                0.1217713</w:t>
       </w:r>
     </w:p>
     <w:p>
@@ -31870,61 +31387,61 @@
         <w:rPr>
           <w:rStyle w:val="VerbatimChar"/>
         </w:rPr>
-        <w:t xml:space="preserve">##   satisfaction     Economic  Healthcare    Housing Infrastructure     Mobility</w:t>
-      </w:r>
-      <w:r>
-        <w:br/>
-      </w:r>
-      <w:r>
-        <w:rPr>
-          <w:rStyle w:val="VerbatimChar"/>
-        </w:rPr>
-        <w:t xml:space="preserve">## 1         5.88 -0.891446092  0.46586706 -1.0138480     -0.1243445  0.081912393</w:t>
-      </w:r>
-      <w:r>
-        <w:br/>
-      </w:r>
-      <w:r>
-        <w:rPr>
-          <w:rStyle w:val="VerbatimChar"/>
-        </w:rPr>
-        <w:t xml:space="preserve">## 2         6.71 -0.321052794 -0.21827077 -0.4864620      0.1643212 -0.160304877</w:t>
-      </w:r>
-      <w:r>
-        <w:br/>
-      </w:r>
-      <w:r>
-        <w:rPr>
-          <w:rStyle w:val="VerbatimChar"/>
-        </w:rPr>
-        <w:t xml:space="preserve">## 3         7.40 -0.278676033 -0.34076389 -0.7961988      0.1154393  0.106680625</w:t>
-      </w:r>
-      <w:r>
-        <w:br/>
-      </w:r>
-      <w:r>
-        <w:rPr>
-          <w:rStyle w:val="VerbatimChar"/>
-        </w:rPr>
-        <w:t xml:space="preserve">## 4         6.53  0.076399136  0.49643701 -0.6478019      1.0711093  0.007987994</w:t>
-      </w:r>
-      <w:r>
-        <w:br/>
-      </w:r>
-      <w:r>
-        <w:rPr>
-          <w:rStyle w:val="VerbatimChar"/>
-        </w:rPr>
-        <w:t xml:space="preserve">## 5         7.60 -0.004902845  0.09566967 -0.2203509      0.9479428  1.053773129</w:t>
-      </w:r>
-      <w:r>
-        <w:br/>
-      </w:r>
-      <w:r>
-        <w:rPr>
-          <w:rStyle w:val="VerbatimChar"/>
-        </w:rPr>
-        <w:t xml:space="preserve">## 6         7.77  0.208820045  0.25622133 -0.1653692      0.3598521  0.726660894</w:t>
+        <w:t xml:space="preserve">##   satisfaction    Economic  Healthcare    Housing Infrastructure     Mobility</w:t>
+      </w:r>
+      <w:r>
+        <w:br/>
+      </w:r>
+      <w:r>
+        <w:rPr>
+          <w:rStyle w:val="VerbatimChar"/>
+        </w:rPr>
+        <w:t xml:space="preserve">## 1         5.88 -0.46943075  0.46586706 -1.0138480    -0.20149609  0.081912393</w:t>
+      </w:r>
+      <w:r>
+        <w:br/>
+      </w:r>
+      <w:r>
+        <w:rPr>
+          <w:rStyle w:val="VerbatimChar"/>
+        </w:rPr>
+        <w:t xml:space="preserve">## 2         6.71 -0.14231200 -0.21827077 -0.4864620     0.17487276 -0.160304877</w:t>
+      </w:r>
+      <w:r>
+        <w:br/>
+      </w:r>
+      <w:r>
+        <w:rPr>
+          <w:rStyle w:val="VerbatimChar"/>
+        </w:rPr>
+        <w:t xml:space="preserve">## 3         7.40 -0.18169692 -0.34076389 -0.7961988     0.04792955  0.106680625</w:t>
+      </w:r>
+      <w:r>
+        <w:br/>
+      </w:r>
+      <w:r>
+        <w:rPr>
+          <w:rStyle w:val="VerbatimChar"/>
+        </w:rPr>
+        <w:t xml:space="preserve">## 4         6.53  0.21573941  0.49643701 -0.6478019     0.84150942  0.007987994</w:t>
+      </w:r>
+      <w:r>
+        <w:br/>
+      </w:r>
+      <w:r>
+        <w:rPr>
+          <w:rStyle w:val="VerbatimChar"/>
+        </w:rPr>
+        <w:t xml:space="preserve">## 5         7.60  0.02584574  0.09566967 -0.2203509     1.25261013  1.053773129</w:t>
+      </w:r>
+      <w:r>
+        <w:br/>
+      </w:r>
+      <w:r>
+        <w:rPr>
+          <w:rStyle w:val="VerbatimChar"/>
+        </w:rPr>
+        <w:t xml:space="preserve">## 6         7.77  0.26131538  0.25622133 -0.1653692     0.53754322  0.726660894</w:t>
       </w:r>
       <w:r>
         <w:br/>
@@ -31942,52 +31459,52 @@
         <w:rPr>
           <w:rStyle w:val="VerbatimChar"/>
         </w:rPr>
-        <w:t xml:space="preserve">## 1 -0.5304780  0.5663651</w:t>
-      </w:r>
-      <w:r>
-        <w:br/>
-      </w:r>
-      <w:r>
-        <w:rPr>
-          <w:rStyle w:val="VerbatimChar"/>
-        </w:rPr>
-        <w:t xml:space="preserve">## 2 -0.8469322  0.6112872</w:t>
-      </w:r>
-      <w:r>
-        <w:br/>
-      </w:r>
-      <w:r>
-        <w:rPr>
-          <w:rStyle w:val="VerbatimChar"/>
-        </w:rPr>
-        <w:t xml:space="preserve">## 3 -0.9517885 -0.5870146</w:t>
-      </w:r>
-      <w:r>
-        <w:br/>
-      </w:r>
-      <w:r>
-        <w:rPr>
-          <w:rStyle w:val="VerbatimChar"/>
-        </w:rPr>
-        <w:t xml:space="preserve">## 4 -0.5459803  0.5073728</w:t>
-      </w:r>
-      <w:r>
-        <w:br/>
-      </w:r>
-      <w:r>
-        <w:rPr>
-          <w:rStyle w:val="VerbatimChar"/>
-        </w:rPr>
-        <w:t xml:space="preserve">## 5  0.5606871  0.3945649</w:t>
-      </w:r>
-      <w:r>
-        <w:br/>
-      </w:r>
-      <w:r>
-        <w:rPr>
-          <w:rStyle w:val="VerbatimChar"/>
-        </w:rPr>
-        <w:t xml:space="preserve">## 6  0.5080799  0.2730448</w:t>
+        <w:t xml:space="preserve">## 1 -0.5304780  0.4758579</w:t>
+      </w:r>
+      <w:r>
+        <w:br/>
+      </w:r>
+      <w:r>
+        <w:rPr>
+          <w:rStyle w:val="VerbatimChar"/>
+        </w:rPr>
+        <w:t xml:space="preserve">## 2 -0.8469322  0.3765598</w:t>
+      </w:r>
+      <w:r>
+        <w:br/>
+      </w:r>
+      <w:r>
+        <w:rPr>
+          <w:rStyle w:val="VerbatimChar"/>
+        </w:rPr>
+        <w:t xml:space="preserve">## 3 -0.9517885 -0.3734313</w:t>
+      </w:r>
+      <w:r>
+        <w:br/>
+      </w:r>
+      <w:r>
+        <w:rPr>
+          <w:rStyle w:val="VerbatimChar"/>
+        </w:rPr>
+        <w:t xml:space="preserve">## 4 -0.5459803  0.6347651</w:t>
+      </w:r>
+      <w:r>
+        <w:br/>
+      </w:r>
+      <w:r>
+        <w:rPr>
+          <w:rStyle w:val="VerbatimChar"/>
+        </w:rPr>
+        <w:t xml:space="preserve">## 5  0.5606871  0.2610239</w:t>
+      </w:r>
+      <w:r>
+        <w:br/>
+      </w:r>
+      <w:r>
+        <w:rPr>
+          <w:rStyle w:val="VerbatimChar"/>
+        </w:rPr>
+        <w:t xml:space="preserve">## 6  0.5080799  0.1277511</w:t>
       </w:r>
     </w:p>
     <w:p>

--- a/1_PCA/PCA_UQoL_Barcelona.docx
+++ b/1_PCA/PCA_UQoL_Barcelona.docx
@@ -6470,7 +6470,7 @@
         <w:t xml:space="preserve"> </w:t>
       </w:r>
       <w:r>
-        <w:t xml:space="preserve">Seven indicators are removed at this stage (see Appendix for the full polarity classification).</w:t>
+        <w:t xml:space="preserve">Eight indicators are removed at this stage (see Appendix for the full polarity classification).</w:t>
       </w:r>
     </w:p>
     <w:p>
@@ -6986,7 +6986,7 @@
         <w:pStyle w:val="FirstParagraph"/>
       </w:pPr>
       <w:r>
-        <w:t xml:space="preserve">The Urban environment dimension includes four indicators. As with the economic and Housing and shelter dimensions, PC1 and PC2 are combined for weighting.</w:t>
+        <w:t xml:space="preserve">The Urban environment dimension includes seven indicators. As with the economic and Housing and shelter dimensions, PC1 and PC2 are combined for weighting.</w:t>
       </w:r>
     </w:p>
     <w:p>
@@ -10487,7 +10487,7 @@
         <w:pStyle w:val="FirstParagraph"/>
       </w:pPr>
       <w:r>
-        <w:t xml:space="preserve">The economic dimension subset includes nine indicators covering individual income, occupation, and tourism development.</w:t>
+        <w:t xml:space="preserve">The economic dimension subset includes eight indicators covering individual income, occupation, and tourism development.</w:t>
       </w:r>
     </w:p>
     <w:p>
@@ -13723,7 +13723,7 @@
         <w:pStyle w:val="FirstParagraph"/>
       </w:pPr>
       <w:r>
-        <w:t xml:space="preserve">Because PC1 and PC2 together explain a substantial and roughly comparable share of the variance (66.43%), indicator weights are derived from a combination of both components, each scaled by its proportion of explained variance. The resulting weights are normalised to sum to one.</w:t>
+        <w:t xml:space="preserve">Because PC1 and PC2 together explain a substantial and roughly comparable share of the variance (65,45%), indicator weights are derived from a combination of both components, each scaled by its proportion of explained variance. The resulting weights are normalised to sum to one.</w:t>
       </w:r>
     </w:p>
     <w:p>
@@ -14535,7 +14535,7 @@
         <w:pStyle w:val="FirstParagraph"/>
       </w:pPr>
       <w:r>
-        <w:t xml:space="preserve">The infrastructures subset includes ten indicators (one neutral indicator, X30_Inf_Water.consumption, was removed in section 2.2).</w:t>
+        <w:t xml:space="preserve">The infrastructures subset includes seven indicators (one neutral indicator, X30_Inf_Water.consumption, was removed in section 2.2).</w:t>
       </w:r>
     </w:p>
     <w:p>

--- a/1_PCA/PCA_UQoL_Barcelona.docx
+++ b/1_PCA/PCA_UQoL_Barcelona.docx
@@ -9523,30 +9523,6 @@
         <w:rPr>
           <w:rStyle w:val="NormalTok"/>
         </w:rPr>
-        <w:t xml:space="preserve">, </w:t>
-      </w:r>
-      <w:r>
-        <w:rPr>
-          <w:rStyle w:val="AttributeTok"/>
-        </w:rPr>
-        <w:t xml:space="preserve">main =</w:t>
-      </w:r>
-      <w:r>
-        <w:rPr>
-          <w:rStyle w:val="NormalTok"/>
-        </w:rPr>
-        <w:t xml:space="preserve"> </w:t>
-      </w:r>
-      <w:r>
-        <w:rPr>
-          <w:rStyle w:val="StringTok"/>
-        </w:rPr>
-        <w:t xml:space="preserve">"Scree plot PCA Urban Environment dimension"</w:t>
-      </w:r>
-      <w:r>
-        <w:rPr>
-          <w:rStyle w:val="NormalTok"/>
-        </w:rPr>
         <w:t xml:space="preserve">,</w:t>
       </w:r>
       <w:r>
@@ -13271,30 +13247,6 @@
         <w:rPr>
           <w:rStyle w:val="NormalTok"/>
         </w:rPr>
-        <w:t xml:space="preserve">, </w:t>
-      </w:r>
-      <w:r>
-        <w:rPr>
-          <w:rStyle w:val="AttributeTok"/>
-        </w:rPr>
-        <w:t xml:space="preserve">main =</w:t>
-      </w:r>
-      <w:r>
-        <w:rPr>
-          <w:rStyle w:val="NormalTok"/>
-        </w:rPr>
-        <w:t xml:space="preserve"> </w:t>
-      </w:r>
-      <w:r>
-        <w:rPr>
-          <w:rStyle w:val="StringTok"/>
-        </w:rPr>
-        <w:t xml:space="preserve">"Scree plot PCA Economic dimension"</w:t>
-      </w:r>
-      <w:r>
-        <w:rPr>
-          <w:rStyle w:val="NormalTok"/>
-        </w:rPr>
         <w:t xml:space="preserve">,</w:t>
       </w:r>
       <w:r>
@@ -17323,40 +17275,187 @@
         <w:rPr>
           <w:rStyle w:val="NormalTok"/>
         </w:rPr>
+        <w:t xml:space="preserve">,</w:t>
+      </w:r>
+      <w:r>
+        <w:br/>
+      </w:r>
+      <w:r>
+        <w:rPr>
+          <w:rStyle w:val="NormalTok"/>
+        </w:rPr>
+        <w:t xml:space="preserve">     </w:t>
+      </w:r>
+      <w:r>
+        <w:rPr>
+          <w:rStyle w:val="AttributeTok"/>
+        </w:rPr>
+        <w:t xml:space="preserve">col =</w:t>
+      </w:r>
+      <w:r>
+        <w:rPr>
+          <w:rStyle w:val="NormalTok"/>
+        </w:rPr>
+        <w:t xml:space="preserve"> </w:t>
+      </w:r>
+      <w:r>
+        <w:rPr>
+          <w:rStyle w:val="StringTok"/>
+        </w:rPr>
+        <w:t xml:space="preserve">"black"</w:t>
+      </w:r>
+      <w:r>
+        <w:rPr>
+          <w:rStyle w:val="NormalTok"/>
+        </w:rPr>
         <w:t xml:space="preserve">, </w:t>
       </w:r>
       <w:r>
         <w:rPr>
           <w:rStyle w:val="AttributeTok"/>
         </w:rPr>
-        <w:t xml:space="preserve">main =</w:t>
-      </w:r>
-      <w:r>
-        <w:rPr>
-          <w:rStyle w:val="NormalTok"/>
-        </w:rPr>
-        <w:t xml:space="preserve"> </w:t>
-      </w:r>
-      <w:r>
-        <w:rPr>
-          <w:rStyle w:val="StringTok"/>
-        </w:rPr>
-        <w:t xml:space="preserve">"Scree plot PCA Infrastructures and services dimension"</w:t>
-      </w:r>
-      <w:r>
-        <w:rPr>
-          <w:rStyle w:val="NormalTok"/>
-        </w:rPr>
-        <w:t xml:space="preserve">,</w:t>
-      </w:r>
-      <w:r>
-        <w:br/>
-      </w:r>
-      <w:r>
-        <w:rPr>
-          <w:rStyle w:val="NormalTok"/>
-        </w:rPr>
-        <w:t xml:space="preserve">     </w:t>
+        <w:t xml:space="preserve">lwd =</w:t>
+      </w:r>
+      <w:r>
+        <w:rPr>
+          <w:rStyle w:val="NormalTok"/>
+        </w:rPr>
+        <w:t xml:space="preserve"> </w:t>
+      </w:r>
+      <w:r>
+        <w:rPr>
+          <w:rStyle w:val="DecValTok"/>
+        </w:rPr>
+        <w:t xml:space="preserve">1</w:t>
+      </w:r>
+      <w:r>
+        <w:rPr>
+          <w:rStyle w:val="NormalTok"/>
+        </w:rPr>
+        <w:t xml:space="preserve">, </w:t>
+      </w:r>
+      <w:r>
+        <w:rPr>
+          <w:rStyle w:val="AttributeTok"/>
+        </w:rPr>
+        <w:t xml:space="preserve">pch =</w:t>
+      </w:r>
+      <w:r>
+        <w:rPr>
+          <w:rStyle w:val="NormalTok"/>
+        </w:rPr>
+        <w:t xml:space="preserve"> </w:t>
+      </w:r>
+      <w:r>
+        <w:rPr>
+          <w:rStyle w:val="DecValTok"/>
+        </w:rPr>
+        <w:t xml:space="preserve">16</w:t>
+      </w:r>
+      <w:r>
+        <w:rPr>
+          <w:rStyle w:val="NormalTok"/>
+        </w:rPr>
+        <w:t xml:space="preserve">)</w:t>
+      </w:r>
+      <w:r>
+        <w:br/>
+      </w:r>
+      <w:r>
+        <w:br/>
+      </w:r>
+      <w:r>
+        <w:rPr>
+          <w:rStyle w:val="CommentTok"/>
+        </w:rPr>
+        <w:t xml:space="preserve"># Highlight PC1, PC2 and PC3</w:t>
+      </w:r>
+      <w:r>
+        <w:br/>
+      </w:r>
+      <w:r>
+        <w:rPr>
+          <w:rStyle w:val="FunctionTok"/>
+        </w:rPr>
+        <w:t xml:space="preserve">points</w:t>
+      </w:r>
+      <w:r>
+        <w:rPr>
+          <w:rStyle w:val="NormalTok"/>
+        </w:rPr>
+        <w:t xml:space="preserve">(</w:t>
+      </w:r>
+      <w:r>
+        <w:rPr>
+          <w:rStyle w:val="DecValTok"/>
+        </w:rPr>
+        <w:t xml:space="preserve">1</w:t>
+      </w:r>
+      <w:r>
+        <w:rPr>
+          <w:rStyle w:val="SpecialCharTok"/>
+        </w:rPr>
+        <w:t xml:space="preserve">:</w:t>
+      </w:r>
+      <w:r>
+        <w:rPr>
+          <w:rStyle w:val="DecValTok"/>
+        </w:rPr>
+        <w:t xml:space="preserve">3</w:t>
+      </w:r>
+      <w:r>
+        <w:rPr>
+          <w:rStyle w:val="NormalTok"/>
+        </w:rPr>
+        <w:t xml:space="preserve">, var_exp_infrastructures_dim[</w:t>
+      </w:r>
+      <w:r>
+        <w:rPr>
+          <w:rStyle w:val="DecValTok"/>
+        </w:rPr>
+        <w:t xml:space="preserve">1</w:t>
+      </w:r>
+      <w:r>
+        <w:rPr>
+          <w:rStyle w:val="SpecialCharTok"/>
+        </w:rPr>
+        <w:t xml:space="preserve">:</w:t>
+      </w:r>
+      <w:r>
+        <w:rPr>
+          <w:rStyle w:val="DecValTok"/>
+        </w:rPr>
+        <w:t xml:space="preserve">3</w:t>
+      </w:r>
+      <w:r>
+        <w:rPr>
+          <w:rStyle w:val="NormalTok"/>
+        </w:rPr>
+        <w:t xml:space="preserve">] </w:t>
+      </w:r>
+      <w:r>
+        <w:rPr>
+          <w:rStyle w:val="SpecialCharTok"/>
+        </w:rPr>
+        <w:t xml:space="preserve">*</w:t>
+      </w:r>
+      <w:r>
+        <w:rPr>
+          <w:rStyle w:val="NormalTok"/>
+        </w:rPr>
+        <w:t xml:space="preserve"> </w:t>
+      </w:r>
+      <w:r>
+        <w:rPr>
+          <w:rStyle w:val="DecValTok"/>
+        </w:rPr>
+        <w:t xml:space="preserve">100</w:t>
+      </w:r>
+      <w:r>
+        <w:rPr>
+          <w:rStyle w:val="NormalTok"/>
+        </w:rPr>
+        <w:t xml:space="preserve">, </w:t>
       </w:r>
       <w:r>
         <w:rPr>
@@ -17368,13 +17467,25 @@
         <w:rPr>
           <w:rStyle w:val="NormalTok"/>
         </w:rPr>
-        <w:t xml:space="preserve"> </w:t>
-      </w:r>
-      <w:r>
-        <w:rPr>
-          <w:rStyle w:val="StringTok"/>
-        </w:rPr>
-        <w:t xml:space="preserve">"black"</w:t>
+        <w:t xml:space="preserve"> col, </w:t>
+      </w:r>
+      <w:r>
+        <w:rPr>
+          <w:rStyle w:val="AttributeTok"/>
+        </w:rPr>
+        <w:t xml:space="preserve">pch =</w:t>
+      </w:r>
+      <w:r>
+        <w:rPr>
+          <w:rStyle w:val="NormalTok"/>
+        </w:rPr>
+        <w:t xml:space="preserve"> </w:t>
+      </w:r>
+      <w:r>
+        <w:rPr>
+          <w:rStyle w:val="DecValTok"/>
+        </w:rPr>
+        <w:t xml:space="preserve">16</w:t>
       </w:r>
       <w:r>
         <w:rPr>
@@ -17386,13 +17497,40 @@
         <w:rPr>
           <w:rStyle w:val="AttributeTok"/>
         </w:rPr>
-        <w:t xml:space="preserve">lwd =</w:t>
-      </w:r>
-      <w:r>
-        <w:rPr>
-          <w:rStyle w:val="NormalTok"/>
-        </w:rPr>
-        <w:t xml:space="preserve"> </w:t>
+        <w:t xml:space="preserve">cex =</w:t>
+      </w:r>
+      <w:r>
+        <w:rPr>
+          <w:rStyle w:val="NormalTok"/>
+        </w:rPr>
+        <w:t xml:space="preserve"> </w:t>
+      </w:r>
+      <w:r>
+        <w:rPr>
+          <w:rStyle w:val="FloatTok"/>
+        </w:rPr>
+        <w:t xml:space="preserve">1.5</w:t>
+      </w:r>
+      <w:r>
+        <w:rPr>
+          <w:rStyle w:val="NormalTok"/>
+        </w:rPr>
+        <w:t xml:space="preserve">)</w:t>
+      </w:r>
+      <w:r>
+        <w:br/>
+      </w:r>
+      <w:r>
+        <w:rPr>
+          <w:rStyle w:val="FunctionTok"/>
+        </w:rPr>
+        <w:t xml:space="preserve">lines</w:t>
+      </w:r>
+      <w:r>
+        <w:rPr>
+          <w:rStyle w:val="NormalTok"/>
+        </w:rPr>
+        <w:t xml:space="preserve">(</w:t>
       </w:r>
       <w:r>
         <w:rPr>
@@ -17402,51 +17540,21 @@
       </w:r>
       <w:r>
         <w:rPr>
-          <w:rStyle w:val="NormalTok"/>
-        </w:rPr>
-        <w:t xml:space="preserve">, </w:t>
-      </w:r>
-      <w:r>
-        <w:rPr>
-          <w:rStyle w:val="AttributeTok"/>
-        </w:rPr>
-        <w:t xml:space="preserve">pch =</w:t>
-      </w:r>
-      <w:r>
-        <w:rPr>
-          <w:rStyle w:val="NormalTok"/>
-        </w:rPr>
-        <w:t xml:space="preserve"> </w:t>
+          <w:rStyle w:val="SpecialCharTok"/>
+        </w:rPr>
+        <w:t xml:space="preserve">:</w:t>
       </w:r>
       <w:r>
         <w:rPr>
           <w:rStyle w:val="DecValTok"/>
         </w:rPr>
-        <w:t xml:space="preserve">16</w:t>
-      </w:r>
-      <w:r>
-        <w:rPr>
-          <w:rStyle w:val="NormalTok"/>
-        </w:rPr>
-        <w:t xml:space="preserve">)</w:t>
-      </w:r>
-      <w:r>
-        <w:br/>
-      </w:r>
-      <w:r>
-        <w:br/>
-      </w:r>
-      <w:r>
-        <w:rPr>
-          <w:rStyle w:val="FunctionTok"/>
-        </w:rPr>
-        <w:t xml:space="preserve">points</w:t>
-      </w:r>
-      <w:r>
-        <w:rPr>
-          <w:rStyle w:val="NormalTok"/>
-        </w:rPr>
-        <w:t xml:space="preserve">(</w:t>
+        <w:t xml:space="preserve">3</w:t>
+      </w:r>
+      <w:r>
+        <w:rPr>
+          <w:rStyle w:val="NormalTok"/>
+        </w:rPr>
+        <w:t xml:space="preserve">, var_exp_infrastructures_dim[</w:t>
       </w:r>
       <w:r>
         <w:rPr>
@@ -17464,178 +17572,7 @@
         <w:rPr>
           <w:rStyle w:val="DecValTok"/>
         </w:rPr>
-        <w:t xml:space="preserve">2</w:t>
-      </w:r>
-      <w:r>
-        <w:rPr>
-          <w:rStyle w:val="NormalTok"/>
-        </w:rPr>
-        <w:t xml:space="preserve">, var_exp_infrastructures_dim[</w:t>
-      </w:r>
-      <w:r>
-        <w:rPr>
-          <w:rStyle w:val="DecValTok"/>
-        </w:rPr>
-        <w:t xml:space="preserve">1</w:t>
-      </w:r>
-      <w:r>
-        <w:rPr>
-          <w:rStyle w:val="SpecialCharTok"/>
-        </w:rPr>
-        <w:t xml:space="preserve">:</w:t>
-      </w:r>
-      <w:r>
-        <w:rPr>
-          <w:rStyle w:val="DecValTok"/>
-        </w:rPr>
-        <w:t xml:space="preserve">2</w:t>
-      </w:r>
-      <w:r>
-        <w:rPr>
-          <w:rStyle w:val="NormalTok"/>
-        </w:rPr>
-        <w:t xml:space="preserve">] </w:t>
-      </w:r>
-      <w:r>
-        <w:rPr>
-          <w:rStyle w:val="SpecialCharTok"/>
-        </w:rPr>
-        <w:t xml:space="preserve">*</w:t>
-      </w:r>
-      <w:r>
-        <w:rPr>
-          <w:rStyle w:val="NormalTok"/>
-        </w:rPr>
-        <w:t xml:space="preserve"> </w:t>
-      </w:r>
-      <w:r>
-        <w:rPr>
-          <w:rStyle w:val="DecValTok"/>
-        </w:rPr>
-        <w:t xml:space="preserve">100</w:t>
-      </w:r>
-      <w:r>
-        <w:rPr>
-          <w:rStyle w:val="NormalTok"/>
-        </w:rPr>
-        <w:t xml:space="preserve">, </w:t>
-      </w:r>
-      <w:r>
-        <w:rPr>
-          <w:rStyle w:val="AttributeTok"/>
-        </w:rPr>
-        <w:t xml:space="preserve">col =</w:t>
-      </w:r>
-      <w:r>
-        <w:rPr>
-          <w:rStyle w:val="NormalTok"/>
-        </w:rPr>
-        <w:t xml:space="preserve"> col, </w:t>
-      </w:r>
-      <w:r>
-        <w:rPr>
-          <w:rStyle w:val="AttributeTok"/>
-        </w:rPr>
-        <w:t xml:space="preserve">pch =</w:t>
-      </w:r>
-      <w:r>
-        <w:rPr>
-          <w:rStyle w:val="NormalTok"/>
-        </w:rPr>
-        <w:t xml:space="preserve"> </w:t>
-      </w:r>
-      <w:r>
-        <w:rPr>
-          <w:rStyle w:val="DecValTok"/>
-        </w:rPr>
-        <w:t xml:space="preserve">16</w:t>
-      </w:r>
-      <w:r>
-        <w:rPr>
-          <w:rStyle w:val="NormalTok"/>
-        </w:rPr>
-        <w:t xml:space="preserve">, </w:t>
-      </w:r>
-      <w:r>
-        <w:rPr>
-          <w:rStyle w:val="AttributeTok"/>
-        </w:rPr>
-        <w:t xml:space="preserve">cex =</w:t>
-      </w:r>
-      <w:r>
-        <w:rPr>
-          <w:rStyle w:val="NormalTok"/>
-        </w:rPr>
-        <w:t xml:space="preserve"> </w:t>
-      </w:r>
-      <w:r>
-        <w:rPr>
-          <w:rStyle w:val="FloatTok"/>
-        </w:rPr>
-        <w:t xml:space="preserve">1.5</w:t>
-      </w:r>
-      <w:r>
-        <w:rPr>
-          <w:rStyle w:val="NormalTok"/>
-        </w:rPr>
-        <w:t xml:space="preserve">)</w:t>
-      </w:r>
-      <w:r>
-        <w:br/>
-      </w:r>
-      <w:r>
-        <w:rPr>
-          <w:rStyle w:val="FunctionTok"/>
-        </w:rPr>
-        <w:t xml:space="preserve">lines</w:t>
-      </w:r>
-      <w:r>
-        <w:rPr>
-          <w:rStyle w:val="NormalTok"/>
-        </w:rPr>
-        <w:t xml:space="preserve">(</w:t>
-      </w:r>
-      <w:r>
-        <w:rPr>
-          <w:rStyle w:val="DecValTok"/>
-        </w:rPr>
-        <w:t xml:space="preserve">1</w:t>
-      </w:r>
-      <w:r>
-        <w:rPr>
-          <w:rStyle w:val="SpecialCharTok"/>
-        </w:rPr>
-        <w:t xml:space="preserve">:</w:t>
-      </w:r>
-      <w:r>
-        <w:rPr>
-          <w:rStyle w:val="DecValTok"/>
-        </w:rPr>
-        <w:t xml:space="preserve">2</w:t>
-      </w:r>
-      <w:r>
-        <w:rPr>
-          <w:rStyle w:val="NormalTok"/>
-        </w:rPr>
-        <w:t xml:space="preserve">, var_exp_infrastructures_dim[</w:t>
-      </w:r>
-      <w:r>
-        <w:rPr>
-          <w:rStyle w:val="DecValTok"/>
-        </w:rPr>
-        <w:t xml:space="preserve">1</w:t>
-      </w:r>
-      <w:r>
-        <w:rPr>
-          <w:rStyle w:val="SpecialCharTok"/>
-        </w:rPr>
-        <w:t xml:space="preserve">:</w:t>
-      </w:r>
-      <w:r>
-        <w:rPr>
-          <w:rStyle w:val="DecValTok"/>
-        </w:rPr>
-        <w:t xml:space="preserve">2</w:t>
+        <w:t xml:space="preserve">3</w:t>
       </w:r>
       <w:r>
         <w:rPr>
@@ -20647,40 +20584,163 @@
         <w:rPr>
           <w:rStyle w:val="NormalTok"/>
         </w:rPr>
+        <w:t xml:space="preserve">,</w:t>
+      </w:r>
+      <w:r>
+        <w:br/>
+      </w:r>
+      <w:r>
+        <w:rPr>
+          <w:rStyle w:val="NormalTok"/>
+        </w:rPr>
+        <w:t xml:space="preserve">     </w:t>
+      </w:r>
+      <w:r>
+        <w:rPr>
+          <w:rStyle w:val="AttributeTok"/>
+        </w:rPr>
+        <w:t xml:space="preserve">col =</w:t>
+      </w:r>
+      <w:r>
+        <w:rPr>
+          <w:rStyle w:val="NormalTok"/>
+        </w:rPr>
+        <w:t xml:space="preserve"> </w:t>
+      </w:r>
+      <w:r>
+        <w:rPr>
+          <w:rStyle w:val="StringTok"/>
+        </w:rPr>
+        <w:t xml:space="preserve">"black"</w:t>
+      </w:r>
+      <w:r>
+        <w:rPr>
+          <w:rStyle w:val="NormalTok"/>
+        </w:rPr>
         <w:t xml:space="preserve">, </w:t>
       </w:r>
       <w:r>
         <w:rPr>
           <w:rStyle w:val="AttributeTok"/>
         </w:rPr>
-        <w:t xml:space="preserve">main =</w:t>
-      </w:r>
-      <w:r>
-        <w:rPr>
-          <w:rStyle w:val="NormalTok"/>
-        </w:rPr>
-        <w:t xml:space="preserve"> </w:t>
-      </w:r>
-      <w:r>
-        <w:rPr>
-          <w:rStyle w:val="StringTok"/>
-        </w:rPr>
-        <w:t xml:space="preserve">"Scree plot PCA Healthcare dimension"</w:t>
-      </w:r>
-      <w:r>
-        <w:rPr>
-          <w:rStyle w:val="NormalTok"/>
-        </w:rPr>
-        <w:t xml:space="preserve">,</w:t>
-      </w:r>
-      <w:r>
-        <w:br/>
-      </w:r>
-      <w:r>
-        <w:rPr>
-          <w:rStyle w:val="NormalTok"/>
-        </w:rPr>
-        <w:t xml:space="preserve">     </w:t>
+        <w:t xml:space="preserve">lwd =</w:t>
+      </w:r>
+      <w:r>
+        <w:rPr>
+          <w:rStyle w:val="NormalTok"/>
+        </w:rPr>
+        <w:t xml:space="preserve"> </w:t>
+      </w:r>
+      <w:r>
+        <w:rPr>
+          <w:rStyle w:val="DecValTok"/>
+        </w:rPr>
+        <w:t xml:space="preserve">1</w:t>
+      </w:r>
+      <w:r>
+        <w:rPr>
+          <w:rStyle w:val="NormalTok"/>
+        </w:rPr>
+        <w:t xml:space="preserve">, </w:t>
+      </w:r>
+      <w:r>
+        <w:rPr>
+          <w:rStyle w:val="AttributeTok"/>
+        </w:rPr>
+        <w:t xml:space="preserve">pch =</w:t>
+      </w:r>
+      <w:r>
+        <w:rPr>
+          <w:rStyle w:val="NormalTok"/>
+        </w:rPr>
+        <w:t xml:space="preserve"> </w:t>
+      </w:r>
+      <w:r>
+        <w:rPr>
+          <w:rStyle w:val="DecValTok"/>
+        </w:rPr>
+        <w:t xml:space="preserve">16</w:t>
+      </w:r>
+      <w:r>
+        <w:rPr>
+          <w:rStyle w:val="NormalTok"/>
+        </w:rPr>
+        <w:t xml:space="preserve">)</w:t>
+      </w:r>
+      <w:r>
+        <w:br/>
+      </w:r>
+      <w:r>
+        <w:br/>
+      </w:r>
+      <w:r>
+        <w:rPr>
+          <w:rStyle w:val="CommentTok"/>
+        </w:rPr>
+        <w:t xml:space="preserve"># Highlight PC1</w:t>
+      </w:r>
+      <w:r>
+        <w:br/>
+      </w:r>
+      <w:r>
+        <w:rPr>
+          <w:rStyle w:val="FunctionTok"/>
+        </w:rPr>
+        <w:t xml:space="preserve">points</w:t>
+      </w:r>
+      <w:r>
+        <w:rPr>
+          <w:rStyle w:val="NormalTok"/>
+        </w:rPr>
+        <w:t xml:space="preserve">(</w:t>
+      </w:r>
+      <w:r>
+        <w:rPr>
+          <w:rStyle w:val="DecValTok"/>
+        </w:rPr>
+        <w:t xml:space="preserve">1</w:t>
+      </w:r>
+      <w:r>
+        <w:rPr>
+          <w:rStyle w:val="NormalTok"/>
+        </w:rPr>
+        <w:t xml:space="preserve">, var_exp_healthcare_dim[</w:t>
+      </w:r>
+      <w:r>
+        <w:rPr>
+          <w:rStyle w:val="DecValTok"/>
+        </w:rPr>
+        <w:t xml:space="preserve">1</w:t>
+      </w:r>
+      <w:r>
+        <w:rPr>
+          <w:rStyle w:val="NormalTok"/>
+        </w:rPr>
+        <w:t xml:space="preserve">] </w:t>
+      </w:r>
+      <w:r>
+        <w:rPr>
+          <w:rStyle w:val="SpecialCharTok"/>
+        </w:rPr>
+        <w:t xml:space="preserve">*</w:t>
+      </w:r>
+      <w:r>
+        <w:rPr>
+          <w:rStyle w:val="NormalTok"/>
+        </w:rPr>
+        <w:t xml:space="preserve"> </w:t>
+      </w:r>
+      <w:r>
+        <w:rPr>
+          <w:rStyle w:val="DecValTok"/>
+        </w:rPr>
+        <w:t xml:space="preserve">100</w:t>
+      </w:r>
+      <w:r>
+        <w:rPr>
+          <w:rStyle w:val="NormalTok"/>
+        </w:rPr>
+        <w:t xml:space="preserve">, </w:t>
       </w:r>
       <w:r>
         <w:rPr>
@@ -20692,13 +20752,25 @@
         <w:rPr>
           <w:rStyle w:val="NormalTok"/>
         </w:rPr>
-        <w:t xml:space="preserve"> </w:t>
-      </w:r>
-      <w:r>
-        <w:rPr>
-          <w:rStyle w:val="StringTok"/>
-        </w:rPr>
-        <w:t xml:space="preserve">"black"</w:t>
+        <w:t xml:space="preserve"> col, </w:t>
+      </w:r>
+      <w:r>
+        <w:rPr>
+          <w:rStyle w:val="AttributeTok"/>
+        </w:rPr>
+        <w:t xml:space="preserve">pch =</w:t>
+      </w:r>
+      <w:r>
+        <w:rPr>
+          <w:rStyle w:val="NormalTok"/>
+        </w:rPr>
+        <w:t xml:space="preserve"> </w:t>
+      </w:r>
+      <w:r>
+        <w:rPr>
+          <w:rStyle w:val="DecValTok"/>
+        </w:rPr>
+        <w:t xml:space="preserve">16</w:t>
       </w:r>
       <w:r>
         <w:rPr>
@@ -20710,180 +20782,6 @@
         <w:rPr>
           <w:rStyle w:val="AttributeTok"/>
         </w:rPr>
-        <w:t xml:space="preserve">lwd =</w:t>
-      </w:r>
-      <w:r>
-        <w:rPr>
-          <w:rStyle w:val="NormalTok"/>
-        </w:rPr>
-        <w:t xml:space="preserve"> </w:t>
-      </w:r>
-      <w:r>
-        <w:rPr>
-          <w:rStyle w:val="DecValTok"/>
-        </w:rPr>
-        <w:t xml:space="preserve">1</w:t>
-      </w:r>
-      <w:r>
-        <w:rPr>
-          <w:rStyle w:val="NormalTok"/>
-        </w:rPr>
-        <w:t xml:space="preserve">, </w:t>
-      </w:r>
-      <w:r>
-        <w:rPr>
-          <w:rStyle w:val="AttributeTok"/>
-        </w:rPr>
-        <w:t xml:space="preserve">pch =</w:t>
-      </w:r>
-      <w:r>
-        <w:rPr>
-          <w:rStyle w:val="NormalTok"/>
-        </w:rPr>
-        <w:t xml:space="preserve"> </w:t>
-      </w:r>
-      <w:r>
-        <w:rPr>
-          <w:rStyle w:val="DecValTok"/>
-        </w:rPr>
-        <w:t xml:space="preserve">16</w:t>
-      </w:r>
-      <w:r>
-        <w:rPr>
-          <w:rStyle w:val="NormalTok"/>
-        </w:rPr>
-        <w:t xml:space="preserve">)</w:t>
-      </w:r>
-      <w:r>
-        <w:br/>
-      </w:r>
-      <w:r>
-        <w:br/>
-      </w:r>
-      <w:r>
-        <w:rPr>
-          <w:rStyle w:val="FunctionTok"/>
-        </w:rPr>
-        <w:t xml:space="preserve">points</w:t>
-      </w:r>
-      <w:r>
-        <w:rPr>
-          <w:rStyle w:val="NormalTok"/>
-        </w:rPr>
-        <w:t xml:space="preserve">(</w:t>
-      </w:r>
-      <w:r>
-        <w:rPr>
-          <w:rStyle w:val="DecValTok"/>
-        </w:rPr>
-        <w:t xml:space="preserve">1</w:t>
-      </w:r>
-      <w:r>
-        <w:rPr>
-          <w:rStyle w:val="SpecialCharTok"/>
-        </w:rPr>
-        <w:t xml:space="preserve">:</w:t>
-      </w:r>
-      <w:r>
-        <w:rPr>
-          <w:rStyle w:val="DecValTok"/>
-        </w:rPr>
-        <w:t xml:space="preserve">2</w:t>
-      </w:r>
-      <w:r>
-        <w:rPr>
-          <w:rStyle w:val="NormalTok"/>
-        </w:rPr>
-        <w:t xml:space="preserve">, var_exp_healthcare_dim[</w:t>
-      </w:r>
-      <w:r>
-        <w:rPr>
-          <w:rStyle w:val="DecValTok"/>
-        </w:rPr>
-        <w:t xml:space="preserve">1</w:t>
-      </w:r>
-      <w:r>
-        <w:rPr>
-          <w:rStyle w:val="SpecialCharTok"/>
-        </w:rPr>
-        <w:t xml:space="preserve">:</w:t>
-      </w:r>
-      <w:r>
-        <w:rPr>
-          <w:rStyle w:val="DecValTok"/>
-        </w:rPr>
-        <w:t xml:space="preserve">2</w:t>
-      </w:r>
-      <w:r>
-        <w:rPr>
-          <w:rStyle w:val="NormalTok"/>
-        </w:rPr>
-        <w:t xml:space="preserve">] </w:t>
-      </w:r>
-      <w:r>
-        <w:rPr>
-          <w:rStyle w:val="SpecialCharTok"/>
-        </w:rPr>
-        <w:t xml:space="preserve">*</w:t>
-      </w:r>
-      <w:r>
-        <w:rPr>
-          <w:rStyle w:val="NormalTok"/>
-        </w:rPr>
-        <w:t xml:space="preserve"> </w:t>
-      </w:r>
-      <w:r>
-        <w:rPr>
-          <w:rStyle w:val="DecValTok"/>
-        </w:rPr>
-        <w:t xml:space="preserve">100</w:t>
-      </w:r>
-      <w:r>
-        <w:rPr>
-          <w:rStyle w:val="NormalTok"/>
-        </w:rPr>
-        <w:t xml:space="preserve">, </w:t>
-      </w:r>
-      <w:r>
-        <w:rPr>
-          <w:rStyle w:val="AttributeTok"/>
-        </w:rPr>
-        <w:t xml:space="preserve">col =</w:t>
-      </w:r>
-      <w:r>
-        <w:rPr>
-          <w:rStyle w:val="NormalTok"/>
-        </w:rPr>
-        <w:t xml:space="preserve"> col, </w:t>
-      </w:r>
-      <w:r>
-        <w:rPr>
-          <w:rStyle w:val="AttributeTok"/>
-        </w:rPr>
-        <w:t xml:space="preserve">pch =</w:t>
-      </w:r>
-      <w:r>
-        <w:rPr>
-          <w:rStyle w:val="NormalTok"/>
-        </w:rPr>
-        <w:t xml:space="preserve"> </w:t>
-      </w:r>
-      <w:r>
-        <w:rPr>
-          <w:rStyle w:val="DecValTok"/>
-        </w:rPr>
-        <w:t xml:space="preserve">16</w:t>
-      </w:r>
-      <w:r>
-        <w:rPr>
-          <w:rStyle w:val="NormalTok"/>
-        </w:rPr>
-        <w:t xml:space="preserve">, </w:t>
-      </w:r>
-      <w:r>
-        <w:rPr>
-          <w:rStyle w:val="AttributeTok"/>
-        </w:rPr>
         <w:t xml:space="preserve">cex =</w:t>
       </w:r>
       <w:r>
@@ -20897,129 +20795,6 @@
           <w:rStyle w:val="FloatTok"/>
         </w:rPr>
         <w:t xml:space="preserve">1.5</w:t>
-      </w:r>
-      <w:r>
-        <w:rPr>
-          <w:rStyle w:val="NormalTok"/>
-        </w:rPr>
-        <w:t xml:space="preserve">)</w:t>
-      </w:r>
-      <w:r>
-        <w:br/>
-      </w:r>
-      <w:r>
-        <w:rPr>
-          <w:rStyle w:val="FunctionTok"/>
-        </w:rPr>
-        <w:t xml:space="preserve">lines</w:t>
-      </w:r>
-      <w:r>
-        <w:rPr>
-          <w:rStyle w:val="NormalTok"/>
-        </w:rPr>
-        <w:t xml:space="preserve">(</w:t>
-      </w:r>
-      <w:r>
-        <w:rPr>
-          <w:rStyle w:val="DecValTok"/>
-        </w:rPr>
-        <w:t xml:space="preserve">1</w:t>
-      </w:r>
-      <w:r>
-        <w:rPr>
-          <w:rStyle w:val="SpecialCharTok"/>
-        </w:rPr>
-        <w:t xml:space="preserve">:</w:t>
-      </w:r>
-      <w:r>
-        <w:rPr>
-          <w:rStyle w:val="DecValTok"/>
-        </w:rPr>
-        <w:t xml:space="preserve">2</w:t>
-      </w:r>
-      <w:r>
-        <w:rPr>
-          <w:rStyle w:val="NormalTok"/>
-        </w:rPr>
-        <w:t xml:space="preserve">, var_exp_healthcare_dim[</w:t>
-      </w:r>
-      <w:r>
-        <w:rPr>
-          <w:rStyle w:val="DecValTok"/>
-        </w:rPr>
-        <w:t xml:space="preserve">1</w:t>
-      </w:r>
-      <w:r>
-        <w:rPr>
-          <w:rStyle w:val="SpecialCharTok"/>
-        </w:rPr>
-        <w:t xml:space="preserve">:</w:t>
-      </w:r>
-      <w:r>
-        <w:rPr>
-          <w:rStyle w:val="DecValTok"/>
-        </w:rPr>
-        <w:t xml:space="preserve">2</w:t>
-      </w:r>
-      <w:r>
-        <w:rPr>
-          <w:rStyle w:val="NormalTok"/>
-        </w:rPr>
-        <w:t xml:space="preserve">] </w:t>
-      </w:r>
-      <w:r>
-        <w:rPr>
-          <w:rStyle w:val="SpecialCharTok"/>
-        </w:rPr>
-        <w:t xml:space="preserve">*</w:t>
-      </w:r>
-      <w:r>
-        <w:rPr>
-          <w:rStyle w:val="NormalTok"/>
-        </w:rPr>
-        <w:t xml:space="preserve"> </w:t>
-      </w:r>
-      <w:r>
-        <w:rPr>
-          <w:rStyle w:val="DecValTok"/>
-        </w:rPr>
-        <w:t xml:space="preserve">100</w:t>
-      </w:r>
-      <w:r>
-        <w:rPr>
-          <w:rStyle w:val="NormalTok"/>
-        </w:rPr>
-        <w:t xml:space="preserve">, </w:t>
-      </w:r>
-      <w:r>
-        <w:rPr>
-          <w:rStyle w:val="AttributeTok"/>
-        </w:rPr>
-        <w:t xml:space="preserve">col =</w:t>
-      </w:r>
-      <w:r>
-        <w:rPr>
-          <w:rStyle w:val="NormalTok"/>
-        </w:rPr>
-        <w:t xml:space="preserve"> col, </w:t>
-      </w:r>
-      <w:r>
-        <w:rPr>
-          <w:rStyle w:val="AttributeTok"/>
-        </w:rPr>
-        <w:t xml:space="preserve">lwd =</w:t>
-      </w:r>
-      <w:r>
-        <w:rPr>
-          <w:rStyle w:val="NormalTok"/>
-        </w:rPr>
-        <w:t xml:space="preserve"> </w:t>
-      </w:r>
-      <w:r>
-        <w:rPr>
-          <w:rStyle w:val="DecValTok"/>
-        </w:rPr>
-        <w:t xml:space="preserve">3</w:t>
       </w:r>
       <w:r>
         <w:rPr>
@@ -23709,30 +23484,6 @@
         <w:t xml:space="preserve">, </w:t>
       </w:r>
       <w:r>
-        <w:rPr>
-          <w:rStyle w:val="AttributeTok"/>
-        </w:rPr>
-        <w:t xml:space="preserve">main =</w:t>
-      </w:r>
-      <w:r>
-        <w:rPr>
-          <w:rStyle w:val="NormalTok"/>
-        </w:rPr>
-        <w:t xml:space="preserve"> </w:t>
-      </w:r>
-      <w:r>
-        <w:rPr>
-          <w:rStyle w:val="StringTok"/>
-        </w:rPr>
-        <w:t xml:space="preserve">"Scree plot PCA Housing and shelter dimension"</w:t>
-      </w:r>
-      <w:r>
-        <w:rPr>
-          <w:rStyle w:val="NormalTok"/>
-        </w:rPr>
-        <w:t xml:space="preserve">,</w:t>
-      </w:r>
-      <w:r>
         <w:br/>
       </w:r>
       <w:r>
@@ -26835,40 +26586,163 @@
         <w:rPr>
           <w:rStyle w:val="NormalTok"/>
         </w:rPr>
+        <w:t xml:space="preserve">,</w:t>
+      </w:r>
+      <w:r>
+        <w:br/>
+      </w:r>
+      <w:r>
+        <w:rPr>
+          <w:rStyle w:val="NormalTok"/>
+        </w:rPr>
+        <w:t xml:space="preserve">     </w:t>
+      </w:r>
+      <w:r>
+        <w:rPr>
+          <w:rStyle w:val="AttributeTok"/>
+        </w:rPr>
+        <w:t xml:space="preserve">col =</w:t>
+      </w:r>
+      <w:r>
+        <w:rPr>
+          <w:rStyle w:val="NormalTok"/>
+        </w:rPr>
+        <w:t xml:space="preserve"> </w:t>
+      </w:r>
+      <w:r>
+        <w:rPr>
+          <w:rStyle w:val="StringTok"/>
+        </w:rPr>
+        <w:t xml:space="preserve">"black"</w:t>
+      </w:r>
+      <w:r>
+        <w:rPr>
+          <w:rStyle w:val="NormalTok"/>
+        </w:rPr>
         <w:t xml:space="preserve">, </w:t>
       </w:r>
       <w:r>
         <w:rPr>
           <w:rStyle w:val="AttributeTok"/>
         </w:rPr>
-        <w:t xml:space="preserve">main =</w:t>
-      </w:r>
-      <w:r>
-        <w:rPr>
-          <w:rStyle w:val="NormalTok"/>
-        </w:rPr>
-        <w:t xml:space="preserve"> </w:t>
-      </w:r>
-      <w:r>
-        <w:rPr>
-          <w:rStyle w:val="StringTok"/>
-        </w:rPr>
-        <w:t xml:space="preserve">"Scree plot PCA Mobility and accessibility dimension"</w:t>
-      </w:r>
-      <w:r>
-        <w:rPr>
-          <w:rStyle w:val="NormalTok"/>
-        </w:rPr>
-        <w:t xml:space="preserve">,</w:t>
-      </w:r>
-      <w:r>
-        <w:br/>
-      </w:r>
-      <w:r>
-        <w:rPr>
-          <w:rStyle w:val="NormalTok"/>
-        </w:rPr>
-        <w:t xml:space="preserve">     </w:t>
+        <w:t xml:space="preserve">lwd =</w:t>
+      </w:r>
+      <w:r>
+        <w:rPr>
+          <w:rStyle w:val="NormalTok"/>
+        </w:rPr>
+        <w:t xml:space="preserve"> </w:t>
+      </w:r>
+      <w:r>
+        <w:rPr>
+          <w:rStyle w:val="DecValTok"/>
+        </w:rPr>
+        <w:t xml:space="preserve">1</w:t>
+      </w:r>
+      <w:r>
+        <w:rPr>
+          <w:rStyle w:val="NormalTok"/>
+        </w:rPr>
+        <w:t xml:space="preserve">, </w:t>
+      </w:r>
+      <w:r>
+        <w:rPr>
+          <w:rStyle w:val="AttributeTok"/>
+        </w:rPr>
+        <w:t xml:space="preserve">pch =</w:t>
+      </w:r>
+      <w:r>
+        <w:rPr>
+          <w:rStyle w:val="NormalTok"/>
+        </w:rPr>
+        <w:t xml:space="preserve"> </w:t>
+      </w:r>
+      <w:r>
+        <w:rPr>
+          <w:rStyle w:val="DecValTok"/>
+        </w:rPr>
+        <w:t xml:space="preserve">16</w:t>
+      </w:r>
+      <w:r>
+        <w:rPr>
+          <w:rStyle w:val="NormalTok"/>
+        </w:rPr>
+        <w:t xml:space="preserve">)</w:t>
+      </w:r>
+      <w:r>
+        <w:br/>
+      </w:r>
+      <w:r>
+        <w:br/>
+      </w:r>
+      <w:r>
+        <w:rPr>
+          <w:rStyle w:val="CommentTok"/>
+        </w:rPr>
+        <w:t xml:space="preserve"># Highlight PC1</w:t>
+      </w:r>
+      <w:r>
+        <w:br/>
+      </w:r>
+      <w:r>
+        <w:rPr>
+          <w:rStyle w:val="FunctionTok"/>
+        </w:rPr>
+        <w:t xml:space="preserve">points</w:t>
+      </w:r>
+      <w:r>
+        <w:rPr>
+          <w:rStyle w:val="NormalTok"/>
+        </w:rPr>
+        <w:t xml:space="preserve">(</w:t>
+      </w:r>
+      <w:r>
+        <w:rPr>
+          <w:rStyle w:val="DecValTok"/>
+        </w:rPr>
+        <w:t xml:space="preserve">1</w:t>
+      </w:r>
+      <w:r>
+        <w:rPr>
+          <w:rStyle w:val="NormalTok"/>
+        </w:rPr>
+        <w:t xml:space="preserve">, var_exp_mobility_dim[</w:t>
+      </w:r>
+      <w:r>
+        <w:rPr>
+          <w:rStyle w:val="DecValTok"/>
+        </w:rPr>
+        <w:t xml:space="preserve">1</w:t>
+      </w:r>
+      <w:r>
+        <w:rPr>
+          <w:rStyle w:val="NormalTok"/>
+        </w:rPr>
+        <w:t xml:space="preserve">] </w:t>
+      </w:r>
+      <w:r>
+        <w:rPr>
+          <w:rStyle w:val="SpecialCharTok"/>
+        </w:rPr>
+        <w:t xml:space="preserve">*</w:t>
+      </w:r>
+      <w:r>
+        <w:rPr>
+          <w:rStyle w:val="NormalTok"/>
+        </w:rPr>
+        <w:t xml:space="preserve"> </w:t>
+      </w:r>
+      <w:r>
+        <w:rPr>
+          <w:rStyle w:val="DecValTok"/>
+        </w:rPr>
+        <w:t xml:space="preserve">100</w:t>
+      </w:r>
+      <w:r>
+        <w:rPr>
+          <w:rStyle w:val="NormalTok"/>
+        </w:rPr>
+        <w:t xml:space="preserve">, </w:t>
       </w:r>
       <w:r>
         <w:rPr>
@@ -26880,13 +26754,25 @@
         <w:rPr>
           <w:rStyle w:val="NormalTok"/>
         </w:rPr>
-        <w:t xml:space="preserve"> </w:t>
-      </w:r>
-      <w:r>
-        <w:rPr>
-          <w:rStyle w:val="StringTok"/>
-        </w:rPr>
-        <w:t xml:space="preserve">"black"</w:t>
+        <w:t xml:space="preserve"> col, </w:t>
+      </w:r>
+      <w:r>
+        <w:rPr>
+          <w:rStyle w:val="AttributeTok"/>
+        </w:rPr>
+        <w:t xml:space="preserve">pch =</w:t>
+      </w:r>
+      <w:r>
+        <w:rPr>
+          <w:rStyle w:val="NormalTok"/>
+        </w:rPr>
+        <w:t xml:space="preserve"> </w:t>
+      </w:r>
+      <w:r>
+        <w:rPr>
+          <w:rStyle w:val="DecValTok"/>
+        </w:rPr>
+        <w:t xml:space="preserve">16</w:t>
       </w:r>
       <w:r>
         <w:rPr>
@@ -26898,180 +26784,6 @@
         <w:rPr>
           <w:rStyle w:val="AttributeTok"/>
         </w:rPr>
-        <w:t xml:space="preserve">lwd =</w:t>
-      </w:r>
-      <w:r>
-        <w:rPr>
-          <w:rStyle w:val="NormalTok"/>
-        </w:rPr>
-        <w:t xml:space="preserve"> </w:t>
-      </w:r>
-      <w:r>
-        <w:rPr>
-          <w:rStyle w:val="DecValTok"/>
-        </w:rPr>
-        <w:t xml:space="preserve">1</w:t>
-      </w:r>
-      <w:r>
-        <w:rPr>
-          <w:rStyle w:val="NormalTok"/>
-        </w:rPr>
-        <w:t xml:space="preserve">, </w:t>
-      </w:r>
-      <w:r>
-        <w:rPr>
-          <w:rStyle w:val="AttributeTok"/>
-        </w:rPr>
-        <w:t xml:space="preserve">pch =</w:t>
-      </w:r>
-      <w:r>
-        <w:rPr>
-          <w:rStyle w:val="NormalTok"/>
-        </w:rPr>
-        <w:t xml:space="preserve"> </w:t>
-      </w:r>
-      <w:r>
-        <w:rPr>
-          <w:rStyle w:val="DecValTok"/>
-        </w:rPr>
-        <w:t xml:space="preserve">16</w:t>
-      </w:r>
-      <w:r>
-        <w:rPr>
-          <w:rStyle w:val="NormalTok"/>
-        </w:rPr>
-        <w:t xml:space="preserve">)</w:t>
-      </w:r>
-      <w:r>
-        <w:br/>
-      </w:r>
-      <w:r>
-        <w:br/>
-      </w:r>
-      <w:r>
-        <w:rPr>
-          <w:rStyle w:val="FunctionTok"/>
-        </w:rPr>
-        <w:t xml:space="preserve">points</w:t>
-      </w:r>
-      <w:r>
-        <w:rPr>
-          <w:rStyle w:val="NormalTok"/>
-        </w:rPr>
-        <w:t xml:space="preserve">(</w:t>
-      </w:r>
-      <w:r>
-        <w:rPr>
-          <w:rStyle w:val="DecValTok"/>
-        </w:rPr>
-        <w:t xml:space="preserve">1</w:t>
-      </w:r>
-      <w:r>
-        <w:rPr>
-          <w:rStyle w:val="SpecialCharTok"/>
-        </w:rPr>
-        <w:t xml:space="preserve">:</w:t>
-      </w:r>
-      <w:r>
-        <w:rPr>
-          <w:rStyle w:val="DecValTok"/>
-        </w:rPr>
-        <w:t xml:space="preserve">2</w:t>
-      </w:r>
-      <w:r>
-        <w:rPr>
-          <w:rStyle w:val="NormalTok"/>
-        </w:rPr>
-        <w:t xml:space="preserve">, var_exp_mobility_dim[</w:t>
-      </w:r>
-      <w:r>
-        <w:rPr>
-          <w:rStyle w:val="DecValTok"/>
-        </w:rPr>
-        <w:t xml:space="preserve">1</w:t>
-      </w:r>
-      <w:r>
-        <w:rPr>
-          <w:rStyle w:val="SpecialCharTok"/>
-        </w:rPr>
-        <w:t xml:space="preserve">:</w:t>
-      </w:r>
-      <w:r>
-        <w:rPr>
-          <w:rStyle w:val="DecValTok"/>
-        </w:rPr>
-        <w:t xml:space="preserve">2</w:t>
-      </w:r>
-      <w:r>
-        <w:rPr>
-          <w:rStyle w:val="NormalTok"/>
-        </w:rPr>
-        <w:t xml:space="preserve">] </w:t>
-      </w:r>
-      <w:r>
-        <w:rPr>
-          <w:rStyle w:val="SpecialCharTok"/>
-        </w:rPr>
-        <w:t xml:space="preserve">*</w:t>
-      </w:r>
-      <w:r>
-        <w:rPr>
-          <w:rStyle w:val="NormalTok"/>
-        </w:rPr>
-        <w:t xml:space="preserve"> </w:t>
-      </w:r>
-      <w:r>
-        <w:rPr>
-          <w:rStyle w:val="DecValTok"/>
-        </w:rPr>
-        <w:t xml:space="preserve">100</w:t>
-      </w:r>
-      <w:r>
-        <w:rPr>
-          <w:rStyle w:val="NormalTok"/>
-        </w:rPr>
-        <w:t xml:space="preserve">, </w:t>
-      </w:r>
-      <w:r>
-        <w:rPr>
-          <w:rStyle w:val="AttributeTok"/>
-        </w:rPr>
-        <w:t xml:space="preserve">col =</w:t>
-      </w:r>
-      <w:r>
-        <w:rPr>
-          <w:rStyle w:val="NormalTok"/>
-        </w:rPr>
-        <w:t xml:space="preserve"> col, </w:t>
-      </w:r>
-      <w:r>
-        <w:rPr>
-          <w:rStyle w:val="AttributeTok"/>
-        </w:rPr>
-        <w:t xml:space="preserve">pch =</w:t>
-      </w:r>
-      <w:r>
-        <w:rPr>
-          <w:rStyle w:val="NormalTok"/>
-        </w:rPr>
-        <w:t xml:space="preserve"> </w:t>
-      </w:r>
-      <w:r>
-        <w:rPr>
-          <w:rStyle w:val="DecValTok"/>
-        </w:rPr>
-        <w:t xml:space="preserve">16</w:t>
-      </w:r>
-      <w:r>
-        <w:rPr>
-          <w:rStyle w:val="NormalTok"/>
-        </w:rPr>
-        <w:t xml:space="preserve">, </w:t>
-      </w:r>
-      <w:r>
-        <w:rPr>
-          <w:rStyle w:val="AttributeTok"/>
-        </w:rPr>
         <w:t xml:space="preserve">cex =</w:t>
       </w:r>
       <w:r>
@@ -27085,129 +26797,6 @@
           <w:rStyle w:val="FloatTok"/>
         </w:rPr>
         <w:t xml:space="preserve">1.5</w:t>
-      </w:r>
-      <w:r>
-        <w:rPr>
-          <w:rStyle w:val="NormalTok"/>
-        </w:rPr>
-        <w:t xml:space="preserve">)</w:t>
-      </w:r>
-      <w:r>
-        <w:br/>
-      </w:r>
-      <w:r>
-        <w:rPr>
-          <w:rStyle w:val="FunctionTok"/>
-        </w:rPr>
-        <w:t xml:space="preserve">lines</w:t>
-      </w:r>
-      <w:r>
-        <w:rPr>
-          <w:rStyle w:val="NormalTok"/>
-        </w:rPr>
-        <w:t xml:space="preserve">(</w:t>
-      </w:r>
-      <w:r>
-        <w:rPr>
-          <w:rStyle w:val="DecValTok"/>
-        </w:rPr>
-        <w:t xml:space="preserve">1</w:t>
-      </w:r>
-      <w:r>
-        <w:rPr>
-          <w:rStyle w:val="SpecialCharTok"/>
-        </w:rPr>
-        <w:t xml:space="preserve">:</w:t>
-      </w:r>
-      <w:r>
-        <w:rPr>
-          <w:rStyle w:val="DecValTok"/>
-        </w:rPr>
-        <w:t xml:space="preserve">2</w:t>
-      </w:r>
-      <w:r>
-        <w:rPr>
-          <w:rStyle w:val="NormalTok"/>
-        </w:rPr>
-        <w:t xml:space="preserve">, var_exp_mobility_dim[</w:t>
-      </w:r>
-      <w:r>
-        <w:rPr>
-          <w:rStyle w:val="DecValTok"/>
-        </w:rPr>
-        <w:t xml:space="preserve">1</w:t>
-      </w:r>
-      <w:r>
-        <w:rPr>
-          <w:rStyle w:val="SpecialCharTok"/>
-        </w:rPr>
-        <w:t xml:space="preserve">:</w:t>
-      </w:r>
-      <w:r>
-        <w:rPr>
-          <w:rStyle w:val="DecValTok"/>
-        </w:rPr>
-        <w:t xml:space="preserve">2</w:t>
-      </w:r>
-      <w:r>
-        <w:rPr>
-          <w:rStyle w:val="NormalTok"/>
-        </w:rPr>
-        <w:t xml:space="preserve">] </w:t>
-      </w:r>
-      <w:r>
-        <w:rPr>
-          <w:rStyle w:val="SpecialCharTok"/>
-        </w:rPr>
-        <w:t xml:space="preserve">*</w:t>
-      </w:r>
-      <w:r>
-        <w:rPr>
-          <w:rStyle w:val="NormalTok"/>
-        </w:rPr>
-        <w:t xml:space="preserve"> </w:t>
-      </w:r>
-      <w:r>
-        <w:rPr>
-          <w:rStyle w:val="DecValTok"/>
-        </w:rPr>
-        <w:t xml:space="preserve">100</w:t>
-      </w:r>
-      <w:r>
-        <w:rPr>
-          <w:rStyle w:val="NormalTok"/>
-        </w:rPr>
-        <w:t xml:space="preserve">, </w:t>
-      </w:r>
-      <w:r>
-        <w:rPr>
-          <w:rStyle w:val="AttributeTok"/>
-        </w:rPr>
-        <w:t xml:space="preserve">col =</w:t>
-      </w:r>
-      <w:r>
-        <w:rPr>
-          <w:rStyle w:val="NormalTok"/>
-        </w:rPr>
-        <w:t xml:space="preserve"> col, </w:t>
-      </w:r>
-      <w:r>
-        <w:rPr>
-          <w:rStyle w:val="AttributeTok"/>
-        </w:rPr>
-        <w:t xml:space="preserve">lwd =</w:t>
-      </w:r>
-      <w:r>
-        <w:rPr>
-          <w:rStyle w:val="NormalTok"/>
-        </w:rPr>
-        <w:t xml:space="preserve"> </w:t>
-      </w:r>
-      <w:r>
-        <w:rPr>
-          <w:rStyle w:val="DecValTok"/>
-        </w:rPr>
-        <w:t xml:space="preserve">3</w:t>
       </w:r>
       <w:r>
         <w:rPr>
@@ -29841,40 +29430,163 @@
         <w:rPr>
           <w:rStyle w:val="NormalTok"/>
         </w:rPr>
+        <w:t xml:space="preserve">,</w:t>
+      </w:r>
+      <w:r>
+        <w:br/>
+      </w:r>
+      <w:r>
+        <w:rPr>
+          <w:rStyle w:val="NormalTok"/>
+        </w:rPr>
+        <w:t xml:space="preserve">     </w:t>
+      </w:r>
+      <w:r>
+        <w:rPr>
+          <w:rStyle w:val="AttributeTok"/>
+        </w:rPr>
+        <w:t xml:space="preserve">col =</w:t>
+      </w:r>
+      <w:r>
+        <w:rPr>
+          <w:rStyle w:val="NormalTok"/>
+        </w:rPr>
+        <w:t xml:space="preserve"> </w:t>
+      </w:r>
+      <w:r>
+        <w:rPr>
+          <w:rStyle w:val="StringTok"/>
+        </w:rPr>
+        <w:t xml:space="preserve">"black"</w:t>
+      </w:r>
+      <w:r>
+        <w:rPr>
+          <w:rStyle w:val="NormalTok"/>
+        </w:rPr>
         <w:t xml:space="preserve">, </w:t>
       </w:r>
       <w:r>
         <w:rPr>
           <w:rStyle w:val="AttributeTok"/>
         </w:rPr>
-        <w:t xml:space="preserve">main =</w:t>
-      </w:r>
-      <w:r>
-        <w:rPr>
-          <w:rStyle w:val="NormalTok"/>
-        </w:rPr>
-        <w:t xml:space="preserve"> </w:t>
-      </w:r>
-      <w:r>
-        <w:rPr>
-          <w:rStyle w:val="StringTok"/>
-        </w:rPr>
-        <w:t xml:space="preserve">"Scree plot PCA Social cohesion dimension"</w:t>
-      </w:r>
-      <w:r>
-        <w:rPr>
-          <w:rStyle w:val="NormalTok"/>
-        </w:rPr>
-        <w:t xml:space="preserve">,</w:t>
-      </w:r>
-      <w:r>
-        <w:br/>
-      </w:r>
-      <w:r>
-        <w:rPr>
-          <w:rStyle w:val="NormalTok"/>
-        </w:rPr>
-        <w:t xml:space="preserve">     </w:t>
+        <w:t xml:space="preserve">lwd =</w:t>
+      </w:r>
+      <w:r>
+        <w:rPr>
+          <w:rStyle w:val="NormalTok"/>
+        </w:rPr>
+        <w:t xml:space="preserve"> </w:t>
+      </w:r>
+      <w:r>
+        <w:rPr>
+          <w:rStyle w:val="DecValTok"/>
+        </w:rPr>
+        <w:t xml:space="preserve">1</w:t>
+      </w:r>
+      <w:r>
+        <w:rPr>
+          <w:rStyle w:val="NormalTok"/>
+        </w:rPr>
+        <w:t xml:space="preserve">, </w:t>
+      </w:r>
+      <w:r>
+        <w:rPr>
+          <w:rStyle w:val="AttributeTok"/>
+        </w:rPr>
+        <w:t xml:space="preserve">pch =</w:t>
+      </w:r>
+      <w:r>
+        <w:rPr>
+          <w:rStyle w:val="NormalTok"/>
+        </w:rPr>
+        <w:t xml:space="preserve"> </w:t>
+      </w:r>
+      <w:r>
+        <w:rPr>
+          <w:rStyle w:val="DecValTok"/>
+        </w:rPr>
+        <w:t xml:space="preserve">16</w:t>
+      </w:r>
+      <w:r>
+        <w:rPr>
+          <w:rStyle w:val="NormalTok"/>
+        </w:rPr>
+        <w:t xml:space="preserve">)</w:t>
+      </w:r>
+      <w:r>
+        <w:br/>
+      </w:r>
+      <w:r>
+        <w:br/>
+      </w:r>
+      <w:r>
+        <w:rPr>
+          <w:rStyle w:val="CommentTok"/>
+        </w:rPr>
+        <w:t xml:space="preserve"># Highlight PC1</w:t>
+      </w:r>
+      <w:r>
+        <w:br/>
+      </w:r>
+      <w:r>
+        <w:rPr>
+          <w:rStyle w:val="FunctionTok"/>
+        </w:rPr>
+        <w:t xml:space="preserve">points</w:t>
+      </w:r>
+      <w:r>
+        <w:rPr>
+          <w:rStyle w:val="NormalTok"/>
+        </w:rPr>
+        <w:t xml:space="preserve">(</w:t>
+      </w:r>
+      <w:r>
+        <w:rPr>
+          <w:rStyle w:val="DecValTok"/>
+        </w:rPr>
+        <w:t xml:space="preserve">1</w:t>
+      </w:r>
+      <w:r>
+        <w:rPr>
+          <w:rStyle w:val="NormalTok"/>
+        </w:rPr>
+        <w:t xml:space="preserve">, var_exp_social_dim[</w:t>
+      </w:r>
+      <w:r>
+        <w:rPr>
+          <w:rStyle w:val="DecValTok"/>
+        </w:rPr>
+        <w:t xml:space="preserve">1</w:t>
+      </w:r>
+      <w:r>
+        <w:rPr>
+          <w:rStyle w:val="NormalTok"/>
+        </w:rPr>
+        <w:t xml:space="preserve">] </w:t>
+      </w:r>
+      <w:r>
+        <w:rPr>
+          <w:rStyle w:val="SpecialCharTok"/>
+        </w:rPr>
+        <w:t xml:space="preserve">*</w:t>
+      </w:r>
+      <w:r>
+        <w:rPr>
+          <w:rStyle w:val="NormalTok"/>
+        </w:rPr>
+        <w:t xml:space="preserve"> </w:t>
+      </w:r>
+      <w:r>
+        <w:rPr>
+          <w:rStyle w:val="DecValTok"/>
+        </w:rPr>
+        <w:t xml:space="preserve">100</w:t>
+      </w:r>
+      <w:r>
+        <w:rPr>
+          <w:rStyle w:val="NormalTok"/>
+        </w:rPr>
+        <w:t xml:space="preserve">, </w:t>
       </w:r>
       <w:r>
         <w:rPr>
@@ -29886,13 +29598,25 @@
         <w:rPr>
           <w:rStyle w:val="NormalTok"/>
         </w:rPr>
-        <w:t xml:space="preserve"> </w:t>
-      </w:r>
-      <w:r>
-        <w:rPr>
-          <w:rStyle w:val="StringTok"/>
-        </w:rPr>
-        <w:t xml:space="preserve">"black"</w:t>
+        <w:t xml:space="preserve"> col, </w:t>
+      </w:r>
+      <w:r>
+        <w:rPr>
+          <w:rStyle w:val="AttributeTok"/>
+        </w:rPr>
+        <w:t xml:space="preserve">pch =</w:t>
+      </w:r>
+      <w:r>
+        <w:rPr>
+          <w:rStyle w:val="NormalTok"/>
+        </w:rPr>
+        <w:t xml:space="preserve"> </w:t>
+      </w:r>
+      <w:r>
+        <w:rPr>
+          <w:rStyle w:val="DecValTok"/>
+        </w:rPr>
+        <w:t xml:space="preserve">16</w:t>
       </w:r>
       <w:r>
         <w:rPr>
@@ -29904,180 +29628,6 @@
         <w:rPr>
           <w:rStyle w:val="AttributeTok"/>
         </w:rPr>
-        <w:t xml:space="preserve">lwd =</w:t>
-      </w:r>
-      <w:r>
-        <w:rPr>
-          <w:rStyle w:val="NormalTok"/>
-        </w:rPr>
-        <w:t xml:space="preserve"> </w:t>
-      </w:r>
-      <w:r>
-        <w:rPr>
-          <w:rStyle w:val="DecValTok"/>
-        </w:rPr>
-        <w:t xml:space="preserve">1</w:t>
-      </w:r>
-      <w:r>
-        <w:rPr>
-          <w:rStyle w:val="NormalTok"/>
-        </w:rPr>
-        <w:t xml:space="preserve">, </w:t>
-      </w:r>
-      <w:r>
-        <w:rPr>
-          <w:rStyle w:val="AttributeTok"/>
-        </w:rPr>
-        <w:t xml:space="preserve">pch =</w:t>
-      </w:r>
-      <w:r>
-        <w:rPr>
-          <w:rStyle w:val="NormalTok"/>
-        </w:rPr>
-        <w:t xml:space="preserve"> </w:t>
-      </w:r>
-      <w:r>
-        <w:rPr>
-          <w:rStyle w:val="DecValTok"/>
-        </w:rPr>
-        <w:t xml:space="preserve">16</w:t>
-      </w:r>
-      <w:r>
-        <w:rPr>
-          <w:rStyle w:val="NormalTok"/>
-        </w:rPr>
-        <w:t xml:space="preserve">)</w:t>
-      </w:r>
-      <w:r>
-        <w:br/>
-      </w:r>
-      <w:r>
-        <w:br/>
-      </w:r>
-      <w:r>
-        <w:rPr>
-          <w:rStyle w:val="FunctionTok"/>
-        </w:rPr>
-        <w:t xml:space="preserve">points</w:t>
-      </w:r>
-      <w:r>
-        <w:rPr>
-          <w:rStyle w:val="NormalTok"/>
-        </w:rPr>
-        <w:t xml:space="preserve">(</w:t>
-      </w:r>
-      <w:r>
-        <w:rPr>
-          <w:rStyle w:val="DecValTok"/>
-        </w:rPr>
-        <w:t xml:space="preserve">1</w:t>
-      </w:r>
-      <w:r>
-        <w:rPr>
-          <w:rStyle w:val="SpecialCharTok"/>
-        </w:rPr>
-        <w:t xml:space="preserve">:</w:t>
-      </w:r>
-      <w:r>
-        <w:rPr>
-          <w:rStyle w:val="DecValTok"/>
-        </w:rPr>
-        <w:t xml:space="preserve">2</w:t>
-      </w:r>
-      <w:r>
-        <w:rPr>
-          <w:rStyle w:val="NormalTok"/>
-        </w:rPr>
-        <w:t xml:space="preserve">, var_exp_social_dim[</w:t>
-      </w:r>
-      <w:r>
-        <w:rPr>
-          <w:rStyle w:val="DecValTok"/>
-        </w:rPr>
-        <w:t xml:space="preserve">1</w:t>
-      </w:r>
-      <w:r>
-        <w:rPr>
-          <w:rStyle w:val="SpecialCharTok"/>
-        </w:rPr>
-        <w:t xml:space="preserve">:</w:t>
-      </w:r>
-      <w:r>
-        <w:rPr>
-          <w:rStyle w:val="DecValTok"/>
-        </w:rPr>
-        <w:t xml:space="preserve">2</w:t>
-      </w:r>
-      <w:r>
-        <w:rPr>
-          <w:rStyle w:val="NormalTok"/>
-        </w:rPr>
-        <w:t xml:space="preserve">] </w:t>
-      </w:r>
-      <w:r>
-        <w:rPr>
-          <w:rStyle w:val="SpecialCharTok"/>
-        </w:rPr>
-        <w:t xml:space="preserve">*</w:t>
-      </w:r>
-      <w:r>
-        <w:rPr>
-          <w:rStyle w:val="NormalTok"/>
-        </w:rPr>
-        <w:t xml:space="preserve"> </w:t>
-      </w:r>
-      <w:r>
-        <w:rPr>
-          <w:rStyle w:val="DecValTok"/>
-        </w:rPr>
-        <w:t xml:space="preserve">100</w:t>
-      </w:r>
-      <w:r>
-        <w:rPr>
-          <w:rStyle w:val="NormalTok"/>
-        </w:rPr>
-        <w:t xml:space="preserve">, </w:t>
-      </w:r>
-      <w:r>
-        <w:rPr>
-          <w:rStyle w:val="AttributeTok"/>
-        </w:rPr>
-        <w:t xml:space="preserve">col =</w:t>
-      </w:r>
-      <w:r>
-        <w:rPr>
-          <w:rStyle w:val="NormalTok"/>
-        </w:rPr>
-        <w:t xml:space="preserve"> col, </w:t>
-      </w:r>
-      <w:r>
-        <w:rPr>
-          <w:rStyle w:val="AttributeTok"/>
-        </w:rPr>
-        <w:t xml:space="preserve">pch =</w:t>
-      </w:r>
-      <w:r>
-        <w:rPr>
-          <w:rStyle w:val="NormalTok"/>
-        </w:rPr>
-        <w:t xml:space="preserve"> </w:t>
-      </w:r>
-      <w:r>
-        <w:rPr>
-          <w:rStyle w:val="DecValTok"/>
-        </w:rPr>
-        <w:t xml:space="preserve">16</w:t>
-      </w:r>
-      <w:r>
-        <w:rPr>
-          <w:rStyle w:val="NormalTok"/>
-        </w:rPr>
-        <w:t xml:space="preserve">, </w:t>
-      </w:r>
-      <w:r>
-        <w:rPr>
-          <w:rStyle w:val="AttributeTok"/>
-        </w:rPr>
         <w:t xml:space="preserve">cex =</w:t>
       </w:r>
       <w:r>
@@ -30091,129 +29641,6 @@
           <w:rStyle w:val="FloatTok"/>
         </w:rPr>
         <w:t xml:space="preserve">1.5</w:t>
-      </w:r>
-      <w:r>
-        <w:rPr>
-          <w:rStyle w:val="NormalTok"/>
-        </w:rPr>
-        <w:t xml:space="preserve">)</w:t>
-      </w:r>
-      <w:r>
-        <w:br/>
-      </w:r>
-      <w:r>
-        <w:rPr>
-          <w:rStyle w:val="FunctionTok"/>
-        </w:rPr>
-        <w:t xml:space="preserve">lines</w:t>
-      </w:r>
-      <w:r>
-        <w:rPr>
-          <w:rStyle w:val="NormalTok"/>
-        </w:rPr>
-        <w:t xml:space="preserve">(</w:t>
-      </w:r>
-      <w:r>
-        <w:rPr>
-          <w:rStyle w:val="DecValTok"/>
-        </w:rPr>
-        <w:t xml:space="preserve">1</w:t>
-      </w:r>
-      <w:r>
-        <w:rPr>
-          <w:rStyle w:val="SpecialCharTok"/>
-        </w:rPr>
-        <w:t xml:space="preserve">:</w:t>
-      </w:r>
-      <w:r>
-        <w:rPr>
-          <w:rStyle w:val="DecValTok"/>
-        </w:rPr>
-        <w:t xml:space="preserve">2</w:t>
-      </w:r>
-      <w:r>
-        <w:rPr>
-          <w:rStyle w:val="NormalTok"/>
-        </w:rPr>
-        <w:t xml:space="preserve">, var_exp_social_dim[</w:t>
-      </w:r>
-      <w:r>
-        <w:rPr>
-          <w:rStyle w:val="DecValTok"/>
-        </w:rPr>
-        <w:t xml:space="preserve">1</w:t>
-      </w:r>
-      <w:r>
-        <w:rPr>
-          <w:rStyle w:val="SpecialCharTok"/>
-        </w:rPr>
-        <w:t xml:space="preserve">:</w:t>
-      </w:r>
-      <w:r>
-        <w:rPr>
-          <w:rStyle w:val="DecValTok"/>
-        </w:rPr>
-        <w:t xml:space="preserve">2</w:t>
-      </w:r>
-      <w:r>
-        <w:rPr>
-          <w:rStyle w:val="NormalTok"/>
-        </w:rPr>
-        <w:t xml:space="preserve">] </w:t>
-      </w:r>
-      <w:r>
-        <w:rPr>
-          <w:rStyle w:val="SpecialCharTok"/>
-        </w:rPr>
-        <w:t xml:space="preserve">*</w:t>
-      </w:r>
-      <w:r>
-        <w:rPr>
-          <w:rStyle w:val="NormalTok"/>
-        </w:rPr>
-        <w:t xml:space="preserve"> </w:t>
-      </w:r>
-      <w:r>
-        <w:rPr>
-          <w:rStyle w:val="DecValTok"/>
-        </w:rPr>
-        <w:t xml:space="preserve">100</w:t>
-      </w:r>
-      <w:r>
-        <w:rPr>
-          <w:rStyle w:val="NormalTok"/>
-        </w:rPr>
-        <w:t xml:space="preserve">, </w:t>
-      </w:r>
-      <w:r>
-        <w:rPr>
-          <w:rStyle w:val="AttributeTok"/>
-        </w:rPr>
-        <w:t xml:space="preserve">col =</w:t>
-      </w:r>
-      <w:r>
-        <w:rPr>
-          <w:rStyle w:val="NormalTok"/>
-        </w:rPr>
-        <w:t xml:space="preserve"> col, </w:t>
-      </w:r>
-      <w:r>
-        <w:rPr>
-          <w:rStyle w:val="AttributeTok"/>
-        </w:rPr>
-        <w:t xml:space="preserve">lwd =</w:t>
-      </w:r>
-      <w:r>
-        <w:rPr>
-          <w:rStyle w:val="NormalTok"/>
-        </w:rPr>
-        <w:t xml:space="preserve"> </w:t>
-      </w:r>
-      <w:r>
-        <w:rPr>
-          <w:rStyle w:val="DecValTok"/>
-        </w:rPr>
-        <w:t xml:space="preserve">3</w:t>
       </w:r>
       <w:r>
         <w:rPr>

--- a/1_PCA/PCA_UQoL_Barcelona.docx
+++ b/1_PCA/PCA_UQoL_Barcelona.docx
@@ -6885,6 +6885,2717 @@
           <w:rStyle w:val="CommentTok"/>
         </w:rPr>
         <w:t xml:space="preserve"># For highlighted PC points and lines</w:t>
+      </w:r>
+    </w:p>
+    <w:p>
+      <w:pPr>
+        <w:pStyle w:val="SourceCode"/>
+      </w:pPr>
+      <w:r>
+        <w:rPr>
+          <w:rStyle w:val="CommentTok"/>
+        </w:rPr>
+        <w:t xml:space="preserve"># Display labels for correlation plots only (does not affect PCA objects)</w:t>
+      </w:r>
+      <w:r>
+        <w:br/>
+      </w:r>
+      <w:r>
+        <w:rPr>
+          <w:rStyle w:val="NormalTok"/>
+        </w:rPr>
+        <w:t xml:space="preserve">indicator_labels </w:t>
+      </w:r>
+      <w:r>
+        <w:rPr>
+          <w:rStyle w:val="OtherTok"/>
+        </w:rPr>
+        <w:t xml:space="preserve">&lt;-</w:t>
+      </w:r>
+      <w:r>
+        <w:rPr>
+          <w:rStyle w:val="NormalTok"/>
+        </w:rPr>
+        <w:t xml:space="preserve"> </w:t>
+      </w:r>
+      <w:r>
+        <w:rPr>
+          <w:rStyle w:val="FunctionTok"/>
+        </w:rPr>
+        <w:t xml:space="preserve">c</w:t>
+      </w:r>
+      <w:r>
+        <w:rPr>
+          <w:rStyle w:val="NormalTok"/>
+        </w:rPr>
+        <w:t xml:space="preserve">(</w:t>
+      </w:r>
+      <w:r>
+        <w:br/>
+      </w:r>
+      <w:r>
+        <w:rPr>
+          <w:rStyle w:val="NormalTok"/>
+        </w:rPr>
+        <w:t xml:space="preserve">  </w:t>
+      </w:r>
+      <w:r>
+        <w:rPr>
+          <w:rStyle w:val="StringTok"/>
+        </w:rPr>
+        <w:t xml:space="preserve">"805"</w:t>
+      </w:r>
+      <w:r>
+        <w:rPr>
+          <w:rStyle w:val="NormalTok"/>
+        </w:rPr>
+        <w:t xml:space="preserve">  </w:t>
+      </w:r>
+      <w:r>
+        <w:rPr>
+          <w:rStyle w:val="OtherTok"/>
+        </w:rPr>
+        <w:t xml:space="preserve">=</w:t>
+      </w:r>
+      <w:r>
+        <w:rPr>
+          <w:rStyle w:val="NormalTok"/>
+        </w:rPr>
+        <w:t xml:space="preserve"> </w:t>
+      </w:r>
+      <w:r>
+        <w:rPr>
+          <w:rStyle w:val="StringTok"/>
+        </w:rPr>
+        <w:t xml:space="preserve">"Household disposable income per capita (€)"</w:t>
+      </w:r>
+      <w:r>
+        <w:rPr>
+          <w:rStyle w:val="NormalTok"/>
+        </w:rPr>
+        <w:t xml:space="preserve">,</w:t>
+      </w:r>
+      <w:r>
+        <w:br/>
+      </w:r>
+      <w:r>
+        <w:rPr>
+          <w:rStyle w:val="NormalTok"/>
+        </w:rPr>
+        <w:t xml:space="preserve">  </w:t>
+      </w:r>
+      <w:r>
+        <w:rPr>
+          <w:rStyle w:val="StringTok"/>
+        </w:rPr>
+        <w:t xml:space="preserve">"852"</w:t>
+      </w:r>
+      <w:r>
+        <w:rPr>
+          <w:rStyle w:val="NormalTok"/>
+        </w:rPr>
+        <w:t xml:space="preserve">  </w:t>
+      </w:r>
+      <w:r>
+        <w:rPr>
+          <w:rStyle w:val="OtherTok"/>
+        </w:rPr>
+        <w:t xml:space="preserve">=</w:t>
+      </w:r>
+      <w:r>
+        <w:rPr>
+          <w:rStyle w:val="NormalTok"/>
+        </w:rPr>
+        <w:t xml:space="preserve"> </w:t>
+      </w:r>
+      <w:r>
+        <w:rPr>
+          <w:rStyle w:val="StringTok"/>
+        </w:rPr>
+        <w:t xml:space="preserve">"Foreigners from low- or middle-income countries (%)"</w:t>
+      </w:r>
+      <w:r>
+        <w:rPr>
+          <w:rStyle w:val="NormalTok"/>
+        </w:rPr>
+        <w:t xml:space="preserve">,</w:t>
+      </w:r>
+      <w:r>
+        <w:br/>
+      </w:r>
+      <w:r>
+        <w:rPr>
+          <w:rStyle w:val="NormalTok"/>
+        </w:rPr>
+        <w:t xml:space="preserve">  </w:t>
+      </w:r>
+      <w:r>
+        <w:rPr>
+          <w:rStyle w:val="StringTok"/>
+        </w:rPr>
+        <w:t xml:space="preserve">"582"</w:t>
+      </w:r>
+      <w:r>
+        <w:rPr>
+          <w:rStyle w:val="NormalTok"/>
+        </w:rPr>
+        <w:t xml:space="preserve">  </w:t>
+      </w:r>
+      <w:r>
+        <w:rPr>
+          <w:rStyle w:val="OtherTok"/>
+        </w:rPr>
+        <w:t xml:space="preserve">=</w:t>
+      </w:r>
+      <w:r>
+        <w:rPr>
+          <w:rStyle w:val="NormalTok"/>
+        </w:rPr>
+        <w:t xml:space="preserve"> </w:t>
+      </w:r>
+      <w:r>
+        <w:rPr>
+          <w:rStyle w:val="StringTok"/>
+        </w:rPr>
+        <w:t xml:space="preserve">"Employed population (%)"</w:t>
+      </w:r>
+      <w:r>
+        <w:rPr>
+          <w:rStyle w:val="NormalTok"/>
+        </w:rPr>
+        <w:t xml:space="preserve">,</w:t>
+      </w:r>
+      <w:r>
+        <w:br/>
+      </w:r>
+      <w:r>
+        <w:rPr>
+          <w:rStyle w:val="NormalTok"/>
+        </w:rPr>
+        <w:t xml:space="preserve">  </w:t>
+      </w:r>
+      <w:r>
+        <w:rPr>
+          <w:rStyle w:val="StringTok"/>
+        </w:rPr>
+        <w:t xml:space="preserve">"822"</w:t>
+      </w:r>
+      <w:r>
+        <w:rPr>
+          <w:rStyle w:val="NormalTok"/>
+        </w:rPr>
+        <w:t xml:space="preserve">  </w:t>
+      </w:r>
+      <w:r>
+        <w:rPr>
+          <w:rStyle w:val="OtherTok"/>
+        </w:rPr>
+        <w:t xml:space="preserve">=</w:t>
+      </w:r>
+      <w:r>
+        <w:rPr>
+          <w:rStyle w:val="NormalTok"/>
+        </w:rPr>
+        <w:t xml:space="preserve"> </w:t>
+      </w:r>
+      <w:r>
+        <w:rPr>
+          <w:rStyle w:val="StringTok"/>
+        </w:rPr>
+        <w:t xml:space="preserve">"Low-skilled workers (%)"</w:t>
+      </w:r>
+      <w:r>
+        <w:rPr>
+          <w:rStyle w:val="NormalTok"/>
+        </w:rPr>
+        <w:t xml:space="preserve">,</w:t>
+      </w:r>
+      <w:r>
+        <w:br/>
+      </w:r>
+      <w:r>
+        <w:rPr>
+          <w:rStyle w:val="NormalTok"/>
+        </w:rPr>
+        <w:t xml:space="preserve">  </w:t>
+      </w:r>
+      <w:r>
+        <w:rPr>
+          <w:rStyle w:val="StringTok"/>
+        </w:rPr>
+        <w:t xml:space="preserve">"1014"</w:t>
+      </w:r>
+      <w:r>
+        <w:rPr>
+          <w:rStyle w:val="NormalTok"/>
+        </w:rPr>
+        <w:t xml:space="preserve"> </w:t>
+      </w:r>
+      <w:r>
+        <w:rPr>
+          <w:rStyle w:val="OtherTok"/>
+        </w:rPr>
+        <w:t xml:space="preserve">=</w:t>
+      </w:r>
+      <w:r>
+        <w:rPr>
+          <w:rStyle w:val="NormalTok"/>
+        </w:rPr>
+        <w:t xml:space="preserve"> </w:t>
+      </w:r>
+      <w:r>
+        <w:rPr>
+          <w:rStyle w:val="StringTok"/>
+        </w:rPr>
+        <w:t xml:space="preserve">"Long-term unemployment ratio (&gt;12 months)"</w:t>
+      </w:r>
+      <w:r>
+        <w:rPr>
+          <w:rStyle w:val="NormalTok"/>
+        </w:rPr>
+        <w:t xml:space="preserve">,</w:t>
+      </w:r>
+      <w:r>
+        <w:br/>
+      </w:r>
+      <w:r>
+        <w:rPr>
+          <w:rStyle w:val="NormalTok"/>
+        </w:rPr>
+        <w:t xml:space="preserve">  </w:t>
+      </w:r>
+      <w:r>
+        <w:rPr>
+          <w:rStyle w:val="StringTok"/>
+        </w:rPr>
+        <w:t xml:space="preserve">"283"</w:t>
+      </w:r>
+      <w:r>
+        <w:rPr>
+          <w:rStyle w:val="NormalTok"/>
+        </w:rPr>
+        <w:t xml:space="preserve">  </w:t>
+      </w:r>
+      <w:r>
+        <w:rPr>
+          <w:rStyle w:val="OtherTok"/>
+        </w:rPr>
+        <w:t xml:space="preserve">=</w:t>
+      </w:r>
+      <w:r>
+        <w:rPr>
+          <w:rStyle w:val="NormalTok"/>
+        </w:rPr>
+        <w:t xml:space="preserve"> </w:t>
+      </w:r>
+      <w:r>
+        <w:rPr>
+          <w:rStyle w:val="StringTok"/>
+        </w:rPr>
+        <w:t xml:space="preserve">"Women unemployed (%)"</w:t>
+      </w:r>
+      <w:r>
+        <w:rPr>
+          <w:rStyle w:val="NormalTok"/>
+        </w:rPr>
+        <w:t xml:space="preserve">,</w:t>
+      </w:r>
+      <w:r>
+        <w:br/>
+      </w:r>
+      <w:r>
+        <w:rPr>
+          <w:rStyle w:val="NormalTok"/>
+        </w:rPr>
+        <w:t xml:space="preserve">  </w:t>
+      </w:r>
+      <w:r>
+        <w:rPr>
+          <w:rStyle w:val="StringTok"/>
+        </w:rPr>
+        <w:t xml:space="preserve">"43"</w:t>
+      </w:r>
+      <w:r>
+        <w:rPr>
+          <w:rStyle w:val="NormalTok"/>
+        </w:rPr>
+        <w:t xml:space="preserve">   </w:t>
+      </w:r>
+      <w:r>
+        <w:rPr>
+          <w:rStyle w:val="OtherTok"/>
+        </w:rPr>
+        <w:t xml:space="preserve">=</w:t>
+      </w:r>
+      <w:r>
+        <w:rPr>
+          <w:rStyle w:val="NormalTok"/>
+        </w:rPr>
+        <w:t xml:space="preserve"> </w:t>
+      </w:r>
+      <w:r>
+        <w:rPr>
+          <w:rStyle w:val="StringTok"/>
+        </w:rPr>
+        <w:t xml:space="preserve">"Number of dwellings licensed for tourist use"</w:t>
+      </w:r>
+      <w:r>
+        <w:rPr>
+          <w:rStyle w:val="NormalTok"/>
+        </w:rPr>
+        <w:t xml:space="preserve">,</w:t>
+      </w:r>
+      <w:r>
+        <w:br/>
+      </w:r>
+      <w:r>
+        <w:rPr>
+          <w:rStyle w:val="NormalTok"/>
+        </w:rPr>
+        <w:t xml:space="preserve">  </w:t>
+      </w:r>
+      <w:r>
+        <w:rPr>
+          <w:rStyle w:val="StringTok"/>
+        </w:rPr>
+        <w:t xml:space="preserve">"279"</w:t>
+      </w:r>
+      <w:r>
+        <w:rPr>
+          <w:rStyle w:val="NormalTok"/>
+        </w:rPr>
+        <w:t xml:space="preserve">  </w:t>
+      </w:r>
+      <w:r>
+        <w:rPr>
+          <w:rStyle w:val="OtherTok"/>
+        </w:rPr>
+        <w:t xml:space="preserve">=</w:t>
+      </w:r>
+      <w:r>
+        <w:rPr>
+          <w:rStyle w:val="NormalTok"/>
+        </w:rPr>
+        <w:t xml:space="preserve"> </w:t>
+      </w:r>
+      <w:r>
+        <w:rPr>
+          <w:rStyle w:val="StringTok"/>
+        </w:rPr>
+        <w:t xml:space="preserve">"Commercial supply index (%)"</w:t>
+      </w:r>
+      <w:r>
+        <w:rPr>
+          <w:rStyle w:val="NormalTok"/>
+        </w:rPr>
+        <w:t xml:space="preserve">,</w:t>
+      </w:r>
+      <w:r>
+        <w:br/>
+      </w:r>
+      <w:r>
+        <w:rPr>
+          <w:rStyle w:val="NormalTok"/>
+        </w:rPr>
+        <w:t xml:space="preserve">  </w:t>
+      </w:r>
+      <w:r>
+        <w:rPr>
+          <w:rStyle w:val="StringTok"/>
+        </w:rPr>
+        <w:t xml:space="preserve">"523"</w:t>
+      </w:r>
+      <w:r>
+        <w:rPr>
+          <w:rStyle w:val="NormalTok"/>
+        </w:rPr>
+        <w:t xml:space="preserve">  </w:t>
+      </w:r>
+      <w:r>
+        <w:rPr>
+          <w:rStyle w:val="OtherTok"/>
+        </w:rPr>
+        <w:t xml:space="preserve">=</w:t>
+      </w:r>
+      <w:r>
+        <w:rPr>
+          <w:rStyle w:val="NormalTok"/>
+        </w:rPr>
+        <w:t xml:space="preserve"> </w:t>
+      </w:r>
+      <w:r>
+        <w:rPr>
+          <w:rStyle w:val="StringTok"/>
+        </w:rPr>
+        <w:t xml:space="preserve">"Number of active commercial premises"</w:t>
+      </w:r>
+      <w:r>
+        <w:rPr>
+          <w:rStyle w:val="NormalTok"/>
+        </w:rPr>
+        <w:t xml:space="preserve">,</w:t>
+      </w:r>
+      <w:r>
+        <w:br/>
+      </w:r>
+      <w:r>
+        <w:rPr>
+          <w:rStyle w:val="NormalTok"/>
+        </w:rPr>
+        <w:t xml:space="preserve">  </w:t>
+      </w:r>
+      <w:r>
+        <w:rPr>
+          <w:rStyle w:val="StringTok"/>
+        </w:rPr>
+        <w:t xml:space="preserve">"10"</w:t>
+      </w:r>
+      <w:r>
+        <w:rPr>
+          <w:rStyle w:val="NormalTok"/>
+        </w:rPr>
+        <w:t xml:space="preserve">   </w:t>
+      </w:r>
+      <w:r>
+        <w:rPr>
+          <w:rStyle w:val="OtherTok"/>
+        </w:rPr>
+        <w:t xml:space="preserve">=</w:t>
+      </w:r>
+      <w:r>
+        <w:rPr>
+          <w:rStyle w:val="NormalTok"/>
+        </w:rPr>
+        <w:t xml:space="preserve"> </w:t>
+      </w:r>
+      <w:r>
+        <w:rPr>
+          <w:rStyle w:val="StringTok"/>
+        </w:rPr>
+        <w:t xml:space="preserve">"Life expectancy at birth (years)"</w:t>
+      </w:r>
+      <w:r>
+        <w:rPr>
+          <w:rStyle w:val="NormalTok"/>
+        </w:rPr>
+        <w:t xml:space="preserve">,</w:t>
+      </w:r>
+      <w:r>
+        <w:br/>
+      </w:r>
+      <w:r>
+        <w:rPr>
+          <w:rStyle w:val="NormalTok"/>
+        </w:rPr>
+        <w:t xml:space="preserve">  </w:t>
+      </w:r>
+      <w:r>
+        <w:rPr>
+          <w:rStyle w:val="StringTok"/>
+        </w:rPr>
+        <w:t xml:space="preserve">"642"</w:t>
+      </w:r>
+      <w:r>
+        <w:rPr>
+          <w:rStyle w:val="NormalTok"/>
+        </w:rPr>
+        <w:t xml:space="preserve">  </w:t>
+      </w:r>
+      <w:r>
+        <w:rPr>
+          <w:rStyle w:val="OtherTok"/>
+        </w:rPr>
+        <w:t xml:space="preserve">=</w:t>
+      </w:r>
+      <w:r>
+        <w:rPr>
+          <w:rStyle w:val="NormalTok"/>
+        </w:rPr>
+        <w:t xml:space="preserve"> </w:t>
+      </w:r>
+      <w:r>
+        <w:rPr>
+          <w:rStyle w:val="StringTok"/>
+        </w:rPr>
+        <w:t xml:space="preserve">"Number of hospitals and Primary Care Centres"</w:t>
+      </w:r>
+      <w:r>
+        <w:rPr>
+          <w:rStyle w:val="NormalTok"/>
+        </w:rPr>
+        <w:t xml:space="preserve">,</w:t>
+      </w:r>
+      <w:r>
+        <w:br/>
+      </w:r>
+      <w:r>
+        <w:rPr>
+          <w:rStyle w:val="NormalTok"/>
+        </w:rPr>
+        <w:t xml:space="preserve">  </w:t>
+      </w:r>
+      <w:r>
+        <w:rPr>
+          <w:rStyle w:val="StringTok"/>
+        </w:rPr>
+        <w:t xml:space="preserve">"257"</w:t>
+      </w:r>
+      <w:r>
+        <w:rPr>
+          <w:rStyle w:val="NormalTok"/>
+        </w:rPr>
+        <w:t xml:space="preserve">  </w:t>
+      </w:r>
+      <w:r>
+        <w:rPr>
+          <w:rStyle w:val="OtherTok"/>
+        </w:rPr>
+        <w:t xml:space="preserve">=</w:t>
+      </w:r>
+      <w:r>
+        <w:rPr>
+          <w:rStyle w:val="NormalTok"/>
+        </w:rPr>
+        <w:t xml:space="preserve"> </w:t>
+      </w:r>
+      <w:r>
+        <w:rPr>
+          <w:rStyle w:val="StringTok"/>
+        </w:rPr>
+        <w:t xml:space="preserve">"Number of pharmacies"</w:t>
+      </w:r>
+      <w:r>
+        <w:rPr>
+          <w:rStyle w:val="NormalTok"/>
+        </w:rPr>
+        <w:t xml:space="preserve">,</w:t>
+      </w:r>
+      <w:r>
+        <w:br/>
+      </w:r>
+      <w:r>
+        <w:rPr>
+          <w:rStyle w:val="NormalTok"/>
+        </w:rPr>
+        <w:t xml:space="preserve">  </w:t>
+      </w:r>
+      <w:r>
+        <w:rPr>
+          <w:rStyle w:val="StringTok"/>
+        </w:rPr>
+        <w:t xml:space="preserve">"902"</w:t>
+      </w:r>
+      <w:r>
+        <w:rPr>
+          <w:rStyle w:val="NormalTok"/>
+        </w:rPr>
+        <w:t xml:space="preserve">  </w:t>
+      </w:r>
+      <w:r>
+        <w:rPr>
+          <w:rStyle w:val="OtherTok"/>
+        </w:rPr>
+        <w:t xml:space="preserve">=</w:t>
+      </w:r>
+      <w:r>
+        <w:rPr>
+          <w:rStyle w:val="NormalTok"/>
+        </w:rPr>
+        <w:t xml:space="preserve"> </w:t>
+      </w:r>
+      <w:r>
+        <w:rPr>
+          <w:rStyle w:val="StringTok"/>
+        </w:rPr>
+        <w:t xml:space="preserve">"Rate of initiation/reinitiation of treatment for psychoactive substances"</w:t>
+      </w:r>
+      <w:r>
+        <w:rPr>
+          <w:rStyle w:val="NormalTok"/>
+        </w:rPr>
+        <w:t xml:space="preserve">,</w:t>
+      </w:r>
+      <w:r>
+        <w:br/>
+      </w:r>
+      <w:r>
+        <w:rPr>
+          <w:rStyle w:val="NormalTok"/>
+        </w:rPr>
+        <w:t xml:space="preserve">  </w:t>
+      </w:r>
+      <w:r>
+        <w:rPr>
+          <w:rStyle w:val="StringTok"/>
+        </w:rPr>
+        <w:t xml:space="preserve">"148"</w:t>
+      </w:r>
+      <w:r>
+        <w:rPr>
+          <w:rStyle w:val="NormalTok"/>
+        </w:rPr>
+        <w:t xml:space="preserve">  </w:t>
+      </w:r>
+      <w:r>
+        <w:rPr>
+          <w:rStyle w:val="OtherTok"/>
+        </w:rPr>
+        <w:t xml:space="preserve">=</w:t>
+      </w:r>
+      <w:r>
+        <w:rPr>
+          <w:rStyle w:val="NormalTok"/>
+        </w:rPr>
+        <w:t xml:space="preserve"> </w:t>
+      </w:r>
+      <w:r>
+        <w:rPr>
+          <w:rStyle w:val="StringTok"/>
+        </w:rPr>
+        <w:t xml:space="preserve">"Average age of housing units"</w:t>
+      </w:r>
+      <w:r>
+        <w:rPr>
+          <w:rStyle w:val="NormalTok"/>
+        </w:rPr>
+        <w:t xml:space="preserve">,</w:t>
+      </w:r>
+      <w:r>
+        <w:br/>
+      </w:r>
+      <w:r>
+        <w:rPr>
+          <w:rStyle w:val="NormalTok"/>
+        </w:rPr>
+        <w:t xml:space="preserve">  </w:t>
+      </w:r>
+      <w:r>
+        <w:rPr>
+          <w:rStyle w:val="StringTok"/>
+        </w:rPr>
+        <w:t xml:space="preserve">"465"</w:t>
+      </w:r>
+      <w:r>
+        <w:rPr>
+          <w:rStyle w:val="NormalTok"/>
+        </w:rPr>
+        <w:t xml:space="preserve">  </w:t>
+      </w:r>
+      <w:r>
+        <w:rPr>
+          <w:rStyle w:val="OtherTok"/>
+        </w:rPr>
+        <w:t xml:space="preserve">=</w:t>
+      </w:r>
+      <w:r>
+        <w:rPr>
+          <w:rStyle w:val="NormalTok"/>
+        </w:rPr>
+        <w:t xml:space="preserve"> </w:t>
+      </w:r>
+      <w:r>
+        <w:rPr>
+          <w:rStyle w:val="StringTok"/>
+        </w:rPr>
+        <w:t xml:space="preserve">"Main dwellings in ownership regime (%)"</w:t>
+      </w:r>
+      <w:r>
+        <w:rPr>
+          <w:rStyle w:val="NormalTok"/>
+        </w:rPr>
+        <w:t xml:space="preserve">,</w:t>
+      </w:r>
+      <w:r>
+        <w:br/>
+      </w:r>
+      <w:r>
+        <w:rPr>
+          <w:rStyle w:val="NormalTok"/>
+        </w:rPr>
+        <w:t xml:space="preserve">  </w:t>
+      </w:r>
+      <w:r>
+        <w:rPr>
+          <w:rStyle w:val="StringTok"/>
+        </w:rPr>
+        <w:t xml:space="preserve">"674"</w:t>
+      </w:r>
+      <w:r>
+        <w:rPr>
+          <w:rStyle w:val="NormalTok"/>
+        </w:rPr>
+        <w:t xml:space="preserve">  </w:t>
+      </w:r>
+      <w:r>
+        <w:rPr>
+          <w:rStyle w:val="OtherTok"/>
+        </w:rPr>
+        <w:t xml:space="preserve">=</w:t>
+      </w:r>
+      <w:r>
+        <w:rPr>
+          <w:rStyle w:val="NormalTok"/>
+        </w:rPr>
+        <w:t xml:space="preserve"> </w:t>
+      </w:r>
+      <w:r>
+        <w:rPr>
+          <w:rStyle w:val="StringTok"/>
+        </w:rPr>
+        <w:t xml:space="preserve">"Average rental price (€/m²)"</w:t>
+      </w:r>
+      <w:r>
+        <w:rPr>
+          <w:rStyle w:val="NormalTok"/>
+        </w:rPr>
+        <w:t xml:space="preserve">,</w:t>
+      </w:r>
+      <w:r>
+        <w:br/>
+      </w:r>
+      <w:r>
+        <w:rPr>
+          <w:rStyle w:val="NormalTok"/>
+        </w:rPr>
+        <w:t xml:space="preserve">  </w:t>
+      </w:r>
+      <w:r>
+        <w:rPr>
+          <w:rStyle w:val="StringTok"/>
+        </w:rPr>
+        <w:t xml:space="preserve">"477"</w:t>
+      </w:r>
+      <w:r>
+        <w:rPr>
+          <w:rStyle w:val="NormalTok"/>
+        </w:rPr>
+        <w:t xml:space="preserve">  </w:t>
+      </w:r>
+      <w:r>
+        <w:rPr>
+          <w:rStyle w:val="OtherTok"/>
+        </w:rPr>
+        <w:t xml:space="preserve">=</w:t>
+      </w:r>
+      <w:r>
+        <w:rPr>
+          <w:rStyle w:val="NormalTok"/>
+        </w:rPr>
+        <w:t xml:space="preserve"> </w:t>
+      </w:r>
+      <w:r>
+        <w:rPr>
+          <w:rStyle w:val="StringTok"/>
+        </w:rPr>
+        <w:t xml:space="preserve">"Average surface area (m²) of rented dwellings"</w:t>
+      </w:r>
+      <w:r>
+        <w:rPr>
+          <w:rStyle w:val="NormalTok"/>
+        </w:rPr>
+        <w:t xml:space="preserve">,</w:t>
+      </w:r>
+      <w:r>
+        <w:br/>
+      </w:r>
+      <w:r>
+        <w:rPr>
+          <w:rStyle w:val="NormalTok"/>
+        </w:rPr>
+        <w:t xml:space="preserve">  </w:t>
+      </w:r>
+      <w:r>
+        <w:rPr>
+          <w:rStyle w:val="StringTok"/>
+        </w:rPr>
+        <w:t xml:space="preserve">"139"</w:t>
+      </w:r>
+      <w:r>
+        <w:rPr>
+          <w:rStyle w:val="NormalTok"/>
+        </w:rPr>
+        <w:t xml:space="preserve">  </w:t>
+      </w:r>
+      <w:r>
+        <w:rPr>
+          <w:rStyle w:val="OtherTok"/>
+        </w:rPr>
+        <w:t xml:space="preserve">=</w:t>
+      </w:r>
+      <w:r>
+        <w:rPr>
+          <w:rStyle w:val="NormalTok"/>
+        </w:rPr>
+        <w:t xml:space="preserve"> </w:t>
+      </w:r>
+      <w:r>
+        <w:rPr>
+          <w:rStyle w:val="StringTok"/>
+        </w:rPr>
+        <w:t xml:space="preserve">"Average household occupancy"</w:t>
+      </w:r>
+      <w:r>
+        <w:rPr>
+          <w:rStyle w:val="NormalTok"/>
+        </w:rPr>
+        <w:t xml:space="preserve">,</w:t>
+      </w:r>
+      <w:r>
+        <w:br/>
+      </w:r>
+      <w:r>
+        <w:rPr>
+          <w:rStyle w:val="NormalTok"/>
+        </w:rPr>
+        <w:t xml:space="preserve">  </w:t>
+      </w:r>
+      <w:r>
+        <w:rPr>
+          <w:rStyle w:val="StringTok"/>
+        </w:rPr>
+        <w:t xml:space="preserve">"866"</w:t>
+      </w:r>
+      <w:r>
+        <w:rPr>
+          <w:rStyle w:val="NormalTok"/>
+        </w:rPr>
+        <w:t xml:space="preserve">  </w:t>
+      </w:r>
+      <w:r>
+        <w:rPr>
+          <w:rStyle w:val="OtherTok"/>
+        </w:rPr>
+        <w:t xml:space="preserve">=</w:t>
+      </w:r>
+      <w:r>
+        <w:rPr>
+          <w:rStyle w:val="NormalTok"/>
+        </w:rPr>
+        <w:t xml:space="preserve"> </w:t>
+      </w:r>
+      <w:r>
+        <w:rPr>
+          <w:rStyle w:val="StringTok"/>
+        </w:rPr>
+        <w:t xml:space="preserve">"Average sale price (€/m²)"</w:t>
+      </w:r>
+      <w:r>
+        <w:rPr>
+          <w:rStyle w:val="NormalTok"/>
+        </w:rPr>
+        <w:t xml:space="preserve">,</w:t>
+      </w:r>
+      <w:r>
+        <w:br/>
+      </w:r>
+      <w:r>
+        <w:rPr>
+          <w:rStyle w:val="NormalTok"/>
+        </w:rPr>
+        <w:t xml:space="preserve">  </w:t>
+      </w:r>
+      <w:r>
+        <w:rPr>
+          <w:rStyle w:val="StringTok"/>
+        </w:rPr>
+        <w:t xml:space="preserve">"653"</w:t>
+      </w:r>
+      <w:r>
+        <w:rPr>
+          <w:rStyle w:val="NormalTok"/>
+        </w:rPr>
+        <w:t xml:space="preserve">  </w:t>
+      </w:r>
+      <w:r>
+        <w:rPr>
+          <w:rStyle w:val="OtherTok"/>
+        </w:rPr>
+        <w:t xml:space="preserve">=</w:t>
+      </w:r>
+      <w:r>
+        <w:rPr>
+          <w:rStyle w:val="NormalTok"/>
+        </w:rPr>
+        <w:t xml:space="preserve"> </w:t>
+      </w:r>
+      <w:r>
+        <w:rPr>
+          <w:rStyle w:val="StringTok"/>
+        </w:rPr>
+        <w:t xml:space="preserve">"Main dwellings by good building conservation status (%)"</w:t>
+      </w:r>
+      <w:r>
+        <w:rPr>
+          <w:rStyle w:val="NormalTok"/>
+        </w:rPr>
+        <w:t xml:space="preserve">,</w:t>
+      </w:r>
+      <w:r>
+        <w:br/>
+      </w:r>
+      <w:r>
+        <w:rPr>
+          <w:rStyle w:val="NormalTok"/>
+        </w:rPr>
+        <w:t xml:space="preserve">  </w:t>
+      </w:r>
+      <w:r>
+        <w:rPr>
+          <w:rStyle w:val="StringTok"/>
+        </w:rPr>
+        <w:t xml:space="preserve">"671"</w:t>
+      </w:r>
+      <w:r>
+        <w:rPr>
+          <w:rStyle w:val="NormalTok"/>
+        </w:rPr>
+        <w:t xml:space="preserve">  </w:t>
+      </w:r>
+      <w:r>
+        <w:rPr>
+          <w:rStyle w:val="OtherTok"/>
+        </w:rPr>
+        <w:t xml:space="preserve">=</w:t>
+      </w:r>
+      <w:r>
+        <w:rPr>
+          <w:rStyle w:val="NormalTok"/>
+        </w:rPr>
+        <w:t xml:space="preserve"> </w:t>
+      </w:r>
+      <w:r>
+        <w:rPr>
+          <w:rStyle w:val="StringTok"/>
+        </w:rPr>
+        <w:t xml:space="preserve">"Population aged 16+ with superior studies (%)"</w:t>
+      </w:r>
+      <w:r>
+        <w:rPr>
+          <w:rStyle w:val="NormalTok"/>
+        </w:rPr>
+        <w:t xml:space="preserve">,</w:t>
+      </w:r>
+      <w:r>
+        <w:br/>
+      </w:r>
+      <w:r>
+        <w:rPr>
+          <w:rStyle w:val="NormalTok"/>
+        </w:rPr>
+        <w:t xml:space="preserve">  </w:t>
+      </w:r>
+      <w:r>
+        <w:rPr>
+          <w:rStyle w:val="StringTok"/>
+        </w:rPr>
+        <w:t xml:space="preserve">"809"</w:t>
+      </w:r>
+      <w:r>
+        <w:rPr>
+          <w:rStyle w:val="NormalTok"/>
+        </w:rPr>
+        <w:t xml:space="preserve">  </w:t>
+      </w:r>
+      <w:r>
+        <w:rPr>
+          <w:rStyle w:val="OtherTok"/>
+        </w:rPr>
+        <w:t xml:space="preserve">=</w:t>
+      </w:r>
+      <w:r>
+        <w:rPr>
+          <w:rStyle w:val="NormalTok"/>
+        </w:rPr>
+        <w:t xml:space="preserve"> </w:t>
+      </w:r>
+      <w:r>
+        <w:rPr>
+          <w:rStyle w:val="StringTok"/>
+        </w:rPr>
+        <w:t xml:space="preserve">"Population with low education (%)"</w:t>
+      </w:r>
+      <w:r>
+        <w:rPr>
+          <w:rStyle w:val="NormalTok"/>
+        </w:rPr>
+        <w:t xml:space="preserve">,</w:t>
+      </w:r>
+      <w:r>
+        <w:br/>
+      </w:r>
+      <w:r>
+        <w:rPr>
+          <w:rStyle w:val="NormalTok"/>
+        </w:rPr>
+        <w:t xml:space="preserve">  </w:t>
+      </w:r>
+      <w:r>
+        <w:rPr>
+          <w:rStyle w:val="StringTok"/>
+        </w:rPr>
+        <w:t xml:space="preserve">"744"</w:t>
+      </w:r>
+      <w:r>
+        <w:rPr>
+          <w:rStyle w:val="NormalTok"/>
+        </w:rPr>
+        <w:t xml:space="preserve">  </w:t>
+      </w:r>
+      <w:r>
+        <w:rPr>
+          <w:rStyle w:val="OtherTok"/>
+        </w:rPr>
+        <w:t xml:space="preserve">=</w:t>
+      </w:r>
+      <w:r>
+        <w:rPr>
+          <w:rStyle w:val="NormalTok"/>
+        </w:rPr>
+        <w:t xml:space="preserve"> </w:t>
+      </w:r>
+      <w:r>
+        <w:rPr>
+          <w:rStyle w:val="StringTok"/>
+        </w:rPr>
+        <w:t xml:space="preserve">"Number of visits to public libraries"</w:t>
+      </w:r>
+      <w:r>
+        <w:rPr>
+          <w:rStyle w:val="NormalTok"/>
+        </w:rPr>
+        <w:t xml:space="preserve">,</w:t>
+      </w:r>
+      <w:r>
+        <w:br/>
+      </w:r>
+      <w:r>
+        <w:rPr>
+          <w:rStyle w:val="NormalTok"/>
+        </w:rPr>
+        <w:t xml:space="preserve">  </w:t>
+      </w:r>
+      <w:r>
+        <w:rPr>
+          <w:rStyle w:val="StringTok"/>
+        </w:rPr>
+        <w:t xml:space="preserve">"974"</w:t>
+      </w:r>
+      <w:r>
+        <w:rPr>
+          <w:rStyle w:val="NormalTok"/>
+        </w:rPr>
+        <w:t xml:space="preserve">  </w:t>
+      </w:r>
+      <w:r>
+        <w:rPr>
+          <w:rStyle w:val="OtherTok"/>
+        </w:rPr>
+        <w:t xml:space="preserve">=</w:t>
+      </w:r>
+      <w:r>
+        <w:rPr>
+          <w:rStyle w:val="NormalTok"/>
+        </w:rPr>
+        <w:t xml:space="preserve"> </w:t>
+      </w:r>
+      <w:r>
+        <w:rPr>
+          <w:rStyle w:val="StringTok"/>
+        </w:rPr>
+        <w:t xml:space="preserve">"Young population without post-compulsory studies (%)"</w:t>
+      </w:r>
+      <w:r>
+        <w:rPr>
+          <w:rStyle w:val="NormalTok"/>
+        </w:rPr>
+        <w:t xml:space="preserve">,</w:t>
+      </w:r>
+      <w:r>
+        <w:br/>
+      </w:r>
+      <w:r>
+        <w:rPr>
+          <w:rStyle w:val="NormalTok"/>
+        </w:rPr>
+        <w:t xml:space="preserve">  </w:t>
+      </w:r>
+      <w:r>
+        <w:rPr>
+          <w:rStyle w:val="StringTok"/>
+        </w:rPr>
+        <w:t xml:space="preserve">"569"</w:t>
+      </w:r>
+      <w:r>
+        <w:rPr>
+          <w:rStyle w:val="NormalTok"/>
+        </w:rPr>
+        <w:t xml:space="preserve">  </w:t>
+      </w:r>
+      <w:r>
+        <w:rPr>
+          <w:rStyle w:val="OtherTok"/>
+        </w:rPr>
+        <w:t xml:space="preserve">=</w:t>
+      </w:r>
+      <w:r>
+        <w:rPr>
+          <w:rStyle w:val="NormalTok"/>
+        </w:rPr>
+        <w:t xml:space="preserve"> </w:t>
+      </w:r>
+      <w:r>
+        <w:rPr>
+          <w:rStyle w:val="StringTok"/>
+        </w:rPr>
+        <w:t xml:space="preserve">"Number of visitors for museum exhibitions"</w:t>
+      </w:r>
+      <w:r>
+        <w:rPr>
+          <w:rStyle w:val="NormalTok"/>
+        </w:rPr>
+        <w:t xml:space="preserve">,</w:t>
+      </w:r>
+      <w:r>
+        <w:br/>
+      </w:r>
+      <w:r>
+        <w:rPr>
+          <w:rStyle w:val="NormalTok"/>
+        </w:rPr>
+        <w:t xml:space="preserve">  </w:t>
+      </w:r>
+      <w:r>
+        <w:rPr>
+          <w:rStyle w:val="StringTok"/>
+        </w:rPr>
+        <w:t xml:space="preserve">"198"</w:t>
+      </w:r>
+      <w:r>
+        <w:rPr>
+          <w:rStyle w:val="NormalTok"/>
+        </w:rPr>
+        <w:t xml:space="preserve">  </w:t>
+      </w:r>
+      <w:r>
+        <w:rPr>
+          <w:rStyle w:val="OtherTok"/>
+        </w:rPr>
+        <w:t xml:space="preserve">=</w:t>
+      </w:r>
+      <w:r>
+        <w:rPr>
+          <w:rStyle w:val="NormalTok"/>
+        </w:rPr>
+        <w:t xml:space="preserve"> </w:t>
+      </w:r>
+      <w:r>
+        <w:rPr>
+          <w:rStyle w:val="StringTok"/>
+        </w:rPr>
+        <w:t xml:space="preserve">"Ground-floor establishments (restaurants, bars, hotels) per 100 inhabitants"</w:t>
+      </w:r>
+      <w:r>
+        <w:rPr>
+          <w:rStyle w:val="NormalTok"/>
+        </w:rPr>
+        <w:t xml:space="preserve">,</w:t>
+      </w:r>
+      <w:r>
+        <w:br/>
+      </w:r>
+      <w:r>
+        <w:rPr>
+          <w:rStyle w:val="NormalTok"/>
+        </w:rPr>
+        <w:t xml:space="preserve">  </w:t>
+      </w:r>
+      <w:r>
+        <w:rPr>
+          <w:rStyle w:val="StringTok"/>
+        </w:rPr>
+        <w:t xml:space="preserve">"1041"</w:t>
+      </w:r>
+      <w:r>
+        <w:rPr>
+          <w:rStyle w:val="NormalTok"/>
+        </w:rPr>
+        <w:t xml:space="preserve"> </w:t>
+      </w:r>
+      <w:r>
+        <w:rPr>
+          <w:rStyle w:val="OtherTok"/>
+        </w:rPr>
+        <w:t xml:space="preserve">=</w:t>
+      </w:r>
+      <w:r>
+        <w:rPr>
+          <w:rStyle w:val="NormalTok"/>
+        </w:rPr>
+        <w:t xml:space="preserve"> </w:t>
+      </w:r>
+      <w:r>
+        <w:rPr>
+          <w:rStyle w:val="StringTok"/>
+        </w:rPr>
+        <w:t xml:space="preserve">"Perception of neighbourhood safety (Municipal Survey 2023)"</w:t>
+      </w:r>
+      <w:r>
+        <w:rPr>
+          <w:rStyle w:val="NormalTok"/>
+        </w:rPr>
+        <w:t xml:space="preserve">,</w:t>
+      </w:r>
+      <w:r>
+        <w:br/>
+      </w:r>
+      <w:r>
+        <w:rPr>
+          <w:rStyle w:val="NormalTok"/>
+        </w:rPr>
+        <w:t xml:space="preserve">  </w:t>
+      </w:r>
+      <w:r>
+        <w:rPr>
+          <w:rStyle w:val="StringTok"/>
+        </w:rPr>
+        <w:t xml:space="preserve">"30"</w:t>
+      </w:r>
+      <w:r>
+        <w:rPr>
+          <w:rStyle w:val="NormalTok"/>
+        </w:rPr>
+        <w:t xml:space="preserve">   </w:t>
+      </w:r>
+      <w:r>
+        <w:rPr>
+          <w:rStyle w:val="OtherTok"/>
+        </w:rPr>
+        <w:t xml:space="preserve">=</w:t>
+      </w:r>
+      <w:r>
+        <w:rPr>
+          <w:rStyle w:val="NormalTok"/>
+        </w:rPr>
+        <w:t xml:space="preserve"> </w:t>
+      </w:r>
+      <w:r>
+        <w:rPr>
+          <w:rStyle w:val="StringTok"/>
+        </w:rPr>
+        <w:t xml:space="preserve">"Approximate domestic water consumption per inhabitant (l/day)"</w:t>
+      </w:r>
+      <w:r>
+        <w:rPr>
+          <w:rStyle w:val="NormalTok"/>
+        </w:rPr>
+        <w:t xml:space="preserve">,</w:t>
+      </w:r>
+      <w:r>
+        <w:br/>
+      </w:r>
+      <w:r>
+        <w:rPr>
+          <w:rStyle w:val="NormalTok"/>
+        </w:rPr>
+        <w:t xml:space="preserve">  </w:t>
+      </w:r>
+      <w:r>
+        <w:rPr>
+          <w:rStyle w:val="StringTok"/>
+        </w:rPr>
+        <w:t xml:space="preserve">"361"</w:t>
+      </w:r>
+      <w:r>
+        <w:rPr>
+          <w:rStyle w:val="NormalTok"/>
+        </w:rPr>
+        <w:t xml:space="preserve">  </w:t>
+      </w:r>
+      <w:r>
+        <w:rPr>
+          <w:rStyle w:val="OtherTok"/>
+        </w:rPr>
+        <w:t xml:space="preserve">=</w:t>
+      </w:r>
+      <w:r>
+        <w:rPr>
+          <w:rStyle w:val="NormalTok"/>
+        </w:rPr>
+        <w:t xml:space="preserve"> </w:t>
+      </w:r>
+      <w:r>
+        <w:rPr>
+          <w:rStyle w:val="StringTok"/>
+        </w:rPr>
+        <w:t xml:space="preserve">"Motorisation index (‰) per inhabitant"</w:t>
+      </w:r>
+      <w:r>
+        <w:rPr>
+          <w:rStyle w:val="NormalTok"/>
+        </w:rPr>
+        <w:t xml:space="preserve">,</w:t>
+      </w:r>
+      <w:r>
+        <w:br/>
+      </w:r>
+      <w:r>
+        <w:rPr>
+          <w:rStyle w:val="NormalTok"/>
+        </w:rPr>
+        <w:t xml:space="preserve">  </w:t>
+      </w:r>
+      <w:r>
+        <w:rPr>
+          <w:rStyle w:val="StringTok"/>
+        </w:rPr>
+        <w:t xml:space="preserve">"989"</w:t>
+      </w:r>
+      <w:r>
+        <w:rPr>
+          <w:rStyle w:val="NormalTok"/>
+        </w:rPr>
+        <w:t xml:space="preserve">  </w:t>
+      </w:r>
+      <w:r>
+        <w:rPr>
+          <w:rStyle w:val="OtherTok"/>
+        </w:rPr>
+        <w:t xml:space="preserve">=</w:t>
+      </w:r>
+      <w:r>
+        <w:rPr>
+          <w:rStyle w:val="NormalTok"/>
+        </w:rPr>
+        <w:t xml:space="preserve"> </w:t>
+      </w:r>
+      <w:r>
+        <w:rPr>
+          <w:rStyle w:val="StringTok"/>
+        </w:rPr>
+        <w:t xml:space="preserve">"Satisfaction with public transport availability is low (%)"</w:t>
+      </w:r>
+      <w:r>
+        <w:rPr>
+          <w:rStyle w:val="NormalTok"/>
+        </w:rPr>
+        <w:t xml:space="preserve">,</w:t>
+      </w:r>
+      <w:r>
+        <w:br/>
+      </w:r>
+      <w:r>
+        <w:rPr>
+          <w:rStyle w:val="NormalTok"/>
+        </w:rPr>
+        <w:t xml:space="preserve">  </w:t>
+      </w:r>
+      <w:r>
+        <w:rPr>
+          <w:rStyle w:val="StringTok"/>
+        </w:rPr>
+        <w:t xml:space="preserve">"515"</w:t>
+      </w:r>
+      <w:r>
+        <w:rPr>
+          <w:rStyle w:val="NormalTok"/>
+        </w:rPr>
+        <w:t xml:space="preserve">  </w:t>
+      </w:r>
+      <w:r>
+        <w:rPr>
+          <w:rStyle w:val="OtherTok"/>
+        </w:rPr>
+        <w:t xml:space="preserve">=</w:t>
+      </w:r>
+      <w:r>
+        <w:rPr>
+          <w:rStyle w:val="NormalTok"/>
+        </w:rPr>
+        <w:t xml:space="preserve"> </w:t>
+      </w:r>
+      <w:r>
+        <w:rPr>
+          <w:rStyle w:val="StringTok"/>
+        </w:rPr>
+        <w:t xml:space="preserve">"Number of reserved parking spaces in city infrastructure"</w:t>
+      </w:r>
+      <w:r>
+        <w:rPr>
+          <w:rStyle w:val="NormalTok"/>
+        </w:rPr>
+        <w:t xml:space="preserve">,</w:t>
+      </w:r>
+      <w:r>
+        <w:br/>
+      </w:r>
+      <w:r>
+        <w:rPr>
+          <w:rStyle w:val="NormalTok"/>
+        </w:rPr>
+        <w:t xml:space="preserve">  </w:t>
+      </w:r>
+      <w:r>
+        <w:rPr>
+          <w:rStyle w:val="StringTok"/>
+        </w:rPr>
+        <w:t xml:space="preserve">"9"</w:t>
+      </w:r>
+      <w:r>
+        <w:rPr>
+          <w:rStyle w:val="NormalTok"/>
+        </w:rPr>
+        <w:t xml:space="preserve">    </w:t>
+      </w:r>
+      <w:r>
+        <w:rPr>
+          <w:rStyle w:val="OtherTok"/>
+        </w:rPr>
+        <w:t xml:space="preserve">=</w:t>
+      </w:r>
+      <w:r>
+        <w:rPr>
+          <w:rStyle w:val="NormalTok"/>
+        </w:rPr>
+        <w:t xml:space="preserve"> </w:t>
+      </w:r>
+      <w:r>
+        <w:rPr>
+          <w:rStyle w:val="StringTok"/>
+        </w:rPr>
+        <w:t xml:space="preserve">"Foreign population rate (%)"</w:t>
+      </w:r>
+      <w:r>
+        <w:rPr>
+          <w:rStyle w:val="NormalTok"/>
+        </w:rPr>
+        <w:t xml:space="preserve">,</w:t>
+      </w:r>
+      <w:r>
+        <w:br/>
+      </w:r>
+      <w:r>
+        <w:rPr>
+          <w:rStyle w:val="NormalTok"/>
+        </w:rPr>
+        <w:t xml:space="preserve">  </w:t>
+      </w:r>
+      <w:r>
+        <w:rPr>
+          <w:rStyle w:val="StringTok"/>
+        </w:rPr>
+        <w:t xml:space="preserve">"329"</w:t>
+      </w:r>
+      <w:r>
+        <w:rPr>
+          <w:rStyle w:val="NormalTok"/>
+        </w:rPr>
+        <w:t xml:space="preserve">  </w:t>
+      </w:r>
+      <w:r>
+        <w:rPr>
+          <w:rStyle w:val="OtherTok"/>
+        </w:rPr>
+        <w:t xml:space="preserve">=</w:t>
+      </w:r>
+      <w:r>
+        <w:rPr>
+          <w:rStyle w:val="NormalTok"/>
+        </w:rPr>
+        <w:t xml:space="preserve"> </w:t>
+      </w:r>
+      <w:r>
+        <w:rPr>
+          <w:rStyle w:val="StringTok"/>
+        </w:rPr>
+        <w:t xml:space="preserve">"Population whose habitual language is Catalan (%)"</w:t>
+      </w:r>
+      <w:r>
+        <w:rPr>
+          <w:rStyle w:val="NormalTok"/>
+        </w:rPr>
+        <w:t xml:space="preserve">,</w:t>
+      </w:r>
+      <w:r>
+        <w:br/>
+      </w:r>
+      <w:r>
+        <w:rPr>
+          <w:rStyle w:val="NormalTok"/>
+        </w:rPr>
+        <w:t xml:space="preserve">  </w:t>
+      </w:r>
+      <w:r>
+        <w:rPr>
+          <w:rStyle w:val="StringTok"/>
+        </w:rPr>
+        <w:t xml:space="preserve">"670"</w:t>
+      </w:r>
+      <w:r>
+        <w:rPr>
+          <w:rStyle w:val="NormalTok"/>
+        </w:rPr>
+        <w:t xml:space="preserve">  </w:t>
+      </w:r>
+      <w:r>
+        <w:rPr>
+          <w:rStyle w:val="OtherTok"/>
+        </w:rPr>
+        <w:t xml:space="preserve">=</w:t>
+      </w:r>
+      <w:r>
+        <w:rPr>
+          <w:rStyle w:val="NormalTok"/>
+        </w:rPr>
+        <w:t xml:space="preserve"> </w:t>
+      </w:r>
+      <w:r>
+        <w:rPr>
+          <w:rStyle w:val="StringTok"/>
+        </w:rPr>
+        <w:t xml:space="preserve">"Population born in non-European countries (%)"</w:t>
+      </w:r>
+      <w:r>
+        <w:rPr>
+          <w:rStyle w:val="NormalTok"/>
+        </w:rPr>
+        <w:t xml:space="preserve">,</w:t>
+      </w:r>
+      <w:r>
+        <w:br/>
+      </w:r>
+      <w:r>
+        <w:rPr>
+          <w:rStyle w:val="NormalTok"/>
+        </w:rPr>
+        <w:t xml:space="preserve">  </w:t>
+      </w:r>
+      <w:r>
+        <w:rPr>
+          <w:rStyle w:val="StringTok"/>
+        </w:rPr>
+        <w:t xml:space="preserve">"123"</w:t>
+      </w:r>
+      <w:r>
+        <w:rPr>
+          <w:rStyle w:val="NormalTok"/>
+        </w:rPr>
+        <w:t xml:space="preserve">  </w:t>
+      </w:r>
+      <w:r>
+        <w:rPr>
+          <w:rStyle w:val="OtherTok"/>
+        </w:rPr>
+        <w:t xml:space="preserve">=</w:t>
+      </w:r>
+      <w:r>
+        <w:rPr>
+          <w:rStyle w:val="NormalTok"/>
+        </w:rPr>
+        <w:t xml:space="preserve"> </w:t>
+      </w:r>
+      <w:r>
+        <w:rPr>
+          <w:rStyle w:val="StringTok"/>
+        </w:rPr>
+        <w:t xml:space="preserve">"Median age of the population"</w:t>
+      </w:r>
+      <w:r>
+        <w:rPr>
+          <w:rStyle w:val="NormalTok"/>
+        </w:rPr>
+        <w:t xml:space="preserve">,</w:t>
+      </w:r>
+      <w:r>
+        <w:br/>
+      </w:r>
+      <w:r>
+        <w:rPr>
+          <w:rStyle w:val="NormalTok"/>
+        </w:rPr>
+        <w:t xml:space="preserve">  </w:t>
+      </w:r>
+      <w:r>
+        <w:rPr>
+          <w:rStyle w:val="StringTok"/>
+        </w:rPr>
+        <w:t xml:space="preserve">"589"</w:t>
+      </w:r>
+      <w:r>
+        <w:rPr>
+          <w:rStyle w:val="NormalTok"/>
+        </w:rPr>
+        <w:t xml:space="preserve">  </w:t>
+      </w:r>
+      <w:r>
+        <w:rPr>
+          <w:rStyle w:val="OtherTok"/>
+        </w:rPr>
+        <w:t xml:space="preserve">=</w:t>
+      </w:r>
+      <w:r>
+        <w:rPr>
+          <w:rStyle w:val="NormalTok"/>
+        </w:rPr>
+        <w:t xml:space="preserve"> </w:t>
+      </w:r>
+      <w:r>
+        <w:rPr>
+          <w:rStyle w:val="StringTok"/>
+        </w:rPr>
+        <w:t xml:space="preserve">"Population living alone (%)"</w:t>
+      </w:r>
+      <w:r>
+        <w:rPr>
+          <w:rStyle w:val="NormalTok"/>
+        </w:rPr>
+        <w:t xml:space="preserve">,</w:t>
+      </w:r>
+      <w:r>
+        <w:br/>
+      </w:r>
+      <w:r>
+        <w:rPr>
+          <w:rStyle w:val="NormalTok"/>
+        </w:rPr>
+        <w:t xml:space="preserve">  </w:t>
+      </w:r>
+      <w:r>
+        <w:rPr>
+          <w:rStyle w:val="StringTok"/>
+        </w:rPr>
+        <w:t xml:space="preserve">"331"</w:t>
+      </w:r>
+      <w:r>
+        <w:rPr>
+          <w:rStyle w:val="NormalTok"/>
+        </w:rPr>
+        <w:t xml:space="preserve">  </w:t>
+      </w:r>
+      <w:r>
+        <w:rPr>
+          <w:rStyle w:val="OtherTok"/>
+        </w:rPr>
+        <w:t xml:space="preserve">=</w:t>
+      </w:r>
+      <w:r>
+        <w:rPr>
+          <w:rStyle w:val="NormalTok"/>
+        </w:rPr>
+        <w:t xml:space="preserve"> </w:t>
+      </w:r>
+      <w:r>
+        <w:rPr>
+          <w:rStyle w:val="StringTok"/>
+        </w:rPr>
+        <w:t xml:space="preserve">"Rate of people with disabilities (%)"</w:t>
+      </w:r>
+      <w:r>
+        <w:rPr>
+          <w:rStyle w:val="NormalTok"/>
+        </w:rPr>
+        <w:t xml:space="preserve">,</w:t>
+      </w:r>
+      <w:r>
+        <w:br/>
+      </w:r>
+      <w:r>
+        <w:rPr>
+          <w:rStyle w:val="NormalTok"/>
+        </w:rPr>
+        <w:t xml:space="preserve">  </w:t>
+      </w:r>
+      <w:r>
+        <w:rPr>
+          <w:rStyle w:val="StringTok"/>
+        </w:rPr>
+        <w:t xml:space="preserve">"799"</w:t>
+      </w:r>
+      <w:r>
+        <w:rPr>
+          <w:rStyle w:val="NormalTok"/>
+        </w:rPr>
+        <w:t xml:space="preserve">  </w:t>
+      </w:r>
+      <w:r>
+        <w:rPr>
+          <w:rStyle w:val="OtherTok"/>
+        </w:rPr>
+        <w:t xml:space="preserve">=</w:t>
+      </w:r>
+      <w:r>
+        <w:rPr>
+          <w:rStyle w:val="NormalTok"/>
+        </w:rPr>
+        <w:t xml:space="preserve"> </w:t>
+      </w:r>
+      <w:r>
+        <w:rPr>
+          <w:rStyle w:val="StringTok"/>
+        </w:rPr>
+        <w:t xml:space="preserve">"Abstentions in Congress election results (July 2023) (%)"</w:t>
+      </w:r>
+      <w:r>
+        <w:rPr>
+          <w:rStyle w:val="NormalTok"/>
+        </w:rPr>
+        <w:t xml:space="preserve">,</w:t>
+      </w:r>
+      <w:r>
+        <w:br/>
+      </w:r>
+      <w:r>
+        <w:rPr>
+          <w:rStyle w:val="NormalTok"/>
+        </w:rPr>
+        <w:t xml:space="preserve">  </w:t>
+      </w:r>
+      <w:r>
+        <w:rPr>
+          <w:rStyle w:val="StringTok"/>
+        </w:rPr>
+        <w:t xml:space="preserve">"565"</w:t>
+      </w:r>
+      <w:r>
+        <w:rPr>
+          <w:rStyle w:val="NormalTok"/>
+        </w:rPr>
+        <w:t xml:space="preserve">  </w:t>
+      </w:r>
+      <w:r>
+        <w:rPr>
+          <w:rStyle w:val="OtherTok"/>
+        </w:rPr>
+        <w:t xml:space="preserve">=</w:t>
+      </w:r>
+      <w:r>
+        <w:rPr>
+          <w:rStyle w:val="NormalTok"/>
+        </w:rPr>
+        <w:t xml:space="preserve"> </w:t>
+      </w:r>
+      <w:r>
+        <w:rPr>
+          <w:rStyle w:val="StringTok"/>
+        </w:rPr>
+        <w:t xml:space="preserve">"Citizen organisations registered in Barcelona"</w:t>
+      </w:r>
+      <w:r>
+        <w:rPr>
+          <w:rStyle w:val="NormalTok"/>
+        </w:rPr>
+        <w:t xml:space="preserve">,</w:t>
+      </w:r>
+      <w:r>
+        <w:br/>
+      </w:r>
+      <w:r>
+        <w:rPr>
+          <w:rStyle w:val="NormalTok"/>
+        </w:rPr>
+        <w:t xml:space="preserve">  </w:t>
+      </w:r>
+      <w:r>
+        <w:rPr>
+          <w:rStyle w:val="StringTok"/>
+        </w:rPr>
+        <w:t xml:space="preserve">"479"</w:t>
+      </w:r>
+      <w:r>
+        <w:rPr>
+          <w:rStyle w:val="NormalTok"/>
+        </w:rPr>
+        <w:t xml:space="preserve">  </w:t>
+      </w:r>
+      <w:r>
+        <w:rPr>
+          <w:rStyle w:val="OtherTok"/>
+        </w:rPr>
+        <w:t xml:space="preserve">=</w:t>
+      </w:r>
+      <w:r>
+        <w:rPr>
+          <w:rStyle w:val="NormalTok"/>
+        </w:rPr>
+        <w:t xml:space="preserve"> </w:t>
+      </w:r>
+      <w:r>
+        <w:rPr>
+          <w:rStyle w:val="StringTok"/>
+        </w:rPr>
+        <w:t xml:space="preserve">"Population exposed to noise levels (Strategic Noise Map)"</w:t>
+      </w:r>
+      <w:r>
+        <w:rPr>
+          <w:rStyle w:val="NormalTok"/>
+        </w:rPr>
+        <w:t xml:space="preserve">,</w:t>
+      </w:r>
+      <w:r>
+        <w:br/>
+      </w:r>
+      <w:r>
+        <w:rPr>
+          <w:rStyle w:val="NormalTok"/>
+        </w:rPr>
+        <w:t xml:space="preserve">  </w:t>
+      </w:r>
+      <w:r>
+        <w:rPr>
+          <w:rStyle w:val="StringTok"/>
+        </w:rPr>
+        <w:t xml:space="preserve">"348"</w:t>
+      </w:r>
+      <w:r>
+        <w:rPr>
+          <w:rStyle w:val="NormalTok"/>
+        </w:rPr>
+        <w:t xml:space="preserve">  </w:t>
+      </w:r>
+      <w:r>
+        <w:rPr>
+          <w:rStyle w:val="OtherTok"/>
+        </w:rPr>
+        <w:t xml:space="preserve">=</w:t>
+      </w:r>
+      <w:r>
+        <w:rPr>
+          <w:rStyle w:val="NormalTok"/>
+        </w:rPr>
+        <w:t xml:space="preserve"> </w:t>
+      </w:r>
+      <w:r>
+        <w:rPr>
+          <w:rStyle w:val="StringTok"/>
+        </w:rPr>
+        <w:t xml:space="preserve">"Net population density (inhabitants/ha)"</w:t>
+      </w:r>
+      <w:r>
+        <w:rPr>
+          <w:rStyle w:val="NormalTok"/>
+        </w:rPr>
+        <w:t xml:space="preserve">,</w:t>
+      </w:r>
+      <w:r>
+        <w:br/>
+      </w:r>
+      <w:r>
+        <w:rPr>
+          <w:rStyle w:val="NormalTok"/>
+        </w:rPr>
+        <w:t xml:space="preserve">  </w:t>
+      </w:r>
+      <w:r>
+        <w:rPr>
+          <w:rStyle w:val="StringTok"/>
+        </w:rPr>
+        <w:t xml:space="preserve">"265"</w:t>
+      </w:r>
+      <w:r>
+        <w:rPr>
+          <w:rStyle w:val="NormalTok"/>
+        </w:rPr>
+        <w:t xml:space="preserve">  </w:t>
+      </w:r>
+      <w:r>
+        <w:rPr>
+          <w:rStyle w:val="OtherTok"/>
+        </w:rPr>
+        <w:t xml:space="preserve">=</w:t>
+      </w:r>
+      <w:r>
+        <w:rPr>
+          <w:rStyle w:val="NormalTok"/>
+        </w:rPr>
+        <w:t xml:space="preserve"> </w:t>
+      </w:r>
+      <w:r>
+        <w:rPr>
+          <w:rStyle w:val="StringTok"/>
+        </w:rPr>
+        <w:t xml:space="preserve">"Number of cadastral buildings"</w:t>
+      </w:r>
+      <w:r>
+        <w:rPr>
+          <w:rStyle w:val="NormalTok"/>
+        </w:rPr>
+        <w:t xml:space="preserve">,</w:t>
+      </w:r>
+      <w:r>
+        <w:br/>
+      </w:r>
+      <w:r>
+        <w:rPr>
+          <w:rStyle w:val="NormalTok"/>
+        </w:rPr>
+        <w:t xml:space="preserve">  </w:t>
+      </w:r>
+      <w:r>
+        <w:rPr>
+          <w:rStyle w:val="StringTok"/>
+        </w:rPr>
+        <w:t xml:space="preserve">"534"</w:t>
+      </w:r>
+      <w:r>
+        <w:rPr>
+          <w:rStyle w:val="NormalTok"/>
+        </w:rPr>
+        <w:t xml:space="preserve">  </w:t>
+      </w:r>
+      <w:r>
+        <w:rPr>
+          <w:rStyle w:val="OtherTok"/>
+        </w:rPr>
+        <w:t xml:space="preserve">=</w:t>
+      </w:r>
+      <w:r>
+        <w:rPr>
+          <w:rStyle w:val="NormalTok"/>
+        </w:rPr>
+        <w:t xml:space="preserve"> </w:t>
+      </w:r>
+      <w:r>
+        <w:rPr>
+          <w:rStyle w:val="StringTok"/>
+        </w:rPr>
+        <w:t xml:space="preserve">"Land area used for infrastructure, equipment and residential uses (%)"</w:t>
+      </w:r>
+      <w:r>
+        <w:rPr>
+          <w:rStyle w:val="NormalTok"/>
+        </w:rPr>
+        <w:t xml:space="preserve">,</w:t>
+      </w:r>
+      <w:r>
+        <w:br/>
+      </w:r>
+      <w:r>
+        <w:rPr>
+          <w:rStyle w:val="NormalTok"/>
+        </w:rPr>
+        <w:t xml:space="preserve">  </w:t>
+      </w:r>
+      <w:r>
+        <w:rPr>
+          <w:rStyle w:val="StringTok"/>
+        </w:rPr>
+        <w:t xml:space="preserve">"877"</w:t>
+      </w:r>
+      <w:r>
+        <w:rPr>
+          <w:rStyle w:val="NormalTok"/>
+        </w:rPr>
+        <w:t xml:space="preserve">  </w:t>
+      </w:r>
+      <w:r>
+        <w:rPr>
+          <w:rStyle w:val="OtherTok"/>
+        </w:rPr>
+        <w:t xml:space="preserve">=</w:t>
+      </w:r>
+      <w:r>
+        <w:rPr>
+          <w:rStyle w:val="NormalTok"/>
+        </w:rPr>
+        <w:t xml:space="preserve"> </w:t>
+      </w:r>
+      <w:r>
+        <w:rPr>
+          <w:rStyle w:val="StringTok"/>
+        </w:rPr>
+        <w:t xml:space="preserve">'Number of vehicles by "0", "Eco" and "C" environmental label type'</w:t>
+      </w:r>
+      <w:r>
+        <w:rPr>
+          <w:rStyle w:val="NormalTok"/>
+        </w:rPr>
+        <w:t xml:space="preserve">,</w:t>
+      </w:r>
+      <w:r>
+        <w:br/>
+      </w:r>
+      <w:r>
+        <w:rPr>
+          <w:rStyle w:val="NormalTok"/>
+        </w:rPr>
+        <w:t xml:space="preserve">  </w:t>
+      </w:r>
+      <w:r>
+        <w:rPr>
+          <w:rStyle w:val="StringTok"/>
+        </w:rPr>
+        <w:t xml:space="preserve">"484"</w:t>
+      </w:r>
+      <w:r>
+        <w:rPr>
+          <w:rStyle w:val="NormalTok"/>
+        </w:rPr>
+        <w:t xml:space="preserve">  </w:t>
+      </w:r>
+      <w:r>
+        <w:rPr>
+          <w:rStyle w:val="OtherTok"/>
+        </w:rPr>
+        <w:t xml:space="preserve">=</w:t>
+      </w:r>
+      <w:r>
+        <w:rPr>
+          <w:rStyle w:val="NormalTok"/>
+        </w:rPr>
+        <w:t xml:space="preserve"> </w:t>
+      </w:r>
+      <w:r>
+        <w:rPr>
+          <w:rStyle w:val="StringTok"/>
+        </w:rPr>
+        <w:t xml:space="preserve">"Number of trees in parks per inhabitant"</w:t>
+      </w:r>
+      <w:r>
+        <w:rPr>
+          <w:rStyle w:val="NormalTok"/>
+        </w:rPr>
+        <w:t xml:space="preserve">,</w:t>
+      </w:r>
+      <w:r>
+        <w:br/>
+      </w:r>
+      <w:r>
+        <w:rPr>
+          <w:rStyle w:val="NormalTok"/>
+        </w:rPr>
+        <w:t xml:space="preserve">  </w:t>
+      </w:r>
+      <w:r>
+        <w:rPr>
+          <w:rStyle w:val="StringTok"/>
+        </w:rPr>
+        <w:t xml:space="preserve">"633"</w:t>
+      </w:r>
+      <w:r>
+        <w:rPr>
+          <w:rStyle w:val="NormalTok"/>
+        </w:rPr>
+        <w:t xml:space="preserve">  </w:t>
+      </w:r>
+      <w:r>
+        <w:rPr>
+          <w:rStyle w:val="OtherTok"/>
+        </w:rPr>
+        <w:t xml:space="preserve">=</w:t>
+      </w:r>
+      <w:r>
+        <w:rPr>
+          <w:rStyle w:val="NormalTok"/>
+        </w:rPr>
+        <w:t xml:space="preserve"> </w:t>
+      </w:r>
+      <w:r>
+        <w:rPr>
+          <w:rStyle w:val="StringTok"/>
+        </w:rPr>
+        <w:t xml:space="preserve">"Public green spaces &gt;0.5 ha in the city"</w:t>
+      </w:r>
+      <w:r>
+        <w:br/>
+      </w:r>
+      <w:r>
+        <w:rPr>
+          <w:rStyle w:val="NormalTok"/>
+        </w:rPr>
+        <w:t xml:space="preserve">)</w:t>
+      </w:r>
+      <w:r>
+        <w:br/>
+      </w:r>
+      <w:r>
+        <w:br/>
+      </w:r>
+      <w:r>
+        <w:rPr>
+          <w:rStyle w:val="NormalTok"/>
+        </w:rPr>
+        <w:t xml:space="preserve">pretty_labels </w:t>
+      </w:r>
+      <w:r>
+        <w:rPr>
+          <w:rStyle w:val="OtherTok"/>
+        </w:rPr>
+        <w:t xml:space="preserve">&lt;-</w:t>
+      </w:r>
+      <w:r>
+        <w:rPr>
+          <w:rStyle w:val="NormalTok"/>
+        </w:rPr>
+        <w:t xml:space="preserve"> </w:t>
+      </w:r>
+      <w:r>
+        <w:rPr>
+          <w:rStyle w:val="ControlFlowTok"/>
+        </w:rPr>
+        <w:t xml:space="preserve">function</w:t>
+      </w:r>
+      <w:r>
+        <w:rPr>
+          <w:rStyle w:val="NormalTok"/>
+        </w:rPr>
+        <w:t xml:space="preserve">(m, </w:t>
+      </w:r>
+      <w:r>
+        <w:rPr>
+          <w:rStyle w:val="AttributeTok"/>
+        </w:rPr>
+        <w:t xml:space="preserve">width =</w:t>
+      </w:r>
+      <w:r>
+        <w:rPr>
+          <w:rStyle w:val="NormalTok"/>
+        </w:rPr>
+        <w:t xml:space="preserve"> </w:t>
+      </w:r>
+      <w:r>
+        <w:rPr>
+          <w:rStyle w:val="DecValTok"/>
+        </w:rPr>
+        <w:t xml:space="preserve">40</w:t>
+      </w:r>
+      <w:r>
+        <w:rPr>
+          <w:rStyle w:val="NormalTok"/>
+        </w:rPr>
+        <w:t xml:space="preserve">) {</w:t>
+      </w:r>
+      <w:r>
+        <w:br/>
+      </w:r>
+      <w:r>
+        <w:rPr>
+          <w:rStyle w:val="NormalTok"/>
+        </w:rPr>
+        <w:t xml:space="preserve">  ids </w:t>
+      </w:r>
+      <w:r>
+        <w:rPr>
+          <w:rStyle w:val="OtherTok"/>
+        </w:rPr>
+        <w:t xml:space="preserve">&lt;-</w:t>
+      </w:r>
+      <w:r>
+        <w:rPr>
+          <w:rStyle w:val="NormalTok"/>
+        </w:rPr>
+        <w:t xml:space="preserve"> </w:t>
+      </w:r>
+      <w:r>
+        <w:rPr>
+          <w:rStyle w:val="FunctionTok"/>
+        </w:rPr>
+        <w:t xml:space="preserve">sub</w:t>
+      </w:r>
+      <w:r>
+        <w:rPr>
+          <w:rStyle w:val="NormalTok"/>
+        </w:rPr>
+        <w:t xml:space="preserve">(</w:t>
+      </w:r>
+      <w:r>
+        <w:rPr>
+          <w:rStyle w:val="StringTok"/>
+        </w:rPr>
+        <w:t xml:space="preserve">"^X([0-9]+)_.*$"</w:t>
+      </w:r>
+      <w:r>
+        <w:rPr>
+          <w:rStyle w:val="NormalTok"/>
+        </w:rPr>
+        <w:t xml:space="preserve">, </w:t>
+      </w:r>
+      <w:r>
+        <w:rPr>
+          <w:rStyle w:val="StringTok"/>
+        </w:rPr>
+        <w:t xml:space="preserve">"</w:t>
+      </w:r>
+      <w:r>
+        <w:rPr>
+          <w:rStyle w:val="SpecialCharTok"/>
+        </w:rPr>
+        <w:t xml:space="preserve">\\</w:t>
+      </w:r>
+      <w:r>
+        <w:rPr>
+          <w:rStyle w:val="StringTok"/>
+        </w:rPr>
+        <w:t xml:space="preserve">1"</w:t>
+      </w:r>
+      <w:r>
+        <w:rPr>
+          <w:rStyle w:val="NormalTok"/>
+        </w:rPr>
+        <w:t xml:space="preserve">, </w:t>
+      </w:r>
+      <w:r>
+        <w:rPr>
+          <w:rStyle w:val="FunctionTok"/>
+        </w:rPr>
+        <w:t xml:space="preserve">colnames</w:t>
+      </w:r>
+      <w:r>
+        <w:rPr>
+          <w:rStyle w:val="NormalTok"/>
+        </w:rPr>
+        <w:t xml:space="preserve">(m))</w:t>
+      </w:r>
+      <w:r>
+        <w:br/>
+      </w:r>
+      <w:r>
+        <w:rPr>
+          <w:rStyle w:val="NormalTok"/>
+        </w:rPr>
+        <w:t xml:space="preserve">  missing </w:t>
+      </w:r>
+      <w:r>
+        <w:rPr>
+          <w:rStyle w:val="OtherTok"/>
+        </w:rPr>
+        <w:t xml:space="preserve">&lt;-</w:t>
+      </w:r>
+      <w:r>
+        <w:rPr>
+          <w:rStyle w:val="NormalTok"/>
+        </w:rPr>
+        <w:t xml:space="preserve"> ids[</w:t>
+      </w:r>
+      <w:r>
+        <w:rPr>
+          <w:rStyle w:val="SpecialCharTok"/>
+        </w:rPr>
+        <w:t xml:space="preserve">!</w:t>
+      </w:r>
+      <w:r>
+        <w:rPr>
+          <w:rStyle w:val="NormalTok"/>
+        </w:rPr>
+        <w:t xml:space="preserve">ids </w:t>
+      </w:r>
+      <w:r>
+        <w:rPr>
+          <w:rStyle w:val="SpecialCharTok"/>
+        </w:rPr>
+        <w:t xml:space="preserve">%in%</w:t>
+      </w:r>
+      <w:r>
+        <w:rPr>
+          <w:rStyle w:val="NormalTok"/>
+        </w:rPr>
+        <w:t xml:space="preserve"> </w:t>
+      </w:r>
+      <w:r>
+        <w:rPr>
+          <w:rStyle w:val="FunctionTok"/>
+        </w:rPr>
+        <w:t xml:space="preserve">names</w:t>
+      </w:r>
+      <w:r>
+        <w:rPr>
+          <w:rStyle w:val="NormalTok"/>
+        </w:rPr>
+        <w:t xml:space="preserve">(indicator_labels)]</w:t>
+      </w:r>
+      <w:r>
+        <w:br/>
+      </w:r>
+      <w:r>
+        <w:rPr>
+          <w:rStyle w:val="NormalTok"/>
+        </w:rPr>
+        <w:t xml:space="preserve">  </w:t>
+      </w:r>
+      <w:r>
+        <w:rPr>
+          <w:rStyle w:val="ControlFlowTok"/>
+        </w:rPr>
+        <w:t xml:space="preserve">if</w:t>
+      </w:r>
+      <w:r>
+        <w:rPr>
+          <w:rStyle w:val="NormalTok"/>
+        </w:rPr>
+        <w:t xml:space="preserve"> (</w:t>
+      </w:r>
+      <w:r>
+        <w:rPr>
+          <w:rStyle w:val="FunctionTok"/>
+        </w:rPr>
+        <w:t xml:space="preserve">length</w:t>
+      </w:r>
+      <w:r>
+        <w:rPr>
+          <w:rStyle w:val="NormalTok"/>
+        </w:rPr>
+        <w:t xml:space="preserve">(missing) </w:t>
+      </w:r>
+      <w:r>
+        <w:rPr>
+          <w:rStyle w:val="SpecialCharTok"/>
+        </w:rPr>
+        <w:t xml:space="preserve">&gt;</w:t>
+      </w:r>
+      <w:r>
+        <w:rPr>
+          <w:rStyle w:val="NormalTok"/>
+        </w:rPr>
+        <w:t xml:space="preserve"> </w:t>
+      </w:r>
+      <w:r>
+        <w:rPr>
+          <w:rStyle w:val="DecValTok"/>
+        </w:rPr>
+        <w:t xml:space="preserve">0</w:t>
+      </w:r>
+      <w:r>
+        <w:rPr>
+          <w:rStyle w:val="NormalTok"/>
+        </w:rPr>
+        <w:t xml:space="preserve">) </w:t>
+      </w:r>
+      <w:r>
+        <w:rPr>
+          <w:rStyle w:val="FunctionTok"/>
+        </w:rPr>
+        <w:t xml:space="preserve">stop</w:t>
+      </w:r>
+      <w:r>
+        <w:rPr>
+          <w:rStyle w:val="NormalTok"/>
+        </w:rPr>
+        <w:t xml:space="preserve">(</w:t>
+      </w:r>
+      <w:r>
+        <w:rPr>
+          <w:rStyle w:val="StringTok"/>
+        </w:rPr>
+        <w:t xml:space="preserve">"No label defined for indicator(s): "</w:t>
+      </w:r>
+      <w:r>
+        <w:rPr>
+          <w:rStyle w:val="NormalTok"/>
+        </w:rPr>
+        <w:t xml:space="preserve">,</w:t>
+      </w:r>
+      <w:r>
+        <w:br/>
+      </w:r>
+      <w:r>
+        <w:rPr>
+          <w:rStyle w:val="NormalTok"/>
+        </w:rPr>
+        <w:t xml:space="preserve">                                </w:t>
+      </w:r>
+      <w:r>
+        <w:rPr>
+          <w:rStyle w:val="FunctionTok"/>
+        </w:rPr>
+        <w:t xml:space="preserve">paste</w:t>
+      </w:r>
+      <w:r>
+        <w:rPr>
+          <w:rStyle w:val="NormalTok"/>
+        </w:rPr>
+        <w:t xml:space="preserve">(missing, </w:t>
+      </w:r>
+      <w:r>
+        <w:rPr>
+          <w:rStyle w:val="AttributeTok"/>
+        </w:rPr>
+        <w:t xml:space="preserve">collapse =</w:t>
+      </w:r>
+      <w:r>
+        <w:rPr>
+          <w:rStyle w:val="NormalTok"/>
+        </w:rPr>
+        <w:t xml:space="preserve"> </w:t>
+      </w:r>
+      <w:r>
+        <w:rPr>
+          <w:rStyle w:val="StringTok"/>
+        </w:rPr>
+        <w:t xml:space="preserve">", "</w:t>
+      </w:r>
+      <w:r>
+        <w:rPr>
+          <w:rStyle w:val="NormalTok"/>
+        </w:rPr>
+        <w:t xml:space="preserve">))</w:t>
+      </w:r>
+      <w:r>
+        <w:br/>
+      </w:r>
+      <w:r>
+        <w:rPr>
+          <w:rStyle w:val="NormalTok"/>
+        </w:rPr>
+        <w:t xml:space="preserve">  lbl </w:t>
+      </w:r>
+      <w:r>
+        <w:rPr>
+          <w:rStyle w:val="OtherTok"/>
+        </w:rPr>
+        <w:t xml:space="preserve">&lt;-</w:t>
+      </w:r>
+      <w:r>
+        <w:rPr>
+          <w:rStyle w:val="NormalTok"/>
+        </w:rPr>
+        <w:t xml:space="preserve"> </w:t>
+      </w:r>
+      <w:r>
+        <w:rPr>
+          <w:rStyle w:val="FunctionTok"/>
+        </w:rPr>
+        <w:t xml:space="preserve">paste</w:t>
+      </w:r>
+      <w:r>
+        <w:rPr>
+          <w:rStyle w:val="NormalTok"/>
+        </w:rPr>
+        <w:t xml:space="preserve">(ids, </w:t>
+      </w:r>
+      <w:r>
+        <w:rPr>
+          <w:rStyle w:val="StringTok"/>
+        </w:rPr>
+        <w:t xml:space="preserve">"-"</w:t>
+      </w:r>
+      <w:r>
+        <w:rPr>
+          <w:rStyle w:val="NormalTok"/>
+        </w:rPr>
+        <w:t xml:space="preserve">, indicator_labels[ids])</w:t>
+      </w:r>
+      <w:r>
+        <w:br/>
+      </w:r>
+      <w:r>
+        <w:rPr>
+          <w:rStyle w:val="NormalTok"/>
+        </w:rPr>
+        <w:t xml:space="preserve">  lbl </w:t>
+      </w:r>
+      <w:r>
+        <w:rPr>
+          <w:rStyle w:val="OtherTok"/>
+        </w:rPr>
+        <w:t xml:space="preserve">&lt;-</w:t>
+      </w:r>
+      <w:r>
+        <w:rPr>
+          <w:rStyle w:val="NormalTok"/>
+        </w:rPr>
+        <w:t xml:space="preserve"> </w:t>
+      </w:r>
+      <w:r>
+        <w:rPr>
+          <w:rStyle w:val="FunctionTok"/>
+        </w:rPr>
+        <w:t xml:space="preserve">vapply</w:t>
+      </w:r>
+      <w:r>
+        <w:rPr>
+          <w:rStyle w:val="NormalTok"/>
+        </w:rPr>
+        <w:t xml:space="preserve">(lbl, </w:t>
+      </w:r>
+      <w:r>
+        <w:rPr>
+          <w:rStyle w:val="ControlFlowTok"/>
+        </w:rPr>
+        <w:t xml:space="preserve">function</w:t>
+      </w:r>
+      <w:r>
+        <w:rPr>
+          <w:rStyle w:val="NormalTok"/>
+        </w:rPr>
+        <w:t xml:space="preserve">(x) </w:t>
+      </w:r>
+      <w:r>
+        <w:rPr>
+          <w:rStyle w:val="FunctionTok"/>
+        </w:rPr>
+        <w:t xml:space="preserve">paste</w:t>
+      </w:r>
+      <w:r>
+        <w:rPr>
+          <w:rStyle w:val="NormalTok"/>
+        </w:rPr>
+        <w:t xml:space="preserve">(</w:t>
+      </w:r>
+      <w:r>
+        <w:rPr>
+          <w:rStyle w:val="FunctionTok"/>
+        </w:rPr>
+        <w:t xml:space="preserve">strwrap</w:t>
+      </w:r>
+      <w:r>
+        <w:rPr>
+          <w:rStyle w:val="NormalTok"/>
+        </w:rPr>
+        <w:t xml:space="preserve">(x, width), </w:t>
+      </w:r>
+      <w:r>
+        <w:rPr>
+          <w:rStyle w:val="AttributeTok"/>
+        </w:rPr>
+        <w:t xml:space="preserve">collapse =</w:t>
+      </w:r>
+      <w:r>
+        <w:rPr>
+          <w:rStyle w:val="NormalTok"/>
+        </w:rPr>
+        <w:t xml:space="preserve"> </w:t>
+      </w:r>
+      <w:r>
+        <w:rPr>
+          <w:rStyle w:val="StringTok"/>
+        </w:rPr>
+        <w:t xml:space="preserve">"</w:t>
+      </w:r>
+      <w:r>
+        <w:rPr>
+          <w:rStyle w:val="SpecialCharTok"/>
+        </w:rPr>
+        <w:t xml:space="preserve">\n</w:t>
+      </w:r>
+      <w:r>
+        <w:rPr>
+          <w:rStyle w:val="StringTok"/>
+        </w:rPr>
+        <w:t xml:space="preserve">"</w:t>
+      </w:r>
+      <w:r>
+        <w:rPr>
+          <w:rStyle w:val="NormalTok"/>
+        </w:rPr>
+        <w:t xml:space="preserve">),</w:t>
+      </w:r>
+      <w:r>
+        <w:br/>
+      </w:r>
+      <w:r>
+        <w:rPr>
+          <w:rStyle w:val="NormalTok"/>
+        </w:rPr>
+        <w:t xml:space="preserve">                </w:t>
+      </w:r>
+      <w:r>
+        <w:rPr>
+          <w:rStyle w:val="FunctionTok"/>
+        </w:rPr>
+        <w:t xml:space="preserve">character</w:t>
+      </w:r>
+      <w:r>
+        <w:rPr>
+          <w:rStyle w:val="NormalTok"/>
+        </w:rPr>
+        <w:t xml:space="preserve">(</w:t>
+      </w:r>
+      <w:r>
+        <w:rPr>
+          <w:rStyle w:val="DecValTok"/>
+        </w:rPr>
+        <w:t xml:space="preserve">1</w:t>
+      </w:r>
+      <w:r>
+        <w:rPr>
+          <w:rStyle w:val="NormalTok"/>
+        </w:rPr>
+        <w:t xml:space="preserve">), </w:t>
+      </w:r>
+      <w:r>
+        <w:rPr>
+          <w:rStyle w:val="AttributeTok"/>
+        </w:rPr>
+        <w:t xml:space="preserve">USE.NAMES =</w:t>
+      </w:r>
+      <w:r>
+        <w:rPr>
+          <w:rStyle w:val="NormalTok"/>
+        </w:rPr>
+        <w:t xml:space="preserve"> </w:t>
+      </w:r>
+      <w:r>
+        <w:rPr>
+          <w:rStyle w:val="ConstantTok"/>
+        </w:rPr>
+        <w:t xml:space="preserve">FALSE</w:t>
+      </w:r>
+      <w:r>
+        <w:rPr>
+          <w:rStyle w:val="NormalTok"/>
+        </w:rPr>
+        <w:t xml:space="preserve">)</w:t>
+      </w:r>
+      <w:r>
+        <w:br/>
+      </w:r>
+      <w:r>
+        <w:rPr>
+          <w:rStyle w:val="NormalTok"/>
+        </w:rPr>
+        <w:t xml:space="preserve">  </w:t>
+      </w:r>
+      <w:r>
+        <w:rPr>
+          <w:rStyle w:val="FunctionTok"/>
+        </w:rPr>
+        <w:t xml:space="preserve">dimnames</w:t>
+      </w:r>
+      <w:r>
+        <w:rPr>
+          <w:rStyle w:val="NormalTok"/>
+        </w:rPr>
+        <w:t xml:space="preserve">(m) </w:t>
+      </w:r>
+      <w:r>
+        <w:rPr>
+          <w:rStyle w:val="OtherTok"/>
+        </w:rPr>
+        <w:t xml:space="preserve">&lt;-</w:t>
+      </w:r>
+      <w:r>
+        <w:rPr>
+          <w:rStyle w:val="NormalTok"/>
+        </w:rPr>
+        <w:t xml:space="preserve"> </w:t>
+      </w:r>
+      <w:r>
+        <w:rPr>
+          <w:rStyle w:val="FunctionTok"/>
+        </w:rPr>
+        <w:t xml:space="preserve">list</w:t>
+      </w:r>
+      <w:r>
+        <w:rPr>
+          <w:rStyle w:val="NormalTok"/>
+        </w:rPr>
+        <w:t xml:space="preserve">(lbl, lbl)</w:t>
+      </w:r>
+      <w:r>
+        <w:br/>
+      </w:r>
+      <w:r>
+        <w:rPr>
+          <w:rStyle w:val="NormalTok"/>
+        </w:rPr>
+        <w:t xml:space="preserve">  m</w:t>
+      </w:r>
+      <w:r>
+        <w:br/>
+      </w:r>
+      <w:r>
+        <w:rPr>
+          <w:rStyle w:val="NormalTok"/>
+        </w:rPr>
+        <w:t xml:space="preserve">}</w:t>
       </w:r>
     </w:p>
     <w:bookmarkEnd w:id="23"/>
@@ -7629,7 +10340,19 @@
         <w:rPr>
           <w:rStyle w:val="NormalTok"/>
         </w:rPr>
-        <w:t xml:space="preserve">(cor_matrix_urban, </w:t>
+        <w:t xml:space="preserve">(</w:t>
+      </w:r>
+      <w:r>
+        <w:rPr>
+          <w:rStyle w:val="FunctionTok"/>
+        </w:rPr>
+        <w:t xml:space="preserve">pretty_labels</w:t>
+      </w:r>
+      <w:r>
+        <w:rPr>
+          <w:rStyle w:val="NormalTok"/>
+        </w:rPr>
+        <w:t xml:space="preserve">(cor_matrix_urban),</w:t>
       </w:r>
       <w:r>
         <w:br/>
@@ -7701,9 +10424,6 @@
         <w:br/>
       </w:r>
       <w:r>
-        <w:br/>
-      </w:r>
-      <w:r>
         <w:rPr>
           <w:rStyle w:val="NormalTok"/>
         </w:rPr>
@@ -7752,40 +10472,7 @@
         <w:rPr>
           <w:rStyle w:val="NormalTok"/>
         </w:rPr>
-        <w:t xml:space="preserve"> colors,</w:t>
-      </w:r>
-      <w:r>
-        <w:br/>
-      </w:r>
-      <w:r>
-        <w:rPr>
-          <w:rStyle w:val="NormalTok"/>
-        </w:rPr>
-        <w:t xml:space="preserve">           </w:t>
-      </w:r>
-      <w:r>
-        <w:rPr>
-          <w:rStyle w:val="AttributeTok"/>
-        </w:rPr>
-        <w:t xml:space="preserve">title =</w:t>
-      </w:r>
-      <w:r>
-        <w:rPr>
-          <w:rStyle w:val="NormalTok"/>
-        </w:rPr>
-        <w:t xml:space="preserve"> </w:t>
-      </w:r>
-      <w:r>
-        <w:rPr>
-          <w:rStyle w:val="StringTok"/>
-        </w:rPr>
-        <w:t xml:space="preserve">"Correlation matrix - Urban environment dimension indicators"</w:t>
-      </w:r>
-      <w:r>
-        <w:rPr>
-          <w:rStyle w:val="NormalTok"/>
-        </w:rPr>
-        <w:t xml:space="preserve">) </w:t>
+        <w:t xml:space="preserve"> colors) </w:t>
       </w:r>
       <w:r>
         <w:rPr>
@@ -11227,7 +13914,19 @@
         <w:rPr>
           <w:rStyle w:val="NormalTok"/>
         </w:rPr>
-        <w:t xml:space="preserve">(cor_matrix_economic, </w:t>
+        <w:t xml:space="preserve">(</w:t>
+      </w:r>
+      <w:r>
+        <w:rPr>
+          <w:rStyle w:val="FunctionTok"/>
+        </w:rPr>
+        <w:t xml:space="preserve">pretty_labels</w:t>
+      </w:r>
+      <w:r>
+        <w:rPr>
+          <w:rStyle w:val="NormalTok"/>
+        </w:rPr>
+        <w:t xml:space="preserve">(cor_matrix_economic), </w:t>
       </w:r>
       <w:r>
         <w:br/>
@@ -11347,40 +14046,7 @@
         <w:rPr>
           <w:rStyle w:val="NormalTok"/>
         </w:rPr>
-        <w:t xml:space="preserve"> colors,</w:t>
-      </w:r>
-      <w:r>
-        <w:br/>
-      </w:r>
-      <w:r>
-        <w:rPr>
-          <w:rStyle w:val="NormalTok"/>
-        </w:rPr>
-        <w:t xml:space="preserve">           </w:t>
-      </w:r>
-      <w:r>
-        <w:rPr>
-          <w:rStyle w:val="AttributeTok"/>
-        </w:rPr>
-        <w:t xml:space="preserve">title =</w:t>
-      </w:r>
-      <w:r>
-        <w:rPr>
-          <w:rStyle w:val="NormalTok"/>
-        </w:rPr>
-        <w:t xml:space="preserve"> </w:t>
-      </w:r>
-      <w:r>
-        <w:rPr>
-          <w:rStyle w:val="StringTok"/>
-        </w:rPr>
-        <w:t xml:space="preserve">"Correlation matrix - Economic dimension indicators"</w:t>
-      </w:r>
-      <w:r>
-        <w:rPr>
-          <w:rStyle w:val="NormalTok"/>
-        </w:rPr>
-        <w:t xml:space="preserve">) </w:t>
+        <w:t xml:space="preserve"> colors) </w:t>
       </w:r>
       <w:r>
         <w:rPr>
@@ -15268,7 +17934,19 @@
         <w:rPr>
           <w:rStyle w:val="NormalTok"/>
         </w:rPr>
-        <w:t xml:space="preserve">(cor_matrix_infrastructures, </w:t>
+        <w:t xml:space="preserve">(</w:t>
+      </w:r>
+      <w:r>
+        <w:rPr>
+          <w:rStyle w:val="FunctionTok"/>
+        </w:rPr>
+        <w:t xml:space="preserve">pretty_labels</w:t>
+      </w:r>
+      <w:r>
+        <w:rPr>
+          <w:rStyle w:val="NormalTok"/>
+        </w:rPr>
+        <w:t xml:space="preserve">(cor_matrix_infrastructures), </w:t>
       </w:r>
       <w:r>
         <w:br/>
@@ -15388,34 +18066,52 @@
         <w:rPr>
           <w:rStyle w:val="NormalTok"/>
         </w:rPr>
-        <w:t xml:space="preserve"> colors,</w:t>
-      </w:r>
-      <w:r>
-        <w:br/>
-      </w:r>
-      <w:r>
-        <w:rPr>
-          <w:rStyle w:val="NormalTok"/>
-        </w:rPr>
-        <w:t xml:space="preserve">           </w:t>
+        <w:t xml:space="preserve"> colors)</w:t>
+      </w:r>
+      <w:r>
+        <w:rPr>
+          <w:rStyle w:val="SpecialCharTok"/>
+        </w:rPr>
+        <w:t xml:space="preserve">+</w:t>
+      </w:r>
+      <w:r>
+        <w:br/>
+      </w:r>
+      <w:r>
+        <w:rPr>
+          <w:rStyle w:val="NormalTok"/>
+        </w:rPr>
+        <w:t xml:space="preserve">  </w:t>
+      </w:r>
+      <w:r>
+        <w:rPr>
+          <w:rStyle w:val="FunctionTok"/>
+        </w:rPr>
+        <w:t xml:space="preserve">theme_minimal</w:t>
+      </w:r>
+      <w:r>
+        <w:rPr>
+          <w:rStyle w:val="NormalTok"/>
+        </w:rPr>
+        <w:t xml:space="preserve">(</w:t>
       </w:r>
       <w:r>
         <w:rPr>
           <w:rStyle w:val="AttributeTok"/>
         </w:rPr>
-        <w:t xml:space="preserve">title =</w:t>
-      </w:r>
-      <w:r>
-        <w:rPr>
-          <w:rStyle w:val="NormalTok"/>
-        </w:rPr>
-        <w:t xml:space="preserve"> </w:t>
-      </w:r>
-      <w:r>
-        <w:rPr>
-          <w:rStyle w:val="StringTok"/>
-        </w:rPr>
-        <w:t xml:space="preserve">"Correlation matrix - Infrastructures and services dimension indicators"</w:t>
+        <w:t xml:space="preserve">base_family =</w:t>
+      </w:r>
+      <w:r>
+        <w:rPr>
+          <w:rStyle w:val="NormalTok"/>
+        </w:rPr>
+        <w:t xml:space="preserve"> </w:t>
+      </w:r>
+      <w:r>
+        <w:rPr>
+          <w:rStyle w:val="StringTok"/>
+        </w:rPr>
+        <w:t xml:space="preserve">"Verdana"</w:t>
       </w:r>
       <w:r>
         <w:rPr>
@@ -15442,7 +18138,7 @@
         <w:rPr>
           <w:rStyle w:val="FunctionTok"/>
         </w:rPr>
-        <w:t xml:space="preserve">theme_minimal</w:t>
+        <w:t xml:space="preserve">theme</w:t>
       </w:r>
       <w:r>
         <w:rPr>
@@ -15454,7 +18150,31 @@
         <w:rPr>
           <w:rStyle w:val="AttributeTok"/>
         </w:rPr>
-        <w:t xml:space="preserve">base_family =</w:t>
+        <w:t xml:space="preserve">text =</w:t>
+      </w:r>
+      <w:r>
+        <w:rPr>
+          <w:rStyle w:val="NormalTok"/>
+        </w:rPr>
+        <w:t xml:space="preserve"> </w:t>
+      </w:r>
+      <w:r>
+        <w:rPr>
+          <w:rStyle w:val="FunctionTok"/>
+        </w:rPr>
+        <w:t xml:space="preserve">element_text</w:t>
+      </w:r>
+      <w:r>
+        <w:rPr>
+          <w:rStyle w:val="NormalTok"/>
+        </w:rPr>
+        <w:t xml:space="preserve">(</w:t>
+      </w:r>
+      <w:r>
+        <w:rPr>
+          <w:rStyle w:val="AttributeTok"/>
+        </w:rPr>
+        <w:t xml:space="preserve">family =</w:t>
       </w:r>
       <w:r>
         <w:rPr>
@@ -15472,7 +18192,7 @@
         <w:rPr>
           <w:rStyle w:val="NormalTok"/>
         </w:rPr>
-        <w:t xml:space="preserve">) </w:t>
+        <w:t xml:space="preserve">)) </w:t>
       </w:r>
       <w:r>
         <w:rPr>
@@ -15505,7 +18225,7 @@
         <w:rPr>
           <w:rStyle w:val="AttributeTok"/>
         </w:rPr>
-        <w:t xml:space="preserve">text =</w:t>
+        <w:t xml:space="preserve">axis.text =</w:t>
       </w:r>
       <w:r>
         <w:rPr>
@@ -15529,81 +18249,6 @@
         <w:rPr>
           <w:rStyle w:val="AttributeTok"/>
         </w:rPr>
-        <w:t xml:space="preserve">family =</w:t>
-      </w:r>
-      <w:r>
-        <w:rPr>
-          <w:rStyle w:val="NormalTok"/>
-        </w:rPr>
-        <w:t xml:space="preserve"> </w:t>
-      </w:r>
-      <w:r>
-        <w:rPr>
-          <w:rStyle w:val="StringTok"/>
-        </w:rPr>
-        <w:t xml:space="preserve">"Verdana"</w:t>
-      </w:r>
-      <w:r>
-        <w:rPr>
-          <w:rStyle w:val="NormalTok"/>
-        </w:rPr>
-        <w:t xml:space="preserve">)) </w:t>
-      </w:r>
-      <w:r>
-        <w:rPr>
-          <w:rStyle w:val="SpecialCharTok"/>
-        </w:rPr>
-        <w:t xml:space="preserve">+</w:t>
-      </w:r>
-      <w:r>
-        <w:br/>
-      </w:r>
-      <w:r>
-        <w:rPr>
-          <w:rStyle w:val="NormalTok"/>
-        </w:rPr>
-        <w:t xml:space="preserve">  </w:t>
-      </w:r>
-      <w:r>
-        <w:rPr>
-          <w:rStyle w:val="FunctionTok"/>
-        </w:rPr>
-        <w:t xml:space="preserve">theme</w:t>
-      </w:r>
-      <w:r>
-        <w:rPr>
-          <w:rStyle w:val="NormalTok"/>
-        </w:rPr>
-        <w:t xml:space="preserve">(</w:t>
-      </w:r>
-      <w:r>
-        <w:rPr>
-          <w:rStyle w:val="AttributeTok"/>
-        </w:rPr>
-        <w:t xml:space="preserve">axis.text =</w:t>
-      </w:r>
-      <w:r>
-        <w:rPr>
-          <w:rStyle w:val="NormalTok"/>
-        </w:rPr>
-        <w:t xml:space="preserve"> </w:t>
-      </w:r>
-      <w:r>
-        <w:rPr>
-          <w:rStyle w:val="FunctionTok"/>
-        </w:rPr>
-        <w:t xml:space="preserve">element_text</w:t>
-      </w:r>
-      <w:r>
-        <w:rPr>
-          <w:rStyle w:val="NormalTok"/>
-        </w:rPr>
-        <w:t xml:space="preserve">(</w:t>
-      </w:r>
-      <w:r>
-        <w:rPr>
-          <w:rStyle w:val="AttributeTok"/>
-        </w:rPr>
         <w:t xml:space="preserve">size =</w:t>
       </w:r>
       <w:r>
@@ -15623,192 +18268,6 @@
           <w:rStyle w:val="NormalTok"/>
         </w:rPr>
         <w:t xml:space="preserve">),  </w:t>
-      </w:r>
-      <w:r>
-        <w:br/>
-      </w:r>
-      <w:r>
-        <w:rPr>
-          <w:rStyle w:val="NormalTok"/>
-        </w:rPr>
-        <w:t xml:space="preserve">        </w:t>
-      </w:r>
-      <w:r>
-        <w:rPr>
-          <w:rStyle w:val="AttributeTok"/>
-        </w:rPr>
-        <w:t xml:space="preserve">axis.title =</w:t>
-      </w:r>
-      <w:r>
-        <w:rPr>
-          <w:rStyle w:val="NormalTok"/>
-        </w:rPr>
-        <w:t xml:space="preserve"> </w:t>
-      </w:r>
-      <w:r>
-        <w:rPr>
-          <w:rStyle w:val="FunctionTok"/>
-        </w:rPr>
-        <w:t xml:space="preserve">element_text</w:t>
-      </w:r>
-      <w:r>
-        <w:rPr>
-          <w:rStyle w:val="NormalTok"/>
-        </w:rPr>
-        <w:t xml:space="preserve">(</w:t>
-      </w:r>
-      <w:r>
-        <w:rPr>
-          <w:rStyle w:val="AttributeTok"/>
-        </w:rPr>
-        <w:t xml:space="preserve">size =</w:t>
-      </w:r>
-      <w:r>
-        <w:rPr>
-          <w:rStyle w:val="NormalTok"/>
-        </w:rPr>
-        <w:t xml:space="preserve"> </w:t>
-      </w:r>
-      <w:r>
-        <w:rPr>
-          <w:rStyle w:val="DecValTok"/>
-        </w:rPr>
-        <w:t xml:space="preserve">11</w:t>
-      </w:r>
-      <w:r>
-        <w:rPr>
-          <w:rStyle w:val="NormalTok"/>
-        </w:rPr>
-        <w:t xml:space="preserve">),</w:t>
-      </w:r>
-      <w:r>
-        <w:br/>
-      </w:r>
-      <w:r>
-        <w:rPr>
-          <w:rStyle w:val="NormalTok"/>
-        </w:rPr>
-        <w:t xml:space="preserve">        </w:t>
-      </w:r>
-      <w:r>
-        <w:rPr>
-          <w:rStyle w:val="AttributeTok"/>
-        </w:rPr>
-        <w:t xml:space="preserve">plot.title =</w:t>
-      </w:r>
-      <w:r>
-        <w:rPr>
-          <w:rStyle w:val="NormalTok"/>
-        </w:rPr>
-        <w:t xml:space="preserve"> </w:t>
-      </w:r>
-      <w:r>
-        <w:rPr>
-          <w:rStyle w:val="FunctionTok"/>
-        </w:rPr>
-        <w:t xml:space="preserve">element_text</w:t>
-      </w:r>
-      <w:r>
-        <w:rPr>
-          <w:rStyle w:val="NormalTok"/>
-        </w:rPr>
-        <w:t xml:space="preserve">(</w:t>
-      </w:r>
-      <w:r>
-        <w:rPr>
-          <w:rStyle w:val="AttributeTok"/>
-        </w:rPr>
-        <w:t xml:space="preserve">size =</w:t>
-      </w:r>
-      <w:r>
-        <w:rPr>
-          <w:rStyle w:val="NormalTok"/>
-        </w:rPr>
-        <w:t xml:space="preserve"> </w:t>
-      </w:r>
-      <w:r>
-        <w:rPr>
-          <w:rStyle w:val="DecValTok"/>
-        </w:rPr>
-        <w:t xml:space="preserve">13</w:t>
-      </w:r>
-      <w:r>
-        <w:rPr>
-          <w:rStyle w:val="NormalTok"/>
-        </w:rPr>
-        <w:t xml:space="preserve">, </w:t>
-      </w:r>
-      <w:r>
-        <w:rPr>
-          <w:rStyle w:val="AttributeTok"/>
-        </w:rPr>
-        <w:t xml:space="preserve">face =</w:t>
-      </w:r>
-      <w:r>
-        <w:rPr>
-          <w:rStyle w:val="NormalTok"/>
-        </w:rPr>
-        <w:t xml:space="preserve"> </w:t>
-      </w:r>
-      <w:r>
-        <w:rPr>
-          <w:rStyle w:val="StringTok"/>
-        </w:rPr>
-        <w:t xml:space="preserve">"bold"</w:t>
-      </w:r>
-      <w:r>
-        <w:rPr>
-          <w:rStyle w:val="NormalTok"/>
-        </w:rPr>
-        <w:t xml:space="preserve">, </w:t>
-      </w:r>
-      <w:r>
-        <w:rPr>
-          <w:rStyle w:val="AttributeTok"/>
-        </w:rPr>
-        <w:t xml:space="preserve">hjust =</w:t>
-      </w:r>
-      <w:r>
-        <w:rPr>
-          <w:rStyle w:val="NormalTok"/>
-        </w:rPr>
-        <w:t xml:space="preserve"> </w:t>
-      </w:r>
-      <w:r>
-        <w:rPr>
-          <w:rStyle w:val="FloatTok"/>
-        </w:rPr>
-        <w:t xml:space="preserve">0.5</w:t>
-      </w:r>
-      <w:r>
-        <w:rPr>
-          <w:rStyle w:val="NormalTok"/>
-        </w:rPr>
-        <w:t xml:space="preserve">, </w:t>
-      </w:r>
-      <w:r>
-        <w:rPr>
-          <w:rStyle w:val="AttributeTok"/>
-        </w:rPr>
-        <w:t xml:space="preserve">lineheight =</w:t>
-      </w:r>
-      <w:r>
-        <w:rPr>
-          <w:rStyle w:val="NormalTok"/>
-        </w:rPr>
-        <w:t xml:space="preserve"> </w:t>
-      </w:r>
-      <w:r>
-        <w:rPr>
-          <w:rStyle w:val="FloatTok"/>
-        </w:rPr>
-        <w:t xml:space="preserve">1.2</w:t>
-      </w:r>
-      <w:r>
-        <w:rPr>
-          <w:rStyle w:val="NormalTok"/>
-        </w:rPr>
-        <w:t xml:space="preserve">),</w:t>
       </w:r>
       <w:r>
         <w:br/>
@@ -18765,7 +21224,19 @@
         <w:rPr>
           <w:rStyle w:val="NormalTok"/>
         </w:rPr>
-        <w:t xml:space="preserve">(cor_matrix_healthcare, </w:t>
+        <w:t xml:space="preserve">(</w:t>
+      </w:r>
+      <w:r>
+        <w:rPr>
+          <w:rStyle w:val="FunctionTok"/>
+        </w:rPr>
+        <w:t xml:space="preserve">pretty_labels</w:t>
+      </w:r>
+      <w:r>
+        <w:rPr>
+          <w:rStyle w:val="NormalTok"/>
+        </w:rPr>
+        <w:t xml:space="preserve">(cor_matrix_healthcare), </w:t>
       </w:r>
       <w:r>
         <w:br/>
@@ -18837,9 +21308,6 @@
         <w:br/>
       </w:r>
       <w:r>
-        <w:br/>
-      </w:r>
-      <w:r>
         <w:rPr>
           <w:rStyle w:val="NormalTok"/>
         </w:rPr>
@@ -18888,40 +21356,7 @@
         <w:rPr>
           <w:rStyle w:val="NormalTok"/>
         </w:rPr>
-        <w:t xml:space="preserve"> colors,</w:t>
-      </w:r>
-      <w:r>
-        <w:br/>
-      </w:r>
-      <w:r>
-        <w:rPr>
-          <w:rStyle w:val="NormalTok"/>
-        </w:rPr>
-        <w:t xml:space="preserve">           </w:t>
-      </w:r>
-      <w:r>
-        <w:rPr>
-          <w:rStyle w:val="AttributeTok"/>
-        </w:rPr>
-        <w:t xml:space="preserve">title =</w:t>
-      </w:r>
-      <w:r>
-        <w:rPr>
-          <w:rStyle w:val="NormalTok"/>
-        </w:rPr>
-        <w:t xml:space="preserve"> </w:t>
-      </w:r>
-      <w:r>
-        <w:rPr>
-          <w:rStyle w:val="StringTok"/>
-        </w:rPr>
-        <w:t xml:space="preserve">"Correlation matrix - Healthcare dimension indicators"</w:t>
-      </w:r>
-      <w:r>
-        <w:rPr>
-          <w:rStyle w:val="NormalTok"/>
-        </w:rPr>
-        <w:t xml:space="preserve">) </w:t>
+        <w:t xml:space="preserve"> colors) </w:t>
       </w:r>
       <w:r>
         <w:rPr>
@@ -21596,7 +24031,19 @@
         <w:rPr>
           <w:rStyle w:val="NormalTok"/>
         </w:rPr>
-        <w:t xml:space="preserve">(cor_matrix_housing, </w:t>
+        <w:t xml:space="preserve">(</w:t>
+      </w:r>
+      <w:r>
+        <w:rPr>
+          <w:rStyle w:val="FunctionTok"/>
+        </w:rPr>
+        <w:t xml:space="preserve">pretty_labels</w:t>
+      </w:r>
+      <w:r>
+        <w:rPr>
+          <w:rStyle w:val="NormalTok"/>
+        </w:rPr>
+        <w:t xml:space="preserve">(cor_matrix_housing), </w:t>
       </w:r>
       <w:r>
         <w:br/>
@@ -21668,9 +24115,6 @@
         <w:br/>
       </w:r>
       <w:r>
-        <w:br/>
-      </w:r>
-      <w:r>
         <w:rPr>
           <w:rStyle w:val="NormalTok"/>
         </w:rPr>
@@ -21719,40 +24163,7 @@
         <w:rPr>
           <w:rStyle w:val="NormalTok"/>
         </w:rPr>
-        <w:t xml:space="preserve"> colors,</w:t>
-      </w:r>
-      <w:r>
-        <w:br/>
-      </w:r>
-      <w:r>
-        <w:rPr>
-          <w:rStyle w:val="NormalTok"/>
-        </w:rPr>
-        <w:t xml:space="preserve">           </w:t>
-      </w:r>
-      <w:r>
-        <w:rPr>
-          <w:rStyle w:val="AttributeTok"/>
-        </w:rPr>
-        <w:t xml:space="preserve">title =</w:t>
-      </w:r>
-      <w:r>
-        <w:rPr>
-          <w:rStyle w:val="NormalTok"/>
-        </w:rPr>
-        <w:t xml:space="preserve"> </w:t>
-      </w:r>
-      <w:r>
-        <w:rPr>
-          <w:rStyle w:val="StringTok"/>
-        </w:rPr>
-        <w:t xml:space="preserve">"Correlation matrix - Housing and shelter dimension indicators"</w:t>
-      </w:r>
-      <w:r>
-        <w:rPr>
-          <w:rStyle w:val="NormalTok"/>
-        </w:rPr>
-        <w:t xml:space="preserve">) </w:t>
+        <w:t xml:space="preserve"> colors) </w:t>
       </w:r>
       <w:r>
         <w:rPr>
@@ -24776,7 +27187,19 @@
         <w:rPr>
           <w:rStyle w:val="NormalTok"/>
         </w:rPr>
-        <w:t xml:space="preserve">(cor_matrix_mobility, </w:t>
+        <w:t xml:space="preserve">(</w:t>
+      </w:r>
+      <w:r>
+        <w:rPr>
+          <w:rStyle w:val="FunctionTok"/>
+        </w:rPr>
+        <w:t xml:space="preserve">pretty_labels</w:t>
+      </w:r>
+      <w:r>
+        <w:rPr>
+          <w:rStyle w:val="NormalTok"/>
+        </w:rPr>
+        <w:t xml:space="preserve">(cor_matrix_mobility), </w:t>
       </w:r>
       <w:r>
         <w:br/>
@@ -24848,9 +27271,6 @@
         <w:br/>
       </w:r>
       <w:r>
-        <w:br/>
-      </w:r>
-      <w:r>
         <w:rPr>
           <w:rStyle w:val="NormalTok"/>
         </w:rPr>
@@ -24899,40 +27319,7 @@
         <w:rPr>
           <w:rStyle w:val="NormalTok"/>
         </w:rPr>
-        <w:t xml:space="preserve"> colors,</w:t>
-      </w:r>
-      <w:r>
-        <w:br/>
-      </w:r>
-      <w:r>
-        <w:rPr>
-          <w:rStyle w:val="NormalTok"/>
-        </w:rPr>
-        <w:t xml:space="preserve">           </w:t>
-      </w:r>
-      <w:r>
-        <w:rPr>
-          <w:rStyle w:val="AttributeTok"/>
-        </w:rPr>
-        <w:t xml:space="preserve">title =</w:t>
-      </w:r>
-      <w:r>
-        <w:rPr>
-          <w:rStyle w:val="NormalTok"/>
-        </w:rPr>
-        <w:t xml:space="preserve"> </w:t>
-      </w:r>
-      <w:r>
-        <w:rPr>
-          <w:rStyle w:val="StringTok"/>
-        </w:rPr>
-        <w:t xml:space="preserve">"Correlation matrix - Mobility and accessibility dimension indicators"</w:t>
-      </w:r>
-      <w:r>
-        <w:rPr>
-          <w:rStyle w:val="NormalTok"/>
-        </w:rPr>
-        <w:t xml:space="preserve">) </w:t>
+        <w:t xml:space="preserve"> colors) </w:t>
       </w:r>
       <w:r>
         <w:rPr>
@@ -27608,7 +29995,19 @@
         <w:rPr>
           <w:rStyle w:val="NormalTok"/>
         </w:rPr>
-        <w:t xml:space="preserve">(cor_matrix_social, </w:t>
+        <w:t xml:space="preserve">(</w:t>
+      </w:r>
+      <w:r>
+        <w:rPr>
+          <w:rStyle w:val="FunctionTok"/>
+        </w:rPr>
+        <w:t xml:space="preserve">pretty_labels</w:t>
+      </w:r>
+      <w:r>
+        <w:rPr>
+          <w:rStyle w:val="NormalTok"/>
+        </w:rPr>
+        <w:t xml:space="preserve">(cor_matrix_social), </w:t>
       </w:r>
       <w:r>
         <w:br/>
@@ -27680,9 +30079,6 @@
         <w:br/>
       </w:r>
       <w:r>
-        <w:br/>
-      </w:r>
-      <w:r>
         <w:rPr>
           <w:rStyle w:val="NormalTok"/>
         </w:rPr>
@@ -27731,40 +30127,7 @@
         <w:rPr>
           <w:rStyle w:val="NormalTok"/>
         </w:rPr>
-        <w:t xml:space="preserve"> colors,</w:t>
-      </w:r>
-      <w:r>
-        <w:br/>
-      </w:r>
-      <w:r>
-        <w:rPr>
-          <w:rStyle w:val="NormalTok"/>
-        </w:rPr>
-        <w:t xml:space="preserve">           </w:t>
-      </w:r>
-      <w:r>
-        <w:rPr>
-          <w:rStyle w:val="AttributeTok"/>
-        </w:rPr>
-        <w:t xml:space="preserve">title =</w:t>
-      </w:r>
-      <w:r>
-        <w:rPr>
-          <w:rStyle w:val="NormalTok"/>
-        </w:rPr>
-        <w:t xml:space="preserve"> </w:t>
-      </w:r>
-      <w:r>
-        <w:rPr>
-          <w:rStyle w:val="StringTok"/>
-        </w:rPr>
-        <w:t xml:space="preserve">"Correlation matrix - Social cohesion dimension indicators"</w:t>
-      </w:r>
-      <w:r>
-        <w:rPr>
-          <w:rStyle w:val="NormalTok"/>
-        </w:rPr>
-        <w:t xml:space="preserve">) </w:t>
+        <w:t xml:space="preserve"> colors,) </w:t>
       </w:r>
       <w:r>
         <w:rPr>
